--- a/docs/遺伝子ミスセンス変異_統合評価レポート_要件定義と設計概要.docx
+++ b/docs/遺伝子ミスセンス変異_統合評価レポート_要件定義と設計概要.docx
@@ -89,7 +89,7 @@
           <w:sz w:val="18"/>
           <w:szCs w:val="18"/>
         </w:rPr>
-        <w:t xml:space="preserve"> 1.0</w:t>
+        <w:t xml:space="preserve"> 1.1</w:t>
       </w:r>
       <w:r>
         <w:rPr>
@@ -226,6 +226,99 @@
           <w:szCs w:val="18"/>
         </w:rPr>
         <w:t>大学）</w:t>
+      </w:r>
+    </w:p>
+    <w:p>
+      <w:pPr>
+        <w:spacing w:after="100"/>
+      </w:pPr>
+      <w:r>
+        <w:rPr>
+          <w:color w:val="555555"/>
+          <w:sz w:val="18"/>
+          <w:szCs w:val="18"/>
+        </w:rPr>
+        <w:t>版</w:t>
+      </w:r>
+      <w:r>
+        <w:rPr>
+          <w:color w:val="555555"/>
+          <w:sz w:val="18"/>
+          <w:szCs w:val="18"/>
+        </w:rPr>
+        <w:t xml:space="preserve"> 1.1 </w:t>
+      </w:r>
+      <w:r>
+        <w:rPr>
+          <w:color w:val="555555"/>
+          <w:sz w:val="18"/>
+          <w:szCs w:val="18"/>
+        </w:rPr>
+        <w:t>は、版</w:t>
+      </w:r>
+      <w:r>
+        <w:rPr>
+          <w:color w:val="555555"/>
+          <w:sz w:val="18"/>
+          <w:szCs w:val="18"/>
+        </w:rPr>
+        <w:t xml:space="preserve"> 1.0</w:t>
+      </w:r>
+      <w:r>
+        <w:rPr>
+          <w:color w:val="555555"/>
+          <w:sz w:val="18"/>
+          <w:szCs w:val="18"/>
+        </w:rPr>
+        <w:t>（</w:t>
+      </w:r>
+      <w:r>
+        <w:rPr>
+          <w:color w:val="555555"/>
+          <w:sz w:val="18"/>
+          <w:szCs w:val="18"/>
+        </w:rPr>
+        <w:t>2026-09-10</w:t>
+      </w:r>
+      <w:r>
+        <w:rPr>
+          <w:color w:val="555555"/>
+          <w:sz w:val="18"/>
+          <w:szCs w:val="18"/>
+        </w:rPr>
+        <w:t>）に対する設計文書レビューの</w:t>
+      </w:r>
+      <w:r>
+        <w:rPr>
+          <w:color w:val="555555"/>
+          <w:sz w:val="18"/>
+          <w:szCs w:val="18"/>
+        </w:rPr>
+        <w:t xml:space="preserve"> 10 </w:t>
+      </w:r>
+      <w:r>
+        <w:rPr>
+          <w:color w:val="555555"/>
+          <w:sz w:val="18"/>
+          <w:szCs w:val="18"/>
+        </w:rPr>
+        <w:t>項目を反映したものです。変更点は付録</w:t>
+      </w:r>
+      <w:r>
+        <w:rPr>
+          <w:color w:val="555555"/>
+          <w:sz w:val="18"/>
+          <w:szCs w:val="18"/>
+        </w:rPr>
+        <w:t xml:space="preserve"> D </w:t>
+      </w:r>
+      <w:r>
+        <w:rPr>
+          <w:color w:val="555555"/>
+          <w:sz w:val="18"/>
+          <w:szCs w:val="18"/>
+        </w:rPr>
+        <w:t>にまとめました。</w:t>
       </w:r>
     </w:p>
     <w:p>
@@ -236,7 +329,7 @@
     <w:sdt>
       <w:sdtPr>
         <w:alias w:val="目次"/>
-        <w:id w:val="1551118343"/>
+        <w:id w:val="68555874"/>
       </w:sdtPr>
       <w:sdtEndPr/>
       <w:sdtContent>
@@ -264,7 +357,7 @@
           <w:r>
             <w:fldChar w:fldCharType="separate"/>
           </w:r>
-          <w:hyperlink w:anchor="_Toc239950241" w:history="1">
+          <w:hyperlink w:anchor="_Toc239955713" w:history="1">
             <w:r>
               <w:rPr>
                 <w:rStyle w:val="a5"/>
@@ -295,7 +388,7 @@
               <w:rPr>
                 <w:noProof/>
               </w:rPr>
-              <w:instrText xml:space="preserve"> PAGEREF _Toc239950241 \h </w:instrText>
+              <w:instrText xml:space="preserve"> PAGEREF _Toc239955713 \h </w:instrText>
             </w:r>
             <w:r>
               <w:rPr>
@@ -337,7 +430,7 @@
               <w14:ligatures w14:val="standardContextual"/>
             </w:rPr>
           </w:pPr>
-          <w:hyperlink w:anchor="_Toc239950242" w:history="1">
+          <w:hyperlink w:anchor="_Toc239955714" w:history="1">
             <w:r>
               <w:rPr>
                 <w:rStyle w:val="a5"/>
@@ -368,7 +461,7 @@
               <w:rPr>
                 <w:noProof/>
               </w:rPr>
-              <w:instrText xml:space="preserve"> PAGEREF _Toc239950242 \h </w:instrText>
+              <w:instrText xml:space="preserve"> PAGEREF _Toc239955714 \h </w:instrText>
             </w:r>
             <w:r>
               <w:rPr>
@@ -410,7 +503,7 @@
               <w14:ligatures w14:val="standardContextual"/>
             </w:rPr>
           </w:pPr>
-          <w:hyperlink w:anchor="_Toc239950243" w:history="1">
+          <w:hyperlink w:anchor="_Toc239955715" w:history="1">
             <w:r>
               <w:rPr>
                 <w:rStyle w:val="a5"/>
@@ -441,7 +534,7 @@
               <w:rPr>
                 <w:noProof/>
               </w:rPr>
-              <w:instrText xml:space="preserve"> PAGEREF _Toc239950243 \h </w:instrText>
+              <w:instrText xml:space="preserve"> PAGEREF _Toc239955715 \h </w:instrText>
             </w:r>
             <w:r>
               <w:rPr>
@@ -483,7 +576,7 @@
               <w14:ligatures w14:val="standardContextual"/>
             </w:rPr>
           </w:pPr>
-          <w:hyperlink w:anchor="_Toc239950244" w:history="1">
+          <w:hyperlink w:anchor="_Toc239955716" w:history="1">
             <w:r>
               <w:rPr>
                 <w:rStyle w:val="a5"/>
@@ -514,7 +607,7 @@
               <w:rPr>
                 <w:noProof/>
               </w:rPr>
-              <w:instrText xml:space="preserve"> PAGEREF _Toc239950244 \h </w:instrText>
+              <w:instrText xml:space="preserve"> PAGEREF _Toc239955716 \h </w:instrText>
             </w:r>
             <w:r>
               <w:rPr>
@@ -556,7 +649,7 @@
               <w14:ligatures w14:val="standardContextual"/>
             </w:rPr>
           </w:pPr>
-          <w:hyperlink w:anchor="_Toc239950245" w:history="1">
+          <w:hyperlink w:anchor="_Toc239955717" w:history="1">
             <w:r>
               <w:rPr>
                 <w:rStyle w:val="a5"/>
@@ -587,7 +680,7 @@
               <w:rPr>
                 <w:noProof/>
               </w:rPr>
-              <w:instrText xml:space="preserve"> PAGEREF _Toc239950245 \h </w:instrText>
+              <w:instrText xml:space="preserve"> PAGEREF _Toc239955717 \h </w:instrText>
             </w:r>
             <w:r>
               <w:rPr>
@@ -604,7 +697,7 @@
               <w:rPr>
                 <w:noProof/>
               </w:rPr>
-              <w:t>3</w:t>
+              <w:t>4</w:t>
             </w:r>
             <w:r>
               <w:rPr>
@@ -629,7 +722,7 @@
               <w14:ligatures w14:val="standardContextual"/>
             </w:rPr>
           </w:pPr>
-          <w:hyperlink w:anchor="_Toc239950246" w:history="1">
+          <w:hyperlink w:anchor="_Toc239955718" w:history="1">
             <w:r>
               <w:rPr>
                 <w:rStyle w:val="a5"/>
@@ -660,7 +753,7 @@
               <w:rPr>
                 <w:noProof/>
               </w:rPr>
-              <w:instrText xml:space="preserve"> PAGEREF _Toc239950246 \h </w:instrText>
+              <w:instrText xml:space="preserve"> PAGEREF _Toc239955718 \h </w:instrText>
             </w:r>
             <w:r>
               <w:rPr>
@@ -677,7 +770,7 @@
               <w:rPr>
                 <w:noProof/>
               </w:rPr>
-              <w:t>3</w:t>
+              <w:t>4</w:t>
             </w:r>
             <w:r>
               <w:rPr>
@@ -702,7 +795,7 @@
               <w14:ligatures w14:val="standardContextual"/>
             </w:rPr>
           </w:pPr>
-          <w:hyperlink w:anchor="_Toc239950247" w:history="1">
+          <w:hyperlink w:anchor="_Toc239955719" w:history="1">
             <w:r>
               <w:rPr>
                 <w:rStyle w:val="a5"/>
@@ -747,7 +840,7 @@
               <w:rPr>
                 <w:noProof/>
               </w:rPr>
-              <w:instrText xml:space="preserve"> PAGEREF _Toc239950247 \h </w:instrText>
+              <w:instrText xml:space="preserve"> PAGEREF _Toc239955719 \h </w:instrText>
             </w:r>
             <w:r>
               <w:rPr>
@@ -789,7 +882,7 @@
               <w14:ligatures w14:val="standardContextual"/>
             </w:rPr>
           </w:pPr>
-          <w:hyperlink w:anchor="_Toc239950248" w:history="1">
+          <w:hyperlink w:anchor="_Toc239955720" w:history="1">
             <w:r>
               <w:rPr>
                 <w:rStyle w:val="a5"/>
@@ -820,7 +913,7 @@
               <w:rPr>
                 <w:noProof/>
               </w:rPr>
-              <w:instrText xml:space="preserve"> PAGEREF _Toc239950248 \h </w:instrText>
+              <w:instrText xml:space="preserve"> PAGEREF _Toc239955720 \h </w:instrText>
             </w:r>
             <w:r>
               <w:rPr>
@@ -837,7 +930,7 @@
               <w:rPr>
                 <w:noProof/>
               </w:rPr>
-              <w:t>4</w:t>
+              <w:t>5</w:t>
             </w:r>
             <w:r>
               <w:rPr>
@@ -862,7 +955,7 @@
               <w14:ligatures w14:val="standardContextual"/>
             </w:rPr>
           </w:pPr>
-          <w:hyperlink w:anchor="_Toc239950249" w:history="1">
+          <w:hyperlink w:anchor="_Toc239955721" w:history="1">
             <w:r>
               <w:rPr>
                 <w:rStyle w:val="a5"/>
@@ -907,7 +1000,7 @@
               <w:rPr>
                 <w:noProof/>
               </w:rPr>
-              <w:instrText xml:space="preserve"> PAGEREF _Toc239950249 \h </w:instrText>
+              <w:instrText xml:space="preserve"> PAGEREF _Toc239955721 \h </w:instrText>
             </w:r>
             <w:r>
               <w:rPr>
@@ -925,6 +1018,180 @@
                 <w:noProof/>
               </w:rPr>
               <w:t>5</w:t>
+            </w:r>
+            <w:r>
+              <w:rPr>
+                <w:noProof/>
+              </w:rPr>
+              <w:fldChar w:fldCharType="end"/>
+            </w:r>
+          </w:hyperlink>
+        </w:p>
+        <w:p>
+          <w:pPr>
+            <w:pStyle w:val="20"/>
+            <w:tabs>
+              <w:tab w:val="right" w:leader="dot" w:pos="9296"/>
+            </w:tabs>
+            <w:rPr>
+              <w:rFonts w:asciiTheme="minorHAnsi" w:hAnsiTheme="minorHAnsi" w:cstheme="minorBidi"/>
+              <w:noProof/>
+              <w:kern w:val="2"/>
+              <w:sz w:val="21"/>
+              <w:szCs w:val="24"/>
+              <w14:ligatures w14:val="standardContextual"/>
+            </w:rPr>
+          </w:pPr>
+          <w:hyperlink w:anchor="_Toc239955722" w:history="1">
+            <w:r>
+              <w:rPr>
+                <w:rStyle w:val="a5"/>
+                <w:noProof/>
+              </w:rPr>
+              <w:t xml:space="preserve">7.1 PP3/BP4 </w:t>
+            </w:r>
+            <w:r>
+              <w:rPr>
+                <w:rStyle w:val="a5"/>
+                <w:noProof/>
+              </w:rPr>
+              <w:t>に採用するモデルと、</w:t>
+            </w:r>
+            <w:r>
+              <w:rPr>
+                <w:rStyle w:val="a5"/>
+                <w:noProof/>
+              </w:rPr>
+              <w:t xml:space="preserve">SpliceAI </w:t>
+            </w:r>
+            <w:r>
+              <w:rPr>
+                <w:rStyle w:val="a5"/>
+                <w:noProof/>
+              </w:rPr>
+              <w:t>との整合</w:t>
+            </w:r>
+            <w:r>
+              <w:rPr>
+                <w:noProof/>
+              </w:rPr>
+              <w:tab/>
+            </w:r>
+            <w:r>
+              <w:rPr>
+                <w:noProof/>
+              </w:rPr>
+              <w:fldChar w:fldCharType="begin"/>
+            </w:r>
+            <w:r>
+              <w:rPr>
+                <w:noProof/>
+              </w:rPr>
+              <w:instrText xml:space="preserve"> PAGEREF _Toc239955722 \h </w:instrText>
+            </w:r>
+            <w:r>
+              <w:rPr>
+                <w:noProof/>
+              </w:rPr>
+            </w:r>
+            <w:r>
+              <w:rPr>
+                <w:noProof/>
+              </w:rPr>
+              <w:fldChar w:fldCharType="separate"/>
+            </w:r>
+            <w:r>
+              <w:rPr>
+                <w:noProof/>
+              </w:rPr>
+              <w:t>7</w:t>
+            </w:r>
+            <w:r>
+              <w:rPr>
+                <w:noProof/>
+              </w:rPr>
+              <w:fldChar w:fldCharType="end"/>
+            </w:r>
+          </w:hyperlink>
+        </w:p>
+        <w:p>
+          <w:pPr>
+            <w:pStyle w:val="20"/>
+            <w:tabs>
+              <w:tab w:val="right" w:leader="dot" w:pos="9296"/>
+            </w:tabs>
+            <w:rPr>
+              <w:rFonts w:asciiTheme="minorHAnsi" w:hAnsiTheme="minorHAnsi" w:cstheme="minorBidi"/>
+              <w:noProof/>
+              <w:kern w:val="2"/>
+              <w:sz w:val="21"/>
+              <w:szCs w:val="24"/>
+              <w14:ligatures w14:val="standardContextual"/>
+            </w:rPr>
+          </w:pPr>
+          <w:hyperlink w:anchor="_Toc239955723" w:history="1">
+            <w:r>
+              <w:rPr>
+                <w:rStyle w:val="a5"/>
+                <w:noProof/>
+              </w:rPr>
+              <w:t xml:space="preserve">7.2 </w:t>
+            </w:r>
+            <w:r>
+              <w:rPr>
+                <w:rStyle w:val="a5"/>
+                <w:noProof/>
+              </w:rPr>
+              <w:t>集団頻度の取得状態と、</w:t>
+            </w:r>
+            <w:r>
+              <w:rPr>
+                <w:rStyle w:val="a5"/>
+                <w:noProof/>
+              </w:rPr>
+              <w:t xml:space="preserve">PM2 </w:t>
+            </w:r>
+            <w:r>
+              <w:rPr>
+                <w:rStyle w:val="a5"/>
+                <w:noProof/>
+              </w:rPr>
+              <w:t>の扱い</w:t>
+            </w:r>
+            <w:r>
+              <w:rPr>
+                <w:noProof/>
+              </w:rPr>
+              <w:tab/>
+            </w:r>
+            <w:r>
+              <w:rPr>
+                <w:noProof/>
+              </w:rPr>
+              <w:fldChar w:fldCharType="begin"/>
+            </w:r>
+            <w:r>
+              <w:rPr>
+                <w:noProof/>
+              </w:rPr>
+              <w:instrText xml:space="preserve"> PAGEREF _Toc239955723 \h </w:instrText>
+            </w:r>
+            <w:r>
+              <w:rPr>
+                <w:noProof/>
+              </w:rPr>
+            </w:r>
+            <w:r>
+              <w:rPr>
+                <w:noProof/>
+              </w:rPr>
+              <w:fldChar w:fldCharType="separate"/>
+            </w:r>
+            <w:r>
+              <w:rPr>
+                <w:noProof/>
+              </w:rPr>
+              <w:t>7</w:t>
             </w:r>
             <w:r>
               <w:rPr>
@@ -949,7 +1216,7 @@
               <w14:ligatures w14:val="standardContextual"/>
             </w:rPr>
           </w:pPr>
-          <w:hyperlink w:anchor="_Toc239950250" w:history="1">
+          <w:hyperlink w:anchor="_Toc239955724" w:history="1">
             <w:r>
               <w:rPr>
                 <w:rStyle w:val="a5"/>
@@ -980,7 +1247,7 @@
               <w:rPr>
                 <w:noProof/>
               </w:rPr>
-              <w:instrText xml:space="preserve"> PAGEREF _Toc239950250 \h </w:instrText>
+              <w:instrText xml:space="preserve"> PAGEREF _Toc239955724 \h </w:instrText>
             </w:r>
             <w:r>
               <w:rPr>
@@ -997,7 +1264,7 @@
               <w:rPr>
                 <w:noProof/>
               </w:rPr>
-              <w:t>5</w:t>
+              <w:t>8</w:t>
             </w:r>
             <w:r>
               <w:rPr>
@@ -1022,7 +1289,7 @@
               <w14:ligatures w14:val="standardContextual"/>
             </w:rPr>
           </w:pPr>
-          <w:hyperlink w:anchor="_Toc239950251" w:history="1">
+          <w:hyperlink w:anchor="_Toc239955725" w:history="1">
             <w:r>
               <w:rPr>
                 <w:rStyle w:val="a5"/>
@@ -1053,7 +1320,7 @@
               <w:rPr>
                 <w:noProof/>
               </w:rPr>
-              <w:instrText xml:space="preserve"> PAGEREF _Toc239950251 \h </w:instrText>
+              <w:instrText xml:space="preserve"> PAGEREF _Toc239955725 \h </w:instrText>
             </w:r>
             <w:r>
               <w:rPr>
@@ -1070,7 +1337,7 @@
               <w:rPr>
                 <w:noProof/>
               </w:rPr>
-              <w:t>6</w:t>
+              <w:t>9</w:t>
             </w:r>
             <w:r>
               <w:rPr>
@@ -1095,7 +1362,7 @@
               <w14:ligatures w14:val="standardContextual"/>
             </w:rPr>
           </w:pPr>
-          <w:hyperlink w:anchor="_Toc239950252" w:history="1">
+          <w:hyperlink w:anchor="_Toc239955726" w:history="1">
             <w:r>
               <w:rPr>
                 <w:rStyle w:val="a5"/>
@@ -1126,7 +1393,7 @@
               <w:rPr>
                 <w:noProof/>
               </w:rPr>
-              <w:instrText xml:space="preserve"> PAGEREF _Toc239950252 \h </w:instrText>
+              <w:instrText xml:space="preserve"> PAGEREF _Toc239955726 \h </w:instrText>
             </w:r>
             <w:r>
               <w:rPr>
@@ -1143,7 +1410,7 @@
               <w:rPr>
                 <w:noProof/>
               </w:rPr>
-              <w:t>6</w:t>
+              <w:t>9</w:t>
             </w:r>
             <w:r>
               <w:rPr>
@@ -1168,7 +1435,7 @@
               <w14:ligatures w14:val="standardContextual"/>
             </w:rPr>
           </w:pPr>
-          <w:hyperlink w:anchor="_Toc239950253" w:history="1">
+          <w:hyperlink w:anchor="_Toc239955727" w:history="1">
             <w:r>
               <w:rPr>
                 <w:rStyle w:val="a5"/>
@@ -1199,7 +1466,7 @@
               <w:rPr>
                 <w:noProof/>
               </w:rPr>
-              <w:instrText xml:space="preserve"> PAGEREF _Toc239950253 \h </w:instrText>
+              <w:instrText xml:space="preserve"> PAGEREF _Toc239955727 \h </w:instrText>
             </w:r>
             <w:r>
               <w:rPr>
@@ -1216,7 +1483,7 @@
               <w:rPr>
                 <w:noProof/>
               </w:rPr>
-              <w:t>7</w:t>
+              <w:t>10</w:t>
             </w:r>
             <w:r>
               <w:rPr>
@@ -1241,7 +1508,7 @@
               <w14:ligatures w14:val="standardContextual"/>
             </w:rPr>
           </w:pPr>
-          <w:hyperlink w:anchor="_Toc239950254" w:history="1">
+          <w:hyperlink w:anchor="_Toc239955728" w:history="1">
             <w:r>
               <w:rPr>
                 <w:rStyle w:val="a5"/>
@@ -1272,7 +1539,7 @@
               <w:rPr>
                 <w:noProof/>
               </w:rPr>
-              <w:instrText xml:space="preserve"> PAGEREF _Toc239950254 \h </w:instrText>
+              <w:instrText xml:space="preserve"> PAGEREF _Toc239955728 \h </w:instrText>
             </w:r>
             <w:r>
               <w:rPr>
@@ -1289,7 +1556,7 @@
               <w:rPr>
                 <w:noProof/>
               </w:rPr>
-              <w:t>7</w:t>
+              <w:t>11</w:t>
             </w:r>
             <w:r>
               <w:rPr>
@@ -1314,7 +1581,7 @@
               <w14:ligatures w14:val="standardContextual"/>
             </w:rPr>
           </w:pPr>
-          <w:hyperlink w:anchor="_Toc239950255" w:history="1">
+          <w:hyperlink w:anchor="_Toc239955729" w:history="1">
             <w:r>
               <w:rPr>
                 <w:rStyle w:val="a5"/>
@@ -1345,7 +1612,7 @@
               <w:rPr>
                 <w:noProof/>
               </w:rPr>
-              <w:instrText xml:space="preserve"> PAGEREF _Toc239950255 \h </w:instrText>
+              <w:instrText xml:space="preserve"> PAGEREF _Toc239955729 \h </w:instrText>
             </w:r>
             <w:r>
               <w:rPr>
@@ -1362,7 +1629,7 @@
               <w:rPr>
                 <w:noProof/>
               </w:rPr>
-              <w:t>8</w:t>
+              <w:t>11</w:t>
             </w:r>
             <w:r>
               <w:rPr>
@@ -1387,7 +1654,7 @@
               <w14:ligatures w14:val="standardContextual"/>
             </w:rPr>
           </w:pPr>
-          <w:hyperlink w:anchor="_Toc239950256" w:history="1">
+          <w:hyperlink w:anchor="_Toc239955730" w:history="1">
             <w:r>
               <w:rPr>
                 <w:rStyle w:val="a5"/>
@@ -1439,7 +1706,7 @@
               <w:rPr>
                 <w:noProof/>
               </w:rPr>
-              <w:instrText xml:space="preserve"> PAGEREF _Toc239950256 \h </w:instrText>
+              <w:instrText xml:space="preserve"> PAGEREF _Toc239955730 \h </w:instrText>
             </w:r>
             <w:r>
               <w:rPr>
@@ -1456,7 +1723,7 @@
               <w:rPr>
                 <w:noProof/>
               </w:rPr>
-              <w:t>9</w:t>
+              <w:t>12</w:t>
             </w:r>
             <w:r>
               <w:rPr>
@@ -1481,7 +1748,7 @@
               <w14:ligatures w14:val="standardContextual"/>
             </w:rPr>
           </w:pPr>
-          <w:hyperlink w:anchor="_Toc239950257" w:history="1">
+          <w:hyperlink w:anchor="_Toc239955731" w:history="1">
             <w:r>
               <w:rPr>
                 <w:rStyle w:val="a5"/>
@@ -1519,7 +1786,7 @@
               <w:rPr>
                 <w:noProof/>
               </w:rPr>
-              <w:instrText xml:space="preserve"> PAGEREF _Toc239950257 \h </w:instrText>
+              <w:instrText xml:space="preserve"> PAGEREF _Toc239955731 \h </w:instrText>
             </w:r>
             <w:r>
               <w:rPr>
@@ -1536,7 +1803,181 @@
               <w:rPr>
                 <w:noProof/>
               </w:rPr>
-              <w:t>9</w:t>
+              <w:t>12</w:t>
+            </w:r>
+            <w:r>
+              <w:rPr>
+                <w:noProof/>
+              </w:rPr>
+              <w:fldChar w:fldCharType="end"/>
+            </w:r>
+          </w:hyperlink>
+        </w:p>
+        <w:p>
+          <w:pPr>
+            <w:pStyle w:val="11"/>
+            <w:tabs>
+              <w:tab w:val="right" w:leader="dot" w:pos="9296"/>
+            </w:tabs>
+            <w:rPr>
+              <w:rFonts w:asciiTheme="minorHAnsi" w:hAnsiTheme="minorHAnsi" w:cstheme="minorBidi"/>
+              <w:noProof/>
+              <w:kern w:val="2"/>
+              <w:sz w:val="21"/>
+              <w:szCs w:val="24"/>
+              <w14:ligatures w14:val="standardContextual"/>
+            </w:rPr>
+          </w:pPr>
+          <w:hyperlink w:anchor="_Toc239955732" w:history="1">
+            <w:r>
+              <w:rPr>
+                <w:rStyle w:val="a5"/>
+                <w:noProof/>
+              </w:rPr>
+              <w:t>付録</w:t>
+            </w:r>
+            <w:r>
+              <w:rPr>
+                <w:rStyle w:val="a5"/>
+                <w:noProof/>
+              </w:rPr>
+              <w:t xml:space="preserve"> C. </w:t>
+            </w:r>
+            <w:r>
+              <w:rPr>
+                <w:rStyle w:val="a5"/>
+                <w:noProof/>
+              </w:rPr>
+              <w:t>著者への質問</w:t>
+            </w:r>
+            <w:r>
+              <w:rPr>
+                <w:noProof/>
+              </w:rPr>
+              <w:tab/>
+            </w:r>
+            <w:r>
+              <w:rPr>
+                <w:noProof/>
+              </w:rPr>
+              <w:fldChar w:fldCharType="begin"/>
+            </w:r>
+            <w:r>
+              <w:rPr>
+                <w:noProof/>
+              </w:rPr>
+              <w:instrText xml:space="preserve"> PAGEREF _Toc239955732 \h </w:instrText>
+            </w:r>
+            <w:r>
+              <w:rPr>
+                <w:noProof/>
+              </w:rPr>
+            </w:r>
+            <w:r>
+              <w:rPr>
+                <w:noProof/>
+              </w:rPr>
+              <w:fldChar w:fldCharType="separate"/>
+            </w:r>
+            <w:r>
+              <w:rPr>
+                <w:noProof/>
+              </w:rPr>
+              <w:t>12</w:t>
+            </w:r>
+            <w:r>
+              <w:rPr>
+                <w:noProof/>
+              </w:rPr>
+              <w:fldChar w:fldCharType="end"/>
+            </w:r>
+          </w:hyperlink>
+        </w:p>
+        <w:p>
+          <w:pPr>
+            <w:pStyle w:val="11"/>
+            <w:tabs>
+              <w:tab w:val="right" w:leader="dot" w:pos="9296"/>
+            </w:tabs>
+            <w:rPr>
+              <w:rFonts w:asciiTheme="minorHAnsi" w:hAnsiTheme="minorHAnsi" w:cstheme="minorBidi"/>
+              <w:noProof/>
+              <w:kern w:val="2"/>
+              <w:sz w:val="21"/>
+              <w:szCs w:val="24"/>
+              <w14:ligatures w14:val="standardContextual"/>
+            </w:rPr>
+          </w:pPr>
+          <w:hyperlink w:anchor="_Toc239955733" w:history="1">
+            <w:r>
+              <w:rPr>
+                <w:rStyle w:val="a5"/>
+                <w:noProof/>
+              </w:rPr>
+              <w:t>付録</w:t>
+            </w:r>
+            <w:r>
+              <w:rPr>
+                <w:rStyle w:val="a5"/>
+                <w:noProof/>
+              </w:rPr>
+              <w:t xml:space="preserve"> D. </w:t>
+            </w:r>
+            <w:r>
+              <w:rPr>
+                <w:rStyle w:val="a5"/>
+                <w:noProof/>
+              </w:rPr>
+              <w:t>版</w:t>
+            </w:r>
+            <w:r>
+              <w:rPr>
+                <w:rStyle w:val="a5"/>
+                <w:noProof/>
+              </w:rPr>
+              <w:t xml:space="preserve"> 1.0 </w:t>
+            </w:r>
+            <w:r>
+              <w:rPr>
+                <w:rStyle w:val="a5"/>
+                <w:noProof/>
+              </w:rPr>
+              <w:t>からの変更点（設計文書レビューへの対応）</w:t>
+            </w:r>
+            <w:r>
+              <w:rPr>
+                <w:noProof/>
+              </w:rPr>
+              <w:tab/>
+            </w:r>
+            <w:r>
+              <w:rPr>
+                <w:noProof/>
+              </w:rPr>
+              <w:fldChar w:fldCharType="begin"/>
+            </w:r>
+            <w:r>
+              <w:rPr>
+                <w:noProof/>
+              </w:rPr>
+              <w:instrText xml:space="preserve"> PAGEREF _Toc239955733 \h </w:instrText>
+            </w:r>
+            <w:r>
+              <w:rPr>
+                <w:noProof/>
+              </w:rPr>
+            </w:r>
+            <w:r>
+              <w:rPr>
+                <w:noProof/>
+              </w:rPr>
+              <w:fldChar w:fldCharType="separate"/>
+            </w:r>
+            <w:r>
+              <w:rPr>
+                <w:noProof/>
+              </w:rPr>
+              <w:t>13</w:t>
             </w:r>
             <w:r>
               <w:rPr>
@@ -1562,7 +2003,7 @@
       <w:pPr>
         <w:pStyle w:val="1"/>
       </w:pPr>
-      <w:bookmarkStart w:id="0" w:name="_Toc239950241"/>
+      <w:bookmarkStart w:id="0" w:name="_Toc239955713"/>
       <w:r>
         <w:lastRenderedPageBreak/>
         <w:t xml:space="preserve">1. </w:t>
@@ -1583,7 +2024,7 @@
         <w:t xml:space="preserve"> 1 </w:t>
       </w:r>
       <w:r>
-        <w:t>枚の報告書に集めることが、このツールの目的です。判断そのものは行いません。</w:t>
+        <w:t>通の報告書に集めることが、このツールの目的です。判断そのものは行いません。</w:t>
       </w:r>
       <w:r>
         <w:t xml:space="preserve">ACMG/AMP </w:t>
@@ -1634,7 +2075,7 @@
       <w:pPr>
         <w:pStyle w:val="1"/>
       </w:pPr>
-      <w:bookmarkStart w:id="1" w:name="_Toc239950242"/>
+      <w:bookmarkStart w:id="1" w:name="_Toc239955714"/>
       <w:r>
         <w:t xml:space="preserve">2. </w:t>
       </w:r>
@@ -1757,7 +2198,7 @@
       <w:pPr>
         <w:pStyle w:val="1"/>
       </w:pPr>
-      <w:bookmarkStart w:id="2" w:name="_Toc239950243"/>
+      <w:bookmarkStart w:id="2" w:name="_Toc239955715"/>
       <w:r>
         <w:t xml:space="preserve">3. </w:t>
       </w:r>
@@ -1894,7 +2335,7 @@
       <w:pPr>
         <w:pStyle w:val="1"/>
       </w:pPr>
-      <w:bookmarkStart w:id="3" w:name="_Toc239950244"/>
+      <w:bookmarkStart w:id="3" w:name="_Toc239955716"/>
       <w:r>
         <w:t xml:space="preserve">4. </w:t>
       </w:r>
@@ -1939,7 +2380,7 @@
           <w:left w:w="10" w:type="dxa"/>
           <w:right w:w="10" w:type="dxa"/>
         </w:tblCellMar>
-        <w:tblLook w:val="04A0" w:firstRow="1" w:lastRow="0" w:firstColumn="1" w:lastColumn="0" w:noHBand="0" w:noVBand="1"/>
+        <w:tblLook w:val="0000" w:firstRow="0" w:lastRow="0" w:firstColumn="0" w:lastColumn="0" w:noHBand="0" w:noVBand="0"/>
       </w:tblPr>
       <w:tblGrid>
         <w:gridCol w:w="3610"/>
@@ -2256,7 +2697,7 @@
                 <w:sz w:val="18"/>
                 <w:szCs w:val="18"/>
               </w:rPr>
-              <w:t>と一致するかを照合する</w:t>
+              <w:t>と一致するかを照合する。食い違えば評価を行わずに止める</w:t>
             </w:r>
           </w:p>
         </w:tc>
@@ -2338,7 +2779,7 @@
                 <w:sz w:val="18"/>
                 <w:szCs w:val="18"/>
               </w:rPr>
-              <w:t>に当てはめ、その旨を注意欄に出す</w:t>
+              <w:t>に当てはめ、その旨を「評価対象の変異」の欄に添える</w:t>
             </w:r>
           </w:p>
         </w:tc>
@@ -2427,26 +2868,627 @@
         <w:t xml:space="preserve">c. </w:t>
       </w:r>
       <w:r>
-        <w:t>から求めたアミノ酸置換が併記の</w:t>
-      </w:r>
-      <w:r>
-        <w:t xml:space="preserve"> p. </w:t>
-      </w:r>
-      <w:r>
-        <w:t>と食い違えば警告します。転写産物番号が無く</w:t>
-      </w:r>
-      <w:r>
-        <w:t xml:space="preserve"> p. </w:t>
-      </w:r>
-      <w:r>
-        <w:t>の併記も無いときは、標準転写産物に当てはめた旨を注意欄に出します。読めない入力には、どこまで読めたかを添えたエラーを返します。</w:t>
+        <w:t>表記で入力されたときは、入力の塩基置換をゲノムの塩基に読み替え、それと一致する候補だけを評価します。同じアミノ酸置換を生じる塩基置換をすべて候補に並べるのは、</w:t>
+      </w:r>
+      <w:r>
+        <w:t xml:space="preserve">p. </w:t>
+      </w:r>
+      <w:r>
+        <w:t>表記だけの入力に限ります。読めない入力には、どこまで読めたかを添えたエラーを返します。</w:t>
+      </w:r>
+    </w:p>
+    <w:p>
+      <w:pPr>
+        <w:spacing w:after="120" w:line="300" w:lineRule="auto"/>
+      </w:pPr>
+      <w:r>
+        <w:t>次の状況では、転記ミスの可能性があるため評価を行わずに止め、確認を促します。</w:t>
+      </w:r>
+    </w:p>
+    <w:tbl>
+      <w:tblPr>
+        <w:tblW w:w="9026" w:type="dxa"/>
+        <w:tblBorders>
+          <w:top w:val="single" w:sz="4" w:space="0" w:color="BBBBBB"/>
+          <w:left w:val="single" w:sz="4" w:space="0" w:color="BBBBBB"/>
+          <w:bottom w:val="single" w:sz="4" w:space="0" w:color="BBBBBB"/>
+          <w:right w:val="single" w:sz="4" w:space="0" w:color="BBBBBB"/>
+          <w:insideH w:val="single" w:sz="4" w:space="0" w:color="BBBBBB"/>
+          <w:insideV w:val="single" w:sz="4" w:space="0" w:color="BBBBBB"/>
+        </w:tblBorders>
+        <w:tblCellMar>
+          <w:left w:w="10" w:type="dxa"/>
+          <w:right w:w="10" w:type="dxa"/>
+        </w:tblCellMar>
+        <w:tblLook w:val="0000" w:firstRow="0" w:lastRow="0" w:firstColumn="0" w:lastColumn="0" w:noHBand="0" w:noVBand="0"/>
+      </w:tblPr>
+      <w:tblGrid>
+        <w:gridCol w:w="4513"/>
+        <w:gridCol w:w="4513"/>
+      </w:tblGrid>
+      <w:tr>
+        <w:tblPrEx>
+          <w:tblCellMar>
+            <w:top w:w="0" w:type="dxa"/>
+            <w:bottom w:w="0" w:type="dxa"/>
+          </w:tblCellMar>
+        </w:tblPrEx>
+        <w:trPr>
+          <w:tblHeader/>
+        </w:trPr>
+        <w:tc>
+          <w:tcPr>
+            <w:tcW w:w="4513" w:type="dxa"/>
+            <w:shd w:val="clear" w:color="auto" w:fill="E8EEF5"/>
+            <w:tcMar>
+              <w:top w:w="60" w:type="dxa"/>
+              <w:left w:w="90" w:type="dxa"/>
+              <w:bottom w:w="60" w:type="dxa"/>
+              <w:right w:w="90" w:type="dxa"/>
+            </w:tcMar>
+          </w:tcPr>
+          <w:p>
+            <w:pPr>
+              <w:spacing w:line="260" w:lineRule="auto"/>
+            </w:pPr>
+            <w:r>
+              <w:rPr>
+                <w:b/>
+                <w:bCs/>
+                <w:sz w:val="18"/>
+                <w:szCs w:val="18"/>
+              </w:rPr>
+              <w:t>状況</w:t>
+            </w:r>
+          </w:p>
+        </w:tc>
+        <w:tc>
+          <w:tcPr>
+            <w:tcW w:w="4513" w:type="dxa"/>
+            <w:shd w:val="clear" w:color="auto" w:fill="E8EEF5"/>
+            <w:tcMar>
+              <w:top w:w="60" w:type="dxa"/>
+              <w:left w:w="90" w:type="dxa"/>
+              <w:bottom w:w="60" w:type="dxa"/>
+              <w:right w:w="90" w:type="dxa"/>
+            </w:tcMar>
+          </w:tcPr>
+          <w:p>
+            <w:pPr>
+              <w:spacing w:line="260" w:lineRule="auto"/>
+            </w:pPr>
+            <w:r>
+              <w:rPr>
+                <w:b/>
+                <w:bCs/>
+                <w:sz w:val="18"/>
+                <w:szCs w:val="18"/>
+              </w:rPr>
+              <w:t>扱い</w:t>
+            </w:r>
+          </w:p>
+        </w:tc>
+      </w:tr>
+      <w:tr>
+        <w:tblPrEx>
+          <w:tblCellMar>
+            <w:top w:w="0" w:type="dxa"/>
+            <w:bottom w:w="0" w:type="dxa"/>
+          </w:tblCellMar>
+        </w:tblPrEx>
+        <w:tc>
+          <w:tcPr>
+            <w:tcW w:w="4513" w:type="dxa"/>
+            <w:tcMar>
+              <w:top w:w="60" w:type="dxa"/>
+              <w:left w:w="90" w:type="dxa"/>
+              <w:bottom w:w="60" w:type="dxa"/>
+              <w:right w:w="90" w:type="dxa"/>
+            </w:tcMar>
+          </w:tcPr>
+          <w:p>
+            <w:pPr>
+              <w:spacing w:line="260" w:lineRule="auto"/>
+            </w:pPr>
+            <w:r>
+              <w:rPr>
+                <w:sz w:val="18"/>
+                <w:szCs w:val="18"/>
+              </w:rPr>
+              <w:t xml:space="preserve">c. </w:t>
+            </w:r>
+            <w:r>
+              <w:rPr>
+                <w:sz w:val="18"/>
+                <w:szCs w:val="18"/>
+              </w:rPr>
+              <w:t>から求めたアミノ酸置換が、併記の</w:t>
+            </w:r>
+            <w:r>
+              <w:rPr>
+                <w:sz w:val="18"/>
+                <w:szCs w:val="18"/>
+              </w:rPr>
+              <w:t xml:space="preserve"> p. </w:t>
+            </w:r>
+            <w:r>
+              <w:rPr>
+                <w:sz w:val="18"/>
+                <w:szCs w:val="18"/>
+              </w:rPr>
+              <w:t>と食い違う</w:t>
+            </w:r>
+          </w:p>
+        </w:tc>
+        <w:tc>
+          <w:tcPr>
+            <w:tcW w:w="4513" w:type="dxa"/>
+            <w:tcMar>
+              <w:top w:w="60" w:type="dxa"/>
+              <w:left w:w="90" w:type="dxa"/>
+              <w:bottom w:w="60" w:type="dxa"/>
+              <w:right w:w="90" w:type="dxa"/>
+            </w:tcMar>
+          </w:tcPr>
+          <w:p>
+            <w:pPr>
+              <w:spacing w:line="260" w:lineRule="auto"/>
+            </w:pPr>
+            <w:r>
+              <w:rPr>
+                <w:sz w:val="18"/>
+                <w:szCs w:val="18"/>
+              </w:rPr>
+              <w:t>止める。両方の表記を示し、転写産物番号の確認を促す</w:t>
+            </w:r>
+          </w:p>
+        </w:tc>
+      </w:tr>
+      <w:tr>
+        <w:tblPrEx>
+          <w:tblCellMar>
+            <w:top w:w="0" w:type="dxa"/>
+            <w:bottom w:w="0" w:type="dxa"/>
+          </w:tblCellMar>
+        </w:tblPrEx>
+        <w:tc>
+          <w:tcPr>
+            <w:tcW w:w="4513" w:type="dxa"/>
+            <w:tcMar>
+              <w:top w:w="60" w:type="dxa"/>
+              <w:left w:w="90" w:type="dxa"/>
+              <w:bottom w:w="60" w:type="dxa"/>
+              <w:right w:w="90" w:type="dxa"/>
+            </w:tcMar>
+          </w:tcPr>
+          <w:p>
+            <w:pPr>
+              <w:spacing w:line="260" w:lineRule="auto"/>
+            </w:pPr>
+            <w:r>
+              <w:rPr>
+                <w:sz w:val="18"/>
+                <w:szCs w:val="18"/>
+              </w:rPr>
+              <w:t>入力の遺伝子名と、転写産物番号の遺伝子が違う</w:t>
+            </w:r>
+          </w:p>
+        </w:tc>
+        <w:tc>
+          <w:tcPr>
+            <w:tcW w:w="4513" w:type="dxa"/>
+            <w:tcMar>
+              <w:top w:w="60" w:type="dxa"/>
+              <w:left w:w="90" w:type="dxa"/>
+              <w:bottom w:w="60" w:type="dxa"/>
+              <w:right w:w="90" w:type="dxa"/>
+            </w:tcMar>
+          </w:tcPr>
+          <w:p>
+            <w:pPr>
+              <w:spacing w:line="260" w:lineRule="auto"/>
+            </w:pPr>
+            <w:r>
+              <w:rPr>
+                <w:sz w:val="18"/>
+                <w:szCs w:val="18"/>
+              </w:rPr>
+              <w:t>止める</w:t>
+            </w:r>
+          </w:p>
+        </w:tc>
+      </w:tr>
+      <w:tr>
+        <w:tblPrEx>
+          <w:tblCellMar>
+            <w:top w:w="0" w:type="dxa"/>
+            <w:bottom w:w="0" w:type="dxa"/>
+          </w:tblCellMar>
+        </w:tblPrEx>
+        <w:tc>
+          <w:tcPr>
+            <w:tcW w:w="4513" w:type="dxa"/>
+            <w:tcMar>
+              <w:top w:w="60" w:type="dxa"/>
+              <w:left w:w="90" w:type="dxa"/>
+              <w:bottom w:w="60" w:type="dxa"/>
+              <w:right w:w="90" w:type="dxa"/>
+            </w:tcMar>
+          </w:tcPr>
+          <w:p>
+            <w:pPr>
+              <w:spacing w:line="260" w:lineRule="auto"/>
+            </w:pPr>
+            <w:r>
+              <w:rPr>
+                <w:sz w:val="18"/>
+                <w:szCs w:val="18"/>
+              </w:rPr>
+              <w:t xml:space="preserve">c. </w:t>
+            </w:r>
+            <w:r>
+              <w:rPr>
+                <w:sz w:val="18"/>
+                <w:szCs w:val="18"/>
+              </w:rPr>
+              <w:t>の参照塩基が</w:t>
+            </w:r>
+            <w:r>
+              <w:rPr>
+                <w:sz w:val="18"/>
+                <w:szCs w:val="18"/>
+              </w:rPr>
+              <w:t xml:space="preserve"> CDS </w:t>
+            </w:r>
+            <w:r>
+              <w:rPr>
+                <w:sz w:val="18"/>
+                <w:szCs w:val="18"/>
+              </w:rPr>
+              <w:t>配列と合わない</w:t>
+            </w:r>
+          </w:p>
+        </w:tc>
+        <w:tc>
+          <w:tcPr>
+            <w:tcW w:w="4513" w:type="dxa"/>
+            <w:tcMar>
+              <w:top w:w="60" w:type="dxa"/>
+              <w:left w:w="90" w:type="dxa"/>
+              <w:bottom w:w="60" w:type="dxa"/>
+              <w:right w:w="90" w:type="dxa"/>
+            </w:tcMar>
+          </w:tcPr>
+          <w:p>
+            <w:pPr>
+              <w:spacing w:line="260" w:lineRule="auto"/>
+            </w:pPr>
+            <w:r>
+              <w:rPr>
+                <w:sz w:val="18"/>
+                <w:szCs w:val="18"/>
+              </w:rPr>
+              <w:t>止める</w:t>
+            </w:r>
+          </w:p>
+        </w:tc>
+      </w:tr>
+      <w:tr>
+        <w:tblPrEx>
+          <w:tblCellMar>
+            <w:top w:w="0" w:type="dxa"/>
+            <w:bottom w:w="0" w:type="dxa"/>
+          </w:tblCellMar>
+        </w:tblPrEx>
+        <w:tc>
+          <w:tcPr>
+            <w:tcW w:w="4513" w:type="dxa"/>
+            <w:tcMar>
+              <w:top w:w="60" w:type="dxa"/>
+              <w:left w:w="90" w:type="dxa"/>
+              <w:bottom w:w="60" w:type="dxa"/>
+              <w:right w:w="90" w:type="dxa"/>
+            </w:tcMar>
+          </w:tcPr>
+          <w:p>
+            <w:pPr>
+              <w:spacing w:line="260" w:lineRule="auto"/>
+            </w:pPr>
+            <w:r>
+              <w:rPr>
+                <w:sz w:val="18"/>
+                <w:szCs w:val="18"/>
+              </w:rPr>
+              <w:t xml:space="preserve">c. </w:t>
+            </w:r>
+            <w:r>
+              <w:rPr>
+                <w:sz w:val="18"/>
+                <w:szCs w:val="18"/>
+              </w:rPr>
+              <w:t>の塩基置換が、その位置で同じアミノ酸置換を生じる塩基置換と一致しない</w:t>
+            </w:r>
+          </w:p>
+        </w:tc>
+        <w:tc>
+          <w:tcPr>
+            <w:tcW w:w="4513" w:type="dxa"/>
+            <w:tcMar>
+              <w:top w:w="60" w:type="dxa"/>
+              <w:left w:w="90" w:type="dxa"/>
+              <w:bottom w:w="60" w:type="dxa"/>
+              <w:right w:w="90" w:type="dxa"/>
+            </w:tcMar>
+          </w:tcPr>
+          <w:p>
+            <w:pPr>
+              <w:spacing w:line="260" w:lineRule="auto"/>
+            </w:pPr>
+            <w:r>
+              <w:rPr>
+                <w:sz w:val="18"/>
+                <w:szCs w:val="18"/>
+              </w:rPr>
+              <w:t>止める</w:t>
+            </w:r>
+          </w:p>
+        </w:tc>
+      </w:tr>
+      <w:tr>
+        <w:tblPrEx>
+          <w:tblCellMar>
+            <w:top w:w="0" w:type="dxa"/>
+            <w:bottom w:w="0" w:type="dxa"/>
+          </w:tblCellMar>
+        </w:tblPrEx>
+        <w:tc>
+          <w:tcPr>
+            <w:tcW w:w="4513" w:type="dxa"/>
+            <w:tcMar>
+              <w:top w:w="60" w:type="dxa"/>
+              <w:left w:w="90" w:type="dxa"/>
+              <w:bottom w:w="60" w:type="dxa"/>
+              <w:right w:w="90" w:type="dxa"/>
+            </w:tcMar>
+          </w:tcPr>
+          <w:p>
+            <w:pPr>
+              <w:spacing w:line="260" w:lineRule="auto"/>
+            </w:pPr>
+            <w:r>
+              <w:rPr>
+                <w:sz w:val="18"/>
+                <w:szCs w:val="18"/>
+              </w:rPr>
+              <w:t>指定の転写産物番号が</w:t>
+            </w:r>
+            <w:r>
+              <w:rPr>
+                <w:sz w:val="18"/>
+                <w:szCs w:val="18"/>
+              </w:rPr>
+              <w:t xml:space="preserve"> MANE </w:t>
+            </w:r>
+            <w:r>
+              <w:rPr>
+                <w:sz w:val="18"/>
+                <w:szCs w:val="18"/>
+              </w:rPr>
+              <w:t>に無い</w:t>
+            </w:r>
+          </w:p>
+        </w:tc>
+        <w:tc>
+          <w:tcPr>
+            <w:tcW w:w="4513" w:type="dxa"/>
+            <w:tcMar>
+              <w:top w:w="60" w:type="dxa"/>
+              <w:left w:w="90" w:type="dxa"/>
+              <w:bottom w:w="60" w:type="dxa"/>
+              <w:right w:w="90" w:type="dxa"/>
+            </w:tcMar>
+          </w:tcPr>
+          <w:p>
+            <w:pPr>
+              <w:spacing w:line="260" w:lineRule="auto"/>
+            </w:pPr>
+            <w:r>
+              <w:rPr>
+                <w:sz w:val="18"/>
+                <w:szCs w:val="18"/>
+              </w:rPr>
+              <w:t>止める。</w:t>
+            </w:r>
+            <w:r>
+              <w:rPr>
+                <w:sz w:val="18"/>
+                <w:szCs w:val="18"/>
+              </w:rPr>
+              <w:t xml:space="preserve">RefSeq </w:t>
+            </w:r>
+            <w:r>
+              <w:rPr>
+                <w:sz w:val="18"/>
+                <w:szCs w:val="18"/>
+              </w:rPr>
+              <w:t>の版だけが違う場合は解決し、版の違いを「評価対象の変異」の欄に添える</w:t>
+            </w:r>
+          </w:p>
+        </w:tc>
+      </w:tr>
+      <w:tr>
+        <w:tblPrEx>
+          <w:tblCellMar>
+            <w:top w:w="0" w:type="dxa"/>
+            <w:bottom w:w="0" w:type="dxa"/>
+          </w:tblCellMar>
+        </w:tblPrEx>
+        <w:tc>
+          <w:tcPr>
+            <w:tcW w:w="4513" w:type="dxa"/>
+            <w:tcMar>
+              <w:top w:w="60" w:type="dxa"/>
+              <w:left w:w="90" w:type="dxa"/>
+              <w:bottom w:w="60" w:type="dxa"/>
+              <w:right w:w="90" w:type="dxa"/>
+            </w:tcMar>
+          </w:tcPr>
+          <w:p>
+            <w:pPr>
+              <w:spacing w:line="260" w:lineRule="auto"/>
+            </w:pPr>
+            <w:r>
+              <w:rPr>
+                <w:sz w:val="18"/>
+                <w:szCs w:val="18"/>
+              </w:rPr>
+              <w:t>転写産物番号の無い</w:t>
+            </w:r>
+            <w:r>
+              <w:rPr>
+                <w:sz w:val="18"/>
+                <w:szCs w:val="18"/>
+              </w:rPr>
+              <w:t xml:space="preserve"> c. </w:t>
+            </w:r>
+            <w:r>
+              <w:rPr>
+                <w:sz w:val="18"/>
+                <w:szCs w:val="18"/>
+              </w:rPr>
+              <w:t>表記</w:t>
+            </w:r>
+          </w:p>
+        </w:tc>
+        <w:tc>
+          <w:tcPr>
+            <w:tcW w:w="4513" w:type="dxa"/>
+            <w:tcMar>
+              <w:top w:w="60" w:type="dxa"/>
+              <w:left w:w="90" w:type="dxa"/>
+              <w:bottom w:w="60" w:type="dxa"/>
+              <w:right w:w="90" w:type="dxa"/>
+            </w:tcMar>
+          </w:tcPr>
+          <w:p>
+            <w:pPr>
+              <w:spacing w:line="260" w:lineRule="auto"/>
+            </w:pPr>
+            <w:r>
+              <w:rPr>
+                <w:sz w:val="18"/>
+                <w:szCs w:val="18"/>
+              </w:rPr>
+              <w:t>遺伝子の</w:t>
+            </w:r>
+            <w:r>
+              <w:rPr>
+                <w:sz w:val="18"/>
+                <w:szCs w:val="18"/>
+              </w:rPr>
+              <w:t xml:space="preserve"> MANE Select </w:t>
+            </w:r>
+            <w:r>
+              <w:rPr>
+                <w:sz w:val="18"/>
+                <w:szCs w:val="18"/>
+              </w:rPr>
+              <w:t>に当てはめ、「入力に転写産物番号なし。</w:t>
+            </w:r>
+            <w:r>
+              <w:rPr>
+                <w:sz w:val="18"/>
+                <w:szCs w:val="18"/>
+              </w:rPr>
+              <w:t xml:space="preserve">MANE Select </w:t>
+            </w:r>
+            <w:r>
+              <w:rPr>
+                <w:sz w:val="18"/>
+                <w:szCs w:val="18"/>
+              </w:rPr>
+              <w:t>を適用」と添える</w:t>
+            </w:r>
+          </w:p>
+        </w:tc>
+      </w:tr>
+    </w:tbl>
+    <w:p>
+      <w:pPr>
+        <w:spacing w:after="120"/>
+      </w:pPr>
+    </w:p>
+    <w:p>
+      <w:pPr>
+        <w:spacing w:after="120" w:line="300" w:lineRule="auto"/>
+      </w:pPr>
+      <w:r>
+        <w:t>転写産物の選び方</w:t>
+      </w:r>
+      <w:r>
+        <w:t xml:space="preserve">: </w:t>
+      </w:r>
+      <w:r>
+        <w:t>遺伝子に</w:t>
+      </w:r>
+      <w:r>
+        <w:t xml:space="preserve"> MANE Select </w:t>
+      </w:r>
+      <w:r>
+        <w:t>と</w:t>
+      </w:r>
+      <w:r>
+        <w:t xml:space="preserve"> MANE Plus Clinical </w:t>
+      </w:r>
+      <w:r>
+        <w:t>の両方があるときは、入力の参照アミノ酸が一致する転写産物を選びます。</w:t>
+      </w:r>
+      <w:r>
+        <w:t xml:space="preserve">Plus Clinical </w:t>
+      </w:r>
+      <w:r>
+        <w:t>は</w:t>
+      </w:r>
+      <w:r>
+        <w:t xml:space="preserve"> Select </w:t>
+      </w:r>
+      <w:r>
+        <w:t>では表現できない臨床的に重要な変異を補</w:t>
+      </w:r>
+      <w:r>
+        <w:lastRenderedPageBreak/>
+        <w:t>うための転写産物であり、残基番号の補正ではありません。</w:t>
+      </w:r>
+      <w:r>
+        <w:t xml:space="preserve">AlphaMissense </w:t>
+      </w:r>
+      <w:r>
+        <w:t>の対応表に無い遺伝子では、</w:t>
+      </w:r>
+      <w:r>
+        <w:t xml:space="preserve">MANE </w:t>
+      </w:r>
+      <w:r>
+        <w:t>の遺伝子領域内で同じアミノ酸置換を持つ行を探す予備経路に回りますが、転写産物全体の残基一致率が</w:t>
+      </w:r>
+      <w:r>
+        <w:t xml:space="preserve"> 0.95 </w:t>
+      </w:r>
+      <w:r>
+        <w:t>以上で、比較できた残基数が</w:t>
+      </w:r>
+      <w:r>
+        <w:t xml:space="preserve"> 20 </w:t>
+      </w:r>
+      <w:r>
+        <w:t>以上のときだけ採用します。この条件を満たさなければ理由を示して止めます。</w:t>
       </w:r>
     </w:p>
     <w:p>
       <w:pPr>
         <w:pStyle w:val="1"/>
       </w:pPr>
-      <w:bookmarkStart w:id="4" w:name="_Toc239950245"/>
+      <w:bookmarkStart w:id="4" w:name="_Toc239955717"/>
       <w:r>
         <w:t xml:space="preserve">5. </w:t>
       </w:r>
@@ -2459,7 +3501,7 @@
       <w:pPr>
         <w:pStyle w:val="2"/>
       </w:pPr>
-      <w:bookmarkStart w:id="5" w:name="_Toc239950246"/>
+      <w:bookmarkStart w:id="5" w:name="_Toc239955718"/>
       <w:r>
         <w:t xml:space="preserve">5.1 </w:t>
       </w:r>
@@ -2483,7 +3525,7 @@
           <w:left w:w="10" w:type="dxa"/>
           <w:right w:w="10" w:type="dxa"/>
         </w:tblCellMar>
-        <w:tblLook w:val="04A0" w:firstRow="1" w:lastRow="0" w:firstColumn="1" w:lastColumn="0" w:noHBand="0" w:noVBand="1"/>
+        <w:tblLook w:val="0000" w:firstRow="0" w:lastRow="0" w:firstColumn="0" w:lastColumn="0" w:noHBand="0" w:noVBand="0"/>
       </w:tblPr>
       <w:tblGrid>
         <w:gridCol w:w="3068"/>
@@ -2999,7 +4041,7 @@
                 <w:sz w:val="18"/>
                 <w:szCs w:val="18"/>
               </w:rPr>
-              <w:t>臨床的意義、レビュー段階、提出者数、疾患名、</w:t>
+              <w:t>臨床的意義（生殖細胞系列の分類のみ）、レビュー段階、提出者数、疾患名、</w:t>
             </w:r>
             <w:r>
               <w:rPr>
@@ -3029,7 +4071,7 @@
                 <w:sz w:val="18"/>
                 <w:szCs w:val="18"/>
               </w:rPr>
-              <w:t>既知の臨床判定。同じアミノ酸位置の他の変異の判定にも使う</w:t>
+              <w:t>既知の臨床判定。同じアミノ酸位置の他の変異の判定にも使う。体細胞の臨床的意義と発がん性は扱わない</w:t>
             </w:r>
           </w:p>
         </w:tc>
@@ -3283,7 +4325,6 @@
         <w:spacing w:after="120" w:line="300" w:lineRule="auto"/>
       </w:pPr>
       <w:r>
-        <w:lastRenderedPageBreak/>
         <w:t>索引は</w:t>
       </w:r>
       <w:r>
@@ -3327,7 +4368,7 @@
       <w:pPr>
         <w:pStyle w:val="2"/>
       </w:pPr>
-      <w:bookmarkStart w:id="6" w:name="_Toc239950247"/>
+      <w:bookmarkStart w:id="6" w:name="_Toc239955719"/>
       <w:r>
         <w:t xml:space="preserve">5.2 </w:t>
       </w:r>
@@ -3357,7 +4398,7 @@
           <w:left w:w="10" w:type="dxa"/>
           <w:right w:w="10" w:type="dxa"/>
         </w:tblCellMar>
-        <w:tblLook w:val="04A0" w:firstRow="1" w:lastRow="0" w:firstColumn="1" w:lastColumn="0" w:noHBand="0" w:noVBand="1"/>
+        <w:tblLook w:val="0000" w:firstRow="0" w:lastRow="0" w:firstColumn="0" w:lastColumn="0" w:noHBand="0" w:noVBand="0"/>
       </w:tblPr>
       <w:tblGrid>
         <w:gridCol w:w="2347"/>
@@ -3550,7 +4591,7 @@
                 <w:sz w:val="18"/>
                 <w:szCs w:val="18"/>
               </w:rPr>
-              <w:t>アレル頻度、ホモ接合体数、東アジア集団の頻度、その位置の読み取り深度、</w:t>
+              <w:t>アレル頻度、集団別の最大頻度、ホモ接合体数、東アジア集団の頻度、その位置の読み取り深度、</w:t>
             </w:r>
             <w:r>
               <w:rPr>
@@ -3769,7 +4810,21 @@
                 <w:sz w:val="18"/>
                 <w:szCs w:val="18"/>
               </w:rPr>
-              <w:t>は参考</w:t>
+              <w:t>は参考。区間検索の結果から染色体・位置・参照塩基・変異塩基がすべて一致する</w:t>
+            </w:r>
+            <w:r>
+              <w:rPr>
+                <w:sz w:val="18"/>
+                <w:szCs w:val="18"/>
+              </w:rPr>
+              <w:t xml:space="preserve"> 1 </w:t>
+            </w:r>
+            <w:r>
+              <w:rPr>
+                <w:sz w:val="18"/>
+                <w:szCs w:val="18"/>
+              </w:rPr>
+              <w:t>件だけを採る</w:t>
             </w:r>
           </w:p>
         </w:tc>
@@ -4562,7 +5617,7 @@
       <w:pPr>
         <w:pStyle w:val="1"/>
       </w:pPr>
-      <w:bookmarkStart w:id="7" w:name="_Toc239950248"/>
+      <w:bookmarkStart w:id="7" w:name="_Toc239955720"/>
       <w:r>
         <w:t xml:space="preserve">6. </w:t>
       </w:r>
@@ -4621,10 +5676,28 @@
         <w:t>転写産物とアミノ酸置換の確定</w:t>
       </w:r>
       <w:r>
-        <w:t xml:space="preserve">: MANE </w:t>
-      </w:r>
-      <w:r>
-        <w:t>の転写産物を選び、</w:t>
+        <w:t xml:space="preserve">: </w:t>
+      </w:r>
+      <w:r>
+        <w:t>参照アミノ酸が一致する</w:t>
+      </w:r>
+      <w:r>
+        <w:t xml:space="preserve"> MANE </w:t>
+      </w:r>
+      <w:r>
+        <w:t>の転写産物（</w:t>
+      </w:r>
+      <w:r>
+        <w:t>Select</w:t>
+      </w:r>
+      <w:r>
+        <w:t>、または</w:t>
+      </w:r>
+      <w:r>
+        <w:t xml:space="preserve"> Plus Clinical</w:t>
+      </w:r>
+      <w:r>
+        <w:t>）を選び、</w:t>
       </w:r>
       <w:r>
         <w:t xml:space="preserve">c. </w:t>
@@ -4636,31 +5709,13 @@
         <w:t xml:space="preserve"> CDS </w:t>
       </w:r>
       <w:r>
-        <w:t>配列で翻訳する。</w:t>
-      </w:r>
-      <w:r>
-        <w:t xml:space="preserve">p. </w:t>
-      </w:r>
-      <w:r>
-        <w:t>表記は参照アミノ酸が</w:t>
-      </w:r>
-      <w:r>
-        <w:t xml:space="preserve"> CDS </w:t>
-      </w:r>
-      <w:r>
-        <w:t>と一致するかを確認する（</w:t>
-      </w:r>
-      <w:r>
-        <w:t xml:space="preserve">MANE Select </w:t>
-      </w:r>
-      <w:r>
-        <w:t>と</w:t>
-      </w:r>
-      <w:r>
-        <w:t xml:space="preserve"> Plus Clinical </w:t>
-      </w:r>
-      <w:r>
-        <w:t>で番号が違う遺伝子に対応）。</w:t>
+        <w:t>配列で翻訳する。併記の</w:t>
+      </w:r>
+      <w:r>
+        <w:t xml:space="preserve"> p. </w:t>
+      </w:r>
+      <w:r>
+        <w:t>と食い違えば止める。</w:t>
       </w:r>
     </w:p>
     <w:p>
@@ -4685,13 +5740,31 @@
         <w:t xml:space="preserve"> chr-pos-ref-alt </w:t>
       </w:r>
       <w:r>
-        <w:t>を求める。同じアミノ酸置換を生じる塩基置換が複数あれば全部を候補にする。転写産物</w:t>
+        <w:t>を求める。</w:t>
+      </w:r>
+      <w:r>
+        <w:t xml:space="preserve">c. </w:t>
+      </w:r>
+      <w:r>
+        <w:t>表記があれば入力の塩基置換と一致する候補だけを残し、</w:t>
+      </w:r>
+      <w:r>
+        <w:t xml:space="preserve">p. </w:t>
+      </w:r>
+      <w:r>
+        <w:t>表記だけなら同じアミノ酸置換を生じる塩基置換をすべて候補にする。転写産物</w:t>
       </w:r>
       <w:r>
         <w:t xml:space="preserve"> ID </w:t>
       </w:r>
       <w:r>
-        <w:t>の世代差やアイソフォームのずれは対応表と予備経路で吸収する。</w:t>
+        <w:t>の世代差やアイソフォームのずれは対応表と、採用条件付きの予備経路（</w:t>
+      </w:r>
+      <w:r>
+        <w:t xml:space="preserve">4 </w:t>
+      </w:r>
+      <w:r>
+        <w:t>節）で吸収する。</w:t>
       </w:r>
     </w:p>
     <w:p>
@@ -4845,14 +5918,20 @@
         <w:t>A4</w:t>
       </w:r>
       <w:r>
-        <w:t>、発行元とページ番号入り）を生成する。</w:t>
+        <w:t>、発行元とページ番号入り）を生成する。末尾に、参照データの版・閾値の版・コードの版・取得日時・転写産物の解決経路・</w:t>
+      </w:r>
+      <w:r>
+        <w:t xml:space="preserve">PP3/BP4 </w:t>
+      </w:r>
+      <w:r>
+        <w:t>の採用モデルを記録する。</w:t>
       </w:r>
     </w:p>
     <w:p>
       <w:pPr>
         <w:pStyle w:val="1"/>
       </w:pPr>
-      <w:bookmarkStart w:id="8" w:name="_Toc239950249"/>
+      <w:bookmarkStart w:id="8" w:name="_Toc239955721"/>
       <w:r>
         <w:t xml:space="preserve">7. </w:t>
       </w:r>
@@ -4882,7 +5961,7 @@
           <w:left w:w="10" w:type="dxa"/>
           <w:right w:w="10" w:type="dxa"/>
         </w:tblCellMar>
-        <w:tblLook w:val="04A0" w:firstRow="1" w:lastRow="0" w:firstColumn="1" w:lastColumn="0" w:noHBand="0" w:noVBand="1"/>
+        <w:tblLook w:val="0000" w:firstRow="0" w:lastRow="0" w:firstColumn="0" w:lastColumn="0" w:noHBand="0" w:noVBand="0"/>
       </w:tblPr>
       <w:tblGrid>
         <w:gridCol w:w="2167"/>
@@ -5177,7 +6256,35 @@
                 <w:sz w:val="18"/>
                 <w:szCs w:val="18"/>
               </w:rPr>
-              <w:t>）</w:t>
+              <w:t>）。</w:t>
+            </w:r>
+            <w:r>
+              <w:rPr>
+                <w:sz w:val="18"/>
+                <w:szCs w:val="18"/>
+              </w:rPr>
+              <w:t xml:space="preserve">PP3/BP4 </w:t>
+            </w:r>
+            <w:r>
+              <w:rPr>
+                <w:sz w:val="18"/>
+                <w:szCs w:val="18"/>
+              </w:rPr>
+              <w:t>は事前に固定した採用モデル（</w:t>
+            </w:r>
+            <w:r>
+              <w:rPr>
+                <w:sz w:val="18"/>
+                <w:szCs w:val="18"/>
+              </w:rPr>
+              <w:t xml:space="preserve">7.1 </w:t>
+            </w:r>
+            <w:r>
+              <w:rPr>
+                <w:sz w:val="18"/>
+                <w:szCs w:val="18"/>
+              </w:rPr>
+              <w:t>節）で判定し、他のモデルは参考</w:t>
             </w:r>
           </w:p>
         </w:tc>
@@ -5461,7 +6568,21 @@
                 <w:sz w:val="18"/>
                 <w:szCs w:val="18"/>
               </w:rPr>
-              <w:t>の候補と明記。スプライシングの違いに注意を添える</w:t>
+              <w:t>の候補と明記し、各変異に評価日と疾患名を添える。判定が</w:t>
+            </w:r>
+            <w:r>
+              <w:rPr>
+                <w:sz w:val="18"/>
+                <w:szCs w:val="18"/>
+              </w:rPr>
+              <w:t xml:space="preserve"> 1 </w:t>
+            </w:r>
+            <w:r>
+              <w:rPr>
+                <w:sz w:val="18"/>
+                <w:szCs w:val="18"/>
+              </w:rPr>
+              <w:t>星以下だけなら弱い候補と注記。スプライシングの違いに注意を添える</w:t>
             </w:r>
           </w:p>
         </w:tc>
@@ -5575,7 +6696,21 @@
                 <w:sz w:val="18"/>
                 <w:szCs w:val="18"/>
               </w:rPr>
-              <w:t>病的判定の件数と、良性判定があればその旨</w:t>
+              <w:t>病的判定の件数と、良性判定があればその旨。評価日と疾患名、</w:t>
+            </w:r>
+            <w:r>
+              <w:rPr>
+                <w:sz w:val="18"/>
+                <w:szCs w:val="18"/>
+              </w:rPr>
+              <w:t xml:space="preserve">1 </w:t>
+            </w:r>
+            <w:r>
+              <w:rPr>
+                <w:sz w:val="18"/>
+                <w:szCs w:val="18"/>
+              </w:rPr>
+              <w:t>星以下だけなら弱い候補と注記</w:t>
             </w:r>
           </w:p>
         </w:tc>
@@ -5606,7 +6741,7 @@
                 <w:sz w:val="18"/>
                 <w:szCs w:val="18"/>
               </w:rPr>
-              <w:t>アレル頻度、ホモ接合体数</w:t>
+              <w:t>アレル頻度、集団別の最大頻度、ホモ接合体数</w:t>
             </w:r>
           </w:p>
         </w:tc>
@@ -5666,28 +6801,14 @@
                 <w:sz w:val="18"/>
                 <w:szCs w:val="18"/>
               </w:rPr>
-              <w:t>BA1</w:t>
-            </w:r>
-            <w:r>
-              <w:rPr>
-                <w:sz w:val="18"/>
-                <w:szCs w:val="18"/>
-              </w:rPr>
-              <w:t>（</w:t>
-            </w:r>
-            <w:r>
-              <w:rPr>
-                <w:sz w:val="18"/>
-                <w:szCs w:val="18"/>
-              </w:rPr>
-              <w:t xml:space="preserve">0.05 </w:t>
-            </w:r>
-            <w:r>
-              <w:rPr>
-                <w:sz w:val="18"/>
-                <w:szCs w:val="18"/>
-              </w:rPr>
-              <w:t>超）、</w:t>
+              <w:t xml:space="preserve">BA1 </w:t>
+            </w:r>
+            <w:r>
+              <w:rPr>
+                <w:sz w:val="18"/>
+                <w:szCs w:val="18"/>
+              </w:rPr>
+              <w:t>の候補、</w:t>
             </w:r>
             <w:r>
               <w:rPr>
@@ -5731,21 +6852,21 @@
                 <w:sz w:val="18"/>
                 <w:szCs w:val="18"/>
               </w:rPr>
-              <w:t>頻度とアレル数。</w:t>
-            </w:r>
-            <w:r>
-              <w:rPr>
-                <w:sz w:val="18"/>
-                <w:szCs w:val="18"/>
-              </w:rPr>
-              <w:t xml:space="preserve">0.05 </w:t>
-            </w:r>
-            <w:r>
-              <w:rPr>
-                <w:sz w:val="18"/>
-                <w:szCs w:val="18"/>
-              </w:rPr>
-              <w:t>超は</w:t>
+              <w:t>頻度とアレル数。集団別の最大頻度が</w:t>
+            </w:r>
+            <w:r>
+              <w:rPr>
+                <w:sz w:val="18"/>
+                <w:szCs w:val="18"/>
+              </w:rPr>
+              <w:t xml:space="preserve"> 0.05 </w:t>
+            </w:r>
+            <w:r>
+              <w:rPr>
+                <w:sz w:val="18"/>
+                <w:szCs w:val="18"/>
+              </w:rPr>
+              <w:t>を超えれば</w:t>
             </w:r>
             <w:r>
               <w:rPr>
@@ -5759,7 +6880,21 @@
                 <w:sz w:val="18"/>
                 <w:szCs w:val="18"/>
               </w:rPr>
-              <w:t>該当と明記</w:t>
+              <w:t>の候補と示す。疾患・遺伝子ごとの例外、対象集団、アレル数の十分さ、</w:t>
+            </w:r>
+            <w:r>
+              <w:rPr>
+                <w:sz w:val="18"/>
+                <w:szCs w:val="18"/>
+              </w:rPr>
+              <w:t xml:space="preserve">BS2 </w:t>
+            </w:r>
+            <w:r>
+              <w:rPr>
+                <w:sz w:val="18"/>
+                <w:szCs w:val="18"/>
+              </w:rPr>
+              <w:t>の前提（遺伝形式、発症年齢、浸透率、健康状態）は本レポートでは確認していないと明記</w:t>
             </w:r>
           </w:p>
         </w:tc>
@@ -5866,7 +7001,21 @@
                 <w:sz w:val="18"/>
                 <w:szCs w:val="18"/>
               </w:rPr>
-              <w:t>その位置の読み取り深度が十分なときだけ根拠とする</w:t>
+              <w:t>その位置の読み取り深度が十分なときだけ候補とする。深度が不十分・未取得、通信失敗、オフラインでは候補にしない（</w:t>
+            </w:r>
+            <w:r>
+              <w:rPr>
+                <w:sz w:val="18"/>
+                <w:szCs w:val="18"/>
+              </w:rPr>
+              <w:t xml:space="preserve">7.2 </w:t>
+            </w:r>
+            <w:r>
+              <w:rPr>
+                <w:sz w:val="18"/>
+                <w:szCs w:val="18"/>
+              </w:rPr>
+              <w:t>節）</w:t>
             </w:r>
           </w:p>
         </w:tc>
@@ -5973,7 +7122,21 @@
                 <w:sz w:val="18"/>
                 <w:szCs w:val="18"/>
               </w:rPr>
-              <w:t>実測スコアと、研究者が定めた正常／異常の区分</w:t>
+              <w:t>実測スコアと、研究者が定めた正常／異常の区分。塩基が一致した実測値と、アミノ酸置換で照合した実測値（塩基は不明）を区別する。対象転写産物・測定変異数・区分の名称・出典を示し、</w:t>
+            </w:r>
+            <w:r>
+              <w:rPr>
+                <w:sz w:val="18"/>
+                <w:szCs w:val="18"/>
+              </w:rPr>
+              <w:t xml:space="preserve">PS3/BS3 </w:t>
+            </w:r>
+            <w:r>
+              <w:rPr>
+                <w:sz w:val="18"/>
+                <w:szCs w:val="18"/>
+              </w:rPr>
+              <w:t>の適用には実験内容の確認が必要と明記</w:t>
             </w:r>
           </w:p>
         </w:tc>
@@ -6073,28 +7236,84 @@
                 <w:sz w:val="18"/>
                 <w:szCs w:val="18"/>
               </w:rPr>
-              <w:t xml:space="preserve">Δ 0.2 </w:t>
-            </w:r>
-            <w:r>
-              <w:rPr>
-                <w:sz w:val="18"/>
-                <w:szCs w:val="18"/>
-              </w:rPr>
-              <w:t>以上で注意、</w:t>
-            </w:r>
-            <w:r>
-              <w:rPr>
-                <w:sz w:val="18"/>
-                <w:szCs w:val="18"/>
-              </w:rPr>
-              <w:t xml:space="preserve">0.5 </w:t>
-            </w:r>
-            <w:r>
-              <w:rPr>
-                <w:sz w:val="18"/>
-                <w:szCs w:val="18"/>
-              </w:rPr>
-              <w:t>以上はスプライシング異常として再評価を促す</w:t>
+              <w:t xml:space="preserve">Δ 0.5 </w:t>
+            </w:r>
+            <w:r>
+              <w:rPr>
+                <w:sz w:val="18"/>
+                <w:szCs w:val="18"/>
+              </w:rPr>
+              <w:t>以上は</w:t>
+            </w:r>
+            <w:r>
+              <w:rPr>
+                <w:sz w:val="18"/>
+                <w:szCs w:val="18"/>
+              </w:rPr>
+              <w:t xml:space="preserve"> BP4 </w:t>
+            </w:r>
+            <w:r>
+              <w:rPr>
+                <w:sz w:val="18"/>
+                <w:szCs w:val="18"/>
+              </w:rPr>
+              <w:t>を保留し、判定のまとめの箱を橙にする。</w:t>
+            </w:r>
+            <w:r>
+              <w:rPr>
+                <w:sz w:val="18"/>
+                <w:szCs w:val="18"/>
+              </w:rPr>
+              <w:t xml:space="preserve">0.2 </w:t>
+            </w:r>
+            <w:r>
+              <w:rPr>
+                <w:sz w:val="18"/>
+                <w:szCs w:val="18"/>
+              </w:rPr>
+              <w:t>以上</w:t>
+            </w:r>
+            <w:r>
+              <w:rPr>
+                <w:sz w:val="18"/>
+                <w:szCs w:val="18"/>
+              </w:rPr>
+              <w:t xml:space="preserve"> 0.5 </w:t>
+            </w:r>
+            <w:r>
+              <w:rPr>
+                <w:sz w:val="18"/>
+                <w:szCs w:val="18"/>
+              </w:rPr>
+              <w:t>未満は</w:t>
+            </w:r>
+            <w:r>
+              <w:rPr>
+                <w:sz w:val="18"/>
+                <w:szCs w:val="18"/>
+              </w:rPr>
+              <w:t xml:space="preserve"> BP4 </w:t>
+            </w:r>
+            <w:r>
+              <w:rPr>
+                <w:sz w:val="18"/>
+                <w:szCs w:val="18"/>
+              </w:rPr>
+              <w:t>に要確認と添える。未取得なら未評価と明記（</w:t>
+            </w:r>
+            <w:r>
+              <w:rPr>
+                <w:sz w:val="18"/>
+                <w:szCs w:val="18"/>
+              </w:rPr>
+              <w:t xml:space="preserve">7.1 </w:t>
+            </w:r>
+            <w:r>
+              <w:rPr>
+                <w:sz w:val="18"/>
+                <w:szCs w:val="18"/>
+              </w:rPr>
+              <w:t>節）</w:t>
             </w:r>
           </w:p>
         </w:tc>
@@ -6229,21 +7448,21 @@
                 <w:sz w:val="18"/>
                 <w:szCs w:val="18"/>
               </w:rPr>
-              <w:t>遺伝子単位の関連疾患を一覧し、この変異の</w:t>
-            </w:r>
-            <w:r>
-              <w:rPr>
-                <w:sz w:val="18"/>
-                <w:szCs w:val="18"/>
-              </w:rPr>
-              <w:t xml:space="preserve"> ClinVar </w:t>
-            </w:r>
-            <w:r>
-              <w:rPr>
-                <w:sz w:val="18"/>
-                <w:szCs w:val="18"/>
-              </w:rPr>
-              <w:t>主疾患と一致するものに印</w:t>
+              <w:t>遺伝子単位の関連疾患を一覧し、</w:t>
+            </w:r>
+            <w:r>
+              <w:rPr>
+                <w:sz w:val="18"/>
+                <w:szCs w:val="18"/>
+              </w:rPr>
+              <w:t xml:space="preserve">ClinVar </w:t>
+            </w:r>
+            <w:r>
+              <w:rPr>
+                <w:sz w:val="18"/>
+                <w:szCs w:val="18"/>
+              </w:rPr>
+              <w:t>で提出件数が最多の疾患名と名称が一致するものに印（参考）</w:t>
             </w:r>
           </w:p>
         </w:tc>
@@ -6343,7 +7562,21 @@
                 <w:sz w:val="18"/>
                 <w:szCs w:val="18"/>
               </w:rPr>
-              <w:t>臨床的意義、レビュー段階、疾患名を提出件数順に（疾患名は提出者の登録であり検証済みでない旨を注記）</w:t>
+              <w:t>臨床的意義（生殖細胞系列）、レビュー段階、疾患名を提出件数順に。</w:t>
+            </w:r>
+            <w:r>
+              <w:rPr>
+                <w:sz w:val="18"/>
+                <w:szCs w:val="18"/>
+              </w:rPr>
+              <w:t xml:space="preserve">3 </w:t>
+            </w:r>
+            <w:r>
+              <w:rPr>
+                <w:sz w:val="18"/>
+                <w:szCs w:val="18"/>
+              </w:rPr>
+              <w:t>星以上は専門家パネルの判定と強調。疾患名は提出者の登録で検証済みでなく、件数は提出数で症例数ではない旨を注記</w:t>
             </w:r>
           </w:p>
         </w:tc>
@@ -6364,36 +7597,22 @@
     </w:p>
     <w:p>
       <w:pPr>
-        <w:pStyle w:val="1"/>
+        <w:pStyle w:val="2"/>
       </w:pPr>
-      <w:bookmarkStart w:id="9" w:name="_Toc239950250"/>
-      <w:r>
-        <w:t xml:space="preserve">8. FuncVEP </w:t>
-      </w:r>
-      <w:r>
-        <w:t>のスコアが無い変異の扱い</w:t>
+      <w:bookmarkStart w:id="9" w:name="_Toc239955722"/>
+      <w:r>
+        <w:t xml:space="preserve">7.1 PP3/BP4 </w:t>
+      </w:r>
+      <w:r>
+        <w:t>に採用するモデルと、</w:t>
+      </w:r>
+      <w:r>
+        <w:t xml:space="preserve">SpliceAI </w:t>
+      </w:r>
+      <w:r>
+        <w:t>との整合</w:t>
       </w:r>
       <w:bookmarkEnd w:id="9"/>
-    </w:p>
-    <w:p>
-      <w:pPr>
-        <w:spacing w:after="120" w:line="300" w:lineRule="auto"/>
-      </w:pPr>
-      <w:r>
-        <w:t>公開された予測表では、学習に用いた変異のスコアが出ません。著者らとのやり取り（</w:t>
-      </w:r>
-      <w:r>
-        <w:t>2026-09-05</w:t>
-      </w:r>
-      <w:r>
-        <w:t>、</w:t>
-      </w:r>
-      <w:r>
-        <w:t>09-07</w:t>
-      </w:r>
-      <w:r>
-        <w:t>）で確認した内容に基づき、次のように書き分けます。</w:t>
-      </w:r>
     </w:p>
     <w:p>
       <w:pPr>
@@ -6405,13 +7624,34 @@
         <w:spacing w:after="80" w:line="280" w:lineRule="auto"/>
       </w:pPr>
       <w:r>
-        <w:t>表に行はあるがスコアが空欄</w:t>
-      </w:r>
-      <w:r>
-        <w:t xml:space="preserve">: </w:t>
-      </w:r>
-      <w:r>
-        <w:t>一部のモデルの学習データに含まれていた変異。該当モデルのスコアは公開されない。</w:t>
+        <w:t xml:space="preserve">PP3/BP4 </w:t>
+      </w:r>
+      <w:r>
+        <w:t>に用いるモデルは</w:t>
+      </w:r>
+      <w:r>
+        <w:t xml:space="preserve"> 1 </w:t>
+      </w:r>
+      <w:r>
+        <w:t>つに事前固定します。当面は</w:t>
+      </w:r>
+      <w:r>
+        <w:t xml:space="preserve"> FuncVEP-CTI</w:t>
+      </w:r>
+      <w:r>
+        <w:t>（設定</w:t>
+      </w:r>
+      <w:r>
+        <w:t xml:space="preserve"> primary_model </w:t>
+      </w:r>
+      <w:r>
+        <w:t>で変更可）。報告書に「</w:t>
+      </w:r>
+      <w:r>
+        <w:t xml:space="preserve">PP3/BP4 </w:t>
+      </w:r>
+      <w:r>
+        <w:t>の採用モデル」を明記し、採用モデルの欄に（採用）、他の欄に（参考）を付けます。</w:t>
       </w:r>
     </w:p>
     <w:p>
@@ -6424,13 +7664,16 @@
         <w:spacing w:after="80" w:line="280" w:lineRule="auto"/>
       </w:pPr>
       <w:r>
-        <w:t>表に行そのものが無い</w:t>
-      </w:r>
-      <w:r>
-        <w:t xml:space="preserve">: 6 </w:t>
-      </w:r>
-      <w:r>
-        <w:t>モデルすべての学習データに含まれていた変異。各モデルの推論から除外され、統合表に現れない。</w:t>
+        <w:t xml:space="preserve">CTE </w:t>
+      </w:r>
+      <w:r>
+        <w:t>と</w:t>
+      </w:r>
+      <w:r>
+        <w:t xml:space="preserve"> SP </w:t>
+      </w:r>
+      <w:r>
+        <w:t>は段階を表示しますが証拠として数えず、モデル間の一致で強さを上げません。判定のまとめの箱の色は予測が揃っているかの表示であり、証拠の強さではありません。</w:t>
       </w:r>
     </w:p>
     <w:p>
@@ -6443,13 +7686,31 @@
         <w:spacing w:after="80" w:line="280" w:lineRule="auto"/>
       </w:pPr>
       <w:r>
-        <w:t>行が無く、公開されている学習データにも見当たらない</w:t>
-      </w:r>
-      <w:r>
-        <w:t xml:space="preserve">: </w:t>
-      </w:r>
-      <w:r>
-        <w:t>予測表を作る工程の都合（注釈の違いによる除外、元データに無い、処理の抜け）で生じたもの。</w:t>
+        <w:t>採用モデルにスコアが無いときは</w:t>
+      </w:r>
+      <w:r>
+        <w:t xml:space="preserve"> CTE → SP </w:t>
+      </w:r>
+      <w:r>
+        <w:t>の順に代替し、その旨を明記します。</w:t>
+      </w:r>
+      <w:r>
+        <w:t xml:space="preserve">3 </w:t>
+      </w:r>
+      <w:r>
+        <w:t>つとも無ければ</w:t>
+      </w:r>
+      <w:r>
+        <w:t xml:space="preserve"> PP3/BP4 </w:t>
+      </w:r>
+      <w:r>
+        <w:t>は判定できません。</w:t>
+      </w:r>
+      <w:r>
+        <w:t xml:space="preserve">AlphaMissense </w:t>
+      </w:r>
+      <w:r>
+        <w:t>は代替にしません。</w:t>
       </w:r>
     </w:p>
     <w:p>
@@ -6462,482 +7723,31 @@
         <w:spacing w:after="80" w:line="280" w:lineRule="auto"/>
       </w:pPr>
       <w:r>
-        <w:t>いずれの場合も「スコアが無いこと自体は病原性についても予測の確からしさについても情報を持たない」と明記し、</w:t>
-      </w:r>
-      <w:r>
-        <w:t>AlphaMissense</w:t>
-      </w:r>
-      <w:r>
-        <w:t>・</w:t>
-      </w:r>
-      <w:r>
-        <w:t>REVEL</w:t>
-      </w:r>
-      <w:r>
-        <w:t>・</w:t>
-      </w:r>
-      <w:r>
-        <w:t xml:space="preserve">ClinVar </w:t>
-      </w:r>
-      <w:r>
-        <w:t>で判断するよう案内する。どのモデルの学習に使われたかは、公開されている学習セットとの照合で表示する。</w:t>
-      </w:r>
-    </w:p>
-    <w:p>
-      <w:pPr>
-        <w:spacing w:after="120" w:line="300" w:lineRule="auto"/>
-      </w:pPr>
-      <w:r>
-        <w:t>手元の実測では、</w:t>
-      </w:r>
-      <w:r>
-        <w:t xml:space="preserve">ClinVar </w:t>
-      </w:r>
-      <w:r>
-        <w:t>で</w:t>
-      </w:r>
-      <w:r>
-        <w:t xml:space="preserve"> 2 </w:t>
-      </w:r>
-      <w:r>
-        <w:t>星以上の病的ミスセンス変異</w:t>
-      </w:r>
-      <w:r>
-        <w:t xml:space="preserve"> 24,010 </w:t>
-      </w:r>
-      <w:r>
-        <w:t>件のうち</w:t>
-      </w:r>
-      <w:r>
-        <w:t xml:space="preserve"> 11.3%</w:t>
-      </w:r>
-      <w:r>
-        <w:t>（行なし</w:t>
-      </w:r>
-      <w:r>
-        <w:t xml:space="preserve"> 4.9%</w:t>
-      </w:r>
-      <w:r>
-        <w:t>、空欄</w:t>
-      </w:r>
-      <w:r>
-        <w:t xml:space="preserve"> 6.7%</w:t>
-      </w:r>
-      <w:r>
-        <w:t>）、良性</w:t>
-      </w:r>
-      <w:r>
-        <w:t xml:space="preserve"> 38,528 </w:t>
-      </w:r>
-      <w:r>
-        <w:t>件のうち</w:t>
-      </w:r>
-      <w:r>
-        <w:t xml:space="preserve"> 7.0% </w:t>
-      </w:r>
-      <w:r>
-        <w:t>でスコアが得られませんでした。行の無い</w:t>
-      </w:r>
-      <w:r>
-        <w:t xml:space="preserve"> 2,948 </w:t>
-      </w:r>
-      <w:r>
-        <w:t>件のうち</w:t>
-      </w:r>
-      <w:r>
-        <w:t xml:space="preserve"> 83.3% </w:t>
-      </w:r>
-      <w:r>
-        <w:t>は学習セットで説明でき、残る</w:t>
-      </w:r>
-      <w:r>
-        <w:t xml:space="preserve"> 487 </w:t>
-      </w:r>
-      <w:r>
-        <w:t>件が上記</w:t>
-      </w:r>
-      <w:r>
-        <w:t xml:space="preserve"> 3 </w:t>
-      </w:r>
-      <w:r>
-        <w:t>番目に当たります。</w:t>
-      </w:r>
-    </w:p>
-    <w:p>
-      <w:pPr>
-        <w:pStyle w:val="1"/>
-      </w:pPr>
-      <w:bookmarkStart w:id="10" w:name="_Toc239950251"/>
-      <w:r>
-        <w:t xml:space="preserve">9. </w:t>
-      </w:r>
-      <w:r>
-        <w:t>報告書の構成</w:t>
-      </w:r>
-      <w:bookmarkEnd w:id="10"/>
-    </w:p>
-    <w:p>
-      <w:pPr>
-        <w:pStyle w:val="a4"/>
-        <w:numPr>
-          <w:ilvl w:val="0"/>
-          <w:numId w:val="3"/>
-        </w:numPr>
-        <w:spacing w:after="80" w:line="280" w:lineRule="auto"/>
-      </w:pPr>
-      <w:r>
-        <w:t>表題、発行元、入力、作成日時</w:t>
-      </w:r>
-    </w:p>
-    <w:p>
-      <w:pPr>
-        <w:pStyle w:val="a4"/>
-        <w:numPr>
-          <w:ilvl w:val="0"/>
-          <w:numId w:val="3"/>
-        </w:numPr>
-        <w:spacing w:after="80" w:line="280" w:lineRule="auto"/>
-      </w:pPr>
-      <w:r>
-        <w:t>評価対象の変異</w:t>
-      </w:r>
-      <w:r>
-        <w:t xml:space="preserve">: </w:t>
-      </w:r>
-      <w:r>
-        <w:t>アミノ酸置換、ゲノム座標（</w:t>
-      </w:r>
-      <w:r>
-        <w:t>GRCh38</w:t>
-      </w:r>
-      <w:r>
-        <w:t>）、転写産物。候補が複数なら全部</w:t>
-      </w:r>
-    </w:p>
-    <w:p>
-      <w:pPr>
-        <w:pStyle w:val="a4"/>
-        <w:numPr>
-          <w:ilvl w:val="0"/>
-          <w:numId w:val="3"/>
-        </w:numPr>
-        <w:spacing w:after="80" w:line="280" w:lineRule="auto"/>
-      </w:pPr>
-      <w:r>
-        <w:t>注意</w:t>
-      </w:r>
-      <w:r>
-        <w:t xml:space="preserve">: </w:t>
-      </w:r>
-      <w:r>
-        <w:t>入力の解釈に関わる事項（候補が複数、転写産物の当てはめ、</w:t>
-      </w:r>
-      <w:r>
-        <w:t xml:space="preserve">p. </w:t>
-      </w:r>
-      <w:r>
-        <w:t>の食い違い、</w:t>
-      </w:r>
-      <w:r>
-        <w:t xml:space="preserve">SpliceAI </w:t>
-      </w:r>
-      <w:r>
-        <w:t>の警告）。該当が無ければ出ない</w:t>
-      </w:r>
-    </w:p>
-    <w:p>
-      <w:pPr>
-        <w:pStyle w:val="a4"/>
-        <w:numPr>
-          <w:ilvl w:val="0"/>
-          <w:numId w:val="3"/>
-        </w:numPr>
-        <w:spacing w:after="80" w:line="280" w:lineRule="auto"/>
-      </w:pPr>
-      <w:r>
-        <w:t>遺伝子</w:t>
-      </w:r>
-      <w:r>
-        <w:t>: pLI</w:t>
-      </w:r>
-      <w:r>
-        <w:t>、</w:t>
-      </w:r>
-      <w:r>
-        <w:t>missense z</w:t>
-      </w:r>
-      <w:r>
-        <w:t>、</w:t>
-      </w:r>
-      <w:r>
-        <w:t>LoF z</w:t>
-      </w:r>
-      <w:r>
-        <w:t>（値ごとの一言と解説）、</w:t>
-      </w:r>
-      <w:r>
-        <w:t xml:space="preserve">ClinGen </w:t>
-      </w:r>
-      <w:r>
-        <w:t>の評価（遺伝子単位の関連疾患）</w:t>
-      </w:r>
-    </w:p>
-    <w:p>
-      <w:pPr>
-        <w:pStyle w:val="a4"/>
-        <w:numPr>
-          <w:ilvl w:val="0"/>
-          <w:numId w:val="3"/>
-        </w:numPr>
-        <w:spacing w:after="80" w:line="280" w:lineRule="auto"/>
-      </w:pPr>
-      <w:r>
-        <w:t>変異ごと（帯状の見出し。</w:t>
-      </w:r>
-      <w:r>
-        <w:t xml:space="preserve">2 </w:t>
-      </w:r>
-      <w:r>
-        <w:t>つ目以降は改ページ）</w:t>
-      </w:r>
-      <w:r>
-        <w:t xml:space="preserve">: </w:t>
-      </w:r>
-      <w:r>
-        <w:t>集団頻度（</w:t>
-      </w:r>
-      <w:r>
-        <w:t>gnomAD</w:t>
-      </w:r>
-      <w:r>
-        <w:t>）、</w:t>
-      </w:r>
-      <w:r>
-        <w:t>FuncVEP</w:t>
-      </w:r>
-      <w:r>
-        <w:t>、他の予測ツール（</w:t>
-      </w:r>
-      <w:r>
-        <w:t>ClinVEP</w:t>
-      </w:r>
-      <w:r>
-        <w:t>、</w:t>
-      </w:r>
-      <w:r>
-        <w:t>AlphaMissense</w:t>
-      </w:r>
-      <w:r>
-        <w:t>、</w:t>
-      </w:r>
-      <w:r>
-        <w:t>REVEL</w:t>
-      </w:r>
-      <w:r>
-        <w:t>、</w:t>
-      </w:r>
-      <w:r>
-        <w:t>SpliceAI</w:t>
-      </w:r>
-      <w:r>
-        <w:t>）、機能実験の実測値（</w:t>
-      </w:r>
-      <w:r>
-        <w:t>MaveDB</w:t>
-      </w:r>
-      <w:r>
-        <w:t>、あれば）、予測ツールの判定のまとめ（色付きの箱）、</w:t>
-      </w:r>
-      <w:r>
-        <w:t>ClinVar</w:t>
-      </w:r>
-      <w:r>
-        <w:t>（この変異の登録）、</w:t>
-      </w:r>
-      <w:r>
-        <w:t>ClinVar</w:t>
-      </w:r>
-      <w:r>
-        <w:t>（同じアミノ酸位置に報告されている他の変異）</w:t>
-      </w:r>
-    </w:p>
-    <w:p>
-      <w:pPr>
-        <w:pStyle w:val="a4"/>
-        <w:numPr>
-          <w:ilvl w:val="0"/>
-          <w:numId w:val="3"/>
-        </w:numPr>
-        <w:spacing w:after="80" w:line="280" w:lineRule="auto"/>
-      </w:pPr>
-      <w:r>
-        <w:t xml:space="preserve">PP3/BP4 </w:t>
-      </w:r>
-      <w:r>
-        <w:t>の判定基準について、解釈上の注意（帯状の見出し）、謝辞、参考文献</w:t>
-      </w:r>
-    </w:p>
-    <w:p>
-      <w:pPr>
-        <w:spacing w:after="120" w:line="300" w:lineRule="auto"/>
-      </w:pPr>
-      <w:r>
-        <w:t>文章の方針</w:t>
-      </w:r>
-      <w:r>
-        <w:t xml:space="preserve">: </w:t>
-      </w:r>
-      <w:r>
-        <w:t>日本語はすべてです・ます調で、専門用語は初出で意味を定義します。</w:t>
-      </w:r>
-      <w:r>
-        <w:t xml:space="preserve">damaging / neutral </w:t>
-      </w:r>
-      <w:r>
-        <w:t>などの英語の判定語には和訳を添えます。判定のまとめの箱の色（赤系・緑系・橙系）は予測ツールの判定が揃っているかを示すもので、病原性の判定ではないことを箱の中に明記します。</w:t>
-      </w:r>
-    </w:p>
-    <w:p>
-      <w:pPr>
-        <w:pStyle w:val="1"/>
-      </w:pPr>
-      <w:bookmarkStart w:id="11" w:name="_Toc239950252"/>
-      <w:r>
-        <w:t xml:space="preserve">10. </w:t>
-      </w:r>
-      <w:r>
-        <w:t>検証</w:t>
-      </w:r>
-      <w:bookmarkEnd w:id="11"/>
-    </w:p>
-    <w:p>
-      <w:pPr>
-        <w:pStyle w:val="a4"/>
-        <w:numPr>
-          <w:ilvl w:val="0"/>
-          <w:numId w:val="2"/>
-        </w:numPr>
-        <w:spacing w:after="80" w:line="280" w:lineRule="auto"/>
-      </w:pPr>
-      <w:r>
-        <w:t>単体テスト</w:t>
-      </w:r>
-      <w:r>
-        <w:t xml:space="preserve"> 62 </w:t>
-      </w:r>
-      <w:r>
-        <w:t>件（入力解析、コドン翻訳、各</w:t>
-      </w:r>
-      <w:r>
-        <w:t xml:space="preserve"> API </w:t>
-      </w:r>
-      <w:r>
-        <w:t>の応答の読み取り、同じ位置の判定の振り分け）。</w:t>
-      </w:r>
-    </w:p>
-    <w:p>
-      <w:pPr>
-        <w:pStyle w:val="a4"/>
-        <w:numPr>
-          <w:ilvl w:val="0"/>
-          <w:numId w:val="2"/>
-        </w:numPr>
-        <w:spacing w:after="80" w:line="280" w:lineRule="auto"/>
-      </w:pPr>
-      <w:r>
-        <w:t>セルフテスト</w:t>
-      </w:r>
-      <w:r>
-        <w:t xml:space="preserve">: </w:t>
-      </w:r>
-      <w:r>
-        <w:t>既知の</w:t>
-      </w:r>
-      <w:r>
-        <w:t xml:space="preserve"> 25 </w:t>
-      </w:r>
-      <w:r>
-        <w:t>変異（</w:t>
-      </w:r>
-      <w:r>
-        <w:t xml:space="preserve">HGVS </w:t>
-      </w:r>
-      <w:r>
-        <w:t>表記との突き合わせ、拒否されるべき入力を含む）で</w:t>
-      </w:r>
-      <w:r>
-        <w:t xml:space="preserve"> OK 19 / </w:t>
-      </w:r>
-      <w:r>
-        <w:t>注意</w:t>
-      </w:r>
-      <w:r>
-        <w:t xml:space="preserve"> 6 / NG 0</w:t>
-      </w:r>
-      <w:r>
-        <w:t>。注意</w:t>
-      </w:r>
-      <w:r>
-        <w:t xml:space="preserve"> 6 </w:t>
-      </w:r>
-      <w:r>
-        <w:t>件は学習データによるスコア欠落で、いずれも説明が付く。</w:t>
-      </w:r>
-    </w:p>
-    <w:p>
-      <w:pPr>
-        <w:pStyle w:val="a4"/>
-        <w:numPr>
-          <w:ilvl w:val="0"/>
-          <w:numId w:val="2"/>
-        </w:numPr>
-        <w:spacing w:after="80" w:line="280" w:lineRule="auto"/>
-      </w:pPr>
-      <w:r>
-        <w:t>座標系の確認</w:t>
-      </w:r>
-      <w:r>
-        <w:t xml:space="preserve">: TP53 p.Arg175His </w:t>
-      </w:r>
-      <w:r>
-        <w:t>が</w:t>
-      </w:r>
-      <w:r>
-        <w:t xml:space="preserve"> GRCh38 </w:t>
-      </w:r>
-      <w:r>
-        <w:t>の</w:t>
-      </w:r>
-      <w:r>
-        <w:t xml:space="preserve"> chr17:7,675,088 </w:t>
-      </w:r>
-      <w:r>
-        <w:t>に一致。転写産物</w:t>
-      </w:r>
-      <w:r>
-        <w:t xml:space="preserve"> ID </w:t>
-      </w:r>
-      <w:r>
-        <w:t>の世代差、アイソフォームのずれについて予備経路の安全性を実測で確認。</w:t>
-      </w:r>
-    </w:p>
-    <w:p>
-      <w:pPr>
-        <w:pStyle w:val="a4"/>
-        <w:numPr>
-          <w:ilvl w:val="0"/>
-          <w:numId w:val="2"/>
-        </w:numPr>
-        <w:spacing w:after="80" w:line="280" w:lineRule="auto"/>
-      </w:pPr>
-      <w:r>
-        <w:t>公開予測表の網羅性の実測と、著者への照合（</w:t>
-      </w:r>
-      <w:r>
-        <w:t xml:space="preserve">2026-09-06 </w:t>
-      </w:r>
-      <w:r>
-        <w:t>に不一致表を共有）。</w:t>
+        <w:t>どのモデルを臨床の</w:t>
+      </w:r>
+      <w:r>
+        <w:t xml:space="preserve"> PP3/BP4 </w:t>
+      </w:r>
+      <w:r>
+        <w:t>に用いるべきか、また</w:t>
+      </w:r>
+      <w:r>
+        <w:t xml:space="preserve"> ClinVar </w:t>
+      </w:r>
+      <w:r>
+        <w:t>に判定がある変異に</w:t>
+      </w:r>
+      <w:r>
+        <w:t xml:space="preserve"> CTI </w:t>
+      </w:r>
+      <w:r>
+        <w:t>を用いることの是非は、著者に確認します（付録</w:t>
+      </w:r>
+      <w:r>
+        <w:t xml:space="preserve"> C</w:t>
+      </w:r>
+      <w:r>
+        <w:t>）。</w:t>
       </w:r>
     </w:p>
     <w:tbl>
@@ -6955,11 +7765,12 @@
           <w:left w:w="10" w:type="dxa"/>
           <w:right w:w="10" w:type="dxa"/>
         </w:tblCellMar>
-        <w:tblLook w:val="04A0" w:firstRow="1" w:lastRow="0" w:firstColumn="1" w:lastColumn="0" w:noHBand="0" w:noVBand="1"/>
+        <w:tblLook w:val="0000" w:firstRow="0" w:lastRow="0" w:firstColumn="0" w:lastColumn="0" w:noHBand="0" w:noVBand="0"/>
       </w:tblPr>
       <w:tblGrid>
-        <w:gridCol w:w="2708"/>
-        <w:gridCol w:w="6318"/>
+        <w:gridCol w:w="2167"/>
+        <w:gridCol w:w="3610"/>
+        <w:gridCol w:w="3249"/>
       </w:tblGrid>
       <w:tr>
         <w:tblPrEx>
@@ -6973,7 +7784,7 @@
         </w:trPr>
         <w:tc>
           <w:tcPr>
-            <w:tcW w:w="2708" w:type="dxa"/>
+            <w:tcW w:w="2166" w:type="dxa"/>
             <w:shd w:val="clear" w:color="auto" w:fill="E8EEF5"/>
             <w:tcMar>
               <w:top w:w="60" w:type="dxa"/>
@@ -6993,25 +7804,8 @@
                 <w:sz w:val="18"/>
                 <w:szCs w:val="18"/>
               </w:rPr>
-              <w:t>確認に用いた変異</w:t>
-            </w:r>
-          </w:p>
-        </w:tc>
-        <w:tc>
-          <w:tcPr>
-            <w:tcW w:w="6318" w:type="dxa"/>
-            <w:shd w:val="clear" w:color="auto" w:fill="E8EEF5"/>
-            <w:tcMar>
-              <w:top w:w="60" w:type="dxa"/>
-              <w:left w:w="90" w:type="dxa"/>
-              <w:bottom w:w="60" w:type="dxa"/>
-              <w:right w:w="90" w:type="dxa"/>
-            </w:tcMar>
-          </w:tcPr>
-          <w:p>
-            <w:pPr>
-              <w:spacing w:line="260" w:lineRule="auto"/>
-            </w:pPr>
+              <w:t xml:space="preserve">SpliceAI </w:t>
+            </w:r>
             <w:r>
               <w:rPr>
                 <w:b/>
@@ -7019,7 +7813,68 @@
                 <w:sz w:val="18"/>
                 <w:szCs w:val="18"/>
               </w:rPr>
-              <w:t>確認した点</w:t>
+              <w:t>の</w:t>
+            </w:r>
+            <w:r>
+              <w:rPr>
+                <w:b/>
+                <w:bCs/>
+                <w:sz w:val="18"/>
+                <w:szCs w:val="18"/>
+              </w:rPr>
+              <w:t xml:space="preserve"> Δ</w:t>
+            </w:r>
+          </w:p>
+        </w:tc>
+        <w:tc>
+          <w:tcPr>
+            <w:tcW w:w="3610" w:type="dxa"/>
+            <w:shd w:val="clear" w:color="auto" w:fill="E8EEF5"/>
+            <w:tcMar>
+              <w:top w:w="60" w:type="dxa"/>
+              <w:left w:w="90" w:type="dxa"/>
+              <w:bottom w:w="60" w:type="dxa"/>
+              <w:right w:w="90" w:type="dxa"/>
+            </w:tcMar>
+          </w:tcPr>
+          <w:p>
+            <w:pPr>
+              <w:spacing w:line="260" w:lineRule="auto"/>
+            </w:pPr>
+            <w:r>
+              <w:rPr>
+                <w:b/>
+                <w:bCs/>
+                <w:sz w:val="18"/>
+                <w:szCs w:val="18"/>
+              </w:rPr>
+              <w:t>PP3/BP4</w:t>
+            </w:r>
+          </w:p>
+        </w:tc>
+        <w:tc>
+          <w:tcPr>
+            <w:tcW w:w="3249" w:type="dxa"/>
+            <w:shd w:val="clear" w:color="auto" w:fill="E8EEF5"/>
+            <w:tcMar>
+              <w:top w:w="60" w:type="dxa"/>
+              <w:left w:w="90" w:type="dxa"/>
+              <w:bottom w:w="60" w:type="dxa"/>
+              <w:right w:w="90" w:type="dxa"/>
+            </w:tcMar>
+          </w:tcPr>
+          <w:p>
+            <w:pPr>
+              <w:spacing w:line="260" w:lineRule="auto"/>
+            </w:pPr>
+            <w:r>
+              <w:rPr>
+                <w:b/>
+                <w:bCs/>
+                <w:sz w:val="18"/>
+                <w:szCs w:val="18"/>
+              </w:rPr>
+              <w:t>判定のまとめの箱</w:t>
             </w:r>
           </w:p>
         </w:tc>
@@ -7033,138 +7888,98 @@
         </w:tblPrEx>
         <w:tc>
           <w:tcPr>
-            <w:tcW w:w="2708" w:type="dxa"/>
-            <w:tcMar>
-              <w:top w:w="60" w:type="dxa"/>
-              <w:left w:w="90" w:type="dxa"/>
-              <w:bottom w:w="60" w:type="dxa"/>
-              <w:right w:w="90" w:type="dxa"/>
-            </w:tcMar>
-          </w:tcPr>
-          <w:p>
-            <w:pPr>
-              <w:spacing w:line="260" w:lineRule="auto"/>
-            </w:pPr>
-            <w:r>
-              <w:rPr>
-                <w:sz w:val="18"/>
-                <w:szCs w:val="18"/>
-              </w:rPr>
-              <w:t>BRCA1 p.Arg1699Trp</w:t>
-            </w:r>
-          </w:p>
-        </w:tc>
-        <w:tc>
-          <w:tcPr>
-            <w:tcW w:w="6318" w:type="dxa"/>
-            <w:tcMar>
-              <w:top w:w="60" w:type="dxa"/>
-              <w:left w:w="90" w:type="dxa"/>
-              <w:bottom w:w="60" w:type="dxa"/>
-              <w:right w:w="90" w:type="dxa"/>
-            </w:tcMar>
-          </w:tcPr>
-          <w:p>
-            <w:pPr>
-              <w:spacing w:line="260" w:lineRule="auto"/>
-            </w:pPr>
-            <w:r>
-              <w:rPr>
-                <w:sz w:val="18"/>
-                <w:szCs w:val="18"/>
-              </w:rPr>
-              <w:t xml:space="preserve">FuncVEP 3 </w:t>
-            </w:r>
-            <w:r>
-              <w:rPr>
-                <w:sz w:val="18"/>
-                <w:szCs w:val="18"/>
-              </w:rPr>
-              <w:t>モデルとも</w:t>
-            </w:r>
-            <w:r>
-              <w:rPr>
-                <w:sz w:val="18"/>
-                <w:szCs w:val="18"/>
-              </w:rPr>
-              <w:t xml:space="preserve"> PP3_Strong</w:t>
-            </w:r>
-            <w:r>
-              <w:rPr>
-                <w:sz w:val="18"/>
-                <w:szCs w:val="18"/>
-              </w:rPr>
-              <w:t>。</w:t>
-            </w:r>
-            <w:r>
-              <w:rPr>
-                <w:sz w:val="18"/>
-                <w:szCs w:val="18"/>
-              </w:rPr>
-              <w:t xml:space="preserve">ClinVar </w:t>
-            </w:r>
-            <w:r>
-              <w:rPr>
-                <w:sz w:val="18"/>
-                <w:szCs w:val="18"/>
-              </w:rPr>
-              <w:t>専門家パネル</w:t>
-            </w:r>
-            <w:r>
-              <w:rPr>
-                <w:sz w:val="18"/>
-                <w:szCs w:val="18"/>
-              </w:rPr>
-              <w:t xml:space="preserve"> 3 </w:t>
-            </w:r>
-            <w:r>
-              <w:rPr>
-                <w:sz w:val="18"/>
-                <w:szCs w:val="18"/>
-              </w:rPr>
-              <w:t>星。同じ位置の</w:t>
-            </w:r>
-            <w:r>
-              <w:rPr>
-                <w:sz w:val="18"/>
-                <w:szCs w:val="18"/>
-              </w:rPr>
-              <w:t xml:space="preserve"> Arg1699Gln</w:t>
-            </w:r>
-            <w:r>
-              <w:rPr>
-                <w:sz w:val="18"/>
-                <w:szCs w:val="18"/>
-              </w:rPr>
-              <w:t>・</w:t>
-            </w:r>
-            <w:r>
-              <w:rPr>
-                <w:sz w:val="18"/>
-                <w:szCs w:val="18"/>
-              </w:rPr>
-              <w:t xml:space="preserve">Leu </w:t>
-            </w:r>
-            <w:r>
-              <w:rPr>
-                <w:sz w:val="18"/>
-                <w:szCs w:val="18"/>
-              </w:rPr>
-              <w:t>が病的（</w:t>
-            </w:r>
-            <w:r>
-              <w:rPr>
-                <w:sz w:val="18"/>
-                <w:szCs w:val="18"/>
-              </w:rPr>
-              <w:t xml:space="preserve">PM5 </w:t>
-            </w:r>
-            <w:r>
-              <w:rPr>
-                <w:sz w:val="18"/>
-                <w:szCs w:val="18"/>
-              </w:rPr>
-              <w:t>候補）</w:t>
+            <w:tcW w:w="2166" w:type="dxa"/>
+            <w:tcMar>
+              <w:top w:w="60" w:type="dxa"/>
+              <w:left w:w="90" w:type="dxa"/>
+              <w:bottom w:w="60" w:type="dxa"/>
+              <w:right w:w="90" w:type="dxa"/>
+            </w:tcMar>
+          </w:tcPr>
+          <w:p>
+            <w:pPr>
+              <w:spacing w:line="260" w:lineRule="auto"/>
+            </w:pPr>
+            <w:r>
+              <w:rPr>
+                <w:sz w:val="18"/>
+                <w:szCs w:val="18"/>
+              </w:rPr>
+              <w:t xml:space="preserve">0.5 </w:t>
+            </w:r>
+            <w:r>
+              <w:rPr>
+                <w:sz w:val="18"/>
+                <w:szCs w:val="18"/>
+              </w:rPr>
+              <w:t>以上</w:t>
+            </w:r>
+          </w:p>
+        </w:tc>
+        <w:tc>
+          <w:tcPr>
+            <w:tcW w:w="3610" w:type="dxa"/>
+            <w:tcMar>
+              <w:top w:w="60" w:type="dxa"/>
+              <w:left w:w="90" w:type="dxa"/>
+              <w:bottom w:w="60" w:type="dxa"/>
+              <w:right w:w="90" w:type="dxa"/>
+            </w:tcMar>
+          </w:tcPr>
+          <w:p>
+            <w:pPr>
+              <w:spacing w:line="260" w:lineRule="auto"/>
+            </w:pPr>
+            <w:r>
+              <w:rPr>
+                <w:sz w:val="18"/>
+                <w:szCs w:val="18"/>
+              </w:rPr>
+              <w:t xml:space="preserve">BP4 </w:t>
+            </w:r>
+            <w:r>
+              <w:rPr>
+                <w:sz w:val="18"/>
+                <w:szCs w:val="18"/>
+              </w:rPr>
+              <w:t>を保留（適用しない旨を表示）。</w:t>
+            </w:r>
+            <w:r>
+              <w:rPr>
+                <w:sz w:val="18"/>
+                <w:szCs w:val="18"/>
+              </w:rPr>
+              <w:t xml:space="preserve">PP3 </w:t>
+            </w:r>
+            <w:r>
+              <w:rPr>
+                <w:sz w:val="18"/>
+                <w:szCs w:val="18"/>
+              </w:rPr>
+              <w:t>は影響しない</w:t>
+            </w:r>
+          </w:p>
+        </w:tc>
+        <w:tc>
+          <w:tcPr>
+            <w:tcW w:w="3249" w:type="dxa"/>
+            <w:tcMar>
+              <w:top w:w="60" w:type="dxa"/>
+              <w:left w:w="90" w:type="dxa"/>
+              <w:bottom w:w="60" w:type="dxa"/>
+              <w:right w:w="90" w:type="dxa"/>
+            </w:tcMar>
+          </w:tcPr>
+          <w:p>
+            <w:pPr>
+              <w:spacing w:line="260" w:lineRule="auto"/>
+            </w:pPr>
+            <w:r>
+              <w:rPr>
+                <w:sz w:val="18"/>
+                <w:szCs w:val="18"/>
+              </w:rPr>
+              <w:t>橙にし、スプライシングへの影響が示唆される旨を一行添える</w:t>
             </w:r>
           </w:p>
         </w:tc>
@@ -7178,124 +7993,98 @@
         </w:tblPrEx>
         <w:tc>
           <w:tcPr>
-            <w:tcW w:w="2708" w:type="dxa"/>
-            <w:tcMar>
-              <w:top w:w="60" w:type="dxa"/>
-              <w:left w:w="90" w:type="dxa"/>
-              <w:bottom w:w="60" w:type="dxa"/>
-              <w:right w:w="90" w:type="dxa"/>
-            </w:tcMar>
-          </w:tcPr>
-          <w:p>
-            <w:pPr>
-              <w:spacing w:line="260" w:lineRule="auto"/>
-            </w:pPr>
-            <w:r>
-              <w:rPr>
-                <w:sz w:val="18"/>
-                <w:szCs w:val="18"/>
-              </w:rPr>
-              <w:t>BRCA1 p.Cys61Gly</w:t>
-            </w:r>
-          </w:p>
-        </w:tc>
-        <w:tc>
-          <w:tcPr>
-            <w:tcW w:w="6318" w:type="dxa"/>
-            <w:tcMar>
-              <w:top w:w="60" w:type="dxa"/>
-              <w:left w:w="90" w:type="dxa"/>
-              <w:bottom w:w="60" w:type="dxa"/>
-              <w:right w:w="90" w:type="dxa"/>
-            </w:tcMar>
-          </w:tcPr>
-          <w:p>
-            <w:pPr>
-              <w:spacing w:line="260" w:lineRule="auto"/>
-            </w:pPr>
-            <w:r>
-              <w:rPr>
-                <w:sz w:val="18"/>
-                <w:szCs w:val="18"/>
-              </w:rPr>
-              <w:t xml:space="preserve">MaveDB </w:t>
-            </w:r>
-            <w:r>
-              <w:rPr>
-                <w:sz w:val="18"/>
-                <w:szCs w:val="18"/>
-              </w:rPr>
-              <w:t>の</w:t>
-            </w:r>
-            <w:r>
-              <w:rPr>
-                <w:sz w:val="18"/>
-                <w:szCs w:val="18"/>
-              </w:rPr>
-              <w:t xml:space="preserve"> SGE</w:t>
-            </w:r>
-            <w:r>
-              <w:rPr>
-                <w:sz w:val="18"/>
-                <w:szCs w:val="18"/>
-              </w:rPr>
-              <w:t>（</w:t>
-            </w:r>
-            <w:r>
-              <w:rPr>
-                <w:sz w:val="18"/>
-                <w:szCs w:val="18"/>
-              </w:rPr>
-              <w:t xml:space="preserve">Findlay </w:t>
-            </w:r>
-            <w:r>
-              <w:rPr>
-                <w:sz w:val="18"/>
-                <w:szCs w:val="18"/>
-              </w:rPr>
-              <w:t>ら</w:t>
-            </w:r>
-            <w:r>
-              <w:rPr>
-                <w:sz w:val="18"/>
-                <w:szCs w:val="18"/>
-              </w:rPr>
-              <w:t xml:space="preserve"> 2018</w:t>
-            </w:r>
-            <w:r>
-              <w:rPr>
-                <w:sz w:val="18"/>
-                <w:szCs w:val="18"/>
-              </w:rPr>
-              <w:t>）で「異常」。</w:t>
-            </w:r>
-            <w:r>
-              <w:rPr>
-                <w:sz w:val="18"/>
-                <w:szCs w:val="18"/>
-              </w:rPr>
-              <w:t xml:space="preserve">c. </w:t>
-            </w:r>
-            <w:r>
-              <w:rPr>
-                <w:sz w:val="18"/>
-                <w:szCs w:val="18"/>
-              </w:rPr>
-              <w:t>表記しか持たない実験データを</w:t>
-            </w:r>
-            <w:r>
-              <w:rPr>
-                <w:sz w:val="18"/>
-                <w:szCs w:val="18"/>
-              </w:rPr>
-              <w:t xml:space="preserve"> CDS </w:t>
-            </w:r>
-            <w:r>
-              <w:rPr>
-                <w:sz w:val="18"/>
-                <w:szCs w:val="18"/>
-              </w:rPr>
-              <w:t>で翻訳して照合</w:t>
+            <w:tcW w:w="2166" w:type="dxa"/>
+            <w:tcMar>
+              <w:top w:w="60" w:type="dxa"/>
+              <w:left w:w="90" w:type="dxa"/>
+              <w:bottom w:w="60" w:type="dxa"/>
+              <w:right w:w="90" w:type="dxa"/>
+            </w:tcMar>
+          </w:tcPr>
+          <w:p>
+            <w:pPr>
+              <w:spacing w:line="260" w:lineRule="auto"/>
+            </w:pPr>
+            <w:r>
+              <w:rPr>
+                <w:sz w:val="18"/>
+                <w:szCs w:val="18"/>
+              </w:rPr>
+              <w:t xml:space="preserve">0.2 </w:t>
+            </w:r>
+            <w:r>
+              <w:rPr>
+                <w:sz w:val="18"/>
+                <w:szCs w:val="18"/>
+              </w:rPr>
+              <w:t>以上</w:t>
+            </w:r>
+            <w:r>
+              <w:rPr>
+                <w:sz w:val="18"/>
+                <w:szCs w:val="18"/>
+              </w:rPr>
+              <w:t xml:space="preserve"> 0.5 </w:t>
+            </w:r>
+            <w:r>
+              <w:rPr>
+                <w:sz w:val="18"/>
+                <w:szCs w:val="18"/>
+              </w:rPr>
+              <w:t>未満</w:t>
+            </w:r>
+          </w:p>
+        </w:tc>
+        <w:tc>
+          <w:tcPr>
+            <w:tcW w:w="3610" w:type="dxa"/>
+            <w:tcMar>
+              <w:top w:w="60" w:type="dxa"/>
+              <w:left w:w="90" w:type="dxa"/>
+              <w:bottom w:w="60" w:type="dxa"/>
+              <w:right w:w="90" w:type="dxa"/>
+            </w:tcMar>
+          </w:tcPr>
+          <w:p>
+            <w:pPr>
+              <w:spacing w:line="260" w:lineRule="auto"/>
+            </w:pPr>
+            <w:r>
+              <w:rPr>
+                <w:sz w:val="18"/>
+                <w:szCs w:val="18"/>
+              </w:rPr>
+              <w:t xml:space="preserve">BP4 </w:t>
+            </w:r>
+            <w:r>
+              <w:rPr>
+                <w:sz w:val="18"/>
+                <w:szCs w:val="18"/>
+              </w:rPr>
+              <w:t>は出すが「要確認」と添える</w:t>
+            </w:r>
+          </w:p>
+        </w:tc>
+        <w:tc>
+          <w:tcPr>
+            <w:tcW w:w="3249" w:type="dxa"/>
+            <w:tcMar>
+              <w:top w:w="60" w:type="dxa"/>
+              <w:left w:w="90" w:type="dxa"/>
+              <w:bottom w:w="60" w:type="dxa"/>
+              <w:right w:w="90" w:type="dxa"/>
+            </w:tcMar>
+          </w:tcPr>
+          <w:p>
+            <w:pPr>
+              <w:spacing w:line="260" w:lineRule="auto"/>
+            </w:pPr>
+            <w:r>
+              <w:rPr>
+                <w:sz w:val="18"/>
+                <w:szCs w:val="18"/>
+              </w:rPr>
+              <w:t>一行添える（色は変えない）</w:t>
             </w:r>
           </w:p>
         </w:tc>
@@ -7309,110 +8098,77 @@
         </w:tblPrEx>
         <w:tc>
           <w:tcPr>
-            <w:tcW w:w="2708" w:type="dxa"/>
-            <w:tcMar>
-              <w:top w:w="60" w:type="dxa"/>
-              <w:left w:w="90" w:type="dxa"/>
-              <w:bottom w:w="60" w:type="dxa"/>
-              <w:right w:w="90" w:type="dxa"/>
-            </w:tcMar>
-          </w:tcPr>
-          <w:p>
-            <w:pPr>
-              <w:spacing w:line="260" w:lineRule="auto"/>
-            </w:pPr>
-            <w:r>
-              <w:rPr>
-                <w:sz w:val="18"/>
-                <w:szCs w:val="18"/>
-              </w:rPr>
-              <w:t>HBB p.Glu7Val</w:t>
-            </w:r>
-          </w:p>
-        </w:tc>
-        <w:tc>
-          <w:tcPr>
-            <w:tcW w:w="6318" w:type="dxa"/>
-            <w:tcMar>
-              <w:top w:w="60" w:type="dxa"/>
-              <w:left w:w="90" w:type="dxa"/>
-              <w:bottom w:w="60" w:type="dxa"/>
-              <w:right w:w="90" w:type="dxa"/>
-            </w:tcMar>
-          </w:tcPr>
-          <w:p>
-            <w:pPr>
-              <w:spacing w:line="260" w:lineRule="auto"/>
-            </w:pPr>
-            <w:r>
-              <w:rPr>
-                <w:sz w:val="18"/>
-                <w:szCs w:val="18"/>
-              </w:rPr>
-              <w:t xml:space="preserve">FuncVEP </w:t>
-            </w:r>
-            <w:r>
-              <w:rPr>
-                <w:sz w:val="18"/>
-                <w:szCs w:val="18"/>
-              </w:rPr>
-              <w:t>は</w:t>
-            </w:r>
-            <w:r>
-              <w:rPr>
-                <w:sz w:val="18"/>
-                <w:szCs w:val="18"/>
-              </w:rPr>
-              <w:t xml:space="preserve"> neutral </w:t>
-            </w:r>
-            <w:r>
-              <w:rPr>
-                <w:sz w:val="18"/>
-                <w:szCs w:val="18"/>
-              </w:rPr>
-              <w:t>だが臨床的には病的（</w:t>
-            </w:r>
-            <w:r>
-              <w:rPr>
-                <w:sz w:val="18"/>
-                <w:szCs w:val="18"/>
-              </w:rPr>
-              <w:t xml:space="preserve">HbS </w:t>
-            </w:r>
-            <w:r>
-              <w:rPr>
-                <w:sz w:val="18"/>
-                <w:szCs w:val="18"/>
-              </w:rPr>
-              <w:t>の重合）。機能予測と病原性の乖離の例。日本人集団は</w:t>
-            </w:r>
-            <w:r>
-              <w:rPr>
-                <w:sz w:val="18"/>
-                <w:szCs w:val="18"/>
-              </w:rPr>
-              <w:t xml:space="preserve"> ToMMo </w:t>
-            </w:r>
-            <w:r>
-              <w:rPr>
-                <w:sz w:val="18"/>
-                <w:szCs w:val="18"/>
-              </w:rPr>
-              <w:t>に無く</w:t>
-            </w:r>
-            <w:r>
-              <w:rPr>
-                <w:sz w:val="18"/>
-                <w:szCs w:val="18"/>
-              </w:rPr>
-              <w:t xml:space="preserve"> NCBN </w:t>
-            </w:r>
-            <w:r>
-              <w:rPr>
-                <w:sz w:val="18"/>
-                <w:szCs w:val="18"/>
-              </w:rPr>
-              <w:t>のみ（参考扱い）</w:t>
+            <w:tcW w:w="2166" w:type="dxa"/>
+            <w:tcMar>
+              <w:top w:w="60" w:type="dxa"/>
+              <w:left w:w="90" w:type="dxa"/>
+              <w:bottom w:w="60" w:type="dxa"/>
+              <w:right w:w="90" w:type="dxa"/>
+            </w:tcMar>
+          </w:tcPr>
+          <w:p>
+            <w:pPr>
+              <w:spacing w:line="260" w:lineRule="auto"/>
+            </w:pPr>
+            <w:r>
+              <w:rPr>
+                <w:sz w:val="18"/>
+                <w:szCs w:val="18"/>
+              </w:rPr>
+              <w:t xml:space="preserve">0.2 </w:t>
+            </w:r>
+            <w:r>
+              <w:rPr>
+                <w:sz w:val="18"/>
+                <w:szCs w:val="18"/>
+              </w:rPr>
+              <w:t>未満</w:t>
+            </w:r>
+          </w:p>
+        </w:tc>
+        <w:tc>
+          <w:tcPr>
+            <w:tcW w:w="3610" w:type="dxa"/>
+            <w:tcMar>
+              <w:top w:w="60" w:type="dxa"/>
+              <w:left w:w="90" w:type="dxa"/>
+              <w:bottom w:w="60" w:type="dxa"/>
+              <w:right w:w="90" w:type="dxa"/>
+            </w:tcMar>
+          </w:tcPr>
+          <w:p>
+            <w:pPr>
+              <w:spacing w:line="260" w:lineRule="auto"/>
+            </w:pPr>
+            <w:r>
+              <w:rPr>
+                <w:sz w:val="18"/>
+                <w:szCs w:val="18"/>
+              </w:rPr>
+              <w:t>変更なし</w:t>
+            </w:r>
+          </w:p>
+        </w:tc>
+        <w:tc>
+          <w:tcPr>
+            <w:tcW w:w="3249" w:type="dxa"/>
+            <w:tcMar>
+              <w:top w:w="60" w:type="dxa"/>
+              <w:left w:w="90" w:type="dxa"/>
+              <w:bottom w:w="60" w:type="dxa"/>
+              <w:right w:w="90" w:type="dxa"/>
+            </w:tcMar>
+          </w:tcPr>
+          <w:p>
+            <w:pPr>
+              <w:spacing w:line="260" w:lineRule="auto"/>
+            </w:pPr>
+            <w:r>
+              <w:rPr>
+                <w:sz w:val="18"/>
+                <w:szCs w:val="18"/>
+              </w:rPr>
+              <w:t>変更なし</w:t>
             </w:r>
           </w:p>
         </w:tc>
@@ -7426,379 +8182,77 @@
         </w:tblPrEx>
         <w:tc>
           <w:tcPr>
-            <w:tcW w:w="2708" w:type="dxa"/>
-            <w:tcMar>
-              <w:top w:w="60" w:type="dxa"/>
-              <w:left w:w="90" w:type="dxa"/>
-              <w:bottom w:w="60" w:type="dxa"/>
-              <w:right w:w="90" w:type="dxa"/>
-            </w:tcMar>
-          </w:tcPr>
-          <w:p>
-            <w:pPr>
-              <w:spacing w:line="260" w:lineRule="auto"/>
-            </w:pPr>
-            <w:r>
-              <w:rPr>
-                <w:sz w:val="18"/>
-                <w:szCs w:val="18"/>
-              </w:rPr>
-              <w:t>FGFR3 p.Gly380Arg</w:t>
-            </w:r>
-          </w:p>
-        </w:tc>
-        <w:tc>
-          <w:tcPr>
-            <w:tcW w:w="6318" w:type="dxa"/>
-            <w:tcMar>
-              <w:top w:w="60" w:type="dxa"/>
-              <w:left w:w="90" w:type="dxa"/>
-              <w:bottom w:w="60" w:type="dxa"/>
-              <w:right w:w="90" w:type="dxa"/>
-            </w:tcMar>
-          </w:tcPr>
-          <w:p>
-            <w:pPr>
-              <w:spacing w:line="260" w:lineRule="auto"/>
-            </w:pPr>
-            <w:r>
-              <w:rPr>
-                <w:sz w:val="18"/>
-                <w:szCs w:val="18"/>
-              </w:rPr>
-              <w:t>同じアミノ酸置換に塩基置換が</w:t>
-            </w:r>
-            <w:r>
-              <w:rPr>
-                <w:sz w:val="18"/>
-                <w:szCs w:val="18"/>
-              </w:rPr>
-              <w:t xml:space="preserve"> 2 </w:t>
-            </w:r>
-            <w:r>
-              <w:rPr>
-                <w:sz w:val="18"/>
-                <w:szCs w:val="18"/>
-              </w:rPr>
-              <w:t>通り（</w:t>
-            </w:r>
-            <w:r>
-              <w:rPr>
-                <w:sz w:val="18"/>
-                <w:szCs w:val="18"/>
-              </w:rPr>
-              <w:t xml:space="preserve">G&gt;A </w:t>
-            </w:r>
-            <w:r>
-              <w:rPr>
-                <w:sz w:val="18"/>
-                <w:szCs w:val="18"/>
-              </w:rPr>
-              <w:t>は</w:t>
-            </w:r>
-            <w:r>
-              <w:rPr>
-                <w:sz w:val="18"/>
-                <w:szCs w:val="18"/>
-              </w:rPr>
-              <w:t xml:space="preserve"> 3 </w:t>
-            </w:r>
-            <w:r>
-              <w:rPr>
-                <w:sz w:val="18"/>
-                <w:szCs w:val="18"/>
-              </w:rPr>
-              <w:t>モデルの学習による空欄、</w:t>
-            </w:r>
-            <w:r>
-              <w:rPr>
-                <w:sz w:val="18"/>
-                <w:szCs w:val="18"/>
-              </w:rPr>
-              <w:t xml:space="preserve">G&gt;C </w:t>
-            </w:r>
-            <w:r>
-              <w:rPr>
-                <w:sz w:val="18"/>
-                <w:szCs w:val="18"/>
-              </w:rPr>
-              <w:t>は</w:t>
-            </w:r>
-            <w:r>
-              <w:rPr>
-                <w:sz w:val="18"/>
-                <w:szCs w:val="18"/>
-              </w:rPr>
-              <w:t xml:space="preserve"> 6 </w:t>
-            </w:r>
-            <w:r>
-              <w:rPr>
-                <w:sz w:val="18"/>
-                <w:szCs w:val="18"/>
-              </w:rPr>
-              <w:t>モデルによる欠落）。互いに</w:t>
-            </w:r>
-            <w:r>
-              <w:rPr>
-                <w:sz w:val="18"/>
-                <w:szCs w:val="18"/>
-              </w:rPr>
-              <w:t xml:space="preserve"> PS1 </w:t>
-            </w:r>
-            <w:r>
-              <w:rPr>
-                <w:sz w:val="18"/>
-                <w:szCs w:val="18"/>
-              </w:rPr>
-              <w:t>候補。</w:t>
-            </w:r>
-            <w:r>
-              <w:rPr>
-                <w:sz w:val="18"/>
-                <w:szCs w:val="18"/>
-              </w:rPr>
-              <w:t xml:space="preserve">ClinVar </w:t>
-            </w:r>
-            <w:r>
-              <w:rPr>
-                <w:sz w:val="18"/>
-                <w:szCs w:val="18"/>
-              </w:rPr>
-              <w:t>の疾患名は件数順で</w:t>
-            </w:r>
-            <w:r>
-              <w:rPr>
-                <w:sz w:val="18"/>
-                <w:szCs w:val="18"/>
-              </w:rPr>
-              <w:t xml:space="preserve"> achondroplasia </w:t>
-            </w:r>
-            <w:r>
-              <w:rPr>
-                <w:sz w:val="18"/>
-                <w:szCs w:val="18"/>
-              </w:rPr>
-              <w:t>が</w:t>
-            </w:r>
-            <w:r>
-              <w:rPr>
-                <w:sz w:val="18"/>
-                <w:szCs w:val="18"/>
-              </w:rPr>
-              <w:t xml:space="preserve"> 38 </w:t>
-            </w:r>
-            <w:r>
-              <w:rPr>
-                <w:sz w:val="18"/>
-                <w:szCs w:val="18"/>
-              </w:rPr>
-              <w:t>件</w:t>
-            </w:r>
-          </w:p>
-        </w:tc>
-      </w:tr>
-      <w:tr>
-        <w:tblPrEx>
-          <w:tblCellMar>
-            <w:top w:w="0" w:type="dxa"/>
-            <w:bottom w:w="0" w:type="dxa"/>
-          </w:tblCellMar>
-        </w:tblPrEx>
-        <w:tc>
-          <w:tcPr>
-            <w:tcW w:w="2708" w:type="dxa"/>
-            <w:tcMar>
-              <w:top w:w="60" w:type="dxa"/>
-              <w:left w:w="90" w:type="dxa"/>
-              <w:bottom w:w="60" w:type="dxa"/>
-              <w:right w:w="90" w:type="dxa"/>
-            </w:tcMar>
-          </w:tcPr>
-          <w:p>
-            <w:pPr>
-              <w:spacing w:line="260" w:lineRule="auto"/>
-            </w:pPr>
-            <w:r>
-              <w:rPr>
-                <w:sz w:val="18"/>
-                <w:szCs w:val="18"/>
-              </w:rPr>
-              <w:t>NEFL p.Pro8Leu</w:t>
-            </w:r>
-          </w:p>
-        </w:tc>
-        <w:tc>
-          <w:tcPr>
-            <w:tcW w:w="6318" w:type="dxa"/>
-            <w:tcMar>
-              <w:top w:w="60" w:type="dxa"/>
-              <w:left w:w="90" w:type="dxa"/>
-              <w:bottom w:w="60" w:type="dxa"/>
-              <w:right w:w="90" w:type="dxa"/>
-            </w:tcMar>
-          </w:tcPr>
-          <w:p>
-            <w:pPr>
-              <w:spacing w:line="260" w:lineRule="auto"/>
-            </w:pPr>
-            <w:r>
-              <w:rPr>
-                <w:sz w:val="18"/>
-                <w:szCs w:val="18"/>
-              </w:rPr>
-              <w:t>予測表に行が無い例。</w:t>
-            </w:r>
-            <w:r>
-              <w:rPr>
-                <w:sz w:val="18"/>
-                <w:szCs w:val="18"/>
-              </w:rPr>
-              <w:t xml:space="preserve">gnomAD </w:t>
-            </w:r>
-            <w:r>
-              <w:rPr>
-                <w:sz w:val="18"/>
-                <w:szCs w:val="18"/>
-              </w:rPr>
-              <w:t>収録なし（</w:t>
-            </w:r>
-            <w:r>
-              <w:rPr>
-                <w:sz w:val="18"/>
-                <w:szCs w:val="18"/>
-              </w:rPr>
-              <w:t xml:space="preserve">PM2_supporting </w:t>
-            </w:r>
-            <w:r>
-              <w:rPr>
-                <w:sz w:val="18"/>
-                <w:szCs w:val="18"/>
-              </w:rPr>
-              <w:t>候補）。同じ位置の</w:t>
-            </w:r>
-            <w:r>
-              <w:rPr>
-                <w:sz w:val="18"/>
-                <w:szCs w:val="18"/>
-              </w:rPr>
-              <w:t xml:space="preserve"> Pro8Arg</w:t>
-            </w:r>
-            <w:r>
-              <w:rPr>
-                <w:sz w:val="18"/>
-                <w:szCs w:val="18"/>
-              </w:rPr>
-              <w:t>・</w:t>
-            </w:r>
-            <w:r>
-              <w:rPr>
-                <w:sz w:val="18"/>
-                <w:szCs w:val="18"/>
-              </w:rPr>
-              <w:t xml:space="preserve">Gln </w:t>
-            </w:r>
-            <w:r>
-              <w:rPr>
-                <w:sz w:val="18"/>
-                <w:szCs w:val="18"/>
-              </w:rPr>
-              <w:t>が病的（</w:t>
-            </w:r>
-            <w:r>
-              <w:rPr>
-                <w:sz w:val="18"/>
-                <w:szCs w:val="18"/>
-              </w:rPr>
-              <w:t xml:space="preserve">PM5 </w:t>
-            </w:r>
-            <w:r>
-              <w:rPr>
-                <w:sz w:val="18"/>
-                <w:szCs w:val="18"/>
-              </w:rPr>
-              <w:t>候補）</w:t>
-            </w:r>
-          </w:p>
-        </w:tc>
-      </w:tr>
-      <w:tr>
-        <w:tblPrEx>
-          <w:tblCellMar>
-            <w:top w:w="0" w:type="dxa"/>
-            <w:bottom w:w="0" w:type="dxa"/>
-          </w:tblCellMar>
-        </w:tblPrEx>
-        <w:tc>
-          <w:tcPr>
-            <w:tcW w:w="2708" w:type="dxa"/>
-            <w:tcMar>
-              <w:top w:w="60" w:type="dxa"/>
-              <w:left w:w="90" w:type="dxa"/>
-              <w:bottom w:w="60" w:type="dxa"/>
-              <w:right w:w="90" w:type="dxa"/>
-            </w:tcMar>
-          </w:tcPr>
-          <w:p>
-            <w:pPr>
-              <w:spacing w:line="260" w:lineRule="auto"/>
-            </w:pPr>
-            <w:r>
-              <w:rPr>
-                <w:sz w:val="18"/>
-                <w:szCs w:val="18"/>
-              </w:rPr>
-              <w:t>SDHB c.574T&gt;C (p.Cys192Arg)</w:t>
-            </w:r>
-          </w:p>
-        </w:tc>
-        <w:tc>
-          <w:tcPr>
-            <w:tcW w:w="6318" w:type="dxa"/>
-            <w:tcMar>
-              <w:top w:w="60" w:type="dxa"/>
-              <w:left w:w="90" w:type="dxa"/>
-              <w:bottom w:w="60" w:type="dxa"/>
-              <w:right w:w="90" w:type="dxa"/>
-            </w:tcMar>
-          </w:tcPr>
-          <w:p>
-            <w:pPr>
-              <w:spacing w:line="260" w:lineRule="auto"/>
-            </w:pPr>
-            <w:r>
-              <w:rPr>
-                <w:sz w:val="18"/>
-                <w:szCs w:val="18"/>
-              </w:rPr>
-              <w:t>報告書形式の入力。</w:t>
-            </w:r>
-            <w:r>
-              <w:rPr>
-                <w:sz w:val="18"/>
-                <w:szCs w:val="18"/>
-              </w:rPr>
-              <w:t xml:space="preserve">c. </w:t>
-            </w:r>
-            <w:r>
-              <w:rPr>
-                <w:sz w:val="18"/>
-                <w:szCs w:val="18"/>
-              </w:rPr>
-              <w:t>と</w:t>
-            </w:r>
-            <w:r>
-              <w:rPr>
-                <w:sz w:val="18"/>
-                <w:szCs w:val="18"/>
-              </w:rPr>
-              <w:t xml:space="preserve"> p. </w:t>
-            </w:r>
-            <w:r>
-              <w:rPr>
-                <w:sz w:val="18"/>
-                <w:szCs w:val="18"/>
-              </w:rPr>
-              <w:t>の一致を確認し、注意を出さずに解決</w:t>
+            <w:tcW w:w="2166" w:type="dxa"/>
+            <w:tcMar>
+              <w:top w:w="60" w:type="dxa"/>
+              <w:left w:w="90" w:type="dxa"/>
+              <w:bottom w:w="60" w:type="dxa"/>
+              <w:right w:w="90" w:type="dxa"/>
+            </w:tcMar>
+          </w:tcPr>
+          <w:p>
+            <w:pPr>
+              <w:spacing w:line="260" w:lineRule="auto"/>
+            </w:pPr>
+            <w:r>
+              <w:rPr>
+                <w:sz w:val="18"/>
+                <w:szCs w:val="18"/>
+              </w:rPr>
+              <w:t>未取得（オフライン、失敗、スコアなし）</w:t>
+            </w:r>
+          </w:p>
+        </w:tc>
+        <w:tc>
+          <w:tcPr>
+            <w:tcW w:w="3610" w:type="dxa"/>
+            <w:tcMar>
+              <w:top w:w="60" w:type="dxa"/>
+              <w:left w:w="90" w:type="dxa"/>
+              <w:bottom w:w="60" w:type="dxa"/>
+              <w:right w:w="90" w:type="dxa"/>
+            </w:tcMar>
+          </w:tcPr>
+          <w:p>
+            <w:pPr>
+              <w:spacing w:line="260" w:lineRule="auto"/>
+            </w:pPr>
+            <w:r>
+              <w:rPr>
+                <w:sz w:val="18"/>
+                <w:szCs w:val="18"/>
+              </w:rPr>
+              <w:t xml:space="preserve">BP4 </w:t>
+            </w:r>
+            <w:r>
+              <w:rPr>
+                <w:sz w:val="18"/>
+                <w:szCs w:val="18"/>
+              </w:rPr>
+              <w:t>に「スプライシングへの影響は未評価」と添える。保留にはしない</w:t>
+            </w:r>
+          </w:p>
+        </w:tc>
+        <w:tc>
+          <w:tcPr>
+            <w:tcW w:w="3249" w:type="dxa"/>
+            <w:tcMar>
+              <w:top w:w="60" w:type="dxa"/>
+              <w:left w:w="90" w:type="dxa"/>
+              <w:bottom w:w="60" w:type="dxa"/>
+              <w:right w:w="90" w:type="dxa"/>
+            </w:tcMar>
+          </w:tcPr>
+          <w:p>
+            <w:pPr>
+              <w:spacing w:line="260" w:lineRule="auto"/>
+            </w:pPr>
+            <w:r>
+              <w:rPr>
+                <w:sz w:val="18"/>
+                <w:szCs w:val="18"/>
+              </w:rPr>
+              <w:t>一行添える</w:t>
             </w:r>
           </w:p>
         </w:tc>
@@ -7806,339 +8260,27 @@
     </w:tbl>
     <w:p>
       <w:pPr>
-        <w:pStyle w:val="1"/>
+        <w:spacing w:after="120"/>
       </w:pPr>
-      <w:bookmarkStart w:id="12" w:name="_Toc239950253"/>
-      <w:r>
-        <w:t xml:space="preserve">11. </w:t>
-      </w:r>
-      <w:r>
-        <w:t>解釈上の限界</w:t>
-      </w:r>
-      <w:bookmarkEnd w:id="12"/>
     </w:p>
     <w:p>
       <w:pPr>
-        <w:pStyle w:val="a4"/>
-        <w:numPr>
-          <w:ilvl w:val="0"/>
-          <w:numId w:val="2"/>
-        </w:numPr>
-        <w:spacing w:after="80" w:line="280" w:lineRule="auto"/>
+        <w:pStyle w:val="2"/>
       </w:pPr>
-      <w:r>
-        <w:t xml:space="preserve">FuncVEP </w:t>
-      </w:r>
-      <w:r>
-        <w:t>が予測するのはタンパク質の働きへの影響であり、臨床的病原性そのものではありません。機能獲得型・凝集型・浸透率が可変の変異では、機能予測が低くても病的でありえます。</w:t>
-      </w:r>
-    </w:p>
-    <w:p>
-      <w:pPr>
-        <w:pStyle w:val="a4"/>
-        <w:numPr>
-          <w:ilvl w:val="0"/>
-          <w:numId w:val="2"/>
-        </w:numPr>
-        <w:spacing w:after="80" w:line="280" w:lineRule="auto"/>
-      </w:pPr>
-      <w:r>
-        <w:t xml:space="preserve">ACMG/AMP </w:t>
-      </w:r>
-      <w:r>
-        <w:t>では</w:t>
-      </w:r>
-      <w:r>
-        <w:t xml:space="preserve"> PP3/BP4</w:t>
-      </w:r>
-      <w:r>
-        <w:t>（コンピュータ予測）として扱い、</w:t>
-      </w:r>
-      <w:r>
-        <w:t>PS3/BS3</w:t>
-      </w:r>
-      <w:r>
-        <w:t>（機能実験）にはなりません。</w:t>
-      </w:r>
-    </w:p>
-    <w:p>
-      <w:pPr>
-        <w:pStyle w:val="a4"/>
-        <w:numPr>
-          <w:ilvl w:val="0"/>
-          <w:numId w:val="2"/>
-        </w:numPr>
-        <w:spacing w:after="80" w:line="280" w:lineRule="auto"/>
-      </w:pPr>
-      <w:r>
-        <w:t>対象はミスセンス変異のみで、スプライシングへの影響は</w:t>
-      </w:r>
-      <w:r>
-        <w:t xml:space="preserve"> SpliceAI </w:t>
-      </w:r>
-      <w:r>
-        <w:t>で別途示します。</w:t>
-      </w:r>
-    </w:p>
-    <w:p>
-      <w:pPr>
-        <w:pStyle w:val="a4"/>
-        <w:numPr>
-          <w:ilvl w:val="0"/>
-          <w:numId w:val="2"/>
-        </w:numPr>
-        <w:spacing w:after="80" w:line="280" w:lineRule="auto"/>
-      </w:pPr>
-      <w:r>
-        <w:t xml:space="preserve">ClinVar </w:t>
-      </w:r>
-      <w:r>
-        <w:t>の疾患名は提出者の登録であり、検証されたものではありません。</w:t>
-      </w:r>
-      <w:r>
-        <w:t xml:space="preserve">ClinGen </w:t>
-      </w:r>
-      <w:r>
-        <w:t>の評価は遺伝子単位です。</w:t>
-      </w:r>
-    </w:p>
-    <w:p>
-      <w:pPr>
-        <w:pStyle w:val="a4"/>
-        <w:numPr>
-          <w:ilvl w:val="0"/>
-          <w:numId w:val="2"/>
-        </w:numPr>
-        <w:spacing w:after="80" w:line="280" w:lineRule="auto"/>
-      </w:pPr>
-      <w:r>
-        <w:t>本レポートは補助資料であり、単独では臨床判断の根拠として使用できません。</w:t>
-      </w:r>
-    </w:p>
-    <w:p>
-      <w:pPr>
-        <w:pStyle w:val="1"/>
-      </w:pPr>
-      <w:bookmarkStart w:id="13" w:name="_Toc239950254"/>
-      <w:r>
-        <w:t xml:space="preserve">12. </w:t>
-      </w:r>
-      <w:r>
-        <w:t>ライセンスとデータの管理</w:t>
-      </w:r>
-      <w:bookmarkEnd w:id="13"/>
-    </w:p>
-    <w:p>
-      <w:pPr>
-        <w:pStyle w:val="a4"/>
-        <w:numPr>
-          <w:ilvl w:val="0"/>
-          <w:numId w:val="2"/>
-        </w:numPr>
-        <w:spacing w:after="80" w:line="280" w:lineRule="auto"/>
-      </w:pPr>
-      <w:r>
-        <w:t>FuncVEP: PolyForm Strict 1.0.0</w:t>
-      </w:r>
-      <w:r>
-        <w:t>（非商用のみ、改変・再配布の禁止）。予測表と索引は院内に留め、配布しません。</w:t>
-      </w:r>
-    </w:p>
-    <w:p>
-      <w:pPr>
-        <w:pStyle w:val="a4"/>
-        <w:numPr>
-          <w:ilvl w:val="0"/>
-          <w:numId w:val="2"/>
-        </w:numPr>
-        <w:spacing w:after="80" w:line="280" w:lineRule="auto"/>
-      </w:pPr>
-      <w:r>
-        <w:t>AlphaMissense: CC BY-NC-SA 4.0</w:t>
-      </w:r>
-      <w:r>
-        <w:t>。</w:t>
-      </w:r>
-      <w:r>
-        <w:t xml:space="preserve">REVEL: </w:t>
-      </w:r>
-      <w:r>
-        <w:t>非商用のみ。</w:t>
-      </w:r>
-      <w:r>
-        <w:t>ClinVar</w:t>
-      </w:r>
-      <w:r>
-        <w:t>・</w:t>
-      </w:r>
-      <w:r>
-        <w:t xml:space="preserve">MANE: </w:t>
-      </w:r>
-      <w:r>
-        <w:t>パブリックドメイン。</w:t>
-      </w:r>
-      <w:r>
-        <w:t>gnomAD: CC0</w:t>
-      </w:r>
-      <w:r>
-        <w:t>。</w:t>
-      </w:r>
-    </w:p>
-    <w:p>
-      <w:pPr>
-        <w:pStyle w:val="a4"/>
-        <w:numPr>
-          <w:ilvl w:val="0"/>
-          <w:numId w:val="2"/>
-        </w:numPr>
-        <w:spacing w:after="80" w:line="280" w:lineRule="auto"/>
-      </w:pPr>
-      <w:r>
-        <w:t>コードと文書のみを、著者の閲覧用に非公開のリポジトリで共有しています。</w:t>
-      </w:r>
-    </w:p>
-    <w:p>
-      <w:pPr>
-        <w:pStyle w:val="1"/>
-      </w:pPr>
-      <w:bookmarkStart w:id="14" w:name="_Toc239950255"/>
-      <w:r>
-        <w:t xml:space="preserve">13. </w:t>
-      </w:r>
-      <w:r>
-        <w:t>謝辞</w:t>
-      </w:r>
-      <w:bookmarkEnd w:id="14"/>
-    </w:p>
-    <w:p>
-      <w:pPr>
-        <w:spacing w:after="120" w:line="300" w:lineRule="auto"/>
-      </w:pPr>
-      <w:r>
-        <w:t>本ツールの</w:t>
-      </w:r>
-      <w:r>
-        <w:t xml:space="preserve"> FuncVEP </w:t>
-      </w:r>
-      <w:r>
-        <w:t>に関する部分は、著者である</w:t>
-      </w:r>
-      <w:r>
-        <w:t xml:space="preserve"> Kerem Çil</w:t>
-      </w:r>
-      <w:r>
-        <w:t>、</w:t>
-      </w:r>
-      <w:r>
-        <w:t>Barış Kayaalp</w:t>
-      </w:r>
-      <w:r>
-        <w:t>、</w:t>
-      </w:r>
-      <w:r>
-        <w:t xml:space="preserve">Tayfun Özçelik </w:t>
-      </w:r>
-      <w:r>
-        <w:t>の各氏（</w:t>
-      </w:r>
-      <w:r>
-        <w:t xml:space="preserve">Bilkent </w:t>
-      </w:r>
-      <w:r>
-        <w:t>大学）から、</w:t>
-      </w:r>
-      <w:r>
-        <w:t xml:space="preserve">PP3/BP4 </w:t>
-      </w:r>
-      <w:r>
-        <w:t>の判定基準の公表値（</w:t>
-      </w:r>
-      <w:r>
-        <w:t>Supplementary Table 13</w:t>
-      </w:r>
-      <w:r>
-        <w:t>）の提供と、予測表に未収録の変異についての説明をいただいて完成しました。深く感謝申し上げます。</w:t>
-      </w:r>
-    </w:p>
-    <w:p>
-      <w:r>
-        <w:br w:type="page"/>
-      </w:r>
-    </w:p>
-    <w:p>
-      <w:pPr>
-        <w:pStyle w:val="1"/>
-      </w:pPr>
-      <w:bookmarkStart w:id="15" w:name="_Toc239950256"/>
-      <w:r>
-        <w:t>付録</w:t>
-      </w:r>
-      <w:r>
-        <w:t xml:space="preserve"> A. PP3/BP4 </w:t>
-      </w:r>
-      <w:r>
-        <w:t>の閾値（</w:t>
-      </w:r>
-      <w:r>
-        <w:t>Supplementary Table 13</w:t>
-      </w:r>
-      <w:r>
-        <w:t>）</w:t>
-      </w:r>
-      <w:bookmarkEnd w:id="15"/>
-    </w:p>
-    <w:p>
-      <w:pPr>
-        <w:spacing w:after="120" w:line="300" w:lineRule="auto"/>
-      </w:pPr>
-      <w:r>
-        <w:t xml:space="preserve">PP3 </w:t>
-      </w:r>
-      <w:r>
-        <w:t>はスコアが閾値以上、</w:t>
-      </w:r>
-      <w:r>
-        <w:t xml:space="preserve">BP4 </w:t>
-      </w:r>
-      <w:r>
-        <w:t>はスコアが閾値以下で該当します。段階は</w:t>
-      </w:r>
-      <w:r>
-        <w:t xml:space="preserve"> Supporting / Moderate / Intermediate / Strong</w:t>
-      </w:r>
-      <w:r>
-        <w:t>（</w:t>
-      </w:r>
-      <w:r>
-        <w:t xml:space="preserve">Bergquist </w:t>
-      </w:r>
-      <w:r>
-        <w:t>ら</w:t>
-      </w:r>
-      <w:r>
-        <w:t xml:space="preserve"> 2025, Genet Med </w:t>
-      </w:r>
-      <w:r>
-        <w:t>の体系）。</w:t>
-      </w:r>
-      <w:r>
-        <w:t xml:space="preserve">damaging / neutral </w:t>
-      </w:r>
-      <w:r>
-        <w:t>の境（</w:t>
-      </w:r>
-      <w:r>
-        <w:t>binary</w:t>
-      </w:r>
-      <w:r>
-        <w:t>）はモデルごとに異なり、</w:t>
-      </w:r>
-      <w:r>
-        <w:t xml:space="preserve">0.5 </w:t>
-      </w:r>
-      <w:r>
-        <w:t>ではありません。</w:t>
-      </w:r>
+      <w:bookmarkStart w:id="10" w:name="_Toc239955723"/>
+      <w:r>
+        <w:t xml:space="preserve">7.2 </w:t>
+      </w:r>
+      <w:r>
+        <w:t>集団頻度の取得状態と、</w:t>
+      </w:r>
+      <w:r>
+        <w:t xml:space="preserve">PM2 </w:t>
+      </w:r>
+      <w:r>
+        <w:t>の扱い</w:t>
+      </w:r>
+      <w:bookmarkEnd w:id="10"/>
     </w:p>
     <w:tbl>
       <w:tblPr>
@@ -8155,7 +8297,3520 @@
           <w:left w:w="10" w:type="dxa"/>
           <w:right w:w="10" w:type="dxa"/>
         </w:tblCellMar>
-        <w:tblLook w:val="04A0" w:firstRow="1" w:lastRow="0" w:firstColumn="1" w:lastColumn="0" w:noHBand="0" w:noVBand="1"/>
+        <w:tblLook w:val="0000" w:firstRow="0" w:lastRow="0" w:firstColumn="0" w:lastColumn="0" w:noHBand="0" w:noVBand="0"/>
+      </w:tblPr>
+      <w:tblGrid>
+        <w:gridCol w:w="3069"/>
+        <w:gridCol w:w="3791"/>
+        <w:gridCol w:w="2166"/>
+      </w:tblGrid>
+      <w:tr>
+        <w:tblPrEx>
+          <w:tblCellMar>
+            <w:top w:w="0" w:type="dxa"/>
+            <w:bottom w:w="0" w:type="dxa"/>
+          </w:tblCellMar>
+        </w:tblPrEx>
+        <w:trPr>
+          <w:tblHeader/>
+        </w:trPr>
+        <w:tc>
+          <w:tcPr>
+            <w:tcW w:w="3069" w:type="dxa"/>
+            <w:shd w:val="clear" w:color="auto" w:fill="E8EEF5"/>
+            <w:tcMar>
+              <w:top w:w="60" w:type="dxa"/>
+              <w:left w:w="90" w:type="dxa"/>
+              <w:bottom w:w="60" w:type="dxa"/>
+              <w:right w:w="90" w:type="dxa"/>
+            </w:tcMar>
+          </w:tcPr>
+          <w:p>
+            <w:pPr>
+              <w:spacing w:line="260" w:lineRule="auto"/>
+            </w:pPr>
+            <w:r>
+              <w:rPr>
+                <w:b/>
+                <w:bCs/>
+                <w:sz w:val="18"/>
+                <w:szCs w:val="18"/>
+              </w:rPr>
+              <w:t>状態</w:t>
+            </w:r>
+          </w:p>
+        </w:tc>
+        <w:tc>
+          <w:tcPr>
+            <w:tcW w:w="3791" w:type="dxa"/>
+            <w:shd w:val="clear" w:color="auto" w:fill="E8EEF5"/>
+            <w:tcMar>
+              <w:top w:w="60" w:type="dxa"/>
+              <w:left w:w="90" w:type="dxa"/>
+              <w:bottom w:w="60" w:type="dxa"/>
+              <w:right w:w="90" w:type="dxa"/>
+            </w:tcMar>
+          </w:tcPr>
+          <w:p>
+            <w:pPr>
+              <w:spacing w:line="260" w:lineRule="auto"/>
+            </w:pPr>
+            <w:r>
+              <w:rPr>
+                <w:b/>
+                <w:bCs/>
+                <w:sz w:val="18"/>
+                <w:szCs w:val="18"/>
+              </w:rPr>
+              <w:t>表示</w:t>
+            </w:r>
+          </w:p>
+        </w:tc>
+        <w:tc>
+          <w:tcPr>
+            <w:tcW w:w="2166" w:type="dxa"/>
+            <w:shd w:val="clear" w:color="auto" w:fill="E8EEF5"/>
+            <w:tcMar>
+              <w:top w:w="60" w:type="dxa"/>
+              <w:left w:w="90" w:type="dxa"/>
+              <w:bottom w:w="60" w:type="dxa"/>
+              <w:right w:w="90" w:type="dxa"/>
+            </w:tcMar>
+          </w:tcPr>
+          <w:p>
+            <w:pPr>
+              <w:spacing w:line="260" w:lineRule="auto"/>
+            </w:pPr>
+            <w:r>
+              <w:rPr>
+                <w:b/>
+                <w:bCs/>
+                <w:sz w:val="18"/>
+                <w:szCs w:val="18"/>
+              </w:rPr>
+              <w:t>PM2_supporting</w:t>
+            </w:r>
+          </w:p>
+        </w:tc>
+      </w:tr>
+      <w:tr>
+        <w:tblPrEx>
+          <w:tblCellMar>
+            <w:top w:w="0" w:type="dxa"/>
+            <w:bottom w:w="0" w:type="dxa"/>
+          </w:tblCellMar>
+        </w:tblPrEx>
+        <w:tc>
+          <w:tcPr>
+            <w:tcW w:w="3069" w:type="dxa"/>
+            <w:tcMar>
+              <w:top w:w="60" w:type="dxa"/>
+              <w:left w:w="90" w:type="dxa"/>
+              <w:bottom w:w="60" w:type="dxa"/>
+              <w:right w:w="90" w:type="dxa"/>
+            </w:tcMar>
+          </w:tcPr>
+          <w:p>
+            <w:pPr>
+              <w:spacing w:line="260" w:lineRule="auto"/>
+            </w:pPr>
+            <w:r>
+              <w:rPr>
+                <w:sz w:val="18"/>
+                <w:szCs w:val="18"/>
+              </w:rPr>
+              <w:t>記録あり</w:t>
+            </w:r>
+          </w:p>
+        </w:tc>
+        <w:tc>
+          <w:tcPr>
+            <w:tcW w:w="3791" w:type="dxa"/>
+            <w:tcMar>
+              <w:top w:w="60" w:type="dxa"/>
+              <w:left w:w="90" w:type="dxa"/>
+              <w:bottom w:w="60" w:type="dxa"/>
+              <w:right w:w="90" w:type="dxa"/>
+            </w:tcMar>
+          </w:tcPr>
+          <w:p>
+            <w:pPr>
+              <w:spacing w:line="260" w:lineRule="auto"/>
+            </w:pPr>
+            <w:r>
+              <w:rPr>
+                <w:sz w:val="18"/>
+                <w:szCs w:val="18"/>
+              </w:rPr>
+              <w:t>頻度、アレル数、集団別の最大頻度、ホモ接合体数</w:t>
+            </w:r>
+          </w:p>
+        </w:tc>
+        <w:tc>
+          <w:tcPr>
+            <w:tcW w:w="2166" w:type="dxa"/>
+            <w:tcMar>
+              <w:top w:w="60" w:type="dxa"/>
+              <w:left w:w="90" w:type="dxa"/>
+              <w:bottom w:w="60" w:type="dxa"/>
+              <w:right w:w="90" w:type="dxa"/>
+            </w:tcMar>
+          </w:tcPr>
+          <w:p>
+            <w:pPr>
+              <w:spacing w:line="260" w:lineRule="auto"/>
+            </w:pPr>
+            <w:r>
+              <w:rPr>
+                <w:sz w:val="18"/>
+                <w:szCs w:val="18"/>
+              </w:rPr>
+              <w:t>対象外</w:t>
+            </w:r>
+          </w:p>
+        </w:tc>
+      </w:tr>
+      <w:tr>
+        <w:tblPrEx>
+          <w:tblCellMar>
+            <w:top w:w="0" w:type="dxa"/>
+            <w:bottom w:w="0" w:type="dxa"/>
+          </w:tblCellMar>
+        </w:tblPrEx>
+        <w:tc>
+          <w:tcPr>
+            <w:tcW w:w="3069" w:type="dxa"/>
+            <w:tcMar>
+              <w:top w:w="60" w:type="dxa"/>
+              <w:left w:w="90" w:type="dxa"/>
+              <w:bottom w:w="60" w:type="dxa"/>
+              <w:right w:w="90" w:type="dxa"/>
+            </w:tcMar>
+          </w:tcPr>
+          <w:p>
+            <w:pPr>
+              <w:spacing w:line="260" w:lineRule="auto"/>
+            </w:pPr>
+            <w:r>
+              <w:rPr>
+                <w:sz w:val="18"/>
+                <w:szCs w:val="18"/>
+              </w:rPr>
+              <w:t>記録なし、読み取り深度が十分</w:t>
+            </w:r>
+          </w:p>
+        </w:tc>
+        <w:tc>
+          <w:tcPr>
+            <w:tcW w:w="3791" w:type="dxa"/>
+            <w:tcMar>
+              <w:top w:w="60" w:type="dxa"/>
+              <w:left w:w="90" w:type="dxa"/>
+              <w:bottom w:w="60" w:type="dxa"/>
+              <w:right w:w="90" w:type="dxa"/>
+            </w:tcMar>
+          </w:tcPr>
+          <w:p>
+            <w:pPr>
+              <w:spacing w:line="260" w:lineRule="auto"/>
+            </w:pPr>
+            <w:r>
+              <w:rPr>
+                <w:sz w:val="18"/>
+                <w:szCs w:val="18"/>
+              </w:rPr>
+              <w:t>収録なし（深度の値を添える）</w:t>
+            </w:r>
+          </w:p>
+        </w:tc>
+        <w:tc>
+          <w:tcPr>
+            <w:tcW w:w="2166" w:type="dxa"/>
+            <w:tcMar>
+              <w:top w:w="60" w:type="dxa"/>
+              <w:left w:w="90" w:type="dxa"/>
+              <w:bottom w:w="60" w:type="dxa"/>
+              <w:right w:w="90" w:type="dxa"/>
+            </w:tcMar>
+          </w:tcPr>
+          <w:p>
+            <w:pPr>
+              <w:spacing w:line="260" w:lineRule="auto"/>
+            </w:pPr>
+            <w:r>
+              <w:rPr>
+                <w:sz w:val="18"/>
+                <w:szCs w:val="18"/>
+              </w:rPr>
+              <w:t>候補</w:t>
+            </w:r>
+          </w:p>
+        </w:tc>
+      </w:tr>
+      <w:tr>
+        <w:tblPrEx>
+          <w:tblCellMar>
+            <w:top w:w="0" w:type="dxa"/>
+            <w:bottom w:w="0" w:type="dxa"/>
+          </w:tblCellMar>
+        </w:tblPrEx>
+        <w:tc>
+          <w:tcPr>
+            <w:tcW w:w="3069" w:type="dxa"/>
+            <w:tcMar>
+              <w:top w:w="60" w:type="dxa"/>
+              <w:left w:w="90" w:type="dxa"/>
+              <w:bottom w:w="60" w:type="dxa"/>
+              <w:right w:w="90" w:type="dxa"/>
+            </w:tcMar>
+          </w:tcPr>
+          <w:p>
+            <w:pPr>
+              <w:spacing w:line="260" w:lineRule="auto"/>
+            </w:pPr>
+            <w:r>
+              <w:rPr>
+                <w:sz w:val="18"/>
+                <w:szCs w:val="18"/>
+              </w:rPr>
+              <w:t>記録なし、読み取り深度が不十分</w:t>
+            </w:r>
+          </w:p>
+        </w:tc>
+        <w:tc>
+          <w:tcPr>
+            <w:tcW w:w="3791" w:type="dxa"/>
+            <w:tcMar>
+              <w:top w:w="60" w:type="dxa"/>
+              <w:left w:w="90" w:type="dxa"/>
+              <w:bottom w:w="60" w:type="dxa"/>
+              <w:right w:w="90" w:type="dxa"/>
+            </w:tcMar>
+          </w:tcPr>
+          <w:p>
+            <w:pPr>
+              <w:spacing w:line="260" w:lineRule="auto"/>
+            </w:pPr>
+            <w:r>
+              <w:rPr>
+                <w:sz w:val="18"/>
+                <w:szCs w:val="18"/>
+              </w:rPr>
+              <w:t>収録なし（深度不足のため根拠としない）</w:t>
+            </w:r>
+          </w:p>
+        </w:tc>
+        <w:tc>
+          <w:tcPr>
+            <w:tcW w:w="2166" w:type="dxa"/>
+            <w:tcMar>
+              <w:top w:w="60" w:type="dxa"/>
+              <w:left w:w="90" w:type="dxa"/>
+              <w:bottom w:w="60" w:type="dxa"/>
+              <w:right w:w="90" w:type="dxa"/>
+            </w:tcMar>
+          </w:tcPr>
+          <w:p>
+            <w:pPr>
+              <w:spacing w:line="260" w:lineRule="auto"/>
+            </w:pPr>
+            <w:r>
+              <w:rPr>
+                <w:sz w:val="18"/>
+                <w:szCs w:val="18"/>
+              </w:rPr>
+              <w:t>候補にしない</w:t>
+            </w:r>
+          </w:p>
+        </w:tc>
+      </w:tr>
+      <w:tr>
+        <w:tblPrEx>
+          <w:tblCellMar>
+            <w:top w:w="0" w:type="dxa"/>
+            <w:bottom w:w="0" w:type="dxa"/>
+          </w:tblCellMar>
+        </w:tblPrEx>
+        <w:tc>
+          <w:tcPr>
+            <w:tcW w:w="3069" w:type="dxa"/>
+            <w:tcMar>
+              <w:top w:w="60" w:type="dxa"/>
+              <w:left w:w="90" w:type="dxa"/>
+              <w:bottom w:w="60" w:type="dxa"/>
+              <w:right w:w="90" w:type="dxa"/>
+            </w:tcMar>
+          </w:tcPr>
+          <w:p>
+            <w:pPr>
+              <w:spacing w:line="260" w:lineRule="auto"/>
+            </w:pPr>
+            <w:r>
+              <w:rPr>
+                <w:sz w:val="18"/>
+                <w:szCs w:val="18"/>
+              </w:rPr>
+              <w:t>記録なし、読み取り深度が未取得</w:t>
+            </w:r>
+          </w:p>
+        </w:tc>
+        <w:tc>
+          <w:tcPr>
+            <w:tcW w:w="3791" w:type="dxa"/>
+            <w:tcMar>
+              <w:top w:w="60" w:type="dxa"/>
+              <w:left w:w="90" w:type="dxa"/>
+              <w:bottom w:w="60" w:type="dxa"/>
+              <w:right w:w="90" w:type="dxa"/>
+            </w:tcMar>
+          </w:tcPr>
+          <w:p>
+            <w:pPr>
+              <w:spacing w:line="260" w:lineRule="auto"/>
+            </w:pPr>
+            <w:r>
+              <w:rPr>
+                <w:sz w:val="18"/>
+                <w:szCs w:val="18"/>
+              </w:rPr>
+              <w:t>収録なし（深度未確認のため根拠の可否は判断できない）</w:t>
+            </w:r>
+          </w:p>
+        </w:tc>
+        <w:tc>
+          <w:tcPr>
+            <w:tcW w:w="2166" w:type="dxa"/>
+            <w:tcMar>
+              <w:top w:w="60" w:type="dxa"/>
+              <w:left w:w="90" w:type="dxa"/>
+              <w:bottom w:w="60" w:type="dxa"/>
+              <w:right w:w="90" w:type="dxa"/>
+            </w:tcMar>
+          </w:tcPr>
+          <w:p>
+            <w:pPr>
+              <w:spacing w:line="260" w:lineRule="auto"/>
+            </w:pPr>
+            <w:r>
+              <w:rPr>
+                <w:sz w:val="18"/>
+                <w:szCs w:val="18"/>
+              </w:rPr>
+              <w:t>候補にしない</w:t>
+            </w:r>
+          </w:p>
+        </w:tc>
+      </w:tr>
+      <w:tr>
+        <w:tblPrEx>
+          <w:tblCellMar>
+            <w:top w:w="0" w:type="dxa"/>
+            <w:bottom w:w="0" w:type="dxa"/>
+          </w:tblCellMar>
+        </w:tblPrEx>
+        <w:tc>
+          <w:tcPr>
+            <w:tcW w:w="3069" w:type="dxa"/>
+            <w:tcMar>
+              <w:top w:w="60" w:type="dxa"/>
+              <w:left w:w="90" w:type="dxa"/>
+              <w:bottom w:w="60" w:type="dxa"/>
+              <w:right w:w="90" w:type="dxa"/>
+            </w:tcMar>
+          </w:tcPr>
+          <w:p>
+            <w:pPr>
+              <w:spacing w:line="260" w:lineRule="auto"/>
+            </w:pPr>
+            <w:r>
+              <w:rPr>
+                <w:sz w:val="18"/>
+                <w:szCs w:val="18"/>
+              </w:rPr>
+              <w:t>記録あり、品質フィルタに該当</w:t>
+            </w:r>
+          </w:p>
+        </w:tc>
+        <w:tc>
+          <w:tcPr>
+            <w:tcW w:w="3791" w:type="dxa"/>
+            <w:tcMar>
+              <w:top w:w="60" w:type="dxa"/>
+              <w:left w:w="90" w:type="dxa"/>
+              <w:bottom w:w="60" w:type="dxa"/>
+              <w:right w:w="90" w:type="dxa"/>
+            </w:tcMar>
+          </w:tcPr>
+          <w:p>
+            <w:pPr>
+              <w:spacing w:line="260" w:lineRule="auto"/>
+            </w:pPr>
+            <w:r>
+              <w:rPr>
+                <w:sz w:val="18"/>
+                <w:szCs w:val="18"/>
+              </w:rPr>
+              <w:t>頻度とフィルタ名</w:t>
+            </w:r>
+          </w:p>
+        </w:tc>
+        <w:tc>
+          <w:tcPr>
+            <w:tcW w:w="2166" w:type="dxa"/>
+            <w:tcMar>
+              <w:top w:w="60" w:type="dxa"/>
+              <w:left w:w="90" w:type="dxa"/>
+              <w:bottom w:w="60" w:type="dxa"/>
+              <w:right w:w="90" w:type="dxa"/>
+            </w:tcMar>
+          </w:tcPr>
+          <w:p>
+            <w:pPr>
+              <w:spacing w:line="260" w:lineRule="auto"/>
+            </w:pPr>
+            <w:r>
+              <w:rPr>
+                <w:sz w:val="18"/>
+                <w:szCs w:val="18"/>
+              </w:rPr>
+              <w:t>対象外</w:t>
+            </w:r>
+          </w:p>
+        </w:tc>
+      </w:tr>
+      <w:tr>
+        <w:tblPrEx>
+          <w:tblCellMar>
+            <w:top w:w="0" w:type="dxa"/>
+            <w:bottom w:w="0" w:type="dxa"/>
+          </w:tblCellMar>
+        </w:tblPrEx>
+        <w:tc>
+          <w:tcPr>
+            <w:tcW w:w="3069" w:type="dxa"/>
+            <w:tcMar>
+              <w:top w:w="60" w:type="dxa"/>
+              <w:left w:w="90" w:type="dxa"/>
+              <w:bottom w:w="60" w:type="dxa"/>
+              <w:right w:w="90" w:type="dxa"/>
+            </w:tcMar>
+          </w:tcPr>
+          <w:p>
+            <w:pPr>
+              <w:spacing w:line="260" w:lineRule="auto"/>
+            </w:pPr>
+            <w:r>
+              <w:rPr>
+                <w:sz w:val="18"/>
+                <w:szCs w:val="18"/>
+              </w:rPr>
+              <w:t>通信失敗・部分応答</w:t>
+            </w:r>
+          </w:p>
+        </w:tc>
+        <w:tc>
+          <w:tcPr>
+            <w:tcW w:w="3791" w:type="dxa"/>
+            <w:tcMar>
+              <w:top w:w="60" w:type="dxa"/>
+              <w:left w:w="90" w:type="dxa"/>
+              <w:bottom w:w="60" w:type="dxa"/>
+              <w:right w:w="90" w:type="dxa"/>
+            </w:tcMar>
+          </w:tcPr>
+          <w:p>
+            <w:pPr>
+              <w:spacing w:line="260" w:lineRule="auto"/>
+            </w:pPr>
+            <w:r>
+              <w:rPr>
+                <w:sz w:val="18"/>
+                <w:szCs w:val="18"/>
+              </w:rPr>
+              <w:t>取得できず（理由）</w:t>
+            </w:r>
+          </w:p>
+        </w:tc>
+        <w:tc>
+          <w:tcPr>
+            <w:tcW w:w="2166" w:type="dxa"/>
+            <w:tcMar>
+              <w:top w:w="60" w:type="dxa"/>
+              <w:left w:w="90" w:type="dxa"/>
+              <w:bottom w:w="60" w:type="dxa"/>
+              <w:right w:w="90" w:type="dxa"/>
+            </w:tcMar>
+          </w:tcPr>
+          <w:p>
+            <w:pPr>
+              <w:spacing w:line="260" w:lineRule="auto"/>
+            </w:pPr>
+            <w:r>
+              <w:rPr>
+                <w:sz w:val="18"/>
+                <w:szCs w:val="18"/>
+              </w:rPr>
+              <w:t>候補にしない</w:t>
+            </w:r>
+          </w:p>
+        </w:tc>
+      </w:tr>
+      <w:tr>
+        <w:tblPrEx>
+          <w:tblCellMar>
+            <w:top w:w="0" w:type="dxa"/>
+            <w:bottom w:w="0" w:type="dxa"/>
+          </w:tblCellMar>
+        </w:tblPrEx>
+        <w:tc>
+          <w:tcPr>
+            <w:tcW w:w="3069" w:type="dxa"/>
+            <w:tcMar>
+              <w:top w:w="60" w:type="dxa"/>
+              <w:left w:w="90" w:type="dxa"/>
+              <w:bottom w:w="60" w:type="dxa"/>
+              <w:right w:w="90" w:type="dxa"/>
+            </w:tcMar>
+          </w:tcPr>
+          <w:p>
+            <w:pPr>
+              <w:spacing w:line="260" w:lineRule="auto"/>
+            </w:pPr>
+            <w:r>
+              <w:rPr>
+                <w:sz w:val="18"/>
+                <w:szCs w:val="18"/>
+              </w:rPr>
+              <w:t>未照会（オフライン）</w:t>
+            </w:r>
+          </w:p>
+        </w:tc>
+        <w:tc>
+          <w:tcPr>
+            <w:tcW w:w="3791" w:type="dxa"/>
+            <w:tcMar>
+              <w:top w:w="60" w:type="dxa"/>
+              <w:left w:w="90" w:type="dxa"/>
+              <w:bottom w:w="60" w:type="dxa"/>
+              <w:right w:w="90" w:type="dxa"/>
+            </w:tcMar>
+          </w:tcPr>
+          <w:p>
+            <w:pPr>
+              <w:spacing w:line="260" w:lineRule="auto"/>
+            </w:pPr>
+            <w:r>
+              <w:rPr>
+                <w:sz w:val="18"/>
+                <w:szCs w:val="18"/>
+              </w:rPr>
+              <w:t>未取得（オンライン照会が無効）</w:t>
+            </w:r>
+          </w:p>
+        </w:tc>
+        <w:tc>
+          <w:tcPr>
+            <w:tcW w:w="2166" w:type="dxa"/>
+            <w:tcMar>
+              <w:top w:w="60" w:type="dxa"/>
+              <w:left w:w="90" w:type="dxa"/>
+              <w:bottom w:w="60" w:type="dxa"/>
+              <w:right w:w="90" w:type="dxa"/>
+            </w:tcMar>
+          </w:tcPr>
+          <w:p>
+            <w:pPr>
+              <w:spacing w:line="260" w:lineRule="auto"/>
+            </w:pPr>
+            <w:r>
+              <w:rPr>
+                <w:sz w:val="18"/>
+                <w:szCs w:val="18"/>
+              </w:rPr>
+              <w:t>候補にしない</w:t>
+            </w:r>
+          </w:p>
+        </w:tc>
+      </w:tr>
+      <w:tr>
+        <w:tblPrEx>
+          <w:tblCellMar>
+            <w:top w:w="0" w:type="dxa"/>
+            <w:bottom w:w="0" w:type="dxa"/>
+          </w:tblCellMar>
+        </w:tblPrEx>
+        <w:tc>
+          <w:tcPr>
+            <w:tcW w:w="3069" w:type="dxa"/>
+            <w:tcMar>
+              <w:top w:w="60" w:type="dxa"/>
+              <w:left w:w="90" w:type="dxa"/>
+              <w:bottom w:w="60" w:type="dxa"/>
+              <w:right w:w="90" w:type="dxa"/>
+            </w:tcMar>
+          </w:tcPr>
+          <w:p>
+            <w:pPr>
+              <w:spacing w:line="260" w:lineRule="auto"/>
+            </w:pPr>
+            <w:r>
+              <w:rPr>
+                <w:sz w:val="18"/>
+                <w:szCs w:val="18"/>
+              </w:rPr>
+              <w:t>手入力</w:t>
+            </w:r>
+          </w:p>
+        </w:tc>
+        <w:tc>
+          <w:tcPr>
+            <w:tcW w:w="3791" w:type="dxa"/>
+            <w:tcMar>
+              <w:top w:w="60" w:type="dxa"/>
+              <w:left w:w="90" w:type="dxa"/>
+              <w:bottom w:w="60" w:type="dxa"/>
+              <w:right w:w="90" w:type="dxa"/>
+            </w:tcMar>
+          </w:tcPr>
+          <w:p>
+            <w:pPr>
+              <w:spacing w:line="260" w:lineRule="auto"/>
+            </w:pPr>
+            <w:r>
+              <w:rPr>
+                <w:sz w:val="18"/>
+                <w:szCs w:val="18"/>
+              </w:rPr>
+              <w:t>入力された値（手入力である旨）</w:t>
+            </w:r>
+          </w:p>
+        </w:tc>
+        <w:tc>
+          <w:tcPr>
+            <w:tcW w:w="2166" w:type="dxa"/>
+            <w:tcMar>
+              <w:top w:w="60" w:type="dxa"/>
+              <w:left w:w="90" w:type="dxa"/>
+              <w:bottom w:w="60" w:type="dxa"/>
+              <w:right w:w="90" w:type="dxa"/>
+            </w:tcMar>
+          </w:tcPr>
+          <w:p>
+            <w:pPr>
+              <w:spacing w:line="260" w:lineRule="auto"/>
+            </w:pPr>
+            <w:r>
+              <w:rPr>
+                <w:sz w:val="18"/>
+                <w:szCs w:val="18"/>
+              </w:rPr>
+              <w:t>候補にしない</w:t>
+            </w:r>
+          </w:p>
+        </w:tc>
+      </w:tr>
+    </w:tbl>
+    <w:p>
+      <w:pPr>
+        <w:spacing w:after="120"/>
+      </w:pPr>
+    </w:p>
+    <w:p>
+      <w:pPr>
+        <w:pStyle w:val="1"/>
+      </w:pPr>
+      <w:bookmarkStart w:id="11" w:name="_Toc239955724"/>
+      <w:r>
+        <w:t xml:space="preserve">8. FuncVEP </w:t>
+      </w:r>
+      <w:r>
+        <w:t>のスコアが無い変異の扱い</w:t>
+      </w:r>
+      <w:bookmarkEnd w:id="11"/>
+    </w:p>
+    <w:p>
+      <w:pPr>
+        <w:spacing w:after="120" w:line="300" w:lineRule="auto"/>
+      </w:pPr>
+      <w:r>
+        <w:t>公開された予測表では、学習に用いた変異のスコアが出ません。報告書は、行の有無、モデル別のスコアの有無、公開されている学習セットとの一致、原因の確認状態を分けて書きます。</w:t>
+      </w:r>
+    </w:p>
+    <w:p>
+      <w:pPr>
+        <w:pStyle w:val="a4"/>
+        <w:numPr>
+          <w:ilvl w:val="0"/>
+          <w:numId w:val="2"/>
+        </w:numPr>
+        <w:spacing w:after="80" w:line="280" w:lineRule="auto"/>
+      </w:pPr>
+      <w:r>
+        <w:t>表に行はあるがスコアが空欄</w:t>
+      </w:r>
+      <w:r>
+        <w:t xml:space="preserve">: </w:t>
+      </w:r>
+      <w:r>
+        <w:t>公開されている学習セットとの照合で、一部のモデルの学習データに含まれていたことが確認できた変異。該当モデルのスコアは公開されない（著者確認済み、</w:t>
+      </w:r>
+      <w:r>
+        <w:t>2026-09-05</w:t>
+      </w:r>
+      <w:r>
+        <w:t>）。</w:t>
+      </w:r>
+    </w:p>
+    <w:p>
+      <w:pPr>
+        <w:pStyle w:val="a4"/>
+        <w:numPr>
+          <w:ilvl w:val="0"/>
+          <w:numId w:val="2"/>
+        </w:numPr>
+        <w:spacing w:after="80" w:line="280" w:lineRule="auto"/>
+      </w:pPr>
+      <w:r>
+        <w:t>表に行そのものが無く、</w:t>
+      </w:r>
+      <w:r>
+        <w:t xml:space="preserve">6 </w:t>
+      </w:r>
+      <w:r>
+        <w:t>モデルすべての学習セットに含まれる</w:t>
+      </w:r>
+      <w:r>
+        <w:t xml:space="preserve">: </w:t>
+      </w:r>
+      <w:r>
+        <w:t>各モデルの推論から除外され、統合表に現れない（著者確認済み、</w:t>
+      </w:r>
+      <w:r>
+        <w:t>2026-09-05</w:t>
+      </w:r>
+      <w:r>
+        <w:t>）。</w:t>
+      </w:r>
+    </w:p>
+    <w:p>
+      <w:pPr>
+        <w:pStyle w:val="a4"/>
+        <w:numPr>
+          <w:ilvl w:val="0"/>
+          <w:numId w:val="2"/>
+        </w:numPr>
+        <w:spacing w:after="80" w:line="280" w:lineRule="auto"/>
+      </w:pPr>
+      <w:r>
+        <w:t>行が無く、公開されている学習セットにも見当たらない</w:t>
+      </w:r>
+      <w:r>
+        <w:t xml:space="preserve">: </w:t>
+      </w:r>
+      <w:r>
+        <w:t>原因は手元では確認できない。著者の照合（</w:t>
+      </w:r>
+      <w:r>
+        <w:t>2026-09-07</w:t>
+      </w:r>
+      <w:r>
+        <w:t>）では、この種の未収録に元データに無い・注釈の違いによる除外・処理の抜けが原因のものがあると説明されたが、個々の変異について確定したものではない。報告書もそのように書く。</w:t>
+      </w:r>
+    </w:p>
+    <w:p>
+      <w:pPr>
+        <w:pStyle w:val="a4"/>
+        <w:numPr>
+          <w:ilvl w:val="0"/>
+          <w:numId w:val="2"/>
+        </w:numPr>
+        <w:spacing w:after="80" w:line="280" w:lineRule="auto"/>
+      </w:pPr>
+      <w:r>
+        <w:t>いずれの場合も「スコアが無いこと自体は病原性についても予測の確からしさについても情報を持たない」と明記し、</w:t>
+      </w:r>
+      <w:r>
+        <w:t>AlphaMissense</w:t>
+      </w:r>
+      <w:r>
+        <w:t>・</w:t>
+      </w:r>
+      <w:r>
+        <w:t>REVEL</w:t>
+      </w:r>
+      <w:r>
+        <w:t>・</w:t>
+      </w:r>
+      <w:r>
+        <w:t xml:space="preserve">ClinVar </w:t>
+      </w:r>
+      <w:r>
+        <w:t>で判断するよう案内する。どのモデルの学習に使われたかは、公開されている学習セットとの照合で表示する。</w:t>
+      </w:r>
+    </w:p>
+    <w:p>
+      <w:pPr>
+        <w:spacing w:after="120" w:line="300" w:lineRule="auto"/>
+      </w:pPr>
+      <w:r>
+        <w:t>著者の説明を引用する箇所の対象範囲</w:t>
+      </w:r>
+      <w:r>
+        <w:t xml:space="preserve">: </w:t>
+      </w:r>
+      <w:r>
+        <w:t>手元の照合は、</w:t>
+      </w:r>
+      <w:r>
+        <w:t>ClinVar variant_summary</w:t>
+      </w:r>
+      <w:r>
+        <w:t>（</w:t>
+      </w:r>
+      <w:r>
+        <w:t xml:space="preserve">2026-08-27 </w:t>
+      </w:r>
+      <w:r>
+        <w:t>取得）でレビュー段階が</w:t>
+      </w:r>
+      <w:r>
+        <w:t xml:space="preserve"> 2 </w:t>
+      </w:r>
+      <w:r>
+        <w:t>星以上、</w:t>
+      </w:r>
+      <w:r>
+        <w:t xml:space="preserve">MANE Select </w:t>
+      </w:r>
+      <w:r>
+        <w:t>転写産物上の</w:t>
+      </w:r>
+      <w:r>
+        <w:t xml:space="preserve"> 1 </w:t>
+      </w:r>
+      <w:r>
+        <w:t>塩基置換によるミスセンス変異に限って行いました。著者に送付した不一致表（</w:t>
+      </w:r>
+      <w:r>
+        <w:t>2026-09-06</w:t>
+      </w:r>
+      <w:r>
+        <w:t>）もこの範囲のものです。</w:t>
+      </w:r>
+    </w:p>
+    <w:p>
+      <w:pPr>
+        <w:spacing w:after="120" w:line="300" w:lineRule="auto"/>
+      </w:pPr>
+      <w:r>
+        <w:t>手元の実測（</w:t>
+      </w:r>
+      <w:r>
+        <w:t>scripts/06_missing_scores_audit.py</w:t>
+      </w:r>
+      <w:r>
+        <w:t>、</w:t>
+      </w:r>
+      <w:r>
+        <w:t xml:space="preserve">2026-09-10 </w:t>
+      </w:r>
+      <w:r>
+        <w:t>再実行）</w:t>
+      </w:r>
+      <w:r>
+        <w:t xml:space="preserve">: </w:t>
+      </w:r>
+      <w:r>
+        <w:t>対象は上記の範囲の</w:t>
+      </w:r>
+      <w:r>
+        <w:t xml:space="preserve"> ClinVar </w:t>
+      </w:r>
+      <w:r>
+        <w:t>の行</w:t>
+      </w:r>
+      <w:r>
+        <w:t xml:space="preserve"> 63,329 </w:t>
+      </w:r>
+      <w:r>
+        <w:t>件（変異としては</w:t>
+      </w:r>
+      <w:r>
+        <w:t xml:space="preserve"> 63,275 </w:t>
+      </w:r>
+      <w:r>
+        <w:t>件。複数の遺伝子に登録された変異は行ごとに数えています）。病的（</w:t>
+      </w:r>
+      <w:r>
+        <w:t>P/LP</w:t>
+      </w:r>
+      <w:r>
+        <w:t>）</w:t>
+      </w:r>
+      <w:r>
+        <w:t xml:space="preserve">24,716 </w:t>
+      </w:r>
+      <w:r>
+        <w:t>件のうち、行なし</w:t>
+      </w:r>
+      <w:r>
+        <w:t xml:space="preserve"> 1,232 </w:t>
+      </w:r>
+      <w:r>
+        <w:t>件（</w:t>
+      </w:r>
+      <w:r>
+        <w:t>5.0%</w:t>
+      </w:r>
+      <w:r>
+        <w:t>）、空欄</w:t>
+      </w:r>
+      <w:r>
+        <w:t xml:space="preserve"> 1,545 </w:t>
+      </w:r>
+      <w:r>
+        <w:t>件（</w:t>
+      </w:r>
+      <w:r>
+        <w:t>6.3%</w:t>
+      </w:r>
+      <w:r>
+        <w:t>）、合わせて</w:t>
+      </w:r>
+      <w:r>
+        <w:t xml:space="preserve"> 2,777 </w:t>
+      </w:r>
+      <w:r>
+        <w:t>件（</w:t>
+      </w:r>
+      <w:r>
+        <w:t>11.2%</w:t>
+      </w:r>
+      <w:r>
+        <w:t>）でスコアが得られません。良性（</w:t>
+      </w:r>
+      <w:r>
+        <w:t>B/LB</w:t>
+      </w:r>
+      <w:r>
+        <w:t>）</w:t>
+      </w:r>
+      <w:r>
+        <w:t xml:space="preserve">38,613 </w:t>
+      </w:r>
+      <w:r>
+        <w:t>件では、行なし</w:t>
+      </w:r>
+      <w:r>
+        <w:t xml:space="preserve"> 1,716 </w:t>
+      </w:r>
+      <w:r>
+        <w:t>件（</w:t>
+      </w:r>
+      <w:r>
+        <w:t>4.4%</w:t>
+      </w:r>
+      <w:r>
+        <w:t>）、空欄</w:t>
+      </w:r>
+      <w:r>
+        <w:t xml:space="preserve"> 866 </w:t>
+      </w:r>
+      <w:r>
+        <w:t>件（</w:t>
+      </w:r>
+      <w:r>
+        <w:t>2.2%</w:t>
+      </w:r>
+      <w:r>
+        <w:t>）、合わせて</w:t>
+      </w:r>
+      <w:r>
+        <w:t xml:space="preserve"> 2,582 </w:t>
+      </w:r>
+      <w:r>
+        <w:t>件（</w:t>
+      </w:r>
+      <w:r>
+        <w:t>6.7%</w:t>
+      </w:r>
+      <w:r>
+        <w:t>）です。行の無い</w:t>
+      </w:r>
+      <w:r>
+        <w:t xml:space="preserve"> 2,948 </w:t>
+      </w:r>
+      <w:r>
+        <w:t>件のうち</w:t>
+      </w:r>
+      <w:r>
+        <w:t xml:space="preserve"> 2,457 </w:t>
+      </w:r>
+      <w:r>
+        <w:t>件（</w:t>
+      </w:r>
+      <w:r>
+        <w:t>83.3%</w:t>
+      </w:r>
+      <w:r>
+        <w:t>）は</w:t>
+      </w:r>
+      <w:r>
+        <w:t xml:space="preserve"> 6 </w:t>
+      </w:r>
+      <w:r>
+        <w:t>モデルすべての学習セットに含まれ、</w:t>
+      </w:r>
+      <w:r>
+        <w:t xml:space="preserve">4 </w:t>
+      </w:r>
+      <w:r>
+        <w:t>件は一部のモデルの学習セットに含まれ、残る</w:t>
+      </w:r>
+      <w:r>
+        <w:t xml:space="preserve"> 487 </w:t>
+      </w:r>
+      <w:r>
+        <w:t>件はどの学習セットにも見当たりません（上記</w:t>
+      </w:r>
+      <w:r>
+        <w:t xml:space="preserve"> 3 </w:t>
+      </w:r>
+      <w:r>
+        <w:t>番目）。版</w:t>
+      </w:r>
+      <w:r>
+        <w:t xml:space="preserve"> 1.0 </w:t>
+      </w:r>
+      <w:r>
+        <w:t>の数値（</w:t>
+      </w:r>
+      <w:r>
+        <w:t xml:space="preserve">24,010 </w:t>
+      </w:r>
+      <w:r>
+        <w:t>件、</w:t>
+      </w:r>
+      <w:r>
+        <w:t xml:space="preserve">11.3% </w:t>
+      </w:r>
+      <w:r>
+        <w:t>など）は、終止コドン喪失などの除外条件が異なる以前の集計によるもので、本版の数値に置き換えます。</w:t>
+      </w:r>
+    </w:p>
+    <w:p>
+      <w:pPr>
+        <w:pStyle w:val="1"/>
+      </w:pPr>
+      <w:bookmarkStart w:id="12" w:name="_Toc239955725"/>
+      <w:r>
+        <w:t xml:space="preserve">9. </w:t>
+      </w:r>
+      <w:r>
+        <w:t>報告書の構成</w:t>
+      </w:r>
+      <w:bookmarkEnd w:id="12"/>
+    </w:p>
+    <w:p>
+      <w:pPr>
+        <w:pStyle w:val="a4"/>
+        <w:numPr>
+          <w:ilvl w:val="0"/>
+          <w:numId w:val="4"/>
+        </w:numPr>
+        <w:spacing w:after="80" w:line="280" w:lineRule="auto"/>
+      </w:pPr>
+      <w:r>
+        <w:t>表題、発行元、入力、作成日時</w:t>
+      </w:r>
+    </w:p>
+    <w:p>
+      <w:pPr>
+        <w:pStyle w:val="a4"/>
+        <w:numPr>
+          <w:ilvl w:val="0"/>
+          <w:numId w:val="4"/>
+        </w:numPr>
+        <w:spacing w:after="80" w:line="280" w:lineRule="auto"/>
+      </w:pPr>
+      <w:r>
+        <w:t>評価対象の変異</w:t>
+      </w:r>
+      <w:r>
+        <w:t xml:space="preserve">: </w:t>
+      </w:r>
+      <w:r>
+        <w:t>アミノ酸置換、ゲノム座標（</w:t>
+      </w:r>
+      <w:r>
+        <w:t>GRCh38</w:t>
+      </w:r>
+      <w:r>
+        <w:t>）、転写産物。候補が複数なら全部</w:t>
+      </w:r>
+    </w:p>
+    <w:p>
+      <w:pPr>
+        <w:pStyle w:val="a4"/>
+        <w:numPr>
+          <w:ilvl w:val="0"/>
+          <w:numId w:val="4"/>
+        </w:numPr>
+        <w:spacing w:after="80" w:line="280" w:lineRule="auto"/>
+      </w:pPr>
+      <w:r>
+        <w:t>注意</w:t>
+      </w:r>
+      <w:r>
+        <w:t xml:space="preserve">: </w:t>
+      </w:r>
+      <w:r>
+        <w:t>入力の解釈に関わる事項（候補が複数、</w:t>
+      </w:r>
+      <w:r>
+        <w:t xml:space="preserve">SpliceAI </w:t>
+      </w:r>
+      <w:r>
+        <w:t>の警告）。該当が無ければ出ない。転写産物の当てはめは「評価対象の変異」の欄に添え、</w:t>
+      </w:r>
+      <w:r>
+        <w:t xml:space="preserve">p. </w:t>
+      </w:r>
+      <w:r>
+        <w:t>の食い違いは評価を止める</w:t>
+      </w:r>
+    </w:p>
+    <w:p>
+      <w:pPr>
+        <w:pStyle w:val="a4"/>
+        <w:numPr>
+          <w:ilvl w:val="0"/>
+          <w:numId w:val="4"/>
+        </w:numPr>
+        <w:spacing w:after="80" w:line="280" w:lineRule="auto"/>
+      </w:pPr>
+      <w:r>
+        <w:t>遺伝子</w:t>
+      </w:r>
+      <w:r>
+        <w:t>: pLI</w:t>
+      </w:r>
+      <w:r>
+        <w:t>、</w:t>
+      </w:r>
+      <w:r>
+        <w:t>missense z</w:t>
+      </w:r>
+      <w:r>
+        <w:t>、</w:t>
+      </w:r>
+      <w:r>
+        <w:t>LoF z</w:t>
+      </w:r>
+      <w:r>
+        <w:t>（値ごとの一言と解説）、</w:t>
+      </w:r>
+      <w:r>
+        <w:t xml:space="preserve">ClinGen </w:t>
+      </w:r>
+      <w:r>
+        <w:t>の評価（遺伝子単位の関連疾患）</w:t>
+      </w:r>
+    </w:p>
+    <w:p>
+      <w:pPr>
+        <w:pStyle w:val="a4"/>
+        <w:numPr>
+          <w:ilvl w:val="0"/>
+          <w:numId w:val="4"/>
+        </w:numPr>
+        <w:spacing w:after="80" w:line="280" w:lineRule="auto"/>
+      </w:pPr>
+      <w:r>
+        <w:t>変異ごと（帯状の見出し。</w:t>
+      </w:r>
+      <w:r>
+        <w:t xml:space="preserve">2 </w:t>
+      </w:r>
+      <w:r>
+        <w:t>つ目以降は改ページ）</w:t>
+      </w:r>
+      <w:r>
+        <w:t xml:space="preserve">: </w:t>
+      </w:r>
+      <w:r>
+        <w:t>集団頻度（</w:t>
+      </w:r>
+      <w:r>
+        <w:t>gnomAD</w:t>
+      </w:r>
+      <w:r>
+        <w:t>）、</w:t>
+      </w:r>
+      <w:r>
+        <w:t>FuncVEP</w:t>
+      </w:r>
+      <w:r>
+        <w:t>、他の予測ツール（</w:t>
+      </w:r>
+      <w:r>
+        <w:t>ClinVEP</w:t>
+      </w:r>
+      <w:r>
+        <w:t>、</w:t>
+      </w:r>
+      <w:r>
+        <w:t>AlphaMissense</w:t>
+      </w:r>
+      <w:r>
+        <w:t>、</w:t>
+      </w:r>
+      <w:r>
+        <w:t>REVEL</w:t>
+      </w:r>
+      <w:r>
+        <w:t>、</w:t>
+      </w:r>
+      <w:r>
+        <w:t>SpliceAI</w:t>
+      </w:r>
+      <w:r>
+        <w:t>）、機能実験の実測値（</w:t>
+      </w:r>
+      <w:r>
+        <w:t>MaveDB</w:t>
+      </w:r>
+      <w:r>
+        <w:t>、あれば）、予測ツールの判定のまとめ（色付きの箱）、</w:t>
+      </w:r>
+      <w:r>
+        <w:t>ClinVar</w:t>
+      </w:r>
+      <w:r>
+        <w:t>（この変異の登録）、</w:t>
+      </w:r>
+      <w:r>
+        <w:t>ClinVar</w:t>
+      </w:r>
+      <w:r>
+        <w:t>（同じアミノ酸位置に報告されている他の変異）</w:t>
+      </w:r>
+    </w:p>
+    <w:p>
+      <w:pPr>
+        <w:pStyle w:val="a4"/>
+        <w:numPr>
+          <w:ilvl w:val="0"/>
+          <w:numId w:val="4"/>
+        </w:numPr>
+        <w:spacing w:after="80" w:line="280" w:lineRule="auto"/>
+      </w:pPr>
+      <w:r>
+        <w:t xml:space="preserve">PP3/BP4 </w:t>
+      </w:r>
+      <w:r>
+        <w:t>の判定基準について、解釈上の注意（帯状の見出し）</w:t>
+      </w:r>
+    </w:p>
+    <w:p>
+      <w:pPr>
+        <w:pStyle w:val="a4"/>
+        <w:numPr>
+          <w:ilvl w:val="0"/>
+          <w:numId w:val="4"/>
+        </w:numPr>
+        <w:spacing w:after="80" w:line="280" w:lineRule="auto"/>
+      </w:pPr>
+      <w:r>
+        <w:t>データの版と解決経路</w:t>
+      </w:r>
+      <w:r>
+        <w:t xml:space="preserve">: </w:t>
+      </w:r>
+      <w:r>
+        <w:t>参照データの版と索引の作成日、閾値の版、コードの版（</w:t>
+      </w:r>
+      <w:r>
+        <w:t xml:space="preserve">git </w:t>
+      </w:r>
+      <w:r>
+        <w:t>のコミット識別子）、オンライン照会の取得日時、転写産物と座標の解決経路、</w:t>
+      </w:r>
+      <w:r>
+        <w:t xml:space="preserve">PP3/BP4 </w:t>
+      </w:r>
+      <w:r>
+        <w:t>の採用モデル（代替を使ったか）</w:t>
+      </w:r>
+    </w:p>
+    <w:p>
+      <w:pPr>
+        <w:pStyle w:val="a4"/>
+        <w:numPr>
+          <w:ilvl w:val="0"/>
+          <w:numId w:val="4"/>
+        </w:numPr>
+        <w:spacing w:after="80" w:line="280" w:lineRule="auto"/>
+      </w:pPr>
+      <w:r>
+        <w:t>謝辞、参考文献</w:t>
+      </w:r>
+    </w:p>
+    <w:p>
+      <w:pPr>
+        <w:spacing w:after="120" w:line="300" w:lineRule="auto"/>
+      </w:pPr>
+      <w:r>
+        <w:t>文章の方針</w:t>
+      </w:r>
+      <w:r>
+        <w:t xml:space="preserve">: </w:t>
+      </w:r>
+      <w:r>
+        <w:t>日本語はすべてです・ます調で、専門用語は初出で意味を定義します。</w:t>
+      </w:r>
+      <w:r>
+        <w:t xml:space="preserve">damaging / neutral </w:t>
+      </w:r>
+      <w:r>
+        <w:t>などの英語の判定語には和訳を添えます。判定のまとめの箱の色（赤系・緑系・橙系）は予測ツールの判定が揃っているかを示すもので、病原性の判定ではないことを箱の中に明記します。</w:t>
+      </w:r>
+    </w:p>
+    <w:p>
+      <w:pPr>
+        <w:pStyle w:val="1"/>
+      </w:pPr>
+      <w:bookmarkStart w:id="13" w:name="_Toc239955726"/>
+      <w:r>
+        <w:t xml:space="preserve">10. </w:t>
+      </w:r>
+      <w:r>
+        <w:t>検証</w:t>
+      </w:r>
+      <w:bookmarkEnd w:id="13"/>
+    </w:p>
+    <w:p>
+      <w:pPr>
+        <w:pStyle w:val="a4"/>
+        <w:numPr>
+          <w:ilvl w:val="0"/>
+          <w:numId w:val="2"/>
+        </w:numPr>
+        <w:spacing w:after="80" w:line="280" w:lineRule="auto"/>
+      </w:pPr>
+      <w:r>
+        <w:t>単体テスト</w:t>
+      </w:r>
+      <w:r>
+        <w:t xml:space="preserve"> 70 </w:t>
+      </w:r>
+      <w:r>
+        <w:t>件（入力解析、コドン翻訳、各</w:t>
+      </w:r>
+      <w:r>
+        <w:t xml:space="preserve"> API </w:t>
+      </w:r>
+      <w:r>
+        <w:t>の応答の読み取り、同じ位置の判定の振り分け、</w:t>
+      </w:r>
+      <w:r>
+        <w:t xml:space="preserve">PP3/BP4 </w:t>
+      </w:r>
+      <w:r>
+        <w:t>の閾値の境界、</w:t>
+      </w:r>
+      <w:r>
+        <w:t xml:space="preserve">SpliceAI </w:t>
+      </w:r>
+      <w:r>
+        <w:t>と</w:t>
+      </w:r>
+      <w:r>
+        <w:t xml:space="preserve"> BP4 </w:t>
+      </w:r>
+      <w:r>
+        <w:t>の連動、集団頻度の取得状態、版と解決経路の節）と、索引を使う統合テスト</w:t>
+      </w:r>
+      <w:r>
+        <w:t xml:space="preserve"> 4 </w:t>
+      </w:r>
+      <w:r>
+        <w:t>件（下表）。</w:t>
+      </w:r>
+    </w:p>
+    <w:p>
+      <w:pPr>
+        <w:pStyle w:val="a4"/>
+        <w:numPr>
+          <w:ilvl w:val="0"/>
+          <w:numId w:val="2"/>
+        </w:numPr>
+        <w:spacing w:after="80" w:line="280" w:lineRule="auto"/>
+      </w:pPr>
+      <w:r>
+        <w:t>セルフテスト</w:t>
+      </w:r>
+      <w:r>
+        <w:t xml:space="preserve">: </w:t>
+      </w:r>
+      <w:r>
+        <w:t>既知の</w:t>
+      </w:r>
+      <w:r>
+        <w:t xml:space="preserve"> 25 </w:t>
+      </w:r>
+      <w:r>
+        <w:t>変異（</w:t>
+      </w:r>
+      <w:r>
+        <w:t xml:space="preserve">HGVS </w:t>
+      </w:r>
+      <w:r>
+        <w:t>表記との突き合わせ、拒否されるべき入力を含む）で</w:t>
+      </w:r>
+      <w:r>
+        <w:t xml:space="preserve"> OK 19 / </w:t>
+      </w:r>
+      <w:r>
+        <w:t>注意</w:t>
+      </w:r>
+      <w:r>
+        <w:t xml:space="preserve"> 6 / NG 0</w:t>
+      </w:r>
+      <w:r>
+        <w:t>。注意</w:t>
+      </w:r>
+      <w:r>
+        <w:t xml:space="preserve"> 6 </w:t>
+      </w:r>
+      <w:r>
+        <w:t>件は学習データによるスコア欠落で、いずれも説明が付く。</w:t>
+      </w:r>
+    </w:p>
+    <w:p>
+      <w:pPr>
+        <w:pStyle w:val="a4"/>
+        <w:numPr>
+          <w:ilvl w:val="0"/>
+          <w:numId w:val="2"/>
+        </w:numPr>
+        <w:spacing w:after="80" w:line="280" w:lineRule="auto"/>
+      </w:pPr>
+      <w:r>
+        <w:t>座標系の確認</w:t>
+      </w:r>
+      <w:r>
+        <w:t xml:space="preserve">: TP53 p.Arg175His </w:t>
+      </w:r>
+      <w:r>
+        <w:t>が</w:t>
+      </w:r>
+      <w:r>
+        <w:t xml:space="preserve"> GRCh38 </w:t>
+      </w:r>
+      <w:r>
+        <w:t>の</w:t>
+      </w:r>
+      <w:r>
+        <w:t xml:space="preserve"> chr17:7,675,088 </w:t>
+      </w:r>
+      <w:r>
+        <w:t>に一致。転写産物</w:t>
+      </w:r>
+      <w:r>
+        <w:t xml:space="preserve"> ID </w:t>
+      </w:r>
+      <w:r>
+        <w:t>の世代差、アイソフォームのずれについて予備経路の安全性を実測で確認。</w:t>
+      </w:r>
+    </w:p>
+    <w:p>
+      <w:pPr>
+        <w:pStyle w:val="a4"/>
+        <w:numPr>
+          <w:ilvl w:val="0"/>
+          <w:numId w:val="2"/>
+        </w:numPr>
+        <w:spacing w:after="80" w:line="280" w:lineRule="auto"/>
+      </w:pPr>
+      <w:r>
+        <w:t>公開予測表の網羅性の実測と、著者への照合（</w:t>
+      </w:r>
+      <w:r>
+        <w:t xml:space="preserve">2026-09-06 </w:t>
+      </w:r>
+      <w:r>
+        <w:t>に不一致表を共有）。</w:t>
+      </w:r>
+    </w:p>
+    <w:tbl>
+      <w:tblPr>
+        <w:tblW w:w="9026" w:type="dxa"/>
+        <w:tblBorders>
+          <w:top w:val="single" w:sz="4" w:space="0" w:color="BBBBBB"/>
+          <w:left w:val="single" w:sz="4" w:space="0" w:color="BBBBBB"/>
+          <w:bottom w:val="single" w:sz="4" w:space="0" w:color="BBBBBB"/>
+          <w:right w:val="single" w:sz="4" w:space="0" w:color="BBBBBB"/>
+          <w:insideH w:val="single" w:sz="4" w:space="0" w:color="BBBBBB"/>
+          <w:insideV w:val="single" w:sz="4" w:space="0" w:color="BBBBBB"/>
+        </w:tblBorders>
+        <w:tblCellMar>
+          <w:left w:w="10" w:type="dxa"/>
+          <w:right w:w="10" w:type="dxa"/>
+        </w:tblCellMar>
+        <w:tblLook w:val="0000" w:firstRow="0" w:lastRow="0" w:firstColumn="0" w:lastColumn="0" w:noHBand="0" w:noVBand="0"/>
+      </w:tblPr>
+      <w:tblGrid>
+        <w:gridCol w:w="3610"/>
+        <w:gridCol w:w="5416"/>
+      </w:tblGrid>
+      <w:tr>
+        <w:tblPrEx>
+          <w:tblCellMar>
+            <w:top w:w="0" w:type="dxa"/>
+            <w:bottom w:w="0" w:type="dxa"/>
+          </w:tblCellMar>
+        </w:tblPrEx>
+        <w:trPr>
+          <w:tblHeader/>
+        </w:trPr>
+        <w:tc>
+          <w:tcPr>
+            <w:tcW w:w="3610" w:type="dxa"/>
+            <w:shd w:val="clear" w:color="auto" w:fill="E8EEF5"/>
+            <w:tcMar>
+              <w:top w:w="60" w:type="dxa"/>
+              <w:left w:w="90" w:type="dxa"/>
+              <w:bottom w:w="60" w:type="dxa"/>
+              <w:right w:w="90" w:type="dxa"/>
+            </w:tcMar>
+          </w:tcPr>
+          <w:p>
+            <w:pPr>
+              <w:spacing w:line="260" w:lineRule="auto"/>
+            </w:pPr>
+            <w:r>
+              <w:rPr>
+                <w:b/>
+                <w:bCs/>
+                <w:sz w:val="18"/>
+                <w:szCs w:val="18"/>
+              </w:rPr>
+              <w:t>レビューの確認項目</w:t>
+            </w:r>
+          </w:p>
+        </w:tc>
+        <w:tc>
+          <w:tcPr>
+            <w:tcW w:w="5416" w:type="dxa"/>
+            <w:shd w:val="clear" w:color="auto" w:fill="E8EEF5"/>
+            <w:tcMar>
+              <w:top w:w="60" w:type="dxa"/>
+              <w:left w:w="90" w:type="dxa"/>
+              <w:bottom w:w="60" w:type="dxa"/>
+              <w:right w:w="90" w:type="dxa"/>
+            </w:tcMar>
+          </w:tcPr>
+          <w:p>
+            <w:pPr>
+              <w:spacing w:line="260" w:lineRule="auto"/>
+            </w:pPr>
+            <w:r>
+              <w:rPr>
+                <w:b/>
+                <w:bCs/>
+                <w:sz w:val="18"/>
+                <w:szCs w:val="18"/>
+              </w:rPr>
+              <w:t>テストでの期待</w:t>
+            </w:r>
+          </w:p>
+        </w:tc>
+      </w:tr>
+      <w:tr>
+        <w:tblPrEx>
+          <w:tblCellMar>
+            <w:top w:w="0" w:type="dxa"/>
+            <w:bottom w:w="0" w:type="dxa"/>
+          </w:tblCellMar>
+        </w:tblPrEx>
+        <w:tc>
+          <w:tcPr>
+            <w:tcW w:w="3610" w:type="dxa"/>
+            <w:tcMar>
+              <w:top w:w="60" w:type="dxa"/>
+              <w:left w:w="90" w:type="dxa"/>
+              <w:bottom w:w="60" w:type="dxa"/>
+              <w:right w:w="90" w:type="dxa"/>
+            </w:tcMar>
+          </w:tcPr>
+          <w:p>
+            <w:pPr>
+              <w:spacing w:line="260" w:lineRule="auto"/>
+            </w:pPr>
+            <w:r>
+              <w:rPr>
+                <w:sz w:val="18"/>
+                <w:szCs w:val="18"/>
+              </w:rPr>
+              <w:t>同じ</w:t>
+            </w:r>
+            <w:r>
+              <w:rPr>
+                <w:sz w:val="18"/>
+                <w:szCs w:val="18"/>
+              </w:rPr>
+              <w:t xml:space="preserve"> p. </w:t>
+            </w:r>
+            <w:r>
+              <w:rPr>
+                <w:sz w:val="18"/>
+                <w:szCs w:val="18"/>
+              </w:rPr>
+              <w:t>を生む</w:t>
+            </w:r>
+            <w:r>
+              <w:rPr>
+                <w:sz w:val="18"/>
+                <w:szCs w:val="18"/>
+              </w:rPr>
+              <w:t xml:space="preserve"> 2 </w:t>
+            </w:r>
+            <w:r>
+              <w:rPr>
+                <w:sz w:val="18"/>
+                <w:szCs w:val="18"/>
+              </w:rPr>
+              <w:t>種類の塩基置換を</w:t>
+            </w:r>
+            <w:r>
+              <w:rPr>
+                <w:sz w:val="18"/>
+                <w:szCs w:val="18"/>
+              </w:rPr>
+              <w:t xml:space="preserve"> c. </w:t>
+            </w:r>
+            <w:r>
+              <w:rPr>
+                <w:sz w:val="18"/>
+                <w:szCs w:val="18"/>
+              </w:rPr>
+              <w:t>で入力</w:t>
+            </w:r>
+          </w:p>
+        </w:tc>
+        <w:tc>
+          <w:tcPr>
+            <w:tcW w:w="5416" w:type="dxa"/>
+            <w:tcMar>
+              <w:top w:w="60" w:type="dxa"/>
+              <w:left w:w="90" w:type="dxa"/>
+              <w:bottom w:w="60" w:type="dxa"/>
+              <w:right w:w="90" w:type="dxa"/>
+            </w:tcMar>
+          </w:tcPr>
+          <w:p>
+            <w:pPr>
+              <w:spacing w:line="260" w:lineRule="auto"/>
+            </w:pPr>
+            <w:r>
+              <w:rPr>
+                <w:sz w:val="18"/>
+                <w:szCs w:val="18"/>
+              </w:rPr>
+              <w:t>入力した塩基置換だけを評価する（</w:t>
+            </w:r>
+            <w:r>
+              <w:rPr>
+                <w:sz w:val="18"/>
+                <w:szCs w:val="18"/>
+              </w:rPr>
+              <w:t xml:space="preserve">FGFR3 c.1138G&gt;A → 1 </w:t>
+            </w:r>
+            <w:r>
+              <w:rPr>
+                <w:sz w:val="18"/>
+                <w:szCs w:val="18"/>
+              </w:rPr>
+              <w:t>候補、</w:t>
+            </w:r>
+            <w:r>
+              <w:rPr>
+                <w:sz w:val="18"/>
+                <w:szCs w:val="18"/>
+              </w:rPr>
+              <w:t xml:space="preserve">p.Gly380Arg → 2 </w:t>
+            </w:r>
+            <w:r>
+              <w:rPr>
+                <w:sz w:val="18"/>
+                <w:szCs w:val="18"/>
+              </w:rPr>
+              <w:t>候補）</w:t>
+            </w:r>
+          </w:p>
+        </w:tc>
+      </w:tr>
+      <w:tr>
+        <w:tblPrEx>
+          <w:tblCellMar>
+            <w:top w:w="0" w:type="dxa"/>
+            <w:bottom w:w="0" w:type="dxa"/>
+          </w:tblCellMar>
+        </w:tblPrEx>
+        <w:tc>
+          <w:tcPr>
+            <w:tcW w:w="3610" w:type="dxa"/>
+            <w:tcMar>
+              <w:top w:w="60" w:type="dxa"/>
+              <w:left w:w="90" w:type="dxa"/>
+              <w:bottom w:w="60" w:type="dxa"/>
+              <w:right w:w="90" w:type="dxa"/>
+            </w:tcMar>
+          </w:tcPr>
+          <w:p>
+            <w:pPr>
+              <w:spacing w:line="260" w:lineRule="auto"/>
+            </w:pPr>
+            <w:r>
+              <w:rPr>
+                <w:sz w:val="18"/>
+                <w:szCs w:val="18"/>
+              </w:rPr>
+              <w:t>遺伝子・転写産物・</w:t>
+            </w:r>
+            <w:r>
+              <w:rPr>
+                <w:sz w:val="18"/>
+                <w:szCs w:val="18"/>
+              </w:rPr>
+              <w:t>c.</w:t>
+            </w:r>
+            <w:r>
+              <w:rPr>
+                <w:sz w:val="18"/>
+                <w:szCs w:val="18"/>
+              </w:rPr>
+              <w:t>・</w:t>
+            </w:r>
+            <w:r>
+              <w:rPr>
+                <w:sz w:val="18"/>
+                <w:szCs w:val="18"/>
+              </w:rPr>
+              <w:t xml:space="preserve">p. </w:t>
+            </w:r>
+            <w:r>
+              <w:rPr>
+                <w:sz w:val="18"/>
+                <w:szCs w:val="18"/>
+              </w:rPr>
+              <w:t>の矛盾</w:t>
+            </w:r>
+          </w:p>
+        </w:tc>
+        <w:tc>
+          <w:tcPr>
+            <w:tcW w:w="5416" w:type="dxa"/>
+            <w:tcMar>
+              <w:top w:w="60" w:type="dxa"/>
+              <w:left w:w="90" w:type="dxa"/>
+              <w:bottom w:w="60" w:type="dxa"/>
+              <w:right w:w="90" w:type="dxa"/>
+            </w:tcMar>
+          </w:tcPr>
+          <w:p>
+            <w:pPr>
+              <w:spacing w:line="260" w:lineRule="auto"/>
+            </w:pPr>
+            <w:r>
+              <w:rPr>
+                <w:sz w:val="18"/>
+                <w:szCs w:val="18"/>
+              </w:rPr>
+              <w:t>未解決として止める（</w:t>
+            </w:r>
+            <w:r>
+              <w:rPr>
+                <w:sz w:val="18"/>
+                <w:szCs w:val="18"/>
+              </w:rPr>
+              <w:t xml:space="preserve">c. </w:t>
+            </w:r>
+            <w:r>
+              <w:rPr>
+                <w:sz w:val="18"/>
+                <w:szCs w:val="18"/>
+              </w:rPr>
+              <w:t>と</w:t>
+            </w:r>
+            <w:r>
+              <w:rPr>
+                <w:sz w:val="18"/>
+                <w:szCs w:val="18"/>
+              </w:rPr>
+              <w:t xml:space="preserve"> p. </w:t>
+            </w:r>
+            <w:r>
+              <w:rPr>
+                <w:sz w:val="18"/>
+                <w:szCs w:val="18"/>
+              </w:rPr>
+              <w:t>の食い違い、遺伝子と転写産物の食い違い、参照塩基の不一致）</w:t>
+            </w:r>
+          </w:p>
+        </w:tc>
+      </w:tr>
+      <w:tr>
+        <w:tblPrEx>
+          <w:tblCellMar>
+            <w:top w:w="0" w:type="dxa"/>
+            <w:bottom w:w="0" w:type="dxa"/>
+          </w:tblCellMar>
+        </w:tblPrEx>
+        <w:tc>
+          <w:tcPr>
+            <w:tcW w:w="3610" w:type="dxa"/>
+            <w:tcMar>
+              <w:top w:w="60" w:type="dxa"/>
+              <w:left w:w="90" w:type="dxa"/>
+              <w:bottom w:w="60" w:type="dxa"/>
+              <w:right w:w="90" w:type="dxa"/>
+            </w:tcMar>
+          </w:tcPr>
+          <w:p>
+            <w:pPr>
+              <w:spacing w:line="260" w:lineRule="auto"/>
+            </w:pPr>
+            <w:r>
+              <w:rPr>
+                <w:sz w:val="18"/>
+                <w:szCs w:val="18"/>
+              </w:rPr>
+              <w:t>通信失敗・部分応答・オフライン</w:t>
+            </w:r>
+          </w:p>
+        </w:tc>
+        <w:tc>
+          <w:tcPr>
+            <w:tcW w:w="5416" w:type="dxa"/>
+            <w:tcMar>
+              <w:top w:w="60" w:type="dxa"/>
+              <w:left w:w="90" w:type="dxa"/>
+              <w:bottom w:w="60" w:type="dxa"/>
+              <w:right w:w="90" w:type="dxa"/>
+            </w:tcMar>
+          </w:tcPr>
+          <w:p>
+            <w:pPr>
+              <w:spacing w:line="260" w:lineRule="auto"/>
+            </w:pPr>
+            <w:r>
+              <w:rPr>
+                <w:sz w:val="18"/>
+                <w:szCs w:val="18"/>
+              </w:rPr>
+              <w:t>「収録なし」や</w:t>
+            </w:r>
+            <w:r>
+              <w:rPr>
+                <w:sz w:val="18"/>
+                <w:szCs w:val="18"/>
+              </w:rPr>
+              <w:t xml:space="preserve"> PM2 </w:t>
+            </w:r>
+            <w:r>
+              <w:rPr>
+                <w:sz w:val="18"/>
+                <w:szCs w:val="18"/>
+              </w:rPr>
+              <w:t>の候補に変換しない</w:t>
+            </w:r>
+          </w:p>
+        </w:tc>
+      </w:tr>
+      <w:tr>
+        <w:tblPrEx>
+          <w:tblCellMar>
+            <w:top w:w="0" w:type="dxa"/>
+            <w:bottom w:w="0" w:type="dxa"/>
+          </w:tblCellMar>
+        </w:tblPrEx>
+        <w:tc>
+          <w:tcPr>
+            <w:tcW w:w="3610" w:type="dxa"/>
+            <w:tcMar>
+              <w:top w:w="60" w:type="dxa"/>
+              <w:left w:w="90" w:type="dxa"/>
+              <w:bottom w:w="60" w:type="dxa"/>
+              <w:right w:w="90" w:type="dxa"/>
+            </w:tcMar>
+          </w:tcPr>
+          <w:p>
+            <w:pPr>
+              <w:spacing w:line="260" w:lineRule="auto"/>
+            </w:pPr>
+            <w:r>
+              <w:rPr>
+                <w:sz w:val="18"/>
+                <w:szCs w:val="18"/>
+              </w:rPr>
+              <w:t xml:space="preserve">FuncVEP neutral </w:t>
+            </w:r>
+            <w:r>
+              <w:rPr>
+                <w:sz w:val="18"/>
+                <w:szCs w:val="18"/>
+              </w:rPr>
+              <w:t>＋</w:t>
+            </w:r>
+            <w:r>
+              <w:rPr>
+                <w:sz w:val="18"/>
+                <w:szCs w:val="18"/>
+              </w:rPr>
+              <w:t xml:space="preserve"> SpliceAI </w:t>
+            </w:r>
+            <w:r>
+              <w:rPr>
+                <w:sz w:val="18"/>
+                <w:szCs w:val="18"/>
+              </w:rPr>
+              <w:t>高値</w:t>
+            </w:r>
+          </w:p>
+        </w:tc>
+        <w:tc>
+          <w:tcPr>
+            <w:tcW w:w="5416" w:type="dxa"/>
+            <w:tcMar>
+              <w:top w:w="60" w:type="dxa"/>
+              <w:left w:w="90" w:type="dxa"/>
+              <w:bottom w:w="60" w:type="dxa"/>
+              <w:right w:w="90" w:type="dxa"/>
+            </w:tcMar>
+          </w:tcPr>
+          <w:p>
+            <w:pPr>
+              <w:spacing w:line="260" w:lineRule="auto"/>
+            </w:pPr>
+            <w:r>
+              <w:rPr>
+                <w:sz w:val="18"/>
+                <w:szCs w:val="18"/>
+              </w:rPr>
+              <w:t xml:space="preserve">BP4 </w:t>
+            </w:r>
+            <w:r>
+              <w:rPr>
+                <w:sz w:val="18"/>
+                <w:szCs w:val="18"/>
+              </w:rPr>
+              <w:t>を保留し、まとめの箱を橙にする</w:t>
+            </w:r>
+          </w:p>
+        </w:tc>
+      </w:tr>
+      <w:tr>
+        <w:tblPrEx>
+          <w:tblCellMar>
+            <w:top w:w="0" w:type="dxa"/>
+            <w:bottom w:w="0" w:type="dxa"/>
+          </w:tblCellMar>
+        </w:tblPrEx>
+        <w:tc>
+          <w:tcPr>
+            <w:tcW w:w="3610" w:type="dxa"/>
+            <w:tcMar>
+              <w:top w:w="60" w:type="dxa"/>
+              <w:left w:w="90" w:type="dxa"/>
+              <w:bottom w:w="60" w:type="dxa"/>
+              <w:right w:w="90" w:type="dxa"/>
+            </w:tcMar>
+          </w:tcPr>
+          <w:p>
+            <w:pPr>
+              <w:spacing w:line="260" w:lineRule="auto"/>
+            </w:pPr>
+            <w:r>
+              <w:rPr>
+                <w:sz w:val="18"/>
+                <w:szCs w:val="18"/>
+              </w:rPr>
+              <w:t>閾値の直前・一致・直後、欠測</w:t>
+            </w:r>
+          </w:p>
+        </w:tc>
+        <w:tc>
+          <w:tcPr>
+            <w:tcW w:w="5416" w:type="dxa"/>
+            <w:tcMar>
+              <w:top w:w="60" w:type="dxa"/>
+              <w:left w:w="90" w:type="dxa"/>
+              <w:bottom w:w="60" w:type="dxa"/>
+              <w:right w:w="90" w:type="dxa"/>
+            </w:tcMar>
+          </w:tcPr>
+          <w:p>
+            <w:pPr>
+              <w:spacing w:line="260" w:lineRule="auto"/>
+            </w:pPr>
+            <w:r>
+              <w:rPr>
+                <w:sz w:val="18"/>
+                <w:szCs w:val="18"/>
+              </w:rPr>
+              <w:t>境界どおりの段階（付録</w:t>
+            </w:r>
+            <w:r>
+              <w:rPr>
+                <w:sz w:val="18"/>
+                <w:szCs w:val="18"/>
+              </w:rPr>
+              <w:t xml:space="preserve"> A </w:t>
+            </w:r>
+            <w:r>
+              <w:rPr>
+                <w:sz w:val="18"/>
+                <w:szCs w:val="18"/>
+              </w:rPr>
+              <w:t>の</w:t>
+            </w:r>
+            <w:r>
+              <w:rPr>
+                <w:sz w:val="18"/>
+                <w:szCs w:val="18"/>
+              </w:rPr>
+              <w:t xml:space="preserve"> CTI </w:t>
+            </w:r>
+            <w:r>
+              <w:rPr>
+                <w:sz w:val="18"/>
+                <w:szCs w:val="18"/>
+              </w:rPr>
+              <w:t>の値で確認）</w:t>
+            </w:r>
+          </w:p>
+        </w:tc>
+      </w:tr>
+      <w:tr>
+        <w:tblPrEx>
+          <w:tblCellMar>
+            <w:top w:w="0" w:type="dxa"/>
+            <w:bottom w:w="0" w:type="dxa"/>
+          </w:tblCellMar>
+        </w:tblPrEx>
+        <w:tc>
+          <w:tcPr>
+            <w:tcW w:w="3610" w:type="dxa"/>
+            <w:tcMar>
+              <w:top w:w="60" w:type="dxa"/>
+              <w:left w:w="90" w:type="dxa"/>
+              <w:bottom w:w="60" w:type="dxa"/>
+              <w:right w:w="90" w:type="dxa"/>
+            </w:tcMar>
+          </w:tcPr>
+          <w:p>
+            <w:pPr>
+              <w:spacing w:line="260" w:lineRule="auto"/>
+            </w:pPr>
+            <w:r>
+              <w:rPr>
+                <w:sz w:val="18"/>
+                <w:szCs w:val="18"/>
+              </w:rPr>
+              <w:t>別の変異を続けて照会</w:t>
+            </w:r>
+          </w:p>
+        </w:tc>
+        <w:tc>
+          <w:tcPr>
+            <w:tcW w:w="5416" w:type="dxa"/>
+            <w:tcMar>
+              <w:top w:w="60" w:type="dxa"/>
+              <w:left w:w="90" w:type="dxa"/>
+              <w:bottom w:w="60" w:type="dxa"/>
+              <w:right w:w="90" w:type="dxa"/>
+            </w:tcMar>
+          </w:tcPr>
+          <w:p>
+            <w:pPr>
+              <w:spacing w:line="260" w:lineRule="auto"/>
+            </w:pPr>
+            <w:r>
+              <w:rPr>
+                <w:sz w:val="18"/>
+                <w:szCs w:val="18"/>
+              </w:rPr>
+              <w:t>前の変異のデータや手入力の頻度が混入しない（画面のテスト）</w:t>
+            </w:r>
+          </w:p>
+        </w:tc>
+      </w:tr>
+    </w:tbl>
+    <w:p>
+      <w:pPr>
+        <w:spacing w:after="120"/>
+      </w:pPr>
+    </w:p>
+    <w:tbl>
+      <w:tblPr>
+        <w:tblW w:w="9026" w:type="dxa"/>
+        <w:tblBorders>
+          <w:top w:val="single" w:sz="4" w:space="0" w:color="BBBBBB"/>
+          <w:left w:val="single" w:sz="4" w:space="0" w:color="BBBBBB"/>
+          <w:bottom w:val="single" w:sz="4" w:space="0" w:color="BBBBBB"/>
+          <w:right w:val="single" w:sz="4" w:space="0" w:color="BBBBBB"/>
+          <w:insideH w:val="single" w:sz="4" w:space="0" w:color="BBBBBB"/>
+          <w:insideV w:val="single" w:sz="4" w:space="0" w:color="BBBBBB"/>
+        </w:tblBorders>
+        <w:tblCellMar>
+          <w:left w:w="10" w:type="dxa"/>
+          <w:right w:w="10" w:type="dxa"/>
+        </w:tblCellMar>
+        <w:tblLook w:val="0000" w:firstRow="0" w:lastRow="0" w:firstColumn="0" w:lastColumn="0" w:noHBand="0" w:noVBand="0"/>
+      </w:tblPr>
+      <w:tblGrid>
+        <w:gridCol w:w="2708"/>
+        <w:gridCol w:w="6318"/>
+      </w:tblGrid>
+      <w:tr>
+        <w:tblPrEx>
+          <w:tblCellMar>
+            <w:top w:w="0" w:type="dxa"/>
+            <w:bottom w:w="0" w:type="dxa"/>
+          </w:tblCellMar>
+        </w:tblPrEx>
+        <w:trPr>
+          <w:tblHeader/>
+        </w:trPr>
+        <w:tc>
+          <w:tcPr>
+            <w:tcW w:w="2708" w:type="dxa"/>
+            <w:shd w:val="clear" w:color="auto" w:fill="E8EEF5"/>
+            <w:tcMar>
+              <w:top w:w="60" w:type="dxa"/>
+              <w:left w:w="90" w:type="dxa"/>
+              <w:bottom w:w="60" w:type="dxa"/>
+              <w:right w:w="90" w:type="dxa"/>
+            </w:tcMar>
+          </w:tcPr>
+          <w:p>
+            <w:pPr>
+              <w:spacing w:line="260" w:lineRule="auto"/>
+            </w:pPr>
+            <w:r>
+              <w:rPr>
+                <w:b/>
+                <w:bCs/>
+                <w:sz w:val="18"/>
+                <w:szCs w:val="18"/>
+              </w:rPr>
+              <w:t>確認に用いた変異</w:t>
+            </w:r>
+          </w:p>
+        </w:tc>
+        <w:tc>
+          <w:tcPr>
+            <w:tcW w:w="6318" w:type="dxa"/>
+            <w:shd w:val="clear" w:color="auto" w:fill="E8EEF5"/>
+            <w:tcMar>
+              <w:top w:w="60" w:type="dxa"/>
+              <w:left w:w="90" w:type="dxa"/>
+              <w:bottom w:w="60" w:type="dxa"/>
+              <w:right w:w="90" w:type="dxa"/>
+            </w:tcMar>
+          </w:tcPr>
+          <w:p>
+            <w:pPr>
+              <w:spacing w:line="260" w:lineRule="auto"/>
+            </w:pPr>
+            <w:r>
+              <w:rPr>
+                <w:b/>
+                <w:bCs/>
+                <w:sz w:val="18"/>
+                <w:szCs w:val="18"/>
+              </w:rPr>
+              <w:t>確認した点</w:t>
+            </w:r>
+          </w:p>
+        </w:tc>
+      </w:tr>
+      <w:tr>
+        <w:tblPrEx>
+          <w:tblCellMar>
+            <w:top w:w="0" w:type="dxa"/>
+            <w:bottom w:w="0" w:type="dxa"/>
+          </w:tblCellMar>
+        </w:tblPrEx>
+        <w:tc>
+          <w:tcPr>
+            <w:tcW w:w="2708" w:type="dxa"/>
+            <w:tcMar>
+              <w:top w:w="60" w:type="dxa"/>
+              <w:left w:w="90" w:type="dxa"/>
+              <w:bottom w:w="60" w:type="dxa"/>
+              <w:right w:w="90" w:type="dxa"/>
+            </w:tcMar>
+          </w:tcPr>
+          <w:p>
+            <w:pPr>
+              <w:spacing w:line="260" w:lineRule="auto"/>
+            </w:pPr>
+            <w:r>
+              <w:rPr>
+                <w:sz w:val="18"/>
+                <w:szCs w:val="18"/>
+              </w:rPr>
+              <w:t>BRCA1 p.Arg1699Trp</w:t>
+            </w:r>
+          </w:p>
+        </w:tc>
+        <w:tc>
+          <w:tcPr>
+            <w:tcW w:w="6318" w:type="dxa"/>
+            <w:tcMar>
+              <w:top w:w="60" w:type="dxa"/>
+              <w:left w:w="90" w:type="dxa"/>
+              <w:bottom w:w="60" w:type="dxa"/>
+              <w:right w:w="90" w:type="dxa"/>
+            </w:tcMar>
+          </w:tcPr>
+          <w:p>
+            <w:pPr>
+              <w:spacing w:line="260" w:lineRule="auto"/>
+            </w:pPr>
+            <w:r>
+              <w:rPr>
+                <w:sz w:val="18"/>
+                <w:szCs w:val="18"/>
+              </w:rPr>
+              <w:t xml:space="preserve">FuncVEP 3 </w:t>
+            </w:r>
+            <w:r>
+              <w:rPr>
+                <w:sz w:val="18"/>
+                <w:szCs w:val="18"/>
+              </w:rPr>
+              <w:t>モデルとも</w:t>
+            </w:r>
+            <w:r>
+              <w:rPr>
+                <w:sz w:val="18"/>
+                <w:szCs w:val="18"/>
+              </w:rPr>
+              <w:t xml:space="preserve"> PP3_Strong</w:t>
+            </w:r>
+            <w:r>
+              <w:rPr>
+                <w:sz w:val="18"/>
+                <w:szCs w:val="18"/>
+              </w:rPr>
+              <w:t>。</w:t>
+            </w:r>
+            <w:r>
+              <w:rPr>
+                <w:sz w:val="18"/>
+                <w:szCs w:val="18"/>
+              </w:rPr>
+              <w:t xml:space="preserve">ClinVar </w:t>
+            </w:r>
+            <w:r>
+              <w:rPr>
+                <w:sz w:val="18"/>
+                <w:szCs w:val="18"/>
+              </w:rPr>
+              <w:t>専門家パネル</w:t>
+            </w:r>
+            <w:r>
+              <w:rPr>
+                <w:sz w:val="18"/>
+                <w:szCs w:val="18"/>
+              </w:rPr>
+              <w:t xml:space="preserve"> 3 </w:t>
+            </w:r>
+            <w:r>
+              <w:rPr>
+                <w:sz w:val="18"/>
+                <w:szCs w:val="18"/>
+              </w:rPr>
+              <w:t>星。同じ位置の</w:t>
+            </w:r>
+            <w:r>
+              <w:rPr>
+                <w:sz w:val="18"/>
+                <w:szCs w:val="18"/>
+              </w:rPr>
+              <w:t xml:space="preserve"> Arg1699Gln</w:t>
+            </w:r>
+            <w:r>
+              <w:rPr>
+                <w:sz w:val="18"/>
+                <w:szCs w:val="18"/>
+              </w:rPr>
+              <w:t>・</w:t>
+            </w:r>
+            <w:r>
+              <w:rPr>
+                <w:sz w:val="18"/>
+                <w:szCs w:val="18"/>
+              </w:rPr>
+              <w:t xml:space="preserve">Leu </w:t>
+            </w:r>
+            <w:r>
+              <w:rPr>
+                <w:sz w:val="18"/>
+                <w:szCs w:val="18"/>
+              </w:rPr>
+              <w:t>が病的（</w:t>
+            </w:r>
+            <w:r>
+              <w:rPr>
+                <w:sz w:val="18"/>
+                <w:szCs w:val="18"/>
+              </w:rPr>
+              <w:t xml:space="preserve">PM5 </w:t>
+            </w:r>
+            <w:r>
+              <w:rPr>
+                <w:sz w:val="18"/>
+                <w:szCs w:val="18"/>
+              </w:rPr>
+              <w:t>候補）</w:t>
+            </w:r>
+          </w:p>
+        </w:tc>
+      </w:tr>
+      <w:tr>
+        <w:tblPrEx>
+          <w:tblCellMar>
+            <w:top w:w="0" w:type="dxa"/>
+            <w:bottom w:w="0" w:type="dxa"/>
+          </w:tblCellMar>
+        </w:tblPrEx>
+        <w:tc>
+          <w:tcPr>
+            <w:tcW w:w="2708" w:type="dxa"/>
+            <w:tcMar>
+              <w:top w:w="60" w:type="dxa"/>
+              <w:left w:w="90" w:type="dxa"/>
+              <w:bottom w:w="60" w:type="dxa"/>
+              <w:right w:w="90" w:type="dxa"/>
+            </w:tcMar>
+          </w:tcPr>
+          <w:p>
+            <w:pPr>
+              <w:spacing w:line="260" w:lineRule="auto"/>
+            </w:pPr>
+            <w:r>
+              <w:rPr>
+                <w:sz w:val="18"/>
+                <w:szCs w:val="18"/>
+              </w:rPr>
+              <w:t>BRCA1 p.Cys61Gly</w:t>
+            </w:r>
+          </w:p>
+        </w:tc>
+        <w:tc>
+          <w:tcPr>
+            <w:tcW w:w="6318" w:type="dxa"/>
+            <w:tcMar>
+              <w:top w:w="60" w:type="dxa"/>
+              <w:left w:w="90" w:type="dxa"/>
+              <w:bottom w:w="60" w:type="dxa"/>
+              <w:right w:w="90" w:type="dxa"/>
+            </w:tcMar>
+          </w:tcPr>
+          <w:p>
+            <w:pPr>
+              <w:spacing w:line="260" w:lineRule="auto"/>
+            </w:pPr>
+            <w:r>
+              <w:rPr>
+                <w:sz w:val="18"/>
+                <w:szCs w:val="18"/>
+              </w:rPr>
+              <w:t xml:space="preserve">MaveDB </w:t>
+            </w:r>
+            <w:r>
+              <w:rPr>
+                <w:sz w:val="18"/>
+                <w:szCs w:val="18"/>
+              </w:rPr>
+              <w:t>の</w:t>
+            </w:r>
+            <w:r>
+              <w:rPr>
+                <w:sz w:val="18"/>
+                <w:szCs w:val="18"/>
+              </w:rPr>
+              <w:t xml:space="preserve"> SGE</w:t>
+            </w:r>
+            <w:r>
+              <w:rPr>
+                <w:sz w:val="18"/>
+                <w:szCs w:val="18"/>
+              </w:rPr>
+              <w:t>（</w:t>
+            </w:r>
+            <w:r>
+              <w:rPr>
+                <w:sz w:val="18"/>
+                <w:szCs w:val="18"/>
+              </w:rPr>
+              <w:t xml:space="preserve">Findlay </w:t>
+            </w:r>
+            <w:r>
+              <w:rPr>
+                <w:sz w:val="18"/>
+                <w:szCs w:val="18"/>
+              </w:rPr>
+              <w:t>ら</w:t>
+            </w:r>
+            <w:r>
+              <w:rPr>
+                <w:sz w:val="18"/>
+                <w:szCs w:val="18"/>
+              </w:rPr>
+              <w:t xml:space="preserve"> 2018</w:t>
+            </w:r>
+            <w:r>
+              <w:rPr>
+                <w:sz w:val="18"/>
+                <w:szCs w:val="18"/>
+              </w:rPr>
+              <w:t>）で「異常」。</w:t>
+            </w:r>
+            <w:r>
+              <w:rPr>
+                <w:sz w:val="18"/>
+                <w:szCs w:val="18"/>
+              </w:rPr>
+              <w:t xml:space="preserve">c. </w:t>
+            </w:r>
+            <w:r>
+              <w:rPr>
+                <w:sz w:val="18"/>
+                <w:szCs w:val="18"/>
+              </w:rPr>
+              <w:t>表記しか持たない実験データを、評価対象の</w:t>
+            </w:r>
+            <w:r>
+              <w:rPr>
+                <w:sz w:val="18"/>
+                <w:szCs w:val="18"/>
+              </w:rPr>
+              <w:t xml:space="preserve"> c.181T&gt;G </w:t>
+            </w:r>
+            <w:r>
+              <w:rPr>
+                <w:sz w:val="18"/>
+                <w:szCs w:val="18"/>
+              </w:rPr>
+              <w:t>と塩基で照合（実験側は</w:t>
+            </w:r>
+            <w:r>
+              <w:rPr>
+                <w:sz w:val="18"/>
+                <w:szCs w:val="18"/>
+              </w:rPr>
+              <w:t xml:space="preserve"> NM_007294.3</w:t>
+            </w:r>
+            <w:r>
+              <w:rPr>
+                <w:sz w:val="18"/>
+                <w:szCs w:val="18"/>
+              </w:rPr>
+              <w:t>、版違い）</w:t>
+            </w:r>
+          </w:p>
+        </w:tc>
+      </w:tr>
+      <w:tr>
+        <w:tblPrEx>
+          <w:tblCellMar>
+            <w:top w:w="0" w:type="dxa"/>
+            <w:bottom w:w="0" w:type="dxa"/>
+          </w:tblCellMar>
+        </w:tblPrEx>
+        <w:tc>
+          <w:tcPr>
+            <w:tcW w:w="2708" w:type="dxa"/>
+            <w:tcMar>
+              <w:top w:w="60" w:type="dxa"/>
+              <w:left w:w="90" w:type="dxa"/>
+              <w:bottom w:w="60" w:type="dxa"/>
+              <w:right w:w="90" w:type="dxa"/>
+            </w:tcMar>
+          </w:tcPr>
+          <w:p>
+            <w:pPr>
+              <w:spacing w:line="260" w:lineRule="auto"/>
+            </w:pPr>
+            <w:r>
+              <w:rPr>
+                <w:sz w:val="18"/>
+                <w:szCs w:val="18"/>
+              </w:rPr>
+              <w:t>HBB p.Glu7Val</w:t>
+            </w:r>
+          </w:p>
+        </w:tc>
+        <w:tc>
+          <w:tcPr>
+            <w:tcW w:w="6318" w:type="dxa"/>
+            <w:tcMar>
+              <w:top w:w="60" w:type="dxa"/>
+              <w:left w:w="90" w:type="dxa"/>
+              <w:bottom w:w="60" w:type="dxa"/>
+              <w:right w:w="90" w:type="dxa"/>
+            </w:tcMar>
+          </w:tcPr>
+          <w:p>
+            <w:pPr>
+              <w:spacing w:line="260" w:lineRule="auto"/>
+            </w:pPr>
+            <w:r>
+              <w:rPr>
+                <w:sz w:val="18"/>
+                <w:szCs w:val="18"/>
+              </w:rPr>
+              <w:t xml:space="preserve">FuncVEP </w:t>
+            </w:r>
+            <w:r>
+              <w:rPr>
+                <w:sz w:val="18"/>
+                <w:szCs w:val="18"/>
+              </w:rPr>
+              <w:t>は</w:t>
+            </w:r>
+            <w:r>
+              <w:rPr>
+                <w:sz w:val="18"/>
+                <w:szCs w:val="18"/>
+              </w:rPr>
+              <w:t xml:space="preserve"> neutral </w:t>
+            </w:r>
+            <w:r>
+              <w:rPr>
+                <w:sz w:val="18"/>
+                <w:szCs w:val="18"/>
+              </w:rPr>
+              <w:t>だが臨床的には病的（</w:t>
+            </w:r>
+            <w:r>
+              <w:rPr>
+                <w:sz w:val="18"/>
+                <w:szCs w:val="18"/>
+              </w:rPr>
+              <w:t xml:space="preserve">HbS </w:t>
+            </w:r>
+            <w:r>
+              <w:rPr>
+                <w:sz w:val="18"/>
+                <w:szCs w:val="18"/>
+              </w:rPr>
+              <w:t>の重合）。機能予測と病原性の乖離の例。日本人集団は</w:t>
+            </w:r>
+            <w:r>
+              <w:rPr>
+                <w:sz w:val="18"/>
+                <w:szCs w:val="18"/>
+              </w:rPr>
+              <w:t xml:space="preserve"> ToMMo </w:t>
+            </w:r>
+            <w:r>
+              <w:rPr>
+                <w:sz w:val="18"/>
+                <w:szCs w:val="18"/>
+              </w:rPr>
+              <w:t>に無く</w:t>
+            </w:r>
+            <w:r>
+              <w:rPr>
+                <w:sz w:val="18"/>
+                <w:szCs w:val="18"/>
+              </w:rPr>
+              <w:t xml:space="preserve"> NCBN </w:t>
+            </w:r>
+            <w:r>
+              <w:rPr>
+                <w:sz w:val="18"/>
+                <w:szCs w:val="18"/>
+              </w:rPr>
+              <w:t>のみ（参考扱い）</w:t>
+            </w:r>
+          </w:p>
+        </w:tc>
+      </w:tr>
+      <w:tr>
+        <w:tblPrEx>
+          <w:tblCellMar>
+            <w:top w:w="0" w:type="dxa"/>
+            <w:bottom w:w="0" w:type="dxa"/>
+          </w:tblCellMar>
+        </w:tblPrEx>
+        <w:tc>
+          <w:tcPr>
+            <w:tcW w:w="2708" w:type="dxa"/>
+            <w:tcMar>
+              <w:top w:w="60" w:type="dxa"/>
+              <w:left w:w="90" w:type="dxa"/>
+              <w:bottom w:w="60" w:type="dxa"/>
+              <w:right w:w="90" w:type="dxa"/>
+            </w:tcMar>
+          </w:tcPr>
+          <w:p>
+            <w:pPr>
+              <w:spacing w:line="260" w:lineRule="auto"/>
+            </w:pPr>
+            <w:r>
+              <w:rPr>
+                <w:sz w:val="18"/>
+                <w:szCs w:val="18"/>
+              </w:rPr>
+              <w:t>FGFR3 p.Gly380Arg / c.1138G&gt;A</w:t>
+            </w:r>
+          </w:p>
+        </w:tc>
+        <w:tc>
+          <w:tcPr>
+            <w:tcW w:w="6318" w:type="dxa"/>
+            <w:tcMar>
+              <w:top w:w="60" w:type="dxa"/>
+              <w:left w:w="90" w:type="dxa"/>
+              <w:bottom w:w="60" w:type="dxa"/>
+              <w:right w:w="90" w:type="dxa"/>
+            </w:tcMar>
+          </w:tcPr>
+          <w:p>
+            <w:pPr>
+              <w:spacing w:line="260" w:lineRule="auto"/>
+            </w:pPr>
+            <w:r>
+              <w:rPr>
+                <w:sz w:val="18"/>
+                <w:szCs w:val="18"/>
+              </w:rPr>
+              <w:t>同じアミノ酸置換に塩基置換が</w:t>
+            </w:r>
+            <w:r>
+              <w:rPr>
+                <w:sz w:val="18"/>
+                <w:szCs w:val="18"/>
+              </w:rPr>
+              <w:t xml:space="preserve"> 2 </w:t>
+            </w:r>
+            <w:r>
+              <w:rPr>
+                <w:sz w:val="18"/>
+                <w:szCs w:val="18"/>
+              </w:rPr>
+              <w:t>通り（</w:t>
+            </w:r>
+            <w:r>
+              <w:rPr>
+                <w:sz w:val="18"/>
+                <w:szCs w:val="18"/>
+              </w:rPr>
+              <w:t xml:space="preserve">G&gt;A </w:t>
+            </w:r>
+            <w:r>
+              <w:rPr>
+                <w:sz w:val="18"/>
+                <w:szCs w:val="18"/>
+              </w:rPr>
+              <w:t>は</w:t>
+            </w:r>
+            <w:r>
+              <w:rPr>
+                <w:sz w:val="18"/>
+                <w:szCs w:val="18"/>
+              </w:rPr>
+              <w:t xml:space="preserve"> 3 </w:t>
+            </w:r>
+            <w:r>
+              <w:rPr>
+                <w:sz w:val="18"/>
+                <w:szCs w:val="18"/>
+              </w:rPr>
+              <w:t>モデルの学習による空欄、</w:t>
+            </w:r>
+            <w:r>
+              <w:rPr>
+                <w:sz w:val="18"/>
+                <w:szCs w:val="18"/>
+              </w:rPr>
+              <w:t xml:space="preserve">G&gt;C </w:t>
+            </w:r>
+            <w:r>
+              <w:rPr>
+                <w:sz w:val="18"/>
+                <w:szCs w:val="18"/>
+              </w:rPr>
+              <w:t>は</w:t>
+            </w:r>
+            <w:r>
+              <w:rPr>
+                <w:sz w:val="18"/>
+                <w:szCs w:val="18"/>
+              </w:rPr>
+              <w:t xml:space="preserve"> 6 </w:t>
+            </w:r>
+            <w:r>
+              <w:rPr>
+                <w:sz w:val="18"/>
+                <w:szCs w:val="18"/>
+              </w:rPr>
+              <w:t>モデルによる欠落）。</w:t>
+            </w:r>
+            <w:r>
+              <w:rPr>
+                <w:sz w:val="18"/>
+                <w:szCs w:val="18"/>
+              </w:rPr>
+              <w:t xml:space="preserve">p. </w:t>
+            </w:r>
+            <w:r>
+              <w:rPr>
+                <w:sz w:val="18"/>
+                <w:szCs w:val="18"/>
+              </w:rPr>
+              <w:t>入力では両方、</w:t>
+            </w:r>
+            <w:r>
+              <w:rPr>
+                <w:sz w:val="18"/>
+                <w:szCs w:val="18"/>
+              </w:rPr>
+              <w:t xml:space="preserve">c. </w:t>
+            </w:r>
+            <w:r>
+              <w:rPr>
+                <w:sz w:val="18"/>
+                <w:szCs w:val="18"/>
+              </w:rPr>
+              <w:t>入力では</w:t>
+            </w:r>
+            <w:r>
+              <w:rPr>
+                <w:sz w:val="18"/>
+                <w:szCs w:val="18"/>
+              </w:rPr>
+              <w:t xml:space="preserve"> G&gt;A </w:t>
+            </w:r>
+            <w:r>
+              <w:rPr>
+                <w:sz w:val="18"/>
+                <w:szCs w:val="18"/>
+              </w:rPr>
+              <w:t>だけを評価。互いに</w:t>
+            </w:r>
+            <w:r>
+              <w:rPr>
+                <w:sz w:val="18"/>
+                <w:szCs w:val="18"/>
+              </w:rPr>
+              <w:t xml:space="preserve"> PS1 </w:t>
+            </w:r>
+            <w:r>
+              <w:rPr>
+                <w:sz w:val="18"/>
+                <w:szCs w:val="18"/>
+              </w:rPr>
+              <w:t>候補。</w:t>
+            </w:r>
+            <w:r>
+              <w:rPr>
+                <w:sz w:val="18"/>
+                <w:szCs w:val="18"/>
+              </w:rPr>
+              <w:t xml:space="preserve">ClinVar </w:t>
+            </w:r>
+            <w:r>
+              <w:rPr>
+                <w:sz w:val="18"/>
+                <w:szCs w:val="18"/>
+              </w:rPr>
+              <w:t>の疾患名は件数順で</w:t>
+            </w:r>
+            <w:r>
+              <w:rPr>
+                <w:sz w:val="18"/>
+                <w:szCs w:val="18"/>
+              </w:rPr>
+              <w:t xml:space="preserve"> achondroplasia </w:t>
+            </w:r>
+            <w:r>
+              <w:rPr>
+                <w:sz w:val="18"/>
+                <w:szCs w:val="18"/>
+              </w:rPr>
+              <w:t>が</w:t>
+            </w:r>
+            <w:r>
+              <w:rPr>
+                <w:sz w:val="18"/>
+                <w:szCs w:val="18"/>
+              </w:rPr>
+              <w:t xml:space="preserve"> 38 </w:t>
+            </w:r>
+            <w:r>
+              <w:rPr>
+                <w:sz w:val="18"/>
+                <w:szCs w:val="18"/>
+              </w:rPr>
+              <w:t>件</w:t>
+            </w:r>
+          </w:p>
+        </w:tc>
+      </w:tr>
+      <w:tr>
+        <w:tblPrEx>
+          <w:tblCellMar>
+            <w:top w:w="0" w:type="dxa"/>
+            <w:bottom w:w="0" w:type="dxa"/>
+          </w:tblCellMar>
+        </w:tblPrEx>
+        <w:tc>
+          <w:tcPr>
+            <w:tcW w:w="2708" w:type="dxa"/>
+            <w:tcMar>
+              <w:top w:w="60" w:type="dxa"/>
+              <w:left w:w="90" w:type="dxa"/>
+              <w:bottom w:w="60" w:type="dxa"/>
+              <w:right w:w="90" w:type="dxa"/>
+            </w:tcMar>
+          </w:tcPr>
+          <w:p>
+            <w:pPr>
+              <w:spacing w:line="260" w:lineRule="auto"/>
+            </w:pPr>
+            <w:r>
+              <w:rPr>
+                <w:sz w:val="18"/>
+                <w:szCs w:val="18"/>
+              </w:rPr>
+              <w:t>NEFL p.Pro8Leu</w:t>
+            </w:r>
+          </w:p>
+        </w:tc>
+        <w:tc>
+          <w:tcPr>
+            <w:tcW w:w="6318" w:type="dxa"/>
+            <w:tcMar>
+              <w:top w:w="60" w:type="dxa"/>
+              <w:left w:w="90" w:type="dxa"/>
+              <w:bottom w:w="60" w:type="dxa"/>
+              <w:right w:w="90" w:type="dxa"/>
+            </w:tcMar>
+          </w:tcPr>
+          <w:p>
+            <w:pPr>
+              <w:spacing w:line="260" w:lineRule="auto"/>
+            </w:pPr>
+            <w:r>
+              <w:rPr>
+                <w:sz w:val="18"/>
+                <w:szCs w:val="18"/>
+              </w:rPr>
+              <w:t>予測表に行が無い例。</w:t>
+            </w:r>
+            <w:r>
+              <w:rPr>
+                <w:sz w:val="18"/>
+                <w:szCs w:val="18"/>
+              </w:rPr>
+              <w:t xml:space="preserve">gnomAD </w:t>
+            </w:r>
+            <w:r>
+              <w:rPr>
+                <w:sz w:val="18"/>
+                <w:szCs w:val="18"/>
+              </w:rPr>
+              <w:t>収録なし（</w:t>
+            </w:r>
+            <w:r>
+              <w:rPr>
+                <w:sz w:val="18"/>
+                <w:szCs w:val="18"/>
+              </w:rPr>
+              <w:t xml:space="preserve">PM2_supporting </w:t>
+            </w:r>
+            <w:r>
+              <w:rPr>
+                <w:sz w:val="18"/>
+                <w:szCs w:val="18"/>
+              </w:rPr>
+              <w:t>候補）。同じ位置の</w:t>
+            </w:r>
+            <w:r>
+              <w:rPr>
+                <w:sz w:val="18"/>
+                <w:szCs w:val="18"/>
+              </w:rPr>
+              <w:t xml:space="preserve"> Pro8Arg</w:t>
+            </w:r>
+            <w:r>
+              <w:rPr>
+                <w:sz w:val="18"/>
+                <w:szCs w:val="18"/>
+              </w:rPr>
+              <w:t>・</w:t>
+            </w:r>
+            <w:r>
+              <w:rPr>
+                <w:sz w:val="18"/>
+                <w:szCs w:val="18"/>
+              </w:rPr>
+              <w:t xml:space="preserve">Gln </w:t>
+            </w:r>
+            <w:r>
+              <w:rPr>
+                <w:sz w:val="18"/>
+                <w:szCs w:val="18"/>
+              </w:rPr>
+              <w:t>が病的（</w:t>
+            </w:r>
+            <w:r>
+              <w:rPr>
+                <w:sz w:val="18"/>
+                <w:szCs w:val="18"/>
+              </w:rPr>
+              <w:t xml:space="preserve">PM5 </w:t>
+            </w:r>
+            <w:r>
+              <w:rPr>
+                <w:sz w:val="18"/>
+                <w:szCs w:val="18"/>
+              </w:rPr>
+              <w:t>候補）</w:t>
+            </w:r>
+          </w:p>
+        </w:tc>
+      </w:tr>
+      <w:tr>
+        <w:tblPrEx>
+          <w:tblCellMar>
+            <w:top w:w="0" w:type="dxa"/>
+            <w:bottom w:w="0" w:type="dxa"/>
+          </w:tblCellMar>
+        </w:tblPrEx>
+        <w:tc>
+          <w:tcPr>
+            <w:tcW w:w="2708" w:type="dxa"/>
+            <w:tcMar>
+              <w:top w:w="60" w:type="dxa"/>
+              <w:left w:w="90" w:type="dxa"/>
+              <w:bottom w:w="60" w:type="dxa"/>
+              <w:right w:w="90" w:type="dxa"/>
+            </w:tcMar>
+          </w:tcPr>
+          <w:p>
+            <w:pPr>
+              <w:spacing w:line="260" w:lineRule="auto"/>
+            </w:pPr>
+            <w:r>
+              <w:rPr>
+                <w:sz w:val="18"/>
+                <w:szCs w:val="18"/>
+              </w:rPr>
+              <w:t>SDHB c.574T&gt;C (p.Cys192Arg)</w:t>
+            </w:r>
+          </w:p>
+        </w:tc>
+        <w:tc>
+          <w:tcPr>
+            <w:tcW w:w="6318" w:type="dxa"/>
+            <w:tcMar>
+              <w:top w:w="60" w:type="dxa"/>
+              <w:left w:w="90" w:type="dxa"/>
+              <w:bottom w:w="60" w:type="dxa"/>
+              <w:right w:w="90" w:type="dxa"/>
+            </w:tcMar>
+          </w:tcPr>
+          <w:p>
+            <w:pPr>
+              <w:spacing w:line="260" w:lineRule="auto"/>
+            </w:pPr>
+            <w:r>
+              <w:rPr>
+                <w:sz w:val="18"/>
+                <w:szCs w:val="18"/>
+              </w:rPr>
+              <w:t>報告書形式の入力。</w:t>
+            </w:r>
+            <w:r>
+              <w:rPr>
+                <w:sz w:val="18"/>
+                <w:szCs w:val="18"/>
+              </w:rPr>
+              <w:t xml:space="preserve">c. </w:t>
+            </w:r>
+            <w:r>
+              <w:rPr>
+                <w:sz w:val="18"/>
+                <w:szCs w:val="18"/>
+              </w:rPr>
+              <w:t>と</w:t>
+            </w:r>
+            <w:r>
+              <w:rPr>
+                <w:sz w:val="18"/>
+                <w:szCs w:val="18"/>
+              </w:rPr>
+              <w:t xml:space="preserve"> p. </w:t>
+            </w:r>
+            <w:r>
+              <w:rPr>
+                <w:sz w:val="18"/>
+                <w:szCs w:val="18"/>
+              </w:rPr>
+              <w:t>の一致を確認し、注意を出さずに解決</w:t>
+            </w:r>
+          </w:p>
+        </w:tc>
+      </w:tr>
+    </w:tbl>
+    <w:p>
+      <w:pPr>
+        <w:pStyle w:val="1"/>
+      </w:pPr>
+      <w:bookmarkStart w:id="14" w:name="_Toc239955727"/>
+      <w:r>
+        <w:t xml:space="preserve">11. </w:t>
+      </w:r>
+      <w:r>
+        <w:t>解釈上の限界</w:t>
+      </w:r>
+      <w:bookmarkEnd w:id="14"/>
+    </w:p>
+    <w:p>
+      <w:pPr>
+        <w:pStyle w:val="a4"/>
+        <w:numPr>
+          <w:ilvl w:val="0"/>
+          <w:numId w:val="2"/>
+        </w:numPr>
+        <w:spacing w:after="80" w:line="280" w:lineRule="auto"/>
+      </w:pPr>
+      <w:r>
+        <w:t xml:space="preserve">FuncVEP </w:t>
+      </w:r>
+      <w:r>
+        <w:t>が予測するのはタンパク質の働きへの影響であり、臨床的病原性そのものではありません。機能獲得型・凝集型・浸透率が可変の変異では、機能予測が低くても病的でありえます。</w:t>
+      </w:r>
+    </w:p>
+    <w:p>
+      <w:pPr>
+        <w:pStyle w:val="a4"/>
+        <w:numPr>
+          <w:ilvl w:val="0"/>
+          <w:numId w:val="2"/>
+        </w:numPr>
+        <w:spacing w:after="80" w:line="280" w:lineRule="auto"/>
+      </w:pPr>
+      <w:r>
+        <w:t xml:space="preserve">ACMG/AMP </w:t>
+      </w:r>
+      <w:r>
+        <w:t>では</w:t>
+      </w:r>
+      <w:r>
+        <w:t xml:space="preserve"> PP3/BP4</w:t>
+      </w:r>
+      <w:r>
+        <w:t>（コンピュータ予測）として扱い、</w:t>
+      </w:r>
+      <w:r>
+        <w:t>PS3/BS3</w:t>
+      </w:r>
+      <w:r>
+        <w:t>（機能実験）にはなりません。</w:t>
+      </w:r>
+    </w:p>
+    <w:p>
+      <w:pPr>
+        <w:pStyle w:val="a4"/>
+        <w:numPr>
+          <w:ilvl w:val="0"/>
+          <w:numId w:val="2"/>
+        </w:numPr>
+        <w:spacing w:after="80" w:line="280" w:lineRule="auto"/>
+      </w:pPr>
+      <w:r>
+        <w:t>対象はミスセンス変異のみで、スプライシングへの影響は</w:t>
+      </w:r>
+      <w:r>
+        <w:t xml:space="preserve"> SpliceAI </w:t>
+      </w:r>
+      <w:r>
+        <w:t>で別途示します。</w:t>
+      </w:r>
+    </w:p>
+    <w:p>
+      <w:pPr>
+        <w:pStyle w:val="a4"/>
+        <w:numPr>
+          <w:ilvl w:val="0"/>
+          <w:numId w:val="2"/>
+        </w:numPr>
+        <w:spacing w:after="80" w:line="280" w:lineRule="auto"/>
+      </w:pPr>
+      <w:r>
+        <w:t xml:space="preserve">ClinVar </w:t>
+      </w:r>
+      <w:r>
+        <w:t>の疾患名は提出者の登録であり、検証されたものではありません。件数は提出数で、独立した症例数ではありません。</w:t>
+      </w:r>
+      <w:r>
+        <w:t xml:space="preserve">ClinGen </w:t>
+      </w:r>
+      <w:r>
+        <w:t>の評価は遺伝子単位で、</w:t>
+      </w:r>
+      <w:r>
+        <w:t xml:space="preserve">ClinVar </w:t>
+      </w:r>
+      <w:r>
+        <w:t>の疾患名との照合は名称によるもの（参考）です。疾患</w:t>
+      </w:r>
+      <w:r>
+        <w:t xml:space="preserve"> ID</w:t>
+      </w:r>
+      <w:r>
+        <w:t>（</w:t>
+      </w:r>
+      <w:r>
+        <w:t>MedGen</w:t>
+      </w:r>
+      <w:r>
+        <w:t>、</w:t>
+      </w:r>
+      <w:r>
+        <w:t>MONDO</w:t>
+      </w:r>
+      <w:r>
+        <w:t>）による照合は将来の課題です。</w:t>
+      </w:r>
+    </w:p>
+    <w:p>
+      <w:pPr>
+        <w:pStyle w:val="a4"/>
+        <w:numPr>
+          <w:ilvl w:val="0"/>
+          <w:numId w:val="2"/>
+        </w:numPr>
+        <w:spacing w:after="80" w:line="280" w:lineRule="auto"/>
+      </w:pPr>
+      <w:r>
+        <w:t xml:space="preserve">ClinVar </w:t>
+      </w:r>
+      <w:r>
+        <w:t>は生殖細胞系列の分類のみを扱い、体細胞の臨床的意義と発がん性は扱いません。</w:t>
+      </w:r>
+    </w:p>
+    <w:p>
+      <w:pPr>
+        <w:pStyle w:val="a4"/>
+        <w:numPr>
+          <w:ilvl w:val="0"/>
+          <w:numId w:val="2"/>
+        </w:numPr>
+        <w:spacing w:after="80" w:line="280" w:lineRule="auto"/>
+      </w:pPr>
+      <w:r>
+        <w:t>BA1</w:t>
+      </w:r>
+      <w:r>
+        <w:t>・</w:t>
+      </w:r>
+      <w:r>
+        <w:t>BS2</w:t>
+      </w:r>
+      <w:r>
+        <w:t>・</w:t>
+      </w:r>
+      <w:r>
+        <w:t>PM2</w:t>
+      </w:r>
+      <w:r>
+        <w:t>・</w:t>
+      </w:r>
+      <w:r>
+        <w:t>PS1</w:t>
+      </w:r>
+      <w:r>
+        <w:t>・</w:t>
+      </w:r>
+      <w:r>
+        <w:t>PM5</w:t>
+      </w:r>
+      <w:r>
+        <w:t>・</w:t>
+      </w:r>
+      <w:r>
+        <w:t xml:space="preserve">PS3/BS3 </w:t>
+      </w:r>
+      <w:r>
+        <w:t>はいずれも「候補」の提示で、疾患別の例外や実験内容の確認は解釈者が行います。</w:t>
+      </w:r>
+    </w:p>
+    <w:p>
+      <w:pPr>
+        <w:pStyle w:val="a4"/>
+        <w:numPr>
+          <w:ilvl w:val="0"/>
+          <w:numId w:val="2"/>
+        </w:numPr>
+        <w:spacing w:after="80" w:line="280" w:lineRule="auto"/>
+      </w:pPr>
+      <w:r>
+        <w:t>本レポートは補助資料であり、単独では臨床判断の根拠として使用できません。</w:t>
+      </w:r>
+    </w:p>
+    <w:p>
+      <w:pPr>
+        <w:pStyle w:val="1"/>
+      </w:pPr>
+      <w:bookmarkStart w:id="15" w:name="_Toc239955728"/>
+      <w:r>
+        <w:t xml:space="preserve">12. </w:t>
+      </w:r>
+      <w:r>
+        <w:t>ライセンスとデータの管理</w:t>
+      </w:r>
+      <w:bookmarkEnd w:id="15"/>
+    </w:p>
+    <w:p>
+      <w:pPr>
+        <w:pStyle w:val="a4"/>
+        <w:numPr>
+          <w:ilvl w:val="0"/>
+          <w:numId w:val="2"/>
+        </w:numPr>
+        <w:spacing w:after="80" w:line="280" w:lineRule="auto"/>
+      </w:pPr>
+      <w:r>
+        <w:t>FuncVEP: PolyForm Strict 1.0.0</w:t>
+      </w:r>
+      <w:r>
+        <w:t>（非商用のみ、改変・再配布の禁止）。予測表と索引は院内に留め、配布しません。</w:t>
+      </w:r>
+    </w:p>
+    <w:p>
+      <w:pPr>
+        <w:pStyle w:val="a4"/>
+        <w:numPr>
+          <w:ilvl w:val="0"/>
+          <w:numId w:val="2"/>
+        </w:numPr>
+        <w:spacing w:after="80" w:line="280" w:lineRule="auto"/>
+      </w:pPr>
+      <w:r>
+        <w:t>AlphaMissense: CC BY-NC-SA 4.0</w:t>
+      </w:r>
+      <w:r>
+        <w:t>。</w:t>
+      </w:r>
+      <w:r>
+        <w:t xml:space="preserve">REVEL: </w:t>
+      </w:r>
+      <w:r>
+        <w:t>非商用のみ。</w:t>
+      </w:r>
+      <w:r>
+        <w:t>ClinVar</w:t>
+      </w:r>
+      <w:r>
+        <w:t>・</w:t>
+      </w:r>
+      <w:r>
+        <w:t xml:space="preserve">MANE: </w:t>
+      </w:r>
+      <w:r>
+        <w:t>パブリックドメイン。</w:t>
+      </w:r>
+      <w:r>
+        <w:t>gnomAD: CC0</w:t>
+      </w:r>
+      <w:r>
+        <w:t>。</w:t>
+      </w:r>
+    </w:p>
+    <w:p>
+      <w:pPr>
+        <w:pStyle w:val="a4"/>
+        <w:numPr>
+          <w:ilvl w:val="0"/>
+          <w:numId w:val="2"/>
+        </w:numPr>
+        <w:spacing w:after="80" w:line="280" w:lineRule="auto"/>
+      </w:pPr>
+      <w:r>
+        <w:t>コードと文書のみを、著者の閲覧用に非公開のリポジトリで共有しています。</w:t>
+      </w:r>
+    </w:p>
+    <w:p>
+      <w:pPr>
+        <w:pStyle w:val="1"/>
+      </w:pPr>
+      <w:bookmarkStart w:id="16" w:name="_Toc239955729"/>
+      <w:r>
+        <w:t xml:space="preserve">13. </w:t>
+      </w:r>
+      <w:r>
+        <w:t>謝辞</w:t>
+      </w:r>
+      <w:bookmarkEnd w:id="16"/>
+    </w:p>
+    <w:p>
+      <w:pPr>
+        <w:spacing w:after="120" w:line="300" w:lineRule="auto"/>
+      </w:pPr>
+      <w:r>
+        <w:t>本ツールの</w:t>
+      </w:r>
+      <w:r>
+        <w:t xml:space="preserve"> FuncVEP </w:t>
+      </w:r>
+      <w:r>
+        <w:t>に関する部分は、著者である</w:t>
+      </w:r>
+      <w:r>
+        <w:t xml:space="preserve"> Kerem Çil</w:t>
+      </w:r>
+      <w:r>
+        <w:t>、</w:t>
+      </w:r>
+      <w:r>
+        <w:t>Barış Kayaalp</w:t>
+      </w:r>
+      <w:r>
+        <w:t>、</w:t>
+      </w:r>
+      <w:r>
+        <w:t xml:space="preserve">Tayfun Özçelik </w:t>
+      </w:r>
+      <w:r>
+        <w:t>の各氏（</w:t>
+      </w:r>
+      <w:r>
+        <w:t xml:space="preserve">Bilkent </w:t>
+      </w:r>
+      <w:r>
+        <w:t>大学）から、</w:t>
+      </w:r>
+      <w:r>
+        <w:t xml:space="preserve">PP3/BP4 </w:t>
+      </w:r>
+      <w:r>
+        <w:t>の判定基準の公表値（</w:t>
+      </w:r>
+      <w:r>
+        <w:t>Supplementary Table 13</w:t>
+      </w:r>
+      <w:r>
+        <w:t>）の提供と、予測表に未収録の変異についての説明をいただいて完成しました。深く感謝申し上げます。</w:t>
+      </w:r>
+    </w:p>
+    <w:p>
+      <w:r>
+        <w:br w:type="page"/>
+      </w:r>
+    </w:p>
+    <w:p>
+      <w:pPr>
+        <w:pStyle w:val="1"/>
+      </w:pPr>
+      <w:bookmarkStart w:id="17" w:name="_Toc239955730"/>
+      <w:r>
+        <w:t>付録</w:t>
+      </w:r>
+      <w:r>
+        <w:t xml:space="preserve"> A. PP3/BP4 </w:t>
+      </w:r>
+      <w:r>
+        <w:t>の閾値（</w:t>
+      </w:r>
+      <w:r>
+        <w:t>Supplementary Table 13</w:t>
+      </w:r>
+      <w:r>
+        <w:t>）</w:t>
+      </w:r>
+      <w:bookmarkEnd w:id="17"/>
+    </w:p>
+    <w:p>
+      <w:pPr>
+        <w:spacing w:after="120" w:line="300" w:lineRule="auto"/>
+      </w:pPr>
+      <w:r>
+        <w:t xml:space="preserve">PP3 </w:t>
+      </w:r>
+      <w:r>
+        <w:t>はスコアが閾値以上、</w:t>
+      </w:r>
+      <w:r>
+        <w:t xml:space="preserve">BP4 </w:t>
+      </w:r>
+      <w:r>
+        <w:t>はスコアが閾値以下で該当します。段階は</w:t>
+      </w:r>
+      <w:r>
+        <w:t xml:space="preserve"> Supporting / Moderate / Intermediate / Strong</w:t>
+      </w:r>
+      <w:r>
+        <w:t>（</w:t>
+      </w:r>
+      <w:r>
+        <w:t xml:space="preserve">Bergquist </w:t>
+      </w:r>
+      <w:r>
+        <w:t>ら</w:t>
+      </w:r>
+      <w:r>
+        <w:t xml:space="preserve"> 2025, Genet Med </w:t>
+      </w:r>
+      <w:r>
+        <w:t>の体系）。</w:t>
+      </w:r>
+      <w:r>
+        <w:t xml:space="preserve">damaging / neutral </w:t>
+      </w:r>
+      <w:r>
+        <w:t>の境（</w:t>
+      </w:r>
+      <w:r>
+        <w:t>binary</w:t>
+      </w:r>
+      <w:r>
+        <w:t>）はモデルごとに異なり、</w:t>
+      </w:r>
+      <w:r>
+        <w:t xml:space="preserve">0.5 </w:t>
+      </w:r>
+      <w:r>
+        <w:t>ではありません。</w:t>
+      </w:r>
+    </w:p>
+    <w:tbl>
+      <w:tblPr>
+        <w:tblW w:w="9026" w:type="dxa"/>
+        <w:tblBorders>
+          <w:top w:val="single" w:sz="4" w:space="0" w:color="BBBBBB"/>
+          <w:left w:val="single" w:sz="4" w:space="0" w:color="BBBBBB"/>
+          <w:bottom w:val="single" w:sz="4" w:space="0" w:color="BBBBBB"/>
+          <w:right w:val="single" w:sz="4" w:space="0" w:color="BBBBBB"/>
+          <w:insideH w:val="single" w:sz="4" w:space="0" w:color="BBBBBB"/>
+          <w:insideV w:val="single" w:sz="4" w:space="0" w:color="BBBBBB"/>
+        </w:tblBorders>
+        <w:tblCellMar>
+          <w:left w:w="10" w:type="dxa"/>
+          <w:right w:w="10" w:type="dxa"/>
+        </w:tblCellMar>
+        <w:tblLook w:val="0000" w:firstRow="0" w:lastRow="0" w:firstColumn="0" w:lastColumn="0" w:noHBand="0" w:noVBand="0"/>
       </w:tblPr>
       <w:tblGrid>
         <w:gridCol w:w="1445"/>
@@ -9402,7 +13057,7 @@
       <w:pPr>
         <w:pStyle w:val="1"/>
       </w:pPr>
-      <w:bookmarkStart w:id="16" w:name="_Toc239950257"/>
+      <w:bookmarkStart w:id="18" w:name="_Toc239955731"/>
       <w:r>
         <w:t>付録</w:t>
       </w:r>
@@ -9412,7 +13067,7 @@
       <w:r>
         <w:t>構成</w:t>
       </w:r>
-      <w:bookmarkEnd w:id="16"/>
+      <w:bookmarkEnd w:id="18"/>
     </w:p>
     <w:tbl>
       <w:tblPr>
@@ -9429,7 +13084,7 @@
           <w:left w:w="10" w:type="dxa"/>
           <w:right w:w="10" w:type="dxa"/>
         </w:tblCellMar>
-        <w:tblLook w:val="04A0" w:firstRow="1" w:lastRow="0" w:firstColumn="1" w:lastColumn="0" w:noHBand="0" w:noVBand="1"/>
+        <w:tblLook w:val="0000" w:firstRow="0" w:lastRow="0" w:firstColumn="0" w:lastColumn="0" w:noHBand="0" w:noVBand="0"/>
       </w:tblPr>
       <w:tblGrid>
         <w:gridCol w:w="3203"/>
@@ -10082,7 +13737,7 @@
                 <w:sz w:val="18"/>
                 <w:szCs w:val="18"/>
               </w:rPr>
-              <w:t>scripts/01–06</w:t>
+              <w:t>scripts/01–07</w:t>
             </w:r>
           </w:p>
         </w:tc>
@@ -10105,7 +13760,7 @@
                 <w:sz w:val="18"/>
                 <w:szCs w:val="18"/>
               </w:rPr>
-              <w:t>参照データの取得、索引の構築、自前較正（比較用）、セルフテスト、学習セットの取得、未収録の監査</w:t>
+              <w:t>参照データの取得、索引の構築、自前較正（比較用）、セルフテスト、学習セットの取得、未収録の監査、参照データの版の記録</w:t>
             </w:r>
           </w:p>
         </w:tc>
@@ -10234,7 +13889,21 @@
                 <w:sz w:val="18"/>
                 <w:szCs w:val="18"/>
               </w:rPr>
-              <w:t xml:space="preserve">62 </w:t>
+              <w:t xml:space="preserve">70 </w:t>
+            </w:r>
+            <w:r>
+              <w:rPr>
+                <w:sz w:val="18"/>
+                <w:szCs w:val="18"/>
+              </w:rPr>
+              <w:t>件）と索引を使う統合テスト（</w:t>
+            </w:r>
+            <w:r>
+              <w:rPr>
+                <w:sz w:val="18"/>
+                <w:szCs w:val="18"/>
+              </w:rPr>
+              <w:t xml:space="preserve">4 </w:t>
             </w:r>
             <w:r>
               <w:rPr>
@@ -10247,7 +13916,446 @@
         </w:tc>
       </w:tr>
     </w:tbl>
-    <w:p/>
+    <w:p>
+      <w:pPr>
+        <w:spacing w:after="120"/>
+      </w:pPr>
+    </w:p>
+    <w:p>
+      <w:pPr>
+        <w:pStyle w:val="1"/>
+      </w:pPr>
+      <w:bookmarkStart w:id="19" w:name="_Toc239955732"/>
+      <w:r>
+        <w:t>付録</w:t>
+      </w:r>
+      <w:r>
+        <w:t xml:space="preserve"> C. </w:t>
+      </w:r>
+      <w:r>
+        <w:t>著者への質問</w:t>
+      </w:r>
+      <w:bookmarkEnd w:id="19"/>
+    </w:p>
+    <w:p>
+      <w:pPr>
+        <w:pStyle w:val="a4"/>
+        <w:numPr>
+          <w:ilvl w:val="0"/>
+          <w:numId w:val="5"/>
+        </w:numPr>
+        <w:spacing w:after="80" w:line="280" w:lineRule="auto"/>
+      </w:pPr>
+      <w:r>
+        <w:t>臨床の</w:t>
+      </w:r>
+      <w:r>
+        <w:t xml:space="preserve"> PP3/BP4 </w:t>
+      </w:r>
+      <w:r>
+        <w:t>には、</w:t>
+      </w:r>
+      <w:r>
+        <w:t>FuncVEP-CTI</w:t>
+      </w:r>
+      <w:r>
+        <w:t>、</w:t>
+      </w:r>
+      <w:r>
+        <w:t>CTE</w:t>
+      </w:r>
+      <w:r>
+        <w:t>、</w:t>
+      </w:r>
+      <w:r>
+        <w:t xml:space="preserve">SP </w:t>
+      </w:r>
+      <w:r>
+        <w:t>のどのモデルを採用するのが適切でしょうか。本ツールは当面</w:t>
+      </w:r>
+      <w:r>
+        <w:t xml:space="preserve"> CTI </w:t>
+      </w:r>
+      <w:r>
+        <w:t>を採用モデルとし、他の</w:t>
+      </w:r>
+      <w:r>
+        <w:t xml:space="preserve"> 2 </w:t>
+      </w:r>
+      <w:r>
+        <w:t>つは参考としています。</w:t>
+      </w:r>
+    </w:p>
+    <w:p>
+      <w:pPr>
+        <w:pStyle w:val="a4"/>
+        <w:numPr>
+          <w:ilvl w:val="0"/>
+          <w:numId w:val="5"/>
+        </w:numPr>
+        <w:spacing w:after="80" w:line="280" w:lineRule="auto"/>
+      </w:pPr>
+      <w:r>
+        <w:t xml:space="preserve">ClinVar </w:t>
+      </w:r>
+      <w:r>
+        <w:t>に判定がある変異について、</w:t>
+      </w:r>
+      <w:r>
+        <w:t xml:space="preserve">ClinVar </w:t>
+      </w:r>
+      <w:r>
+        <w:t>由来の情報を材料に含む</w:t>
+      </w:r>
+      <w:r>
+        <w:t xml:space="preserve"> CTI </w:t>
+      </w:r>
+      <w:r>
+        <w:t>を</w:t>
+      </w:r>
+      <w:r>
+        <w:t xml:space="preserve"> PP3/BP4 </w:t>
+      </w:r>
+      <w:r>
+        <w:t>に用いることに問題はないでしょうか。独立性を優先して</w:t>
+      </w:r>
+      <w:r>
+        <w:t xml:space="preserve"> CTE </w:t>
+      </w:r>
+      <w:r>
+        <w:t>を採用モデルにすべき場合があれば教えてください。</w:t>
+      </w:r>
+    </w:p>
+    <w:p>
+      <w:pPr>
+        <w:pStyle w:val="a4"/>
+        <w:numPr>
+          <w:ilvl w:val="0"/>
+          <w:numId w:val="5"/>
+        </w:numPr>
+        <w:spacing w:after="80" w:line="280" w:lineRule="auto"/>
+      </w:pPr>
+      <w:r>
+        <w:t>付録</w:t>
+      </w:r>
+      <w:r>
+        <w:t xml:space="preserve"> A </w:t>
+      </w:r>
+      <w:r>
+        <w:t>の閾値が、</w:t>
+      </w:r>
+      <w:r>
+        <w:t xml:space="preserve">Supplementary Table 13 </w:t>
+      </w:r>
+      <w:r>
+        <w:t>の原本と一致しているかをご確認ください。</w:t>
+      </w:r>
+    </w:p>
+    <w:p>
+      <w:pPr>
+        <w:pStyle w:val="1"/>
+      </w:pPr>
+      <w:bookmarkStart w:id="20" w:name="_Toc239955733"/>
+      <w:r>
+        <w:t>付録</w:t>
+      </w:r>
+      <w:r>
+        <w:t xml:space="preserve"> D. </w:t>
+      </w:r>
+      <w:r>
+        <w:t>版</w:t>
+      </w:r>
+      <w:r>
+        <w:t xml:space="preserve"> 1.0 </w:t>
+      </w:r>
+      <w:r>
+        <w:t>からの変更点（設計文書レビューへの対応）</w:t>
+      </w:r>
+      <w:bookmarkEnd w:id="20"/>
+    </w:p>
+    <w:p>
+      <w:pPr>
+        <w:pStyle w:val="a4"/>
+        <w:numPr>
+          <w:ilvl w:val="0"/>
+          <w:numId w:val="2"/>
+        </w:numPr>
+        <w:spacing w:after="80" w:line="280" w:lineRule="auto"/>
+      </w:pPr>
+      <w:r>
+        <w:t xml:space="preserve">c. </w:t>
+      </w:r>
+      <w:r>
+        <w:t>表記の入力では、入力した塩基置換と一致する候補だけを評価する（</w:t>
+      </w:r>
+      <w:r>
+        <w:t xml:space="preserve">4 </w:t>
+      </w:r>
+      <w:r>
+        <w:t>節）。</w:t>
+      </w:r>
+    </w:p>
+    <w:p>
+      <w:pPr>
+        <w:pStyle w:val="a4"/>
+        <w:numPr>
+          <w:ilvl w:val="0"/>
+          <w:numId w:val="2"/>
+        </w:numPr>
+        <w:spacing w:after="80" w:line="280" w:lineRule="auto"/>
+      </w:pPr>
+      <w:r>
+        <w:t xml:space="preserve">c. </w:t>
+      </w:r>
+      <w:r>
+        <w:t>と</w:t>
+      </w:r>
+      <w:r>
+        <w:t xml:space="preserve"> p. </w:t>
+      </w:r>
+      <w:r>
+        <w:t>の食い違い、遺伝子と転写産物の食い違いは評価を止める。版だけが違う転写産物は解決して注記する（</w:t>
+      </w:r>
+      <w:r>
+        <w:t xml:space="preserve">4 </w:t>
+      </w:r>
+      <w:r>
+        <w:t>節）。</w:t>
+      </w:r>
+    </w:p>
+    <w:p>
+      <w:pPr>
+        <w:pStyle w:val="a4"/>
+        <w:numPr>
+          <w:ilvl w:val="0"/>
+          <w:numId w:val="2"/>
+        </w:numPr>
+        <w:spacing w:after="80" w:line="280" w:lineRule="auto"/>
+      </w:pPr>
+      <w:r>
+        <w:t xml:space="preserve">BA1 </w:t>
+      </w:r>
+      <w:r>
+        <w:t>は「候補」に留め、集団別の最大頻度を示す。</w:t>
+      </w:r>
+      <w:r>
+        <w:t xml:space="preserve">BS2 </w:t>
+      </w:r>
+      <w:r>
+        <w:t>の前提を注記する（</w:t>
+      </w:r>
+      <w:r>
+        <w:t xml:space="preserve">7 </w:t>
+      </w:r>
+      <w:r>
+        <w:t>節）。</w:t>
+      </w:r>
+    </w:p>
+    <w:p>
+      <w:pPr>
+        <w:pStyle w:val="a4"/>
+        <w:numPr>
+          <w:ilvl w:val="0"/>
+          <w:numId w:val="2"/>
+        </w:numPr>
+        <w:spacing w:after="80" w:line="280" w:lineRule="auto"/>
+      </w:pPr>
+      <w:r>
+        <w:t xml:space="preserve">PP3/BP4 </w:t>
+      </w:r>
+      <w:r>
+        <w:t>の採用モデルを固定し、代替の順序を明記する（</w:t>
+      </w:r>
+      <w:r>
+        <w:t xml:space="preserve">7.1 </w:t>
+      </w:r>
+      <w:r>
+        <w:t>節）。</w:t>
+      </w:r>
+    </w:p>
+    <w:p>
+      <w:pPr>
+        <w:pStyle w:val="a4"/>
+        <w:numPr>
+          <w:ilvl w:val="0"/>
+          <w:numId w:val="2"/>
+        </w:numPr>
+        <w:spacing w:after="80" w:line="280" w:lineRule="auto"/>
+      </w:pPr>
+      <w:r>
+        <w:t xml:space="preserve">SpliceAI </w:t>
+      </w:r>
+      <w:r>
+        <w:t>の</w:t>
+      </w:r>
+      <w:r>
+        <w:t xml:space="preserve"> Δ 0.5 </w:t>
+      </w:r>
+      <w:r>
+        <w:t>以上で</w:t>
+      </w:r>
+      <w:r>
+        <w:t xml:space="preserve"> BP4 </w:t>
+      </w:r>
+      <w:r>
+        <w:t>を保留し、まとめの箱を橙にする。未取得は未評価と明記する（</w:t>
+      </w:r>
+      <w:r>
+        <w:t xml:space="preserve">7.1 </w:t>
+      </w:r>
+      <w:r>
+        <w:t>節）。</w:t>
+      </w:r>
+    </w:p>
+    <w:p>
+      <w:pPr>
+        <w:pStyle w:val="a4"/>
+        <w:numPr>
+          <w:ilvl w:val="0"/>
+          <w:numId w:val="2"/>
+        </w:numPr>
+        <w:spacing w:after="80" w:line="280" w:lineRule="auto"/>
+      </w:pPr>
+      <w:r>
+        <w:t xml:space="preserve">MaveDB </w:t>
+      </w:r>
+      <w:r>
+        <w:t>は塩基で照合し、アミノ酸置換だけの照合と区別する。</w:t>
+      </w:r>
+      <w:r>
+        <w:t xml:space="preserve">PS3/BS3 </w:t>
+      </w:r>
+      <w:r>
+        <w:t>の適用に確認が必要と明記する（</w:t>
+      </w:r>
+      <w:r>
+        <w:t xml:space="preserve">7 </w:t>
+      </w:r>
+      <w:r>
+        <w:t>節）。</w:t>
+      </w:r>
+    </w:p>
+    <w:p>
+      <w:pPr>
+        <w:pStyle w:val="a4"/>
+        <w:numPr>
+          <w:ilvl w:val="0"/>
+          <w:numId w:val="2"/>
+        </w:numPr>
+        <w:spacing w:after="80" w:line="280" w:lineRule="auto"/>
+      </w:pPr>
+      <w:r>
+        <w:t xml:space="preserve">ClinVar </w:t>
+      </w:r>
+      <w:r>
+        <w:t>の疾患名と提出件数の性質、生殖細胞系列の分類であること、</w:t>
+      </w:r>
+      <w:r>
+        <w:t xml:space="preserve">3 </w:t>
+      </w:r>
+      <w:r>
+        <w:t>星以上の強調、</w:t>
+      </w:r>
+      <w:r>
+        <w:t xml:space="preserve">PS1/PM5 </w:t>
+      </w:r>
+      <w:r>
+        <w:t>の評価日と疾患名、</w:t>
+      </w:r>
+      <w:r>
+        <w:t xml:space="preserve">1 </w:t>
+      </w:r>
+      <w:r>
+        <w:t>星以下の弱い候補（</w:t>
+      </w:r>
+      <w:r>
+        <w:t xml:space="preserve">7 </w:t>
+      </w:r>
+      <w:r>
+        <w:t>節、</w:t>
+      </w:r>
+      <w:r>
+        <w:t xml:space="preserve">11 </w:t>
+      </w:r>
+      <w:r>
+        <w:t>節）。</w:t>
+      </w:r>
+    </w:p>
+    <w:p>
+      <w:pPr>
+        <w:pStyle w:val="a4"/>
+        <w:numPr>
+          <w:ilvl w:val="0"/>
+          <w:numId w:val="2"/>
+        </w:numPr>
+        <w:spacing w:after="80" w:line="280" w:lineRule="auto"/>
+      </w:pPr>
+      <w:r>
+        <w:t>未収録の原因を断定せず、確認状態を分けて書く。実測の数値を再集計し、分母と重複の扱いを明記する（</w:t>
+      </w:r>
+      <w:r>
+        <w:t xml:space="preserve">8 </w:t>
+      </w:r>
+      <w:r>
+        <w:t>節）。</w:t>
+      </w:r>
+    </w:p>
+    <w:p>
+      <w:pPr>
+        <w:pStyle w:val="a4"/>
+        <w:numPr>
+          <w:ilvl w:val="0"/>
+          <w:numId w:val="2"/>
+        </w:numPr>
+        <w:spacing w:after="80" w:line="280" w:lineRule="auto"/>
+      </w:pPr>
+      <w:r>
+        <w:t>読み取り深度が未取得の「収録なし」を</w:t>
+      </w:r>
+      <w:r>
+        <w:t xml:space="preserve"> PM2 </w:t>
+      </w:r>
+      <w:r>
+        <w:t>の候補にしない。取得状態の一覧（</w:t>
+      </w:r>
+      <w:r>
+        <w:t xml:space="preserve">7.2 </w:t>
+      </w:r>
+      <w:r>
+        <w:t>節）。</w:t>
+      </w:r>
+    </w:p>
+    <w:p>
+      <w:pPr>
+        <w:pStyle w:val="a4"/>
+        <w:numPr>
+          <w:ilvl w:val="0"/>
+          <w:numId w:val="2"/>
+        </w:numPr>
+        <w:spacing w:after="80" w:line="280" w:lineRule="auto"/>
+      </w:pPr>
+      <w:r>
+        <w:t>報告書末尾に「データの版と解決経路」の節を設け、参照データの版を索引フォルダーに記録する（</w:t>
+      </w:r>
+      <w:r>
+        <w:t xml:space="preserve">9 </w:t>
+      </w:r>
+      <w:r>
+        <w:t>節）。レビューの</w:t>
+      </w:r>
+      <w:r>
+        <w:t xml:space="preserve"> 6 </w:t>
+      </w:r>
+      <w:r>
+        <w:t>ケースをテストに追加した（</w:t>
+      </w:r>
+      <w:r>
+        <w:t xml:space="preserve">10 </w:t>
+      </w:r>
+      <w:r>
+        <w:t>節）。</w:t>
+      </w:r>
+    </w:p>
     <w:sectPr>
       <w:footerReference w:type="default" r:id="rId7"/>
       <w:pgSz w:w="11906" w:h="16838"/>
@@ -10415,10 +14523,10 @@
 <file path=word/numbering.xml><?xml version="1.0" encoding="utf-8"?>
 <w:numbering xmlns:wpc="http://schemas.microsoft.com/office/word/2010/wordprocessingCanvas" xmlns:cx="http://schemas.microsoft.com/office/drawing/2014/chartex" xmlns:cx1="http://schemas.microsoft.com/office/drawing/2015/9/8/chartex" xmlns:cx2="http://schemas.microsoft.com/office/drawing/2015/10/21/chartex" xmlns:cx3="http://schemas.microsoft.com/office/drawing/2016/5/9/chartex" xmlns:cx4="http://schemas.microsoft.com/office/drawing/2016/5/10/chartex" xmlns:cx5="http://schemas.microsoft.com/office/drawing/2016/5/11/chartex" xmlns:cx6="http://schemas.microsoft.com/office/drawing/2016/5/12/chartex" xmlns:cx7="http://schemas.microsoft.com/office/drawing/2016/5/13/chartex" xmlns:cx8="http://schemas.microsoft.com/office/drawing/2016/5/14/chartex" xmlns:mc="http://schemas.openxmlformats.org/markup-compatibility/2006" xmlns:aink="http://schemas.microsoft.com/office/drawing/2016/ink" xmlns:am3d="http://schemas.microsoft.com/office/drawing/2017/model3d" xmlns:o="urn:schemas-microsoft-com:office:office" xmlns:oel="http://schemas.microsoft.com/office/2019/extlst" xmlns:r="http://schemas.openxmlformats.org/officeDocument/2006/relationships" xmlns:m="http://schemas.openxmlformats.org/officeDocument/2006/math" xmlns:v="urn:schemas-microsoft-com:vml" xmlns:wp14="http://schemas.microsoft.com/office/word/2010/wordprocessingDrawing" xmlns:wp="http://schemas.openxmlformats.org/drawingml/2006/wordprocessingDrawing" xmlns:w10="urn:schemas-microsoft-com:office:word" xmlns:w="http://schemas.openxmlformats.org/wordprocessingml/2006/main" xmlns:w14="http://schemas.microsoft.com/office/word/2010/wordml" xmlns:w15="http://schemas.microsoft.com/office/word/2012/wordml" xmlns:w16cex="http://schemas.microsoft.com/office/word/2018/wordml/cex" xmlns:w16cid="http://schemas.microsoft.com/office/word/2016/wordml/cid" xmlns:w16="http://schemas.microsoft.com/office/word/2018/wordml" xmlns:w16du="http://schemas.microsoft.com/office/word/2023/wordml/word16du" xmlns:w16sdtdh="http://schemas.microsoft.com/office/word/2020/wordml/sdtdatahash" xmlns:w16sdtfl="http://schemas.microsoft.com/office/word/2024/wordml/sdtformatlock" xmlns:w16se="http://schemas.microsoft.com/office/word/2015/wordml/symex" xmlns:wpg="http://schemas.microsoft.com/office/word/2010/wordprocessingGroup" xmlns:wpi="http://schemas.microsoft.com/office/word/2010/wordprocessingInk" xmlns:wne="http://schemas.microsoft.com/office/word/2006/wordml" xmlns:wps="http://schemas.microsoft.com/office/word/2010/wordprocessingShape" mc:Ignorable="w14 w15 w16se w16cid w16 w16cex w16sdtdh w16sdtfl w16du wp14">
   <w:abstractNum w:abstractNumId="0" w15:restartNumberingAfterBreak="0">
-    <w:nsid w:val="05414163"/>
+    <w:nsid w:val="012D490B"/>
     <w:multiLevelType w:val="hybridMultilevel"/>
-    <w:tmpl w:val="43629D36"/>
-    <w:lvl w:ilvl="0" w:tplc="8E98FD9E">
+    <w:tmpl w:val="CAD01266"/>
+    <w:lvl w:ilvl="0" w:tplc="1A1E3C22">
       <w:start w:val="1"/>
       <w:numFmt w:val="decimal"/>
       <w:lvlText w:val="%1."/>
@@ -10427,106 +14535,52 @@
         <w:ind w:left="540" w:hanging="360"/>
       </w:pPr>
     </w:lvl>
-    <w:lvl w:ilvl="1" w:tplc="54E8B066">
+    <w:lvl w:ilvl="1" w:tplc="541C2F48">
       <w:numFmt w:val="decimal"/>
       <w:lvlText w:val=""/>
       <w:lvlJc w:val="left"/>
     </w:lvl>
-    <w:lvl w:ilvl="2" w:tplc="CDE67F9C">
+    <w:lvl w:ilvl="2" w:tplc="4D90EEB4">
       <w:numFmt w:val="decimal"/>
       <w:lvlText w:val=""/>
       <w:lvlJc w:val="left"/>
     </w:lvl>
-    <w:lvl w:ilvl="3" w:tplc="E7265234">
+    <w:lvl w:ilvl="3" w:tplc="2E804DAC">
       <w:numFmt w:val="decimal"/>
       <w:lvlText w:val=""/>
       <w:lvlJc w:val="left"/>
     </w:lvl>
-    <w:lvl w:ilvl="4" w:tplc="1B0AA6DA">
+    <w:lvl w:ilvl="4" w:tplc="2A161884">
       <w:numFmt w:val="decimal"/>
       <w:lvlText w:val=""/>
       <w:lvlJc w:val="left"/>
     </w:lvl>
-    <w:lvl w:ilvl="5" w:tplc="6C76691C">
+    <w:lvl w:ilvl="5" w:tplc="C192A716">
       <w:numFmt w:val="decimal"/>
       <w:lvlText w:val=""/>
       <w:lvlJc w:val="left"/>
     </w:lvl>
-    <w:lvl w:ilvl="6" w:tplc="ADB2022C">
+    <w:lvl w:ilvl="6" w:tplc="69508D06">
       <w:numFmt w:val="decimal"/>
       <w:lvlText w:val=""/>
       <w:lvlJc w:val="left"/>
     </w:lvl>
-    <w:lvl w:ilvl="7" w:tplc="9378FD56">
+    <w:lvl w:ilvl="7" w:tplc="A7E22C2A">
       <w:numFmt w:val="decimal"/>
       <w:lvlText w:val=""/>
       <w:lvlJc w:val="left"/>
     </w:lvl>
-    <w:lvl w:ilvl="8" w:tplc="67E4F07C">
+    <w:lvl w:ilvl="8" w:tplc="AA7ABE52">
       <w:numFmt w:val="decimal"/>
       <w:lvlText w:val=""/>
       <w:lvlJc w:val="left"/>
     </w:lvl>
   </w:abstractNum>
   <w:abstractNum w:abstractNumId="1" w15:restartNumberingAfterBreak="0">
-    <w:nsid w:val="36F33895"/>
+    <w:nsid w:val="02936A01"/>
     <w:multiLevelType w:val="hybridMultilevel"/>
-    <w:tmpl w:val="F12A6E38"/>
-    <w:lvl w:ilvl="0" w:tplc="FD44E598">
-      <w:start w:val="1"/>
-      <w:numFmt w:val="bullet"/>
-      <w:lvlText w:val="•"/>
-      <w:lvlJc w:val="left"/>
-      <w:pPr>
-        <w:ind w:left="540" w:hanging="300"/>
-      </w:pPr>
-    </w:lvl>
-    <w:lvl w:ilvl="1" w:tplc="830CEBD2">
-      <w:numFmt w:val="decimal"/>
-      <w:lvlText w:val=""/>
-      <w:lvlJc w:val="left"/>
-    </w:lvl>
-    <w:lvl w:ilvl="2" w:tplc="74463F8A">
-      <w:numFmt w:val="decimal"/>
-      <w:lvlText w:val=""/>
-      <w:lvlJc w:val="left"/>
-    </w:lvl>
-    <w:lvl w:ilvl="3" w:tplc="02082BCC">
-      <w:numFmt w:val="decimal"/>
-      <w:lvlText w:val=""/>
-      <w:lvlJc w:val="left"/>
-    </w:lvl>
-    <w:lvl w:ilvl="4" w:tplc="7680A458">
-      <w:numFmt w:val="decimal"/>
-      <w:lvlText w:val=""/>
-      <w:lvlJc w:val="left"/>
-    </w:lvl>
-    <w:lvl w:ilvl="5" w:tplc="4B7AF092">
-      <w:numFmt w:val="decimal"/>
-      <w:lvlText w:val=""/>
-      <w:lvlJc w:val="left"/>
-    </w:lvl>
-    <w:lvl w:ilvl="6" w:tplc="A46C5354">
-      <w:numFmt w:val="decimal"/>
-      <w:lvlText w:val=""/>
-      <w:lvlJc w:val="left"/>
-    </w:lvl>
-    <w:lvl w:ilvl="7" w:tplc="20105886">
-      <w:numFmt w:val="decimal"/>
-      <w:lvlText w:val=""/>
-      <w:lvlJc w:val="left"/>
-    </w:lvl>
-    <w:lvl w:ilvl="8" w:tplc="885A50B8">
-      <w:numFmt w:val="decimal"/>
-      <w:lvlText w:val=""/>
-      <w:lvlJc w:val="left"/>
-    </w:lvl>
-  </w:abstractNum>
-  <w:abstractNum w:abstractNumId="2" w15:restartNumberingAfterBreak="0">
-    <w:nsid w:val="5068706C"/>
-    <w:multiLevelType w:val="hybridMultilevel"/>
-    <w:tmpl w:val="6AFE16DA"/>
-    <w:lvl w:ilvl="0" w:tplc="EF760E5E">
+    <w:tmpl w:val="0B528A3A"/>
+    <w:lvl w:ilvl="0" w:tplc="787A48A4">
       <w:start w:val="1"/>
       <w:numFmt w:val="bullet"/>
       <w:lvlText w:val="●"/>
@@ -10535,7 +14589,7 @@
         <w:ind w:left="720" w:hanging="360"/>
       </w:pPr>
     </w:lvl>
-    <w:lvl w:ilvl="1" w:tplc="98B6F5DE">
+    <w:lvl w:ilvl="1" w:tplc="17880A8E">
       <w:start w:val="1"/>
       <w:numFmt w:val="bullet"/>
       <w:lvlText w:val="○"/>
@@ -10544,7 +14598,7 @@
         <w:ind w:left="1440" w:hanging="360"/>
       </w:pPr>
     </w:lvl>
-    <w:lvl w:ilvl="2" w:tplc="C65C755E">
+    <w:lvl w:ilvl="2" w:tplc="46024810">
       <w:start w:val="1"/>
       <w:numFmt w:val="bullet"/>
       <w:lvlText w:val="■"/>
@@ -10553,7 +14607,7 @@
         <w:ind w:left="2160" w:hanging="360"/>
       </w:pPr>
     </w:lvl>
-    <w:lvl w:ilvl="3" w:tplc="0AC6B3C4">
+    <w:lvl w:ilvl="3" w:tplc="253841EE">
       <w:start w:val="1"/>
       <w:numFmt w:val="bullet"/>
       <w:lvlText w:val="●"/>
@@ -10562,7 +14616,7 @@
         <w:ind w:left="2880" w:hanging="360"/>
       </w:pPr>
     </w:lvl>
-    <w:lvl w:ilvl="4" w:tplc="E53E42AA">
+    <w:lvl w:ilvl="4" w:tplc="A330F8AE">
       <w:start w:val="1"/>
       <w:numFmt w:val="bullet"/>
       <w:lvlText w:val="○"/>
@@ -10571,7 +14625,7 @@
         <w:ind w:left="3600" w:hanging="360"/>
       </w:pPr>
     </w:lvl>
-    <w:lvl w:ilvl="5" w:tplc="E9BECCCA">
+    <w:lvl w:ilvl="5" w:tplc="C650723C">
       <w:start w:val="1"/>
       <w:numFmt w:val="bullet"/>
       <w:lvlText w:val="■"/>
@@ -10580,7 +14634,7 @@
         <w:ind w:left="4320" w:hanging="360"/>
       </w:pPr>
     </w:lvl>
-    <w:lvl w:ilvl="6" w:tplc="058C3CA2">
+    <w:lvl w:ilvl="6" w:tplc="EA5A13E4">
       <w:start w:val="1"/>
       <w:numFmt w:val="bullet"/>
       <w:lvlText w:val="●"/>
@@ -10589,7 +14643,7 @@
         <w:ind w:left="5040" w:hanging="360"/>
       </w:pPr>
     </w:lvl>
-    <w:lvl w:ilvl="7" w:tplc="9370A608">
+    <w:lvl w:ilvl="7" w:tplc="6EF056BC">
       <w:start w:val="1"/>
       <w:numFmt w:val="bullet"/>
       <w:lvlText w:val="●"/>
@@ -10598,7 +14652,7 @@
         <w:ind w:left="5760" w:hanging="360"/>
       </w:pPr>
     </w:lvl>
-    <w:lvl w:ilvl="8" w:tplc="F99A45B4">
+    <w:lvl w:ilvl="8" w:tplc="DE9A5C2A">
       <w:start w:val="1"/>
       <w:numFmt w:val="bullet"/>
       <w:lvlText w:val="●"/>
@@ -10608,20 +14662,680 @@
       </w:pPr>
     </w:lvl>
   </w:abstractNum>
-  <w:num w:numId="1" w16cid:durableId="271743399">
-    <w:abstractNumId w:val="2"/>
-    <w:lvlOverride w:ilvl="0">
-      <w:startOverride w:val="1"/>
-    </w:lvlOverride>
-  </w:num>
-  <w:num w:numId="2" w16cid:durableId="1996450861">
+  <w:abstractNum w:abstractNumId="2" w15:restartNumberingAfterBreak="0">
+    <w:nsid w:val="049736A8"/>
+    <w:multiLevelType w:val="hybridMultilevel"/>
+    <w:tmpl w:val="FCF6EBD0"/>
+    <w:lvl w:ilvl="0" w:tplc="09D45672">
+      <w:start w:val="1"/>
+      <w:numFmt w:val="decimal"/>
+      <w:lvlText w:val="%1."/>
+      <w:lvlJc w:val="left"/>
+      <w:pPr>
+        <w:ind w:left="540" w:hanging="360"/>
+      </w:pPr>
+    </w:lvl>
+    <w:lvl w:ilvl="1" w:tplc="A9546B5A">
+      <w:numFmt w:val="decimal"/>
+      <w:lvlText w:val=""/>
+      <w:lvlJc w:val="left"/>
+    </w:lvl>
+    <w:lvl w:ilvl="2" w:tplc="B340349E">
+      <w:numFmt w:val="decimal"/>
+      <w:lvlText w:val=""/>
+      <w:lvlJc w:val="left"/>
+    </w:lvl>
+    <w:lvl w:ilvl="3" w:tplc="0980DC86">
+      <w:numFmt w:val="decimal"/>
+      <w:lvlText w:val=""/>
+      <w:lvlJc w:val="left"/>
+    </w:lvl>
+    <w:lvl w:ilvl="4" w:tplc="8DC4FDC0">
+      <w:numFmt w:val="decimal"/>
+      <w:lvlText w:val=""/>
+      <w:lvlJc w:val="left"/>
+    </w:lvl>
+    <w:lvl w:ilvl="5" w:tplc="799E159E">
+      <w:numFmt w:val="decimal"/>
+      <w:lvlText w:val=""/>
+      <w:lvlJc w:val="left"/>
+    </w:lvl>
+    <w:lvl w:ilvl="6" w:tplc="CE32FCD8">
+      <w:numFmt w:val="decimal"/>
+      <w:lvlText w:val=""/>
+      <w:lvlJc w:val="left"/>
+    </w:lvl>
+    <w:lvl w:ilvl="7" w:tplc="87DEB326">
+      <w:numFmt w:val="decimal"/>
+      <w:lvlText w:val=""/>
+      <w:lvlJc w:val="left"/>
+    </w:lvl>
+    <w:lvl w:ilvl="8" w:tplc="309C49FA">
+      <w:numFmt w:val="decimal"/>
+      <w:lvlText w:val=""/>
+      <w:lvlJc w:val="left"/>
+    </w:lvl>
+  </w:abstractNum>
+  <w:abstractNum w:abstractNumId="3" w15:restartNumberingAfterBreak="0">
+    <w:nsid w:val="0C327E30"/>
+    <w:multiLevelType w:val="hybridMultilevel"/>
+    <w:tmpl w:val="8542AB2E"/>
+    <w:lvl w:ilvl="0" w:tplc="B6DCBFBA">
+      <w:start w:val="1"/>
+      <w:numFmt w:val="decimal"/>
+      <w:lvlText w:val="%1."/>
+      <w:lvlJc w:val="left"/>
+      <w:pPr>
+        <w:ind w:left="540" w:hanging="360"/>
+      </w:pPr>
+    </w:lvl>
+    <w:lvl w:ilvl="1" w:tplc="BA2E181A">
+      <w:numFmt w:val="decimal"/>
+      <w:lvlText w:val=""/>
+      <w:lvlJc w:val="left"/>
+    </w:lvl>
+    <w:lvl w:ilvl="2" w:tplc="01DA62EE">
+      <w:numFmt w:val="decimal"/>
+      <w:lvlText w:val=""/>
+      <w:lvlJc w:val="left"/>
+    </w:lvl>
+    <w:lvl w:ilvl="3" w:tplc="9C46CBE2">
+      <w:numFmt w:val="decimal"/>
+      <w:lvlText w:val=""/>
+      <w:lvlJc w:val="left"/>
+    </w:lvl>
+    <w:lvl w:ilvl="4" w:tplc="1A34BFA4">
+      <w:numFmt w:val="decimal"/>
+      <w:lvlText w:val=""/>
+      <w:lvlJc w:val="left"/>
+    </w:lvl>
+    <w:lvl w:ilvl="5" w:tplc="ACA6CB7C">
+      <w:numFmt w:val="decimal"/>
+      <w:lvlText w:val=""/>
+      <w:lvlJc w:val="left"/>
+    </w:lvl>
+    <w:lvl w:ilvl="6" w:tplc="CF3A886A">
+      <w:numFmt w:val="decimal"/>
+      <w:lvlText w:val=""/>
+      <w:lvlJc w:val="left"/>
+    </w:lvl>
+    <w:lvl w:ilvl="7" w:tplc="CDE0BB94">
+      <w:numFmt w:val="decimal"/>
+      <w:lvlText w:val=""/>
+      <w:lvlJc w:val="left"/>
+    </w:lvl>
+    <w:lvl w:ilvl="8" w:tplc="CF8494D4">
+      <w:numFmt w:val="decimal"/>
+      <w:lvlText w:val=""/>
+      <w:lvlJc w:val="left"/>
+    </w:lvl>
+  </w:abstractNum>
+  <w:abstractNum w:abstractNumId="4" w15:restartNumberingAfterBreak="0">
+    <w:nsid w:val="1F680D18"/>
+    <w:multiLevelType w:val="hybridMultilevel"/>
+    <w:tmpl w:val="1AC2C4DA"/>
+    <w:lvl w:ilvl="0" w:tplc="80862BF8">
+      <w:start w:val="1"/>
+      <w:numFmt w:val="decimal"/>
+      <w:lvlText w:val="%1."/>
+      <w:lvlJc w:val="left"/>
+      <w:pPr>
+        <w:ind w:left="540" w:hanging="360"/>
+      </w:pPr>
+    </w:lvl>
+    <w:lvl w:ilvl="1" w:tplc="26C4A3D0">
+      <w:numFmt w:val="decimal"/>
+      <w:lvlText w:val=""/>
+      <w:lvlJc w:val="left"/>
+    </w:lvl>
+    <w:lvl w:ilvl="2" w:tplc="EE9C771A">
+      <w:numFmt w:val="decimal"/>
+      <w:lvlText w:val=""/>
+      <w:lvlJc w:val="left"/>
+    </w:lvl>
+    <w:lvl w:ilvl="3" w:tplc="C396F03A">
+      <w:numFmt w:val="decimal"/>
+      <w:lvlText w:val=""/>
+      <w:lvlJc w:val="left"/>
+    </w:lvl>
+    <w:lvl w:ilvl="4" w:tplc="67243AA0">
+      <w:numFmt w:val="decimal"/>
+      <w:lvlText w:val=""/>
+      <w:lvlJc w:val="left"/>
+    </w:lvl>
+    <w:lvl w:ilvl="5" w:tplc="608C635E">
+      <w:numFmt w:val="decimal"/>
+      <w:lvlText w:val=""/>
+      <w:lvlJc w:val="left"/>
+    </w:lvl>
+    <w:lvl w:ilvl="6" w:tplc="6D26EA20">
+      <w:numFmt w:val="decimal"/>
+      <w:lvlText w:val=""/>
+      <w:lvlJc w:val="left"/>
+    </w:lvl>
+    <w:lvl w:ilvl="7" w:tplc="92426D14">
+      <w:numFmt w:val="decimal"/>
+      <w:lvlText w:val=""/>
+      <w:lvlJc w:val="left"/>
+    </w:lvl>
+    <w:lvl w:ilvl="8" w:tplc="0AC0C85E">
+      <w:numFmt w:val="decimal"/>
+      <w:lvlText w:val=""/>
+      <w:lvlJc w:val="left"/>
+    </w:lvl>
+  </w:abstractNum>
+  <w:abstractNum w:abstractNumId="5" w15:restartNumberingAfterBreak="0">
+    <w:nsid w:val="21B00ECF"/>
+    <w:multiLevelType w:val="hybridMultilevel"/>
+    <w:tmpl w:val="B85C38B2"/>
+    <w:lvl w:ilvl="0" w:tplc="7540874E">
+      <w:start w:val="1"/>
+      <w:numFmt w:val="decimal"/>
+      <w:lvlText w:val="%1."/>
+      <w:lvlJc w:val="left"/>
+      <w:pPr>
+        <w:ind w:left="540" w:hanging="360"/>
+      </w:pPr>
+    </w:lvl>
+    <w:lvl w:ilvl="1" w:tplc="4082141A">
+      <w:numFmt w:val="decimal"/>
+      <w:lvlText w:val=""/>
+      <w:lvlJc w:val="left"/>
+    </w:lvl>
+    <w:lvl w:ilvl="2" w:tplc="752EC988">
+      <w:numFmt w:val="decimal"/>
+      <w:lvlText w:val=""/>
+      <w:lvlJc w:val="left"/>
+    </w:lvl>
+    <w:lvl w:ilvl="3" w:tplc="007E3B7A">
+      <w:numFmt w:val="decimal"/>
+      <w:lvlText w:val=""/>
+      <w:lvlJc w:val="left"/>
+    </w:lvl>
+    <w:lvl w:ilvl="4" w:tplc="0270C4A2">
+      <w:numFmt w:val="decimal"/>
+      <w:lvlText w:val=""/>
+      <w:lvlJc w:val="left"/>
+    </w:lvl>
+    <w:lvl w:ilvl="5" w:tplc="FBC2E684">
+      <w:numFmt w:val="decimal"/>
+      <w:lvlText w:val=""/>
+      <w:lvlJc w:val="left"/>
+    </w:lvl>
+    <w:lvl w:ilvl="6" w:tplc="D94A9474">
+      <w:numFmt w:val="decimal"/>
+      <w:lvlText w:val=""/>
+      <w:lvlJc w:val="left"/>
+    </w:lvl>
+    <w:lvl w:ilvl="7" w:tplc="B080AF74">
+      <w:numFmt w:val="decimal"/>
+      <w:lvlText w:val=""/>
+      <w:lvlJc w:val="left"/>
+    </w:lvl>
+    <w:lvl w:ilvl="8" w:tplc="74DA63D6">
+      <w:numFmt w:val="decimal"/>
+      <w:lvlText w:val=""/>
+      <w:lvlJc w:val="left"/>
+    </w:lvl>
+  </w:abstractNum>
+  <w:abstractNum w:abstractNumId="6" w15:restartNumberingAfterBreak="0">
+    <w:nsid w:val="23965CC2"/>
+    <w:multiLevelType w:val="hybridMultilevel"/>
+    <w:tmpl w:val="7E90CE5E"/>
+    <w:lvl w:ilvl="0" w:tplc="9CF26FA6">
+      <w:start w:val="1"/>
+      <w:numFmt w:val="decimal"/>
+      <w:lvlText w:val="%1."/>
+      <w:lvlJc w:val="left"/>
+      <w:pPr>
+        <w:ind w:left="540" w:hanging="360"/>
+      </w:pPr>
+    </w:lvl>
+    <w:lvl w:ilvl="1" w:tplc="BBDEC9CA">
+      <w:numFmt w:val="decimal"/>
+      <w:lvlText w:val=""/>
+      <w:lvlJc w:val="left"/>
+    </w:lvl>
+    <w:lvl w:ilvl="2" w:tplc="DC4AB694">
+      <w:numFmt w:val="decimal"/>
+      <w:lvlText w:val=""/>
+      <w:lvlJc w:val="left"/>
+    </w:lvl>
+    <w:lvl w:ilvl="3" w:tplc="CDEEBD64">
+      <w:numFmt w:val="decimal"/>
+      <w:lvlText w:val=""/>
+      <w:lvlJc w:val="left"/>
+    </w:lvl>
+    <w:lvl w:ilvl="4" w:tplc="2E084DEC">
+      <w:numFmt w:val="decimal"/>
+      <w:lvlText w:val=""/>
+      <w:lvlJc w:val="left"/>
+    </w:lvl>
+    <w:lvl w:ilvl="5" w:tplc="A860DBC4">
+      <w:numFmt w:val="decimal"/>
+      <w:lvlText w:val=""/>
+      <w:lvlJc w:val="left"/>
+    </w:lvl>
+    <w:lvl w:ilvl="6" w:tplc="A3683D7C">
+      <w:numFmt w:val="decimal"/>
+      <w:lvlText w:val=""/>
+      <w:lvlJc w:val="left"/>
+    </w:lvl>
+    <w:lvl w:ilvl="7" w:tplc="0D3E41DE">
+      <w:numFmt w:val="decimal"/>
+      <w:lvlText w:val=""/>
+      <w:lvlJc w:val="left"/>
+    </w:lvl>
+    <w:lvl w:ilvl="8" w:tplc="5D3646AE">
+      <w:numFmt w:val="decimal"/>
+      <w:lvlText w:val=""/>
+      <w:lvlJc w:val="left"/>
+    </w:lvl>
+  </w:abstractNum>
+  <w:abstractNum w:abstractNumId="7" w15:restartNumberingAfterBreak="0">
+    <w:nsid w:val="328D76C6"/>
+    <w:multiLevelType w:val="hybridMultilevel"/>
+    <w:tmpl w:val="99945FDC"/>
+    <w:lvl w:ilvl="0" w:tplc="F834AFC2">
+      <w:start w:val="1"/>
+      <w:numFmt w:val="decimal"/>
+      <w:lvlText w:val="%1."/>
+      <w:lvlJc w:val="left"/>
+      <w:pPr>
+        <w:ind w:left="540" w:hanging="360"/>
+      </w:pPr>
+    </w:lvl>
+    <w:lvl w:ilvl="1" w:tplc="2C5AFE74">
+      <w:numFmt w:val="decimal"/>
+      <w:lvlText w:val=""/>
+      <w:lvlJc w:val="left"/>
+    </w:lvl>
+    <w:lvl w:ilvl="2" w:tplc="64E64B56">
+      <w:numFmt w:val="decimal"/>
+      <w:lvlText w:val=""/>
+      <w:lvlJc w:val="left"/>
+    </w:lvl>
+    <w:lvl w:ilvl="3" w:tplc="7AE410D0">
+      <w:numFmt w:val="decimal"/>
+      <w:lvlText w:val=""/>
+      <w:lvlJc w:val="left"/>
+    </w:lvl>
+    <w:lvl w:ilvl="4" w:tplc="804411AE">
+      <w:numFmt w:val="decimal"/>
+      <w:lvlText w:val=""/>
+      <w:lvlJc w:val="left"/>
+    </w:lvl>
+    <w:lvl w:ilvl="5" w:tplc="C5AAA5C6">
+      <w:numFmt w:val="decimal"/>
+      <w:lvlText w:val=""/>
+      <w:lvlJc w:val="left"/>
+    </w:lvl>
+    <w:lvl w:ilvl="6" w:tplc="0F207AD2">
+      <w:numFmt w:val="decimal"/>
+      <w:lvlText w:val=""/>
+      <w:lvlJc w:val="left"/>
+    </w:lvl>
+    <w:lvl w:ilvl="7" w:tplc="5FE2B8D4">
+      <w:numFmt w:val="decimal"/>
+      <w:lvlText w:val=""/>
+      <w:lvlJc w:val="left"/>
+    </w:lvl>
+    <w:lvl w:ilvl="8" w:tplc="1772C494">
+      <w:numFmt w:val="decimal"/>
+      <w:lvlText w:val=""/>
+      <w:lvlJc w:val="left"/>
+    </w:lvl>
+  </w:abstractNum>
+  <w:abstractNum w:abstractNumId="8" w15:restartNumberingAfterBreak="0">
+    <w:nsid w:val="41993B6D"/>
+    <w:multiLevelType w:val="hybridMultilevel"/>
+    <w:tmpl w:val="22C8CF7C"/>
+    <w:lvl w:ilvl="0" w:tplc="5A026D46">
+      <w:start w:val="1"/>
+      <w:numFmt w:val="decimal"/>
+      <w:lvlText w:val="%1."/>
+      <w:lvlJc w:val="left"/>
+      <w:pPr>
+        <w:ind w:left="540" w:hanging="360"/>
+      </w:pPr>
+    </w:lvl>
+    <w:lvl w:ilvl="1" w:tplc="8CFAE6A8">
+      <w:numFmt w:val="decimal"/>
+      <w:lvlText w:val=""/>
+      <w:lvlJc w:val="left"/>
+    </w:lvl>
+    <w:lvl w:ilvl="2" w:tplc="52784CBC">
+      <w:numFmt w:val="decimal"/>
+      <w:lvlText w:val=""/>
+      <w:lvlJc w:val="left"/>
+    </w:lvl>
+    <w:lvl w:ilvl="3" w:tplc="40B61244">
+      <w:numFmt w:val="decimal"/>
+      <w:lvlText w:val=""/>
+      <w:lvlJc w:val="left"/>
+    </w:lvl>
+    <w:lvl w:ilvl="4" w:tplc="2E7A6374">
+      <w:numFmt w:val="decimal"/>
+      <w:lvlText w:val=""/>
+      <w:lvlJc w:val="left"/>
+    </w:lvl>
+    <w:lvl w:ilvl="5" w:tplc="C2DAB81E">
+      <w:numFmt w:val="decimal"/>
+      <w:lvlText w:val=""/>
+      <w:lvlJc w:val="left"/>
+    </w:lvl>
+    <w:lvl w:ilvl="6" w:tplc="FE20BC26">
+      <w:numFmt w:val="decimal"/>
+      <w:lvlText w:val=""/>
+      <w:lvlJc w:val="left"/>
+    </w:lvl>
+    <w:lvl w:ilvl="7" w:tplc="9078F4A8">
+      <w:numFmt w:val="decimal"/>
+      <w:lvlText w:val=""/>
+      <w:lvlJc w:val="left"/>
+    </w:lvl>
+    <w:lvl w:ilvl="8" w:tplc="8856AC52">
+      <w:numFmt w:val="decimal"/>
+      <w:lvlText w:val=""/>
+      <w:lvlJc w:val="left"/>
+    </w:lvl>
+  </w:abstractNum>
+  <w:abstractNum w:abstractNumId="9" w15:restartNumberingAfterBreak="0">
+    <w:nsid w:val="4D546260"/>
+    <w:multiLevelType w:val="hybridMultilevel"/>
+    <w:tmpl w:val="8FFE91FA"/>
+    <w:lvl w:ilvl="0" w:tplc="B1DCBDE4">
+      <w:start w:val="1"/>
+      <w:numFmt w:val="decimal"/>
+      <w:lvlText w:val="%1."/>
+      <w:lvlJc w:val="left"/>
+      <w:pPr>
+        <w:ind w:left="540" w:hanging="360"/>
+      </w:pPr>
+    </w:lvl>
+    <w:lvl w:ilvl="1" w:tplc="8AD489FE">
+      <w:numFmt w:val="decimal"/>
+      <w:lvlText w:val=""/>
+      <w:lvlJc w:val="left"/>
+    </w:lvl>
+    <w:lvl w:ilvl="2" w:tplc="5F244522">
+      <w:numFmt w:val="decimal"/>
+      <w:lvlText w:val=""/>
+      <w:lvlJc w:val="left"/>
+    </w:lvl>
+    <w:lvl w:ilvl="3" w:tplc="8506B68A">
+      <w:numFmt w:val="decimal"/>
+      <w:lvlText w:val=""/>
+      <w:lvlJc w:val="left"/>
+    </w:lvl>
+    <w:lvl w:ilvl="4" w:tplc="644E60B0">
+      <w:numFmt w:val="decimal"/>
+      <w:lvlText w:val=""/>
+      <w:lvlJc w:val="left"/>
+    </w:lvl>
+    <w:lvl w:ilvl="5" w:tplc="AC5CE848">
+      <w:numFmt w:val="decimal"/>
+      <w:lvlText w:val=""/>
+      <w:lvlJc w:val="left"/>
+    </w:lvl>
+    <w:lvl w:ilvl="6" w:tplc="B72C8574">
+      <w:numFmt w:val="decimal"/>
+      <w:lvlText w:val=""/>
+      <w:lvlJc w:val="left"/>
+    </w:lvl>
+    <w:lvl w:ilvl="7" w:tplc="4354628E">
+      <w:numFmt w:val="decimal"/>
+      <w:lvlText w:val=""/>
+      <w:lvlJc w:val="left"/>
+    </w:lvl>
+    <w:lvl w:ilvl="8" w:tplc="80C818A8">
+      <w:numFmt w:val="decimal"/>
+      <w:lvlText w:val=""/>
+      <w:lvlJc w:val="left"/>
+    </w:lvl>
+  </w:abstractNum>
+  <w:abstractNum w:abstractNumId="10" w15:restartNumberingAfterBreak="0">
+    <w:nsid w:val="4FE26331"/>
+    <w:multiLevelType w:val="hybridMultilevel"/>
+    <w:tmpl w:val="3550AF14"/>
+    <w:lvl w:ilvl="0" w:tplc="37C27D38">
+      <w:start w:val="1"/>
+      <w:numFmt w:val="decimal"/>
+      <w:lvlText w:val="%1."/>
+      <w:lvlJc w:val="left"/>
+      <w:pPr>
+        <w:ind w:left="540" w:hanging="360"/>
+      </w:pPr>
+    </w:lvl>
+    <w:lvl w:ilvl="1" w:tplc="2F8EABB2">
+      <w:numFmt w:val="decimal"/>
+      <w:lvlText w:val=""/>
+      <w:lvlJc w:val="left"/>
+    </w:lvl>
+    <w:lvl w:ilvl="2" w:tplc="6466F9C2">
+      <w:numFmt w:val="decimal"/>
+      <w:lvlText w:val=""/>
+      <w:lvlJc w:val="left"/>
+    </w:lvl>
+    <w:lvl w:ilvl="3" w:tplc="0E68F71A">
+      <w:numFmt w:val="decimal"/>
+      <w:lvlText w:val=""/>
+      <w:lvlJc w:val="left"/>
+    </w:lvl>
+    <w:lvl w:ilvl="4" w:tplc="5BE4C13C">
+      <w:numFmt w:val="decimal"/>
+      <w:lvlText w:val=""/>
+      <w:lvlJc w:val="left"/>
+    </w:lvl>
+    <w:lvl w:ilvl="5" w:tplc="BA0E1FA2">
+      <w:numFmt w:val="decimal"/>
+      <w:lvlText w:val=""/>
+      <w:lvlJc w:val="left"/>
+    </w:lvl>
+    <w:lvl w:ilvl="6" w:tplc="07C462CC">
+      <w:numFmt w:val="decimal"/>
+      <w:lvlText w:val=""/>
+      <w:lvlJc w:val="left"/>
+    </w:lvl>
+    <w:lvl w:ilvl="7" w:tplc="B9E63E42">
+      <w:numFmt w:val="decimal"/>
+      <w:lvlText w:val=""/>
+      <w:lvlJc w:val="left"/>
+    </w:lvl>
+    <w:lvl w:ilvl="8" w:tplc="F4E6D0F8">
+      <w:numFmt w:val="decimal"/>
+      <w:lvlText w:val=""/>
+      <w:lvlJc w:val="left"/>
+    </w:lvl>
+  </w:abstractNum>
+  <w:abstractNum w:abstractNumId="11" w15:restartNumberingAfterBreak="0">
+    <w:nsid w:val="713848D5"/>
+    <w:multiLevelType w:val="hybridMultilevel"/>
+    <w:tmpl w:val="8F96DCE8"/>
+    <w:lvl w:ilvl="0" w:tplc="548AAA10">
+      <w:start w:val="1"/>
+      <w:numFmt w:val="bullet"/>
+      <w:lvlText w:val="•"/>
+      <w:lvlJc w:val="left"/>
+      <w:pPr>
+        <w:ind w:left="540" w:hanging="300"/>
+      </w:pPr>
+    </w:lvl>
+    <w:lvl w:ilvl="1" w:tplc="C5585AC4">
+      <w:numFmt w:val="decimal"/>
+      <w:lvlText w:val=""/>
+      <w:lvlJc w:val="left"/>
+    </w:lvl>
+    <w:lvl w:ilvl="2" w:tplc="84261AA6">
+      <w:numFmt w:val="decimal"/>
+      <w:lvlText w:val=""/>
+      <w:lvlJc w:val="left"/>
+    </w:lvl>
+    <w:lvl w:ilvl="3" w:tplc="C3D8E30A">
+      <w:numFmt w:val="decimal"/>
+      <w:lvlText w:val=""/>
+      <w:lvlJc w:val="left"/>
+    </w:lvl>
+    <w:lvl w:ilvl="4" w:tplc="73EC882C">
+      <w:numFmt w:val="decimal"/>
+      <w:lvlText w:val=""/>
+      <w:lvlJc w:val="left"/>
+    </w:lvl>
+    <w:lvl w:ilvl="5" w:tplc="A5426426">
+      <w:numFmt w:val="decimal"/>
+      <w:lvlText w:val=""/>
+      <w:lvlJc w:val="left"/>
+    </w:lvl>
+    <w:lvl w:ilvl="6" w:tplc="A13AB1BA">
+      <w:numFmt w:val="decimal"/>
+      <w:lvlText w:val=""/>
+      <w:lvlJc w:val="left"/>
+    </w:lvl>
+    <w:lvl w:ilvl="7" w:tplc="A0CE6F36">
+      <w:numFmt w:val="decimal"/>
+      <w:lvlText w:val=""/>
+      <w:lvlJc w:val="left"/>
+    </w:lvl>
+    <w:lvl w:ilvl="8" w:tplc="CDAE4112">
+      <w:numFmt w:val="decimal"/>
+      <w:lvlText w:val=""/>
+      <w:lvlJc w:val="left"/>
+    </w:lvl>
+  </w:abstractNum>
+  <w:abstractNum w:abstractNumId="12" w15:restartNumberingAfterBreak="0">
+    <w:nsid w:val="72B6774B"/>
+    <w:multiLevelType w:val="hybridMultilevel"/>
+    <w:tmpl w:val="AA92169A"/>
+    <w:lvl w:ilvl="0" w:tplc="6DC249DC">
+      <w:start w:val="1"/>
+      <w:numFmt w:val="decimal"/>
+      <w:lvlText w:val="%1."/>
+      <w:lvlJc w:val="left"/>
+      <w:pPr>
+        <w:ind w:left="540" w:hanging="360"/>
+      </w:pPr>
+    </w:lvl>
+    <w:lvl w:ilvl="1" w:tplc="DA58DC8E">
+      <w:numFmt w:val="decimal"/>
+      <w:lvlText w:val=""/>
+      <w:lvlJc w:val="left"/>
+    </w:lvl>
+    <w:lvl w:ilvl="2" w:tplc="DDBC18EC">
+      <w:numFmt w:val="decimal"/>
+      <w:lvlText w:val=""/>
+      <w:lvlJc w:val="left"/>
+    </w:lvl>
+    <w:lvl w:ilvl="3" w:tplc="5C5239AC">
+      <w:numFmt w:val="decimal"/>
+      <w:lvlText w:val=""/>
+      <w:lvlJc w:val="left"/>
+    </w:lvl>
+    <w:lvl w:ilvl="4" w:tplc="FF4A618E">
+      <w:numFmt w:val="decimal"/>
+      <w:lvlText w:val=""/>
+      <w:lvlJc w:val="left"/>
+    </w:lvl>
+    <w:lvl w:ilvl="5" w:tplc="0BE6C8CE">
+      <w:numFmt w:val="decimal"/>
+      <w:lvlText w:val=""/>
+      <w:lvlJc w:val="left"/>
+    </w:lvl>
+    <w:lvl w:ilvl="6" w:tplc="43D24DB0">
+      <w:numFmt w:val="decimal"/>
+      <w:lvlText w:val=""/>
+      <w:lvlJc w:val="left"/>
+    </w:lvl>
+    <w:lvl w:ilvl="7" w:tplc="D62C013A">
+      <w:numFmt w:val="decimal"/>
+      <w:lvlText w:val=""/>
+      <w:lvlJc w:val="left"/>
+    </w:lvl>
+    <w:lvl w:ilvl="8" w:tplc="80CCAC00">
+      <w:numFmt w:val="decimal"/>
+      <w:lvlText w:val=""/>
+      <w:lvlJc w:val="left"/>
+    </w:lvl>
+  </w:abstractNum>
+  <w:abstractNum w:abstractNumId="13" w15:restartNumberingAfterBreak="0">
+    <w:nsid w:val="7736176C"/>
+    <w:multiLevelType w:val="hybridMultilevel"/>
+    <w:tmpl w:val="8C38ADDC"/>
+    <w:lvl w:ilvl="0" w:tplc="59B042C2">
+      <w:start w:val="1"/>
+      <w:numFmt w:val="decimal"/>
+      <w:lvlText w:val="%1."/>
+      <w:lvlJc w:val="left"/>
+      <w:pPr>
+        <w:ind w:left="540" w:hanging="360"/>
+      </w:pPr>
+    </w:lvl>
+    <w:lvl w:ilvl="1" w:tplc="86528CE6">
+      <w:numFmt w:val="decimal"/>
+      <w:lvlText w:val=""/>
+      <w:lvlJc w:val="left"/>
+    </w:lvl>
+    <w:lvl w:ilvl="2" w:tplc="DF9611A0">
+      <w:numFmt w:val="decimal"/>
+      <w:lvlText w:val=""/>
+      <w:lvlJc w:val="left"/>
+    </w:lvl>
+    <w:lvl w:ilvl="3" w:tplc="98AEE6AC">
+      <w:numFmt w:val="decimal"/>
+      <w:lvlText w:val=""/>
+      <w:lvlJc w:val="left"/>
+    </w:lvl>
+    <w:lvl w:ilvl="4" w:tplc="FE4A0B90">
+      <w:numFmt w:val="decimal"/>
+      <w:lvlText w:val=""/>
+      <w:lvlJc w:val="left"/>
+    </w:lvl>
+    <w:lvl w:ilvl="5" w:tplc="FC0AC51C">
+      <w:numFmt w:val="decimal"/>
+      <w:lvlText w:val=""/>
+      <w:lvlJc w:val="left"/>
+    </w:lvl>
+    <w:lvl w:ilvl="6" w:tplc="42C04264">
+      <w:numFmt w:val="decimal"/>
+      <w:lvlText w:val=""/>
+      <w:lvlJc w:val="left"/>
+    </w:lvl>
+    <w:lvl w:ilvl="7" w:tplc="4B8213D0">
+      <w:numFmt w:val="decimal"/>
+      <w:lvlText w:val=""/>
+      <w:lvlJc w:val="left"/>
+    </w:lvl>
+    <w:lvl w:ilvl="8" w:tplc="999C8788">
+      <w:numFmt w:val="decimal"/>
+      <w:lvlText w:val=""/>
+      <w:lvlJc w:val="left"/>
+    </w:lvl>
+  </w:abstractNum>
+  <w:num w:numId="1" w16cid:durableId="1303580010">
     <w:abstractNumId w:val="1"/>
     <w:lvlOverride w:ilvl="0">
       <w:startOverride w:val="1"/>
     </w:lvlOverride>
   </w:num>
-  <w:num w:numId="3" w16cid:durableId="1151942249">
+  <w:num w:numId="2" w16cid:durableId="1064177737">
+    <w:abstractNumId w:val="11"/>
+    <w:lvlOverride w:ilvl="0">
+      <w:startOverride w:val="1"/>
+    </w:lvlOverride>
+  </w:num>
+  <w:num w:numId="3" w16cid:durableId="1673751629">
+    <w:abstractNumId w:val="6"/>
+    <w:lvlOverride w:ilvl="0">
+      <w:startOverride w:val="1"/>
+    </w:lvlOverride>
+  </w:num>
+  <w:num w:numId="4" w16cid:durableId="447285299">
     <w:abstractNumId w:val="0"/>
+    <w:lvlOverride w:ilvl="0">
+      <w:startOverride w:val="1"/>
+    </w:lvlOverride>
+  </w:num>
+  <w:num w:numId="5" w16cid:durableId="1801144062">
+    <w:abstractNumId w:val="12"/>
     <w:lvlOverride w:ilvl="0">
       <w:startOverride w:val="1"/>
     </w:lvlOverride>
@@ -11232,7 +15946,7 @@
     <w:autoRedefine/>
     <w:uiPriority w:val="39"/>
     <w:unhideWhenUsed/>
-    <w:rsid w:val="00577712"/>
+    <w:rsid w:val="00D444E2"/>
   </w:style>
   <w:style w:type="paragraph" w:styleId="20">
     <w:name w:val="toc 2"/>
@@ -11241,7 +15955,7 @@
     <w:autoRedefine/>
     <w:uiPriority w:val="39"/>
     <w:unhideWhenUsed/>
-    <w:rsid w:val="00577712"/>
+    <w:rsid w:val="00D444E2"/>
     <w:pPr>
       <w:ind w:leftChars="100" w:left="200"/>
     </w:pPr>
@@ -11252,7 +15966,7 @@
     <w:link w:val="ad"/>
     <w:uiPriority w:val="99"/>
     <w:unhideWhenUsed/>
-    <w:rsid w:val="00577712"/>
+    <w:rsid w:val="00D444E2"/>
     <w:pPr>
       <w:tabs>
         <w:tab w:val="center" w:pos="4252"/>
@@ -11266,7 +15980,7 @@
     <w:basedOn w:val="a0"/>
     <w:link w:val="ac"/>
     <w:uiPriority w:val="99"/>
-    <w:rsid w:val="00577712"/>
+    <w:rsid w:val="00D444E2"/>
   </w:style>
   <w:style w:type="paragraph" w:styleId="ae">
     <w:name w:val="footer"/>
@@ -11274,7 +15988,7 @@
     <w:link w:val="af"/>
     <w:uiPriority w:val="99"/>
     <w:unhideWhenUsed/>
-    <w:rsid w:val="00577712"/>
+    <w:rsid w:val="00D444E2"/>
     <w:pPr>
       <w:tabs>
         <w:tab w:val="center" w:pos="4252"/>
@@ -11288,7 +16002,7 @@
     <w:basedOn w:val="a0"/>
     <w:link w:val="ae"/>
     <w:uiPriority w:val="99"/>
-    <w:rsid w:val="00577712"/>
+    <w:rsid w:val="00D444E2"/>
   </w:style>
 </w:styles>
 </file>

--- a/docs/遺伝子ミスセンス変異_統合評価レポート_要件定義と設計概要.docx
+++ b/docs/遺伝子ミスセンス変異_統合評価レポート_要件定義と設計概要.docx
@@ -329,7 +329,7 @@
     <w:sdt>
       <w:sdtPr>
         <w:alias w:val="目次"/>
-        <w:id w:val="68555874"/>
+        <w:id w:val="-266773131"/>
       </w:sdtPr>
       <w:sdtEndPr/>
       <w:sdtContent>
@@ -357,7 +357,7 @@
           <w:r>
             <w:fldChar w:fldCharType="separate"/>
           </w:r>
-          <w:hyperlink w:anchor="_Toc239955713" w:history="1">
+          <w:hyperlink w:anchor="_Toc239966338" w:history="1">
             <w:r>
               <w:rPr>
                 <w:rStyle w:val="a5"/>
@@ -388,7 +388,7 @@
               <w:rPr>
                 <w:noProof/>
               </w:rPr>
-              <w:instrText xml:space="preserve"> PAGEREF _Toc239955713 \h </w:instrText>
+              <w:instrText xml:space="preserve"> PAGEREF _Toc239966338 \h </w:instrText>
             </w:r>
             <w:r>
               <w:rPr>
@@ -430,7 +430,7 @@
               <w14:ligatures w14:val="standardContextual"/>
             </w:rPr>
           </w:pPr>
-          <w:hyperlink w:anchor="_Toc239955714" w:history="1">
+          <w:hyperlink w:anchor="_Toc239966339" w:history="1">
             <w:r>
               <w:rPr>
                 <w:rStyle w:val="a5"/>
@@ -461,7 +461,7 @@
               <w:rPr>
                 <w:noProof/>
               </w:rPr>
-              <w:instrText xml:space="preserve"> PAGEREF _Toc239955714 \h </w:instrText>
+              <w:instrText xml:space="preserve"> PAGEREF _Toc239966339 \h </w:instrText>
             </w:r>
             <w:r>
               <w:rPr>
@@ -503,7 +503,7 @@
               <w14:ligatures w14:val="standardContextual"/>
             </w:rPr>
           </w:pPr>
-          <w:hyperlink w:anchor="_Toc239955715" w:history="1">
+          <w:hyperlink w:anchor="_Toc239966340" w:history="1">
             <w:r>
               <w:rPr>
                 <w:rStyle w:val="a5"/>
@@ -534,7 +534,7 @@
               <w:rPr>
                 <w:noProof/>
               </w:rPr>
-              <w:instrText xml:space="preserve"> PAGEREF _Toc239955715 \h </w:instrText>
+              <w:instrText xml:space="preserve"> PAGEREF _Toc239966340 \h </w:instrText>
             </w:r>
             <w:r>
               <w:rPr>
@@ -576,7 +576,7 @@
               <w14:ligatures w14:val="standardContextual"/>
             </w:rPr>
           </w:pPr>
-          <w:hyperlink w:anchor="_Toc239955716" w:history="1">
+          <w:hyperlink w:anchor="_Toc239966341" w:history="1">
             <w:r>
               <w:rPr>
                 <w:rStyle w:val="a5"/>
@@ -607,7 +607,7 @@
               <w:rPr>
                 <w:noProof/>
               </w:rPr>
-              <w:instrText xml:space="preserve"> PAGEREF _Toc239955716 \h </w:instrText>
+              <w:instrText xml:space="preserve"> PAGEREF _Toc239966341 \h </w:instrText>
             </w:r>
             <w:r>
               <w:rPr>
@@ -649,7 +649,7 @@
               <w14:ligatures w14:val="standardContextual"/>
             </w:rPr>
           </w:pPr>
-          <w:hyperlink w:anchor="_Toc239955717" w:history="1">
+          <w:hyperlink w:anchor="_Toc239966342" w:history="1">
             <w:r>
               <w:rPr>
                 <w:rStyle w:val="a5"/>
@@ -680,7 +680,7 @@
               <w:rPr>
                 <w:noProof/>
               </w:rPr>
-              <w:instrText xml:space="preserve"> PAGEREF _Toc239955717 \h </w:instrText>
+              <w:instrText xml:space="preserve"> PAGEREF _Toc239966342 \h </w:instrText>
             </w:r>
             <w:r>
               <w:rPr>
@@ -722,7 +722,7 @@
               <w14:ligatures w14:val="standardContextual"/>
             </w:rPr>
           </w:pPr>
-          <w:hyperlink w:anchor="_Toc239955718" w:history="1">
+          <w:hyperlink w:anchor="_Toc239966343" w:history="1">
             <w:r>
               <w:rPr>
                 <w:rStyle w:val="a5"/>
@@ -753,7 +753,7 @@
               <w:rPr>
                 <w:noProof/>
               </w:rPr>
-              <w:instrText xml:space="preserve"> PAGEREF _Toc239955718 \h </w:instrText>
+              <w:instrText xml:space="preserve"> PAGEREF _Toc239966343 \h </w:instrText>
             </w:r>
             <w:r>
               <w:rPr>
@@ -795,7 +795,7 @@
               <w14:ligatures w14:val="standardContextual"/>
             </w:rPr>
           </w:pPr>
-          <w:hyperlink w:anchor="_Toc239955719" w:history="1">
+          <w:hyperlink w:anchor="_Toc239966344" w:history="1">
             <w:r>
               <w:rPr>
                 <w:rStyle w:val="a5"/>
@@ -840,7 +840,7 @@
               <w:rPr>
                 <w:noProof/>
               </w:rPr>
-              <w:instrText xml:space="preserve"> PAGEREF _Toc239955719 \h </w:instrText>
+              <w:instrText xml:space="preserve"> PAGEREF _Toc239966344 \h </w:instrText>
             </w:r>
             <w:r>
               <w:rPr>
@@ -882,7 +882,7 @@
               <w14:ligatures w14:val="standardContextual"/>
             </w:rPr>
           </w:pPr>
-          <w:hyperlink w:anchor="_Toc239955720" w:history="1">
+          <w:hyperlink w:anchor="_Toc239966345" w:history="1">
             <w:r>
               <w:rPr>
                 <w:rStyle w:val="a5"/>
@@ -913,7 +913,7 @@
               <w:rPr>
                 <w:noProof/>
               </w:rPr>
-              <w:instrText xml:space="preserve"> PAGEREF _Toc239955720 \h </w:instrText>
+              <w:instrText xml:space="preserve"> PAGEREF _Toc239966345 \h </w:instrText>
             </w:r>
             <w:r>
               <w:rPr>
@@ -955,7 +955,7 @@
               <w14:ligatures w14:val="standardContextual"/>
             </w:rPr>
           </w:pPr>
-          <w:hyperlink w:anchor="_Toc239955721" w:history="1">
+          <w:hyperlink w:anchor="_Toc239966346" w:history="1">
             <w:r>
               <w:rPr>
                 <w:rStyle w:val="a5"/>
@@ -1000,7 +1000,7 @@
               <w:rPr>
                 <w:noProof/>
               </w:rPr>
-              <w:instrText xml:space="preserve"> PAGEREF _Toc239955721 \h </w:instrText>
+              <w:instrText xml:space="preserve"> PAGEREF _Toc239966346 \h </w:instrText>
             </w:r>
             <w:r>
               <w:rPr>
@@ -1017,7 +1017,7 @@
               <w:rPr>
                 <w:noProof/>
               </w:rPr>
-              <w:t>5</w:t>
+              <w:t>6</w:t>
             </w:r>
             <w:r>
               <w:rPr>
@@ -1042,7 +1042,7 @@
               <w14:ligatures w14:val="standardContextual"/>
             </w:rPr>
           </w:pPr>
-          <w:hyperlink w:anchor="_Toc239955722" w:history="1">
+          <w:hyperlink w:anchor="_Toc239966347" w:history="1">
             <w:r>
               <w:rPr>
                 <w:rStyle w:val="a5"/>
@@ -1087,7 +1087,7 @@
               <w:rPr>
                 <w:noProof/>
               </w:rPr>
-              <w:instrText xml:space="preserve"> PAGEREF _Toc239955722 \h </w:instrText>
+              <w:instrText xml:space="preserve"> PAGEREF _Toc239966347 \h </w:instrText>
             </w:r>
             <w:r>
               <w:rPr>
@@ -1129,7 +1129,7 @@
               <w14:ligatures w14:val="standardContextual"/>
             </w:rPr>
           </w:pPr>
-          <w:hyperlink w:anchor="_Toc239955723" w:history="1">
+          <w:hyperlink w:anchor="_Toc239966348" w:history="1">
             <w:r>
               <w:rPr>
                 <w:rStyle w:val="a5"/>
@@ -1174,7 +1174,7 @@
               <w:rPr>
                 <w:noProof/>
               </w:rPr>
-              <w:instrText xml:space="preserve"> PAGEREF _Toc239955723 \h </w:instrText>
+              <w:instrText xml:space="preserve"> PAGEREF _Toc239966348 \h </w:instrText>
             </w:r>
             <w:r>
               <w:rPr>
@@ -1216,7 +1216,7 @@
               <w14:ligatures w14:val="standardContextual"/>
             </w:rPr>
           </w:pPr>
-          <w:hyperlink w:anchor="_Toc239955724" w:history="1">
+          <w:hyperlink w:anchor="_Toc239966349" w:history="1">
             <w:r>
               <w:rPr>
                 <w:rStyle w:val="a5"/>
@@ -1247,7 +1247,7 @@
               <w:rPr>
                 <w:noProof/>
               </w:rPr>
-              <w:instrText xml:space="preserve"> PAGEREF _Toc239955724 \h </w:instrText>
+              <w:instrText xml:space="preserve"> PAGEREF _Toc239966349 \h </w:instrText>
             </w:r>
             <w:r>
               <w:rPr>
@@ -1289,7 +1289,7 @@
               <w14:ligatures w14:val="standardContextual"/>
             </w:rPr>
           </w:pPr>
-          <w:hyperlink w:anchor="_Toc239955725" w:history="1">
+          <w:hyperlink w:anchor="_Toc239966350" w:history="1">
             <w:r>
               <w:rPr>
                 <w:rStyle w:val="a5"/>
@@ -1320,7 +1320,7 @@
               <w:rPr>
                 <w:noProof/>
               </w:rPr>
-              <w:instrText xml:space="preserve"> PAGEREF _Toc239955725 \h </w:instrText>
+              <w:instrText xml:space="preserve"> PAGEREF _Toc239966350 \h </w:instrText>
             </w:r>
             <w:r>
               <w:rPr>
@@ -1362,7 +1362,7 @@
               <w14:ligatures w14:val="standardContextual"/>
             </w:rPr>
           </w:pPr>
-          <w:hyperlink w:anchor="_Toc239955726" w:history="1">
+          <w:hyperlink w:anchor="_Toc239966351" w:history="1">
             <w:r>
               <w:rPr>
                 <w:rStyle w:val="a5"/>
@@ -1393,7 +1393,7 @@
               <w:rPr>
                 <w:noProof/>
               </w:rPr>
-              <w:instrText xml:space="preserve"> PAGEREF _Toc239955726 \h </w:instrText>
+              <w:instrText xml:space="preserve"> PAGEREF _Toc239966351 \h </w:instrText>
             </w:r>
             <w:r>
               <w:rPr>
@@ -1435,7 +1435,7 @@
               <w14:ligatures w14:val="standardContextual"/>
             </w:rPr>
           </w:pPr>
-          <w:hyperlink w:anchor="_Toc239955727" w:history="1">
+          <w:hyperlink w:anchor="_Toc239966352" w:history="1">
             <w:r>
               <w:rPr>
                 <w:rStyle w:val="a5"/>
@@ -1466,7 +1466,7 @@
               <w:rPr>
                 <w:noProof/>
               </w:rPr>
-              <w:instrText xml:space="preserve"> PAGEREF _Toc239955727 \h </w:instrText>
+              <w:instrText xml:space="preserve"> PAGEREF _Toc239966352 \h </w:instrText>
             </w:r>
             <w:r>
               <w:rPr>
@@ -1508,7 +1508,7 @@
               <w14:ligatures w14:val="standardContextual"/>
             </w:rPr>
           </w:pPr>
-          <w:hyperlink w:anchor="_Toc239955728" w:history="1">
+          <w:hyperlink w:anchor="_Toc239966353" w:history="1">
             <w:r>
               <w:rPr>
                 <w:rStyle w:val="a5"/>
@@ -1539,7 +1539,7 @@
               <w:rPr>
                 <w:noProof/>
               </w:rPr>
-              <w:instrText xml:space="preserve"> PAGEREF _Toc239955728 \h </w:instrText>
+              <w:instrText xml:space="preserve"> PAGEREF _Toc239966353 \h </w:instrText>
             </w:r>
             <w:r>
               <w:rPr>
@@ -1581,7 +1581,7 @@
               <w14:ligatures w14:val="standardContextual"/>
             </w:rPr>
           </w:pPr>
-          <w:hyperlink w:anchor="_Toc239955729" w:history="1">
+          <w:hyperlink w:anchor="_Toc239966354" w:history="1">
             <w:r>
               <w:rPr>
                 <w:rStyle w:val="a5"/>
@@ -1612,7 +1612,7 @@
               <w:rPr>
                 <w:noProof/>
               </w:rPr>
-              <w:instrText xml:space="preserve"> PAGEREF _Toc239955729 \h </w:instrText>
+              <w:instrText xml:space="preserve"> PAGEREF _Toc239966354 \h </w:instrText>
             </w:r>
             <w:r>
               <w:rPr>
@@ -1654,7 +1654,7 @@
               <w14:ligatures w14:val="standardContextual"/>
             </w:rPr>
           </w:pPr>
-          <w:hyperlink w:anchor="_Toc239955730" w:history="1">
+          <w:hyperlink w:anchor="_Toc239966355" w:history="1">
             <w:r>
               <w:rPr>
                 <w:rStyle w:val="a5"/>
@@ -1706,7 +1706,7 @@
               <w:rPr>
                 <w:noProof/>
               </w:rPr>
-              <w:instrText xml:space="preserve"> PAGEREF _Toc239955730 \h </w:instrText>
+              <w:instrText xml:space="preserve"> PAGEREF _Toc239966355 \h </w:instrText>
             </w:r>
             <w:r>
               <w:rPr>
@@ -1748,7 +1748,7 @@
               <w14:ligatures w14:val="standardContextual"/>
             </w:rPr>
           </w:pPr>
-          <w:hyperlink w:anchor="_Toc239955731" w:history="1">
+          <w:hyperlink w:anchor="_Toc239966356" w:history="1">
             <w:r>
               <w:rPr>
                 <w:rStyle w:val="a5"/>
@@ -1786,7 +1786,7 @@
               <w:rPr>
                 <w:noProof/>
               </w:rPr>
-              <w:instrText xml:space="preserve"> PAGEREF _Toc239955731 \h </w:instrText>
+              <w:instrText xml:space="preserve"> PAGEREF _Toc239966356 \h </w:instrText>
             </w:r>
             <w:r>
               <w:rPr>
@@ -1828,7 +1828,7 @@
               <w14:ligatures w14:val="standardContextual"/>
             </w:rPr>
           </w:pPr>
-          <w:hyperlink w:anchor="_Toc239955732" w:history="1">
+          <w:hyperlink w:anchor="_Toc239966357" w:history="1">
             <w:r>
               <w:rPr>
                 <w:rStyle w:val="a5"/>
@@ -1866,7 +1866,7 @@
               <w:rPr>
                 <w:noProof/>
               </w:rPr>
-              <w:instrText xml:space="preserve"> PAGEREF _Toc239955732 \h </w:instrText>
+              <w:instrText xml:space="preserve"> PAGEREF _Toc239966357 \h </w:instrText>
             </w:r>
             <w:r>
               <w:rPr>
@@ -1908,7 +1908,7 @@
               <w14:ligatures w14:val="standardContextual"/>
             </w:rPr>
           </w:pPr>
-          <w:hyperlink w:anchor="_Toc239955733" w:history="1">
+          <w:hyperlink w:anchor="_Toc239966358" w:history="1">
             <w:r>
               <w:rPr>
                 <w:rStyle w:val="a5"/>
@@ -1960,7 +1960,7 @@
               <w:rPr>
                 <w:noProof/>
               </w:rPr>
-              <w:instrText xml:space="preserve"> PAGEREF _Toc239955733 \h </w:instrText>
+              <w:instrText xml:space="preserve"> PAGEREF _Toc239966358 \h </w:instrText>
             </w:r>
             <w:r>
               <w:rPr>
@@ -2003,7 +2003,7 @@
       <w:pPr>
         <w:pStyle w:val="1"/>
       </w:pPr>
-      <w:bookmarkStart w:id="0" w:name="_Toc239955713"/>
+      <w:bookmarkStart w:id="0" w:name="_Toc239966338"/>
       <w:r>
         <w:lastRenderedPageBreak/>
         <w:t xml:space="preserve">1. </w:t>
@@ -2075,7 +2075,7 @@
       <w:pPr>
         <w:pStyle w:val="1"/>
       </w:pPr>
-      <w:bookmarkStart w:id="1" w:name="_Toc239955714"/>
+      <w:bookmarkStart w:id="1" w:name="_Toc239966339"/>
       <w:r>
         <w:t xml:space="preserve">2. </w:t>
       </w:r>
@@ -2198,7 +2198,7 @@
       <w:pPr>
         <w:pStyle w:val="1"/>
       </w:pPr>
-      <w:bookmarkStart w:id="2" w:name="_Toc239955715"/>
+      <w:bookmarkStart w:id="2" w:name="_Toc239966340"/>
       <w:r>
         <w:t xml:space="preserve">3. </w:t>
       </w:r>
@@ -2335,7 +2335,7 @@
       <w:pPr>
         <w:pStyle w:val="1"/>
       </w:pPr>
-      <w:bookmarkStart w:id="3" w:name="_Toc239955716"/>
+      <w:bookmarkStart w:id="3" w:name="_Toc239966341"/>
       <w:r>
         <w:t xml:space="preserve">4. </w:t>
       </w:r>
@@ -3488,7 +3488,7 @@
       <w:pPr>
         <w:pStyle w:val="1"/>
       </w:pPr>
-      <w:bookmarkStart w:id="4" w:name="_Toc239955717"/>
+      <w:bookmarkStart w:id="4" w:name="_Toc239966342"/>
       <w:r>
         <w:t xml:space="preserve">5. </w:t>
       </w:r>
@@ -3501,7 +3501,7 @@
       <w:pPr>
         <w:pStyle w:val="2"/>
       </w:pPr>
-      <w:bookmarkStart w:id="5" w:name="_Toc239955718"/>
+      <w:bookmarkStart w:id="5" w:name="_Toc239966343"/>
       <w:r>
         <w:t xml:space="preserve">5.1 </w:t>
       </w:r>
@@ -4368,7 +4368,7 @@
       <w:pPr>
         <w:pStyle w:val="2"/>
       </w:pPr>
-      <w:bookmarkStart w:id="6" w:name="_Toc239955719"/>
+      <w:bookmarkStart w:id="6" w:name="_Toc239966344"/>
       <w:r>
         <w:t xml:space="preserve">5.2 </w:t>
       </w:r>
@@ -5385,7 +5385,35 @@
                 <w:sz w:val="18"/>
                 <w:szCs w:val="18"/>
               </w:rPr>
-              <w:t>疾患名ごとの判定・提出件数・レビュー段階</w:t>
+              <w:t>疾患名ごとの判定・提出件数・レビュー段階。提出者が任意で記入した遺伝形式の件数（</w:t>
+            </w:r>
+            <w:r>
+              <w:rPr>
+                <w:sz w:val="18"/>
+                <w:szCs w:val="18"/>
+              </w:rPr>
+              <w:t>AD</w:t>
+            </w:r>
+            <w:r>
+              <w:rPr>
+                <w:sz w:val="18"/>
+                <w:szCs w:val="18"/>
+              </w:rPr>
+              <w:t>／</w:t>
+            </w:r>
+            <w:r>
+              <w:rPr>
+                <w:sz w:val="18"/>
+                <w:szCs w:val="18"/>
+              </w:rPr>
+              <w:t xml:space="preserve">AR </w:t>
+            </w:r>
+            <w:r>
+              <w:rPr>
+                <w:sz w:val="18"/>
+                <w:szCs w:val="18"/>
+              </w:rPr>
+              <w:t>などの略号で集計、参考）</w:t>
             </w:r>
           </w:p>
         </w:tc>
@@ -5617,7 +5645,7 @@
       <w:pPr>
         <w:pStyle w:val="1"/>
       </w:pPr>
-      <w:bookmarkStart w:id="7" w:name="_Toc239955720"/>
+      <w:bookmarkStart w:id="7" w:name="_Toc239966345"/>
       <w:r>
         <w:t xml:space="preserve">6. </w:t>
       </w:r>
@@ -5931,7 +5959,7 @@
       <w:pPr>
         <w:pStyle w:val="1"/>
       </w:pPr>
-      <w:bookmarkStart w:id="8" w:name="_Toc239955721"/>
+      <w:bookmarkStart w:id="8" w:name="_Toc239966346"/>
       <w:r>
         <w:t xml:space="preserve">7. </w:t>
       </w:r>
@@ -7576,7 +7604,49 @@
                 <w:sz w:val="18"/>
                 <w:szCs w:val="18"/>
               </w:rPr>
-              <w:t>星以上は専門家パネルの判定と強調。疾患名は提出者の登録で検証済みでなく、件数は提出数で症例数ではない旨を注記</w:t>
+              <w:t>星以上は専門家パネルの判定と強調。疾患名は提出者の登録で検証済みでなく、件数は提出数で症例数ではない旨を注記。提出者が記入した遺伝形式は</w:t>
+            </w:r>
+            <w:r>
+              <w:rPr>
+                <w:sz w:val="18"/>
+                <w:szCs w:val="18"/>
+              </w:rPr>
+              <w:t xml:space="preserve"> AD</w:t>
+            </w:r>
+            <w:r>
+              <w:rPr>
+                <w:sz w:val="18"/>
+                <w:szCs w:val="18"/>
+              </w:rPr>
+              <w:t>／</w:t>
+            </w:r>
+            <w:r>
+              <w:rPr>
+                <w:sz w:val="18"/>
+                <w:szCs w:val="18"/>
+              </w:rPr>
+              <w:t xml:space="preserve">AR </w:t>
+            </w:r>
+            <w:r>
+              <w:rPr>
+                <w:sz w:val="18"/>
+                <w:szCs w:val="18"/>
+              </w:rPr>
+              <w:t>などの略号で件数のみ一行に集計（参考。根拠は</w:t>
+            </w:r>
+            <w:r>
+              <w:rPr>
+                <w:sz w:val="18"/>
+                <w:szCs w:val="18"/>
+              </w:rPr>
+              <w:t xml:space="preserve"> ClinGen </w:t>
+            </w:r>
+            <w:r>
+              <w:rPr>
+                <w:sz w:val="18"/>
+                <w:szCs w:val="18"/>
+              </w:rPr>
+              <w:t>の欄）</w:t>
             </w:r>
           </w:p>
         </w:tc>
@@ -7599,7 +7669,7 @@
       <w:pPr>
         <w:pStyle w:val="2"/>
       </w:pPr>
-      <w:bookmarkStart w:id="9" w:name="_Toc239955722"/>
+      <w:bookmarkStart w:id="9" w:name="_Toc239966347"/>
       <w:r>
         <w:t xml:space="preserve">7.1 PP3/BP4 </w:t>
       </w:r>
@@ -8267,7 +8337,7 @@
       <w:pPr>
         <w:pStyle w:val="2"/>
       </w:pPr>
-      <w:bookmarkStart w:id="10" w:name="_Toc239955723"/>
+      <w:bookmarkStart w:id="10" w:name="_Toc239966348"/>
       <w:r>
         <w:t xml:space="preserve">7.2 </w:t>
       </w:r>
@@ -9019,7 +9089,7 @@
       <w:pPr>
         <w:pStyle w:val="1"/>
       </w:pPr>
-      <w:bookmarkStart w:id="11" w:name="_Toc239955724"/>
+      <w:bookmarkStart w:id="11" w:name="_Toc239966349"/>
       <w:r>
         <w:t xml:space="preserve">8. FuncVEP </w:t>
       </w:r>
@@ -9402,7 +9472,7 @@
       <w:pPr>
         <w:pStyle w:val="1"/>
       </w:pPr>
-      <w:bookmarkStart w:id="12" w:name="_Toc239955725"/>
+      <w:bookmarkStart w:id="12" w:name="_Toc239966350"/>
       <w:r>
         <w:t xml:space="preserve">9. </w:t>
       </w:r>
@@ -9680,7 +9750,7 @@
       <w:pPr>
         <w:pStyle w:val="1"/>
       </w:pPr>
-      <w:bookmarkStart w:id="13" w:name="_Toc239955726"/>
+      <w:bookmarkStart w:id="13" w:name="_Toc239966351"/>
       <w:r>
         <w:t xml:space="preserve">10. </w:t>
       </w:r>
@@ -11377,7 +11447,7 @@
       <w:pPr>
         <w:pStyle w:val="1"/>
       </w:pPr>
-      <w:bookmarkStart w:id="14" w:name="_Toc239955727"/>
+      <w:bookmarkStart w:id="14" w:name="_Toc239966352"/>
       <w:r>
         <w:t xml:space="preserve">11. </w:t>
       </w:r>
@@ -11574,7 +11644,7 @@
       <w:pPr>
         <w:pStyle w:val="1"/>
       </w:pPr>
-      <w:bookmarkStart w:id="15" w:name="_Toc239955728"/>
+      <w:bookmarkStart w:id="15" w:name="_Toc239966353"/>
       <w:r>
         <w:t xml:space="preserve">12. </w:t>
       </w:r>
@@ -11656,7 +11726,7 @@
       <w:pPr>
         <w:pStyle w:val="1"/>
       </w:pPr>
-      <w:bookmarkStart w:id="16" w:name="_Toc239955729"/>
+      <w:bookmarkStart w:id="16" w:name="_Toc239966354"/>
       <w:r>
         <w:t xml:space="preserve">13. </w:t>
       </w:r>
@@ -11724,7 +11794,7 @@
       <w:pPr>
         <w:pStyle w:val="1"/>
       </w:pPr>
-      <w:bookmarkStart w:id="17" w:name="_Toc239955730"/>
+      <w:bookmarkStart w:id="17" w:name="_Toc239966355"/>
       <w:r>
         <w:t>付録</w:t>
       </w:r>
@@ -13057,7 +13127,7 @@
       <w:pPr>
         <w:pStyle w:val="1"/>
       </w:pPr>
-      <w:bookmarkStart w:id="18" w:name="_Toc239955731"/>
+      <w:bookmarkStart w:id="18" w:name="_Toc239966356"/>
       <w:r>
         <w:t>付録</w:t>
       </w:r>
@@ -13925,7 +13995,7 @@
       <w:pPr>
         <w:pStyle w:val="1"/>
       </w:pPr>
-      <w:bookmarkStart w:id="19" w:name="_Toc239955732"/>
+      <w:bookmarkStart w:id="19" w:name="_Toc239966357"/>
       <w:r>
         <w:t>付録</w:t>
       </w:r>
@@ -14055,7 +14125,7 @@
       <w:pPr>
         <w:pStyle w:val="1"/>
       </w:pPr>
-      <w:bookmarkStart w:id="20" w:name="_Toc239955733"/>
+      <w:bookmarkStart w:id="20" w:name="_Toc239966358"/>
       <w:r>
         <w:t>付録</w:t>
       </w:r>
@@ -14523,10 +14593,10 @@
 <file path=word/numbering.xml><?xml version="1.0" encoding="utf-8"?>
 <w:numbering xmlns:wpc="http://schemas.microsoft.com/office/word/2010/wordprocessingCanvas" xmlns:cx="http://schemas.microsoft.com/office/drawing/2014/chartex" xmlns:cx1="http://schemas.microsoft.com/office/drawing/2015/9/8/chartex" xmlns:cx2="http://schemas.microsoft.com/office/drawing/2015/10/21/chartex" xmlns:cx3="http://schemas.microsoft.com/office/drawing/2016/5/9/chartex" xmlns:cx4="http://schemas.microsoft.com/office/drawing/2016/5/10/chartex" xmlns:cx5="http://schemas.microsoft.com/office/drawing/2016/5/11/chartex" xmlns:cx6="http://schemas.microsoft.com/office/drawing/2016/5/12/chartex" xmlns:cx7="http://schemas.microsoft.com/office/drawing/2016/5/13/chartex" xmlns:cx8="http://schemas.microsoft.com/office/drawing/2016/5/14/chartex" xmlns:mc="http://schemas.openxmlformats.org/markup-compatibility/2006" xmlns:aink="http://schemas.microsoft.com/office/drawing/2016/ink" xmlns:am3d="http://schemas.microsoft.com/office/drawing/2017/model3d" xmlns:o="urn:schemas-microsoft-com:office:office" xmlns:oel="http://schemas.microsoft.com/office/2019/extlst" xmlns:r="http://schemas.openxmlformats.org/officeDocument/2006/relationships" xmlns:m="http://schemas.openxmlformats.org/officeDocument/2006/math" xmlns:v="urn:schemas-microsoft-com:vml" xmlns:wp14="http://schemas.microsoft.com/office/word/2010/wordprocessingDrawing" xmlns:wp="http://schemas.openxmlformats.org/drawingml/2006/wordprocessingDrawing" xmlns:w10="urn:schemas-microsoft-com:office:word" xmlns:w="http://schemas.openxmlformats.org/wordprocessingml/2006/main" xmlns:w14="http://schemas.microsoft.com/office/word/2010/wordml" xmlns:w15="http://schemas.microsoft.com/office/word/2012/wordml" xmlns:w16cex="http://schemas.microsoft.com/office/word/2018/wordml/cex" xmlns:w16cid="http://schemas.microsoft.com/office/word/2016/wordml/cid" xmlns:w16="http://schemas.microsoft.com/office/word/2018/wordml" xmlns:w16du="http://schemas.microsoft.com/office/word/2023/wordml/word16du" xmlns:w16sdtdh="http://schemas.microsoft.com/office/word/2020/wordml/sdtdatahash" xmlns:w16sdtfl="http://schemas.microsoft.com/office/word/2024/wordml/sdtformatlock" xmlns:w16se="http://schemas.microsoft.com/office/word/2015/wordml/symex" xmlns:wpg="http://schemas.microsoft.com/office/word/2010/wordprocessingGroup" xmlns:wpi="http://schemas.microsoft.com/office/word/2010/wordprocessingInk" xmlns:wne="http://schemas.microsoft.com/office/word/2006/wordml" xmlns:wps="http://schemas.microsoft.com/office/word/2010/wordprocessingShape" mc:Ignorable="w14 w15 w16se w16cid w16 w16cex w16sdtdh w16sdtfl w16du wp14">
   <w:abstractNum w:abstractNumId="0" w15:restartNumberingAfterBreak="0">
-    <w:nsid w:val="012D490B"/>
+    <w:nsid w:val="01EB4198"/>
     <w:multiLevelType w:val="hybridMultilevel"/>
-    <w:tmpl w:val="CAD01266"/>
-    <w:lvl w:ilvl="0" w:tplc="1A1E3C22">
+    <w:tmpl w:val="549C3EF0"/>
+    <w:lvl w:ilvl="0" w:tplc="F4667116">
       <w:start w:val="1"/>
       <w:numFmt w:val="decimal"/>
       <w:lvlText w:val="%1."/>
@@ -14535,52 +14605,700 @@
         <w:ind w:left="540" w:hanging="360"/>
       </w:pPr>
     </w:lvl>
-    <w:lvl w:ilvl="1" w:tplc="541C2F48">
+    <w:lvl w:ilvl="1" w:tplc="B880932A">
       <w:numFmt w:val="decimal"/>
       <w:lvlText w:val=""/>
       <w:lvlJc w:val="left"/>
     </w:lvl>
-    <w:lvl w:ilvl="2" w:tplc="4D90EEB4">
+    <w:lvl w:ilvl="2" w:tplc="197C21B6">
       <w:numFmt w:val="decimal"/>
       <w:lvlText w:val=""/>
       <w:lvlJc w:val="left"/>
     </w:lvl>
-    <w:lvl w:ilvl="3" w:tplc="2E804DAC">
+    <w:lvl w:ilvl="3" w:tplc="A5AAFBC8">
       <w:numFmt w:val="decimal"/>
       <w:lvlText w:val=""/>
       <w:lvlJc w:val="left"/>
     </w:lvl>
-    <w:lvl w:ilvl="4" w:tplc="2A161884">
+    <w:lvl w:ilvl="4" w:tplc="DACEBD2C">
       <w:numFmt w:val="decimal"/>
       <w:lvlText w:val=""/>
       <w:lvlJc w:val="left"/>
     </w:lvl>
-    <w:lvl w:ilvl="5" w:tplc="C192A716">
+    <w:lvl w:ilvl="5" w:tplc="F760A1C4">
       <w:numFmt w:val="decimal"/>
       <w:lvlText w:val=""/>
       <w:lvlJc w:val="left"/>
     </w:lvl>
-    <w:lvl w:ilvl="6" w:tplc="69508D06">
+    <w:lvl w:ilvl="6" w:tplc="758E6024">
       <w:numFmt w:val="decimal"/>
       <w:lvlText w:val=""/>
       <w:lvlJc w:val="left"/>
     </w:lvl>
-    <w:lvl w:ilvl="7" w:tplc="A7E22C2A">
+    <w:lvl w:ilvl="7" w:tplc="BE6244BA">
       <w:numFmt w:val="decimal"/>
       <w:lvlText w:val=""/>
       <w:lvlJc w:val="left"/>
     </w:lvl>
-    <w:lvl w:ilvl="8" w:tplc="AA7ABE52">
+    <w:lvl w:ilvl="8" w:tplc="0AC44ED8">
       <w:numFmt w:val="decimal"/>
       <w:lvlText w:val=""/>
       <w:lvlJc w:val="left"/>
     </w:lvl>
   </w:abstractNum>
   <w:abstractNum w:abstractNumId="1" w15:restartNumberingAfterBreak="0">
-    <w:nsid w:val="02936A01"/>
+    <w:nsid w:val="06E52EBF"/>
     <w:multiLevelType w:val="hybridMultilevel"/>
-    <w:tmpl w:val="0B528A3A"/>
-    <w:lvl w:ilvl="0" w:tplc="787A48A4">
+    <w:tmpl w:val="0570160E"/>
+    <w:lvl w:ilvl="0" w:tplc="69E2852E">
+      <w:start w:val="1"/>
+      <w:numFmt w:val="decimal"/>
+      <w:lvlText w:val="%1."/>
+      <w:lvlJc w:val="left"/>
+      <w:pPr>
+        <w:ind w:left="540" w:hanging="360"/>
+      </w:pPr>
+    </w:lvl>
+    <w:lvl w:ilvl="1" w:tplc="C5025C22">
+      <w:numFmt w:val="decimal"/>
+      <w:lvlText w:val=""/>
+      <w:lvlJc w:val="left"/>
+    </w:lvl>
+    <w:lvl w:ilvl="2" w:tplc="FC7490E6">
+      <w:numFmt w:val="decimal"/>
+      <w:lvlText w:val=""/>
+      <w:lvlJc w:val="left"/>
+    </w:lvl>
+    <w:lvl w:ilvl="3" w:tplc="6DAA9B64">
+      <w:numFmt w:val="decimal"/>
+      <w:lvlText w:val=""/>
+      <w:lvlJc w:val="left"/>
+    </w:lvl>
+    <w:lvl w:ilvl="4" w:tplc="DA84BB9C">
+      <w:numFmt w:val="decimal"/>
+      <w:lvlText w:val=""/>
+      <w:lvlJc w:val="left"/>
+    </w:lvl>
+    <w:lvl w:ilvl="5" w:tplc="081A31B4">
+      <w:numFmt w:val="decimal"/>
+      <w:lvlText w:val=""/>
+      <w:lvlJc w:val="left"/>
+    </w:lvl>
+    <w:lvl w:ilvl="6" w:tplc="4ACA9A8E">
+      <w:numFmt w:val="decimal"/>
+      <w:lvlText w:val=""/>
+      <w:lvlJc w:val="left"/>
+    </w:lvl>
+    <w:lvl w:ilvl="7" w:tplc="E7A8CF4A">
+      <w:numFmt w:val="decimal"/>
+      <w:lvlText w:val=""/>
+      <w:lvlJc w:val="left"/>
+    </w:lvl>
+    <w:lvl w:ilvl="8" w:tplc="E57ED2FC">
+      <w:numFmt w:val="decimal"/>
+      <w:lvlText w:val=""/>
+      <w:lvlJc w:val="left"/>
+    </w:lvl>
+  </w:abstractNum>
+  <w:abstractNum w:abstractNumId="2" w15:restartNumberingAfterBreak="0">
+    <w:nsid w:val="44C86624"/>
+    <w:multiLevelType w:val="hybridMultilevel"/>
+    <w:tmpl w:val="A3B26D1E"/>
+    <w:lvl w:ilvl="0" w:tplc="AE80FE2C">
+      <w:start w:val="1"/>
+      <w:numFmt w:val="decimal"/>
+      <w:lvlText w:val="%1."/>
+      <w:lvlJc w:val="left"/>
+      <w:pPr>
+        <w:ind w:left="540" w:hanging="360"/>
+      </w:pPr>
+    </w:lvl>
+    <w:lvl w:ilvl="1" w:tplc="61162462">
+      <w:numFmt w:val="decimal"/>
+      <w:lvlText w:val=""/>
+      <w:lvlJc w:val="left"/>
+    </w:lvl>
+    <w:lvl w:ilvl="2" w:tplc="37089A02">
+      <w:numFmt w:val="decimal"/>
+      <w:lvlText w:val=""/>
+      <w:lvlJc w:val="left"/>
+    </w:lvl>
+    <w:lvl w:ilvl="3" w:tplc="BE741B0E">
+      <w:numFmt w:val="decimal"/>
+      <w:lvlText w:val=""/>
+      <w:lvlJc w:val="left"/>
+    </w:lvl>
+    <w:lvl w:ilvl="4" w:tplc="3CE47394">
+      <w:numFmt w:val="decimal"/>
+      <w:lvlText w:val=""/>
+      <w:lvlJc w:val="left"/>
+    </w:lvl>
+    <w:lvl w:ilvl="5" w:tplc="76948D5A">
+      <w:numFmt w:val="decimal"/>
+      <w:lvlText w:val=""/>
+      <w:lvlJc w:val="left"/>
+    </w:lvl>
+    <w:lvl w:ilvl="6" w:tplc="457C2B0C">
+      <w:numFmt w:val="decimal"/>
+      <w:lvlText w:val=""/>
+      <w:lvlJc w:val="left"/>
+    </w:lvl>
+    <w:lvl w:ilvl="7" w:tplc="F0FCAFAE">
+      <w:numFmt w:val="decimal"/>
+      <w:lvlText w:val=""/>
+      <w:lvlJc w:val="left"/>
+    </w:lvl>
+    <w:lvl w:ilvl="8" w:tplc="2E1EBF2C">
+      <w:numFmt w:val="decimal"/>
+      <w:lvlText w:val=""/>
+      <w:lvlJc w:val="left"/>
+    </w:lvl>
+  </w:abstractNum>
+  <w:abstractNum w:abstractNumId="3" w15:restartNumberingAfterBreak="0">
+    <w:nsid w:val="4BA70188"/>
+    <w:multiLevelType w:val="hybridMultilevel"/>
+    <w:tmpl w:val="C86A0EBE"/>
+    <w:lvl w:ilvl="0" w:tplc="01D0EDB4">
+      <w:start w:val="1"/>
+      <w:numFmt w:val="decimal"/>
+      <w:lvlText w:val="%1."/>
+      <w:lvlJc w:val="left"/>
+      <w:pPr>
+        <w:ind w:left="540" w:hanging="360"/>
+      </w:pPr>
+    </w:lvl>
+    <w:lvl w:ilvl="1" w:tplc="BD54BA06">
+      <w:numFmt w:val="decimal"/>
+      <w:lvlText w:val=""/>
+      <w:lvlJc w:val="left"/>
+    </w:lvl>
+    <w:lvl w:ilvl="2" w:tplc="036466D4">
+      <w:numFmt w:val="decimal"/>
+      <w:lvlText w:val=""/>
+      <w:lvlJc w:val="left"/>
+    </w:lvl>
+    <w:lvl w:ilvl="3" w:tplc="5C3CF22E">
+      <w:numFmt w:val="decimal"/>
+      <w:lvlText w:val=""/>
+      <w:lvlJc w:val="left"/>
+    </w:lvl>
+    <w:lvl w:ilvl="4" w:tplc="93B28A46">
+      <w:numFmt w:val="decimal"/>
+      <w:lvlText w:val=""/>
+      <w:lvlJc w:val="left"/>
+    </w:lvl>
+    <w:lvl w:ilvl="5" w:tplc="30569E94">
+      <w:numFmt w:val="decimal"/>
+      <w:lvlText w:val=""/>
+      <w:lvlJc w:val="left"/>
+    </w:lvl>
+    <w:lvl w:ilvl="6" w:tplc="04AEBFF6">
+      <w:numFmt w:val="decimal"/>
+      <w:lvlText w:val=""/>
+      <w:lvlJc w:val="left"/>
+    </w:lvl>
+    <w:lvl w:ilvl="7" w:tplc="BA644892">
+      <w:numFmt w:val="decimal"/>
+      <w:lvlText w:val=""/>
+      <w:lvlJc w:val="left"/>
+    </w:lvl>
+    <w:lvl w:ilvl="8" w:tplc="564C0FE0">
+      <w:numFmt w:val="decimal"/>
+      <w:lvlText w:val=""/>
+      <w:lvlJc w:val="left"/>
+    </w:lvl>
+  </w:abstractNum>
+  <w:abstractNum w:abstractNumId="4" w15:restartNumberingAfterBreak="0">
+    <w:nsid w:val="4BC45CD1"/>
+    <w:multiLevelType w:val="hybridMultilevel"/>
+    <w:tmpl w:val="2B8E4FC6"/>
+    <w:lvl w:ilvl="0" w:tplc="F2BCAA1A">
+      <w:start w:val="1"/>
+      <w:numFmt w:val="decimal"/>
+      <w:lvlText w:val="%1."/>
+      <w:lvlJc w:val="left"/>
+      <w:pPr>
+        <w:ind w:left="540" w:hanging="360"/>
+      </w:pPr>
+    </w:lvl>
+    <w:lvl w:ilvl="1" w:tplc="53D8110A">
+      <w:numFmt w:val="decimal"/>
+      <w:lvlText w:val=""/>
+      <w:lvlJc w:val="left"/>
+    </w:lvl>
+    <w:lvl w:ilvl="2" w:tplc="293E8CFA">
+      <w:numFmt w:val="decimal"/>
+      <w:lvlText w:val=""/>
+      <w:lvlJc w:val="left"/>
+    </w:lvl>
+    <w:lvl w:ilvl="3" w:tplc="B8786FB6">
+      <w:numFmt w:val="decimal"/>
+      <w:lvlText w:val=""/>
+      <w:lvlJc w:val="left"/>
+    </w:lvl>
+    <w:lvl w:ilvl="4" w:tplc="01E2AEAA">
+      <w:numFmt w:val="decimal"/>
+      <w:lvlText w:val=""/>
+      <w:lvlJc w:val="left"/>
+    </w:lvl>
+    <w:lvl w:ilvl="5" w:tplc="647C444A">
+      <w:numFmt w:val="decimal"/>
+      <w:lvlText w:val=""/>
+      <w:lvlJc w:val="left"/>
+    </w:lvl>
+    <w:lvl w:ilvl="6" w:tplc="58704490">
+      <w:numFmt w:val="decimal"/>
+      <w:lvlText w:val=""/>
+      <w:lvlJc w:val="left"/>
+    </w:lvl>
+    <w:lvl w:ilvl="7" w:tplc="A0AEBA84">
+      <w:numFmt w:val="decimal"/>
+      <w:lvlText w:val=""/>
+      <w:lvlJc w:val="left"/>
+    </w:lvl>
+    <w:lvl w:ilvl="8" w:tplc="122220AA">
+      <w:numFmt w:val="decimal"/>
+      <w:lvlText w:val=""/>
+      <w:lvlJc w:val="left"/>
+    </w:lvl>
+  </w:abstractNum>
+  <w:abstractNum w:abstractNumId="5" w15:restartNumberingAfterBreak="0">
+    <w:nsid w:val="57884C93"/>
+    <w:multiLevelType w:val="hybridMultilevel"/>
+    <w:tmpl w:val="DDC2E5F2"/>
+    <w:lvl w:ilvl="0" w:tplc="F20C5EE6">
+      <w:start w:val="1"/>
+      <w:numFmt w:val="bullet"/>
+      <w:lvlText w:val="•"/>
+      <w:lvlJc w:val="left"/>
+      <w:pPr>
+        <w:ind w:left="540" w:hanging="300"/>
+      </w:pPr>
+    </w:lvl>
+    <w:lvl w:ilvl="1" w:tplc="3692DC28">
+      <w:numFmt w:val="decimal"/>
+      <w:lvlText w:val=""/>
+      <w:lvlJc w:val="left"/>
+    </w:lvl>
+    <w:lvl w:ilvl="2" w:tplc="6652DE66">
+      <w:numFmt w:val="decimal"/>
+      <w:lvlText w:val=""/>
+      <w:lvlJc w:val="left"/>
+    </w:lvl>
+    <w:lvl w:ilvl="3" w:tplc="A58EE8DE">
+      <w:numFmt w:val="decimal"/>
+      <w:lvlText w:val=""/>
+      <w:lvlJc w:val="left"/>
+    </w:lvl>
+    <w:lvl w:ilvl="4" w:tplc="0FF23C74">
+      <w:numFmt w:val="decimal"/>
+      <w:lvlText w:val=""/>
+      <w:lvlJc w:val="left"/>
+    </w:lvl>
+    <w:lvl w:ilvl="5" w:tplc="A8A4508C">
+      <w:numFmt w:val="decimal"/>
+      <w:lvlText w:val=""/>
+      <w:lvlJc w:val="left"/>
+    </w:lvl>
+    <w:lvl w:ilvl="6" w:tplc="7DF0E714">
+      <w:numFmt w:val="decimal"/>
+      <w:lvlText w:val=""/>
+      <w:lvlJc w:val="left"/>
+    </w:lvl>
+    <w:lvl w:ilvl="7" w:tplc="82544B04">
+      <w:numFmt w:val="decimal"/>
+      <w:lvlText w:val=""/>
+      <w:lvlJc w:val="left"/>
+    </w:lvl>
+    <w:lvl w:ilvl="8" w:tplc="30A8E6D2">
+      <w:numFmt w:val="decimal"/>
+      <w:lvlText w:val=""/>
+      <w:lvlJc w:val="left"/>
+    </w:lvl>
+  </w:abstractNum>
+  <w:abstractNum w:abstractNumId="6" w15:restartNumberingAfterBreak="0">
+    <w:nsid w:val="57AE7CEE"/>
+    <w:multiLevelType w:val="hybridMultilevel"/>
+    <w:tmpl w:val="119E379E"/>
+    <w:lvl w:ilvl="0" w:tplc="1B5E62FA">
+      <w:start w:val="1"/>
+      <w:numFmt w:val="decimal"/>
+      <w:lvlText w:val="%1."/>
+      <w:lvlJc w:val="left"/>
+      <w:pPr>
+        <w:ind w:left="540" w:hanging="360"/>
+      </w:pPr>
+    </w:lvl>
+    <w:lvl w:ilvl="1" w:tplc="9EBE5086">
+      <w:numFmt w:val="decimal"/>
+      <w:lvlText w:val=""/>
+      <w:lvlJc w:val="left"/>
+    </w:lvl>
+    <w:lvl w:ilvl="2" w:tplc="803C15EE">
+      <w:numFmt w:val="decimal"/>
+      <w:lvlText w:val=""/>
+      <w:lvlJc w:val="left"/>
+    </w:lvl>
+    <w:lvl w:ilvl="3" w:tplc="C39CD466">
+      <w:numFmt w:val="decimal"/>
+      <w:lvlText w:val=""/>
+      <w:lvlJc w:val="left"/>
+    </w:lvl>
+    <w:lvl w:ilvl="4" w:tplc="EBDAA690">
+      <w:numFmt w:val="decimal"/>
+      <w:lvlText w:val=""/>
+      <w:lvlJc w:val="left"/>
+    </w:lvl>
+    <w:lvl w:ilvl="5" w:tplc="9500A640">
+      <w:numFmt w:val="decimal"/>
+      <w:lvlText w:val=""/>
+      <w:lvlJc w:val="left"/>
+    </w:lvl>
+    <w:lvl w:ilvl="6" w:tplc="859AD794">
+      <w:numFmt w:val="decimal"/>
+      <w:lvlText w:val=""/>
+      <w:lvlJc w:val="left"/>
+    </w:lvl>
+    <w:lvl w:ilvl="7" w:tplc="EF3C7602">
+      <w:numFmt w:val="decimal"/>
+      <w:lvlText w:val=""/>
+      <w:lvlJc w:val="left"/>
+    </w:lvl>
+    <w:lvl w:ilvl="8" w:tplc="909EA168">
+      <w:numFmt w:val="decimal"/>
+      <w:lvlText w:val=""/>
+      <w:lvlJc w:val="left"/>
+    </w:lvl>
+  </w:abstractNum>
+  <w:abstractNum w:abstractNumId="7" w15:restartNumberingAfterBreak="0">
+    <w:nsid w:val="5F2316E6"/>
+    <w:multiLevelType w:val="hybridMultilevel"/>
+    <w:tmpl w:val="689A54C0"/>
+    <w:lvl w:ilvl="0" w:tplc="DD3623D8">
+      <w:start w:val="1"/>
+      <w:numFmt w:val="decimal"/>
+      <w:lvlText w:val="%1."/>
+      <w:lvlJc w:val="left"/>
+      <w:pPr>
+        <w:ind w:left="540" w:hanging="360"/>
+      </w:pPr>
+    </w:lvl>
+    <w:lvl w:ilvl="1" w:tplc="887CA55A">
+      <w:numFmt w:val="decimal"/>
+      <w:lvlText w:val=""/>
+      <w:lvlJc w:val="left"/>
+    </w:lvl>
+    <w:lvl w:ilvl="2" w:tplc="ED4E7154">
+      <w:numFmt w:val="decimal"/>
+      <w:lvlText w:val=""/>
+      <w:lvlJc w:val="left"/>
+    </w:lvl>
+    <w:lvl w:ilvl="3" w:tplc="45DA1824">
+      <w:numFmt w:val="decimal"/>
+      <w:lvlText w:val=""/>
+      <w:lvlJc w:val="left"/>
+    </w:lvl>
+    <w:lvl w:ilvl="4" w:tplc="9244C4FC">
+      <w:numFmt w:val="decimal"/>
+      <w:lvlText w:val=""/>
+      <w:lvlJc w:val="left"/>
+    </w:lvl>
+    <w:lvl w:ilvl="5" w:tplc="7EBC53AE">
+      <w:numFmt w:val="decimal"/>
+      <w:lvlText w:val=""/>
+      <w:lvlJc w:val="left"/>
+    </w:lvl>
+    <w:lvl w:ilvl="6" w:tplc="BF9E8E98">
+      <w:numFmt w:val="decimal"/>
+      <w:lvlText w:val=""/>
+      <w:lvlJc w:val="left"/>
+    </w:lvl>
+    <w:lvl w:ilvl="7" w:tplc="C62617DA">
+      <w:numFmt w:val="decimal"/>
+      <w:lvlText w:val=""/>
+      <w:lvlJc w:val="left"/>
+    </w:lvl>
+    <w:lvl w:ilvl="8" w:tplc="79F64006">
+      <w:numFmt w:val="decimal"/>
+      <w:lvlText w:val=""/>
+      <w:lvlJc w:val="left"/>
+    </w:lvl>
+  </w:abstractNum>
+  <w:abstractNum w:abstractNumId="8" w15:restartNumberingAfterBreak="0">
+    <w:nsid w:val="65DE3829"/>
+    <w:multiLevelType w:val="hybridMultilevel"/>
+    <w:tmpl w:val="547CB1B8"/>
+    <w:lvl w:ilvl="0" w:tplc="5F76CDB2">
+      <w:start w:val="1"/>
+      <w:numFmt w:val="decimal"/>
+      <w:lvlText w:val="%1."/>
+      <w:lvlJc w:val="left"/>
+      <w:pPr>
+        <w:ind w:left="540" w:hanging="360"/>
+      </w:pPr>
+    </w:lvl>
+    <w:lvl w:ilvl="1" w:tplc="D53C16F4">
+      <w:numFmt w:val="decimal"/>
+      <w:lvlText w:val=""/>
+      <w:lvlJc w:val="left"/>
+    </w:lvl>
+    <w:lvl w:ilvl="2" w:tplc="EDEE830C">
+      <w:numFmt w:val="decimal"/>
+      <w:lvlText w:val=""/>
+      <w:lvlJc w:val="left"/>
+    </w:lvl>
+    <w:lvl w:ilvl="3" w:tplc="08865CE8">
+      <w:numFmt w:val="decimal"/>
+      <w:lvlText w:val=""/>
+      <w:lvlJc w:val="left"/>
+    </w:lvl>
+    <w:lvl w:ilvl="4" w:tplc="ACA24CA2">
+      <w:numFmt w:val="decimal"/>
+      <w:lvlText w:val=""/>
+      <w:lvlJc w:val="left"/>
+    </w:lvl>
+    <w:lvl w:ilvl="5" w:tplc="325072C2">
+      <w:numFmt w:val="decimal"/>
+      <w:lvlText w:val=""/>
+      <w:lvlJc w:val="left"/>
+    </w:lvl>
+    <w:lvl w:ilvl="6" w:tplc="02D86424">
+      <w:numFmt w:val="decimal"/>
+      <w:lvlText w:val=""/>
+      <w:lvlJc w:val="left"/>
+    </w:lvl>
+    <w:lvl w:ilvl="7" w:tplc="15ACA900">
+      <w:numFmt w:val="decimal"/>
+      <w:lvlText w:val=""/>
+      <w:lvlJc w:val="left"/>
+    </w:lvl>
+    <w:lvl w:ilvl="8" w:tplc="0832BC42">
+      <w:numFmt w:val="decimal"/>
+      <w:lvlText w:val=""/>
+      <w:lvlJc w:val="left"/>
+    </w:lvl>
+  </w:abstractNum>
+  <w:abstractNum w:abstractNumId="9" w15:restartNumberingAfterBreak="0">
+    <w:nsid w:val="69E963E2"/>
+    <w:multiLevelType w:val="hybridMultilevel"/>
+    <w:tmpl w:val="31E0D440"/>
+    <w:lvl w:ilvl="0" w:tplc="5C4AE424">
+      <w:start w:val="1"/>
+      <w:numFmt w:val="decimal"/>
+      <w:lvlText w:val="%1."/>
+      <w:lvlJc w:val="left"/>
+      <w:pPr>
+        <w:ind w:left="540" w:hanging="360"/>
+      </w:pPr>
+    </w:lvl>
+    <w:lvl w:ilvl="1" w:tplc="BF0E288C">
+      <w:numFmt w:val="decimal"/>
+      <w:lvlText w:val=""/>
+      <w:lvlJc w:val="left"/>
+    </w:lvl>
+    <w:lvl w:ilvl="2" w:tplc="E8DCE5BC">
+      <w:numFmt w:val="decimal"/>
+      <w:lvlText w:val=""/>
+      <w:lvlJc w:val="left"/>
+    </w:lvl>
+    <w:lvl w:ilvl="3" w:tplc="FE9A120A">
+      <w:numFmt w:val="decimal"/>
+      <w:lvlText w:val=""/>
+      <w:lvlJc w:val="left"/>
+    </w:lvl>
+    <w:lvl w:ilvl="4" w:tplc="6C50D0EA">
+      <w:numFmt w:val="decimal"/>
+      <w:lvlText w:val=""/>
+      <w:lvlJc w:val="left"/>
+    </w:lvl>
+    <w:lvl w:ilvl="5" w:tplc="1AF8235A">
+      <w:numFmt w:val="decimal"/>
+      <w:lvlText w:val=""/>
+      <w:lvlJc w:val="left"/>
+    </w:lvl>
+    <w:lvl w:ilvl="6" w:tplc="935CD2F4">
+      <w:numFmt w:val="decimal"/>
+      <w:lvlText w:val=""/>
+      <w:lvlJc w:val="left"/>
+    </w:lvl>
+    <w:lvl w:ilvl="7" w:tplc="7A7ECB4A">
+      <w:numFmt w:val="decimal"/>
+      <w:lvlText w:val=""/>
+      <w:lvlJc w:val="left"/>
+    </w:lvl>
+    <w:lvl w:ilvl="8" w:tplc="86A28E28">
+      <w:numFmt w:val="decimal"/>
+      <w:lvlText w:val=""/>
+      <w:lvlJc w:val="left"/>
+    </w:lvl>
+  </w:abstractNum>
+  <w:abstractNum w:abstractNumId="10" w15:restartNumberingAfterBreak="0">
+    <w:nsid w:val="6E7971E5"/>
+    <w:multiLevelType w:val="hybridMultilevel"/>
+    <w:tmpl w:val="731A3C66"/>
+    <w:lvl w:ilvl="0" w:tplc="60B6925C">
+      <w:start w:val="1"/>
+      <w:numFmt w:val="decimal"/>
+      <w:lvlText w:val="%1."/>
+      <w:lvlJc w:val="left"/>
+      <w:pPr>
+        <w:ind w:left="540" w:hanging="360"/>
+      </w:pPr>
+    </w:lvl>
+    <w:lvl w:ilvl="1" w:tplc="69520968">
+      <w:numFmt w:val="decimal"/>
+      <w:lvlText w:val=""/>
+      <w:lvlJc w:val="left"/>
+    </w:lvl>
+    <w:lvl w:ilvl="2" w:tplc="4FF28FDA">
+      <w:numFmt w:val="decimal"/>
+      <w:lvlText w:val=""/>
+      <w:lvlJc w:val="left"/>
+    </w:lvl>
+    <w:lvl w:ilvl="3" w:tplc="49B0607C">
+      <w:numFmt w:val="decimal"/>
+      <w:lvlText w:val=""/>
+      <w:lvlJc w:val="left"/>
+    </w:lvl>
+    <w:lvl w:ilvl="4" w:tplc="14401B08">
+      <w:numFmt w:val="decimal"/>
+      <w:lvlText w:val=""/>
+      <w:lvlJc w:val="left"/>
+    </w:lvl>
+    <w:lvl w:ilvl="5" w:tplc="5AEA5E52">
+      <w:numFmt w:val="decimal"/>
+      <w:lvlText w:val=""/>
+      <w:lvlJc w:val="left"/>
+    </w:lvl>
+    <w:lvl w:ilvl="6" w:tplc="0304332A">
+      <w:numFmt w:val="decimal"/>
+      <w:lvlText w:val=""/>
+      <w:lvlJc w:val="left"/>
+    </w:lvl>
+    <w:lvl w:ilvl="7" w:tplc="27122B92">
+      <w:numFmt w:val="decimal"/>
+      <w:lvlText w:val=""/>
+      <w:lvlJc w:val="left"/>
+    </w:lvl>
+    <w:lvl w:ilvl="8" w:tplc="D1842B2E">
+      <w:numFmt w:val="decimal"/>
+      <w:lvlText w:val=""/>
+      <w:lvlJc w:val="left"/>
+    </w:lvl>
+  </w:abstractNum>
+  <w:abstractNum w:abstractNumId="11" w15:restartNumberingAfterBreak="0">
+    <w:nsid w:val="79C717DA"/>
+    <w:multiLevelType w:val="hybridMultilevel"/>
+    <w:tmpl w:val="7A963F68"/>
+    <w:lvl w:ilvl="0" w:tplc="DCCAB89C">
+      <w:start w:val="1"/>
+      <w:numFmt w:val="decimal"/>
+      <w:lvlText w:val="%1."/>
+      <w:lvlJc w:val="left"/>
+      <w:pPr>
+        <w:ind w:left="540" w:hanging="360"/>
+      </w:pPr>
+    </w:lvl>
+    <w:lvl w:ilvl="1" w:tplc="E8B29E96">
+      <w:numFmt w:val="decimal"/>
+      <w:lvlText w:val=""/>
+      <w:lvlJc w:val="left"/>
+    </w:lvl>
+    <w:lvl w:ilvl="2" w:tplc="46800E74">
+      <w:numFmt w:val="decimal"/>
+      <w:lvlText w:val=""/>
+      <w:lvlJc w:val="left"/>
+    </w:lvl>
+    <w:lvl w:ilvl="3" w:tplc="D1C4FC2A">
+      <w:numFmt w:val="decimal"/>
+      <w:lvlText w:val=""/>
+      <w:lvlJc w:val="left"/>
+    </w:lvl>
+    <w:lvl w:ilvl="4" w:tplc="8206B91E">
+      <w:numFmt w:val="decimal"/>
+      <w:lvlText w:val=""/>
+      <w:lvlJc w:val="left"/>
+    </w:lvl>
+    <w:lvl w:ilvl="5" w:tplc="64DE311C">
+      <w:numFmt w:val="decimal"/>
+      <w:lvlText w:val=""/>
+      <w:lvlJc w:val="left"/>
+    </w:lvl>
+    <w:lvl w:ilvl="6" w:tplc="4C0CCA24">
+      <w:numFmt w:val="decimal"/>
+      <w:lvlText w:val=""/>
+      <w:lvlJc w:val="left"/>
+    </w:lvl>
+    <w:lvl w:ilvl="7" w:tplc="81CE4586">
+      <w:numFmt w:val="decimal"/>
+      <w:lvlText w:val=""/>
+      <w:lvlJc w:val="left"/>
+    </w:lvl>
+    <w:lvl w:ilvl="8" w:tplc="777AF802">
+      <w:numFmt w:val="decimal"/>
+      <w:lvlText w:val=""/>
+      <w:lvlJc w:val="left"/>
+    </w:lvl>
+  </w:abstractNum>
+  <w:abstractNum w:abstractNumId="12" w15:restartNumberingAfterBreak="0">
+    <w:nsid w:val="7A432285"/>
+    <w:multiLevelType w:val="hybridMultilevel"/>
+    <w:tmpl w:val="EB44352C"/>
+    <w:lvl w:ilvl="0" w:tplc="508EE9EC">
+      <w:start w:val="1"/>
+      <w:numFmt w:val="decimal"/>
+      <w:lvlText w:val="%1."/>
+      <w:lvlJc w:val="left"/>
+      <w:pPr>
+        <w:ind w:left="540" w:hanging="360"/>
+      </w:pPr>
+    </w:lvl>
+    <w:lvl w:ilvl="1" w:tplc="BB08B4B2">
+      <w:numFmt w:val="decimal"/>
+      <w:lvlText w:val=""/>
+      <w:lvlJc w:val="left"/>
+    </w:lvl>
+    <w:lvl w:ilvl="2" w:tplc="BEE84966">
+      <w:numFmt w:val="decimal"/>
+      <w:lvlText w:val=""/>
+      <w:lvlJc w:val="left"/>
+    </w:lvl>
+    <w:lvl w:ilvl="3" w:tplc="29B2F706">
+      <w:numFmt w:val="decimal"/>
+      <w:lvlText w:val=""/>
+      <w:lvlJc w:val="left"/>
+    </w:lvl>
+    <w:lvl w:ilvl="4" w:tplc="5EDA422C">
+      <w:numFmt w:val="decimal"/>
+      <w:lvlText w:val=""/>
+      <w:lvlJc w:val="left"/>
+    </w:lvl>
+    <w:lvl w:ilvl="5" w:tplc="EBE2CFC8">
+      <w:numFmt w:val="decimal"/>
+      <w:lvlText w:val=""/>
+      <w:lvlJc w:val="left"/>
+    </w:lvl>
+    <w:lvl w:ilvl="6" w:tplc="B9928CD4">
+      <w:numFmt w:val="decimal"/>
+      <w:lvlText w:val=""/>
+      <w:lvlJc w:val="left"/>
+    </w:lvl>
+    <w:lvl w:ilvl="7" w:tplc="0E60D59A">
+      <w:numFmt w:val="decimal"/>
+      <w:lvlText w:val=""/>
+      <w:lvlJc w:val="left"/>
+    </w:lvl>
+    <w:lvl w:ilvl="8" w:tplc="0D2C972A">
+      <w:numFmt w:val="decimal"/>
+      <w:lvlText w:val=""/>
+      <w:lvlJc w:val="left"/>
+    </w:lvl>
+  </w:abstractNum>
+  <w:abstractNum w:abstractNumId="13" w15:restartNumberingAfterBreak="0">
+    <w:nsid w:val="7BB9332D"/>
+    <w:multiLevelType w:val="hybridMultilevel"/>
+    <w:tmpl w:val="3698ADA0"/>
+    <w:lvl w:ilvl="0" w:tplc="7F1E3458">
       <w:start w:val="1"/>
       <w:numFmt w:val="bullet"/>
       <w:lvlText w:val="●"/>
@@ -14589,7 +15307,7 @@
         <w:ind w:left="720" w:hanging="360"/>
       </w:pPr>
     </w:lvl>
-    <w:lvl w:ilvl="1" w:tplc="17880A8E">
+    <w:lvl w:ilvl="1" w:tplc="A19C7D8E">
       <w:start w:val="1"/>
       <w:numFmt w:val="bullet"/>
       <w:lvlText w:val="○"/>
@@ -14598,7 +15316,7 @@
         <w:ind w:left="1440" w:hanging="360"/>
       </w:pPr>
     </w:lvl>
-    <w:lvl w:ilvl="2" w:tplc="46024810">
+    <w:lvl w:ilvl="2" w:tplc="3998DA4C">
       <w:start w:val="1"/>
       <w:numFmt w:val="bullet"/>
       <w:lvlText w:val="■"/>
@@ -14607,7 +15325,7 @@
         <w:ind w:left="2160" w:hanging="360"/>
       </w:pPr>
     </w:lvl>
-    <w:lvl w:ilvl="3" w:tplc="253841EE">
+    <w:lvl w:ilvl="3" w:tplc="57CEFFF8">
       <w:start w:val="1"/>
       <w:numFmt w:val="bullet"/>
       <w:lvlText w:val="●"/>
@@ -14616,7 +15334,7 @@
         <w:ind w:left="2880" w:hanging="360"/>
       </w:pPr>
     </w:lvl>
-    <w:lvl w:ilvl="4" w:tplc="A330F8AE">
+    <w:lvl w:ilvl="4" w:tplc="6DD4E9E2">
       <w:start w:val="1"/>
       <w:numFmt w:val="bullet"/>
       <w:lvlText w:val="○"/>
@@ -14625,7 +15343,7 @@
         <w:ind w:left="3600" w:hanging="360"/>
       </w:pPr>
     </w:lvl>
-    <w:lvl w:ilvl="5" w:tplc="C650723C">
+    <w:lvl w:ilvl="5" w:tplc="152E0DAE">
       <w:start w:val="1"/>
       <w:numFmt w:val="bullet"/>
       <w:lvlText w:val="■"/>
@@ -14634,7 +15352,7 @@
         <w:ind w:left="4320" w:hanging="360"/>
       </w:pPr>
     </w:lvl>
-    <w:lvl w:ilvl="6" w:tplc="EA5A13E4">
+    <w:lvl w:ilvl="6" w:tplc="3C26E274">
       <w:start w:val="1"/>
       <w:numFmt w:val="bullet"/>
       <w:lvlText w:val="●"/>
@@ -14643,7 +15361,7 @@
         <w:ind w:left="5040" w:hanging="360"/>
       </w:pPr>
     </w:lvl>
-    <w:lvl w:ilvl="7" w:tplc="6EF056BC">
+    <w:lvl w:ilvl="7" w:tplc="309EA344">
       <w:start w:val="1"/>
       <w:numFmt w:val="bullet"/>
       <w:lvlText w:val="●"/>
@@ -14652,7 +15370,7 @@
         <w:ind w:left="5760" w:hanging="360"/>
       </w:pPr>
     </w:lvl>
-    <w:lvl w:ilvl="8" w:tplc="DE9A5C2A">
+    <w:lvl w:ilvl="8" w:tplc="105CD902">
       <w:start w:val="1"/>
       <w:numFmt w:val="bullet"/>
       <w:lvlText w:val="●"/>
@@ -14662,680 +15380,32 @@
       </w:pPr>
     </w:lvl>
   </w:abstractNum>
-  <w:abstractNum w:abstractNumId="2" w15:restartNumberingAfterBreak="0">
-    <w:nsid w:val="049736A8"/>
-    <w:multiLevelType w:val="hybridMultilevel"/>
-    <w:tmpl w:val="FCF6EBD0"/>
-    <w:lvl w:ilvl="0" w:tplc="09D45672">
-      <w:start w:val="1"/>
-      <w:numFmt w:val="decimal"/>
-      <w:lvlText w:val="%1."/>
-      <w:lvlJc w:val="left"/>
-      <w:pPr>
-        <w:ind w:left="540" w:hanging="360"/>
-      </w:pPr>
-    </w:lvl>
-    <w:lvl w:ilvl="1" w:tplc="A9546B5A">
-      <w:numFmt w:val="decimal"/>
-      <w:lvlText w:val=""/>
-      <w:lvlJc w:val="left"/>
-    </w:lvl>
-    <w:lvl w:ilvl="2" w:tplc="B340349E">
-      <w:numFmt w:val="decimal"/>
-      <w:lvlText w:val=""/>
-      <w:lvlJc w:val="left"/>
-    </w:lvl>
-    <w:lvl w:ilvl="3" w:tplc="0980DC86">
-      <w:numFmt w:val="decimal"/>
-      <w:lvlText w:val=""/>
-      <w:lvlJc w:val="left"/>
-    </w:lvl>
-    <w:lvl w:ilvl="4" w:tplc="8DC4FDC0">
-      <w:numFmt w:val="decimal"/>
-      <w:lvlText w:val=""/>
-      <w:lvlJc w:val="left"/>
-    </w:lvl>
-    <w:lvl w:ilvl="5" w:tplc="799E159E">
-      <w:numFmt w:val="decimal"/>
-      <w:lvlText w:val=""/>
-      <w:lvlJc w:val="left"/>
-    </w:lvl>
-    <w:lvl w:ilvl="6" w:tplc="CE32FCD8">
-      <w:numFmt w:val="decimal"/>
-      <w:lvlText w:val=""/>
-      <w:lvlJc w:val="left"/>
-    </w:lvl>
-    <w:lvl w:ilvl="7" w:tplc="87DEB326">
-      <w:numFmt w:val="decimal"/>
-      <w:lvlText w:val=""/>
-      <w:lvlJc w:val="left"/>
-    </w:lvl>
-    <w:lvl w:ilvl="8" w:tplc="309C49FA">
-      <w:numFmt w:val="decimal"/>
-      <w:lvlText w:val=""/>
-      <w:lvlJc w:val="left"/>
-    </w:lvl>
-  </w:abstractNum>
-  <w:abstractNum w:abstractNumId="3" w15:restartNumberingAfterBreak="0">
-    <w:nsid w:val="0C327E30"/>
-    <w:multiLevelType w:val="hybridMultilevel"/>
-    <w:tmpl w:val="8542AB2E"/>
-    <w:lvl w:ilvl="0" w:tplc="B6DCBFBA">
-      <w:start w:val="1"/>
-      <w:numFmt w:val="decimal"/>
-      <w:lvlText w:val="%1."/>
-      <w:lvlJc w:val="left"/>
-      <w:pPr>
-        <w:ind w:left="540" w:hanging="360"/>
-      </w:pPr>
-    </w:lvl>
-    <w:lvl w:ilvl="1" w:tplc="BA2E181A">
-      <w:numFmt w:val="decimal"/>
-      <w:lvlText w:val=""/>
-      <w:lvlJc w:val="left"/>
-    </w:lvl>
-    <w:lvl w:ilvl="2" w:tplc="01DA62EE">
-      <w:numFmt w:val="decimal"/>
-      <w:lvlText w:val=""/>
-      <w:lvlJc w:val="left"/>
-    </w:lvl>
-    <w:lvl w:ilvl="3" w:tplc="9C46CBE2">
-      <w:numFmt w:val="decimal"/>
-      <w:lvlText w:val=""/>
-      <w:lvlJc w:val="left"/>
-    </w:lvl>
-    <w:lvl w:ilvl="4" w:tplc="1A34BFA4">
-      <w:numFmt w:val="decimal"/>
-      <w:lvlText w:val=""/>
-      <w:lvlJc w:val="left"/>
-    </w:lvl>
-    <w:lvl w:ilvl="5" w:tplc="ACA6CB7C">
-      <w:numFmt w:val="decimal"/>
-      <w:lvlText w:val=""/>
-      <w:lvlJc w:val="left"/>
-    </w:lvl>
-    <w:lvl w:ilvl="6" w:tplc="CF3A886A">
-      <w:numFmt w:val="decimal"/>
-      <w:lvlText w:val=""/>
-      <w:lvlJc w:val="left"/>
-    </w:lvl>
-    <w:lvl w:ilvl="7" w:tplc="CDE0BB94">
-      <w:numFmt w:val="decimal"/>
-      <w:lvlText w:val=""/>
-      <w:lvlJc w:val="left"/>
-    </w:lvl>
-    <w:lvl w:ilvl="8" w:tplc="CF8494D4">
-      <w:numFmt w:val="decimal"/>
-      <w:lvlText w:val=""/>
-      <w:lvlJc w:val="left"/>
-    </w:lvl>
-  </w:abstractNum>
-  <w:abstractNum w:abstractNumId="4" w15:restartNumberingAfterBreak="0">
-    <w:nsid w:val="1F680D18"/>
-    <w:multiLevelType w:val="hybridMultilevel"/>
-    <w:tmpl w:val="1AC2C4DA"/>
-    <w:lvl w:ilvl="0" w:tplc="80862BF8">
-      <w:start w:val="1"/>
-      <w:numFmt w:val="decimal"/>
-      <w:lvlText w:val="%1."/>
-      <w:lvlJc w:val="left"/>
-      <w:pPr>
-        <w:ind w:left="540" w:hanging="360"/>
-      </w:pPr>
-    </w:lvl>
-    <w:lvl w:ilvl="1" w:tplc="26C4A3D0">
-      <w:numFmt w:val="decimal"/>
-      <w:lvlText w:val=""/>
-      <w:lvlJc w:val="left"/>
-    </w:lvl>
-    <w:lvl w:ilvl="2" w:tplc="EE9C771A">
-      <w:numFmt w:val="decimal"/>
-      <w:lvlText w:val=""/>
-      <w:lvlJc w:val="left"/>
-    </w:lvl>
-    <w:lvl w:ilvl="3" w:tplc="C396F03A">
-      <w:numFmt w:val="decimal"/>
-      <w:lvlText w:val=""/>
-      <w:lvlJc w:val="left"/>
-    </w:lvl>
-    <w:lvl w:ilvl="4" w:tplc="67243AA0">
-      <w:numFmt w:val="decimal"/>
-      <w:lvlText w:val=""/>
-      <w:lvlJc w:val="left"/>
-    </w:lvl>
-    <w:lvl w:ilvl="5" w:tplc="608C635E">
-      <w:numFmt w:val="decimal"/>
-      <w:lvlText w:val=""/>
-      <w:lvlJc w:val="left"/>
-    </w:lvl>
-    <w:lvl w:ilvl="6" w:tplc="6D26EA20">
-      <w:numFmt w:val="decimal"/>
-      <w:lvlText w:val=""/>
-      <w:lvlJc w:val="left"/>
-    </w:lvl>
-    <w:lvl w:ilvl="7" w:tplc="92426D14">
-      <w:numFmt w:val="decimal"/>
-      <w:lvlText w:val=""/>
-      <w:lvlJc w:val="left"/>
-    </w:lvl>
-    <w:lvl w:ilvl="8" w:tplc="0AC0C85E">
-      <w:numFmt w:val="decimal"/>
-      <w:lvlText w:val=""/>
-      <w:lvlJc w:val="left"/>
-    </w:lvl>
-  </w:abstractNum>
-  <w:abstractNum w:abstractNumId="5" w15:restartNumberingAfterBreak="0">
-    <w:nsid w:val="21B00ECF"/>
-    <w:multiLevelType w:val="hybridMultilevel"/>
-    <w:tmpl w:val="B85C38B2"/>
-    <w:lvl w:ilvl="0" w:tplc="7540874E">
-      <w:start w:val="1"/>
-      <w:numFmt w:val="decimal"/>
-      <w:lvlText w:val="%1."/>
-      <w:lvlJc w:val="left"/>
-      <w:pPr>
-        <w:ind w:left="540" w:hanging="360"/>
-      </w:pPr>
-    </w:lvl>
-    <w:lvl w:ilvl="1" w:tplc="4082141A">
-      <w:numFmt w:val="decimal"/>
-      <w:lvlText w:val=""/>
-      <w:lvlJc w:val="left"/>
-    </w:lvl>
-    <w:lvl w:ilvl="2" w:tplc="752EC988">
-      <w:numFmt w:val="decimal"/>
-      <w:lvlText w:val=""/>
-      <w:lvlJc w:val="left"/>
-    </w:lvl>
-    <w:lvl w:ilvl="3" w:tplc="007E3B7A">
-      <w:numFmt w:val="decimal"/>
-      <w:lvlText w:val=""/>
-      <w:lvlJc w:val="left"/>
-    </w:lvl>
-    <w:lvl w:ilvl="4" w:tplc="0270C4A2">
-      <w:numFmt w:val="decimal"/>
-      <w:lvlText w:val=""/>
-      <w:lvlJc w:val="left"/>
-    </w:lvl>
-    <w:lvl w:ilvl="5" w:tplc="FBC2E684">
-      <w:numFmt w:val="decimal"/>
-      <w:lvlText w:val=""/>
-      <w:lvlJc w:val="left"/>
-    </w:lvl>
-    <w:lvl w:ilvl="6" w:tplc="D94A9474">
-      <w:numFmt w:val="decimal"/>
-      <w:lvlText w:val=""/>
-      <w:lvlJc w:val="left"/>
-    </w:lvl>
-    <w:lvl w:ilvl="7" w:tplc="B080AF74">
-      <w:numFmt w:val="decimal"/>
-      <w:lvlText w:val=""/>
-      <w:lvlJc w:val="left"/>
-    </w:lvl>
-    <w:lvl w:ilvl="8" w:tplc="74DA63D6">
-      <w:numFmt w:val="decimal"/>
-      <w:lvlText w:val=""/>
-      <w:lvlJc w:val="left"/>
-    </w:lvl>
-  </w:abstractNum>
-  <w:abstractNum w:abstractNumId="6" w15:restartNumberingAfterBreak="0">
-    <w:nsid w:val="23965CC2"/>
-    <w:multiLevelType w:val="hybridMultilevel"/>
-    <w:tmpl w:val="7E90CE5E"/>
-    <w:lvl w:ilvl="0" w:tplc="9CF26FA6">
-      <w:start w:val="1"/>
-      <w:numFmt w:val="decimal"/>
-      <w:lvlText w:val="%1."/>
-      <w:lvlJc w:val="left"/>
-      <w:pPr>
-        <w:ind w:left="540" w:hanging="360"/>
-      </w:pPr>
-    </w:lvl>
-    <w:lvl w:ilvl="1" w:tplc="BBDEC9CA">
-      <w:numFmt w:val="decimal"/>
-      <w:lvlText w:val=""/>
-      <w:lvlJc w:val="left"/>
-    </w:lvl>
-    <w:lvl w:ilvl="2" w:tplc="DC4AB694">
-      <w:numFmt w:val="decimal"/>
-      <w:lvlText w:val=""/>
-      <w:lvlJc w:val="left"/>
-    </w:lvl>
-    <w:lvl w:ilvl="3" w:tplc="CDEEBD64">
-      <w:numFmt w:val="decimal"/>
-      <w:lvlText w:val=""/>
-      <w:lvlJc w:val="left"/>
-    </w:lvl>
-    <w:lvl w:ilvl="4" w:tplc="2E084DEC">
-      <w:numFmt w:val="decimal"/>
-      <w:lvlText w:val=""/>
-      <w:lvlJc w:val="left"/>
-    </w:lvl>
-    <w:lvl w:ilvl="5" w:tplc="A860DBC4">
-      <w:numFmt w:val="decimal"/>
-      <w:lvlText w:val=""/>
-      <w:lvlJc w:val="left"/>
-    </w:lvl>
-    <w:lvl w:ilvl="6" w:tplc="A3683D7C">
-      <w:numFmt w:val="decimal"/>
-      <w:lvlText w:val=""/>
-      <w:lvlJc w:val="left"/>
-    </w:lvl>
-    <w:lvl w:ilvl="7" w:tplc="0D3E41DE">
-      <w:numFmt w:val="decimal"/>
-      <w:lvlText w:val=""/>
-      <w:lvlJc w:val="left"/>
-    </w:lvl>
-    <w:lvl w:ilvl="8" w:tplc="5D3646AE">
-      <w:numFmt w:val="decimal"/>
-      <w:lvlText w:val=""/>
-      <w:lvlJc w:val="left"/>
-    </w:lvl>
-  </w:abstractNum>
-  <w:abstractNum w:abstractNumId="7" w15:restartNumberingAfterBreak="0">
-    <w:nsid w:val="328D76C6"/>
-    <w:multiLevelType w:val="hybridMultilevel"/>
-    <w:tmpl w:val="99945FDC"/>
-    <w:lvl w:ilvl="0" w:tplc="F834AFC2">
-      <w:start w:val="1"/>
-      <w:numFmt w:val="decimal"/>
-      <w:lvlText w:val="%1."/>
-      <w:lvlJc w:val="left"/>
-      <w:pPr>
-        <w:ind w:left="540" w:hanging="360"/>
-      </w:pPr>
-    </w:lvl>
-    <w:lvl w:ilvl="1" w:tplc="2C5AFE74">
-      <w:numFmt w:val="decimal"/>
-      <w:lvlText w:val=""/>
-      <w:lvlJc w:val="left"/>
-    </w:lvl>
-    <w:lvl w:ilvl="2" w:tplc="64E64B56">
-      <w:numFmt w:val="decimal"/>
-      <w:lvlText w:val=""/>
-      <w:lvlJc w:val="left"/>
-    </w:lvl>
-    <w:lvl w:ilvl="3" w:tplc="7AE410D0">
-      <w:numFmt w:val="decimal"/>
-      <w:lvlText w:val=""/>
-      <w:lvlJc w:val="left"/>
-    </w:lvl>
-    <w:lvl w:ilvl="4" w:tplc="804411AE">
-      <w:numFmt w:val="decimal"/>
-      <w:lvlText w:val=""/>
-      <w:lvlJc w:val="left"/>
-    </w:lvl>
-    <w:lvl w:ilvl="5" w:tplc="C5AAA5C6">
-      <w:numFmt w:val="decimal"/>
-      <w:lvlText w:val=""/>
-      <w:lvlJc w:val="left"/>
-    </w:lvl>
-    <w:lvl w:ilvl="6" w:tplc="0F207AD2">
-      <w:numFmt w:val="decimal"/>
-      <w:lvlText w:val=""/>
-      <w:lvlJc w:val="left"/>
-    </w:lvl>
-    <w:lvl w:ilvl="7" w:tplc="5FE2B8D4">
-      <w:numFmt w:val="decimal"/>
-      <w:lvlText w:val=""/>
-      <w:lvlJc w:val="left"/>
-    </w:lvl>
-    <w:lvl w:ilvl="8" w:tplc="1772C494">
-      <w:numFmt w:val="decimal"/>
-      <w:lvlText w:val=""/>
-      <w:lvlJc w:val="left"/>
-    </w:lvl>
-  </w:abstractNum>
-  <w:abstractNum w:abstractNumId="8" w15:restartNumberingAfterBreak="0">
-    <w:nsid w:val="41993B6D"/>
-    <w:multiLevelType w:val="hybridMultilevel"/>
-    <w:tmpl w:val="22C8CF7C"/>
-    <w:lvl w:ilvl="0" w:tplc="5A026D46">
-      <w:start w:val="1"/>
-      <w:numFmt w:val="decimal"/>
-      <w:lvlText w:val="%1."/>
-      <w:lvlJc w:val="left"/>
-      <w:pPr>
-        <w:ind w:left="540" w:hanging="360"/>
-      </w:pPr>
-    </w:lvl>
-    <w:lvl w:ilvl="1" w:tplc="8CFAE6A8">
-      <w:numFmt w:val="decimal"/>
-      <w:lvlText w:val=""/>
-      <w:lvlJc w:val="left"/>
-    </w:lvl>
-    <w:lvl w:ilvl="2" w:tplc="52784CBC">
-      <w:numFmt w:val="decimal"/>
-      <w:lvlText w:val=""/>
-      <w:lvlJc w:val="left"/>
-    </w:lvl>
-    <w:lvl w:ilvl="3" w:tplc="40B61244">
-      <w:numFmt w:val="decimal"/>
-      <w:lvlText w:val=""/>
-      <w:lvlJc w:val="left"/>
-    </w:lvl>
-    <w:lvl w:ilvl="4" w:tplc="2E7A6374">
-      <w:numFmt w:val="decimal"/>
-      <w:lvlText w:val=""/>
-      <w:lvlJc w:val="left"/>
-    </w:lvl>
-    <w:lvl w:ilvl="5" w:tplc="C2DAB81E">
-      <w:numFmt w:val="decimal"/>
-      <w:lvlText w:val=""/>
-      <w:lvlJc w:val="left"/>
-    </w:lvl>
-    <w:lvl w:ilvl="6" w:tplc="FE20BC26">
-      <w:numFmt w:val="decimal"/>
-      <w:lvlText w:val=""/>
-      <w:lvlJc w:val="left"/>
-    </w:lvl>
-    <w:lvl w:ilvl="7" w:tplc="9078F4A8">
-      <w:numFmt w:val="decimal"/>
-      <w:lvlText w:val=""/>
-      <w:lvlJc w:val="left"/>
-    </w:lvl>
-    <w:lvl w:ilvl="8" w:tplc="8856AC52">
-      <w:numFmt w:val="decimal"/>
-      <w:lvlText w:val=""/>
-      <w:lvlJc w:val="left"/>
-    </w:lvl>
-  </w:abstractNum>
-  <w:abstractNum w:abstractNumId="9" w15:restartNumberingAfterBreak="0">
-    <w:nsid w:val="4D546260"/>
-    <w:multiLevelType w:val="hybridMultilevel"/>
-    <w:tmpl w:val="8FFE91FA"/>
-    <w:lvl w:ilvl="0" w:tplc="B1DCBDE4">
-      <w:start w:val="1"/>
-      <w:numFmt w:val="decimal"/>
-      <w:lvlText w:val="%1."/>
-      <w:lvlJc w:val="left"/>
-      <w:pPr>
-        <w:ind w:left="540" w:hanging="360"/>
-      </w:pPr>
-    </w:lvl>
-    <w:lvl w:ilvl="1" w:tplc="8AD489FE">
-      <w:numFmt w:val="decimal"/>
-      <w:lvlText w:val=""/>
-      <w:lvlJc w:val="left"/>
-    </w:lvl>
-    <w:lvl w:ilvl="2" w:tplc="5F244522">
-      <w:numFmt w:val="decimal"/>
-      <w:lvlText w:val=""/>
-      <w:lvlJc w:val="left"/>
-    </w:lvl>
-    <w:lvl w:ilvl="3" w:tplc="8506B68A">
-      <w:numFmt w:val="decimal"/>
-      <w:lvlText w:val=""/>
-      <w:lvlJc w:val="left"/>
-    </w:lvl>
-    <w:lvl w:ilvl="4" w:tplc="644E60B0">
-      <w:numFmt w:val="decimal"/>
-      <w:lvlText w:val=""/>
-      <w:lvlJc w:val="left"/>
-    </w:lvl>
-    <w:lvl w:ilvl="5" w:tplc="AC5CE848">
-      <w:numFmt w:val="decimal"/>
-      <w:lvlText w:val=""/>
-      <w:lvlJc w:val="left"/>
-    </w:lvl>
-    <w:lvl w:ilvl="6" w:tplc="B72C8574">
-      <w:numFmt w:val="decimal"/>
-      <w:lvlText w:val=""/>
-      <w:lvlJc w:val="left"/>
-    </w:lvl>
-    <w:lvl w:ilvl="7" w:tplc="4354628E">
-      <w:numFmt w:val="decimal"/>
-      <w:lvlText w:val=""/>
-      <w:lvlJc w:val="left"/>
-    </w:lvl>
-    <w:lvl w:ilvl="8" w:tplc="80C818A8">
-      <w:numFmt w:val="decimal"/>
-      <w:lvlText w:val=""/>
-      <w:lvlJc w:val="left"/>
-    </w:lvl>
-  </w:abstractNum>
-  <w:abstractNum w:abstractNumId="10" w15:restartNumberingAfterBreak="0">
-    <w:nsid w:val="4FE26331"/>
-    <w:multiLevelType w:val="hybridMultilevel"/>
-    <w:tmpl w:val="3550AF14"/>
-    <w:lvl w:ilvl="0" w:tplc="37C27D38">
-      <w:start w:val="1"/>
-      <w:numFmt w:val="decimal"/>
-      <w:lvlText w:val="%1."/>
-      <w:lvlJc w:val="left"/>
-      <w:pPr>
-        <w:ind w:left="540" w:hanging="360"/>
-      </w:pPr>
-    </w:lvl>
-    <w:lvl w:ilvl="1" w:tplc="2F8EABB2">
-      <w:numFmt w:val="decimal"/>
-      <w:lvlText w:val=""/>
-      <w:lvlJc w:val="left"/>
-    </w:lvl>
-    <w:lvl w:ilvl="2" w:tplc="6466F9C2">
-      <w:numFmt w:val="decimal"/>
-      <w:lvlText w:val=""/>
-      <w:lvlJc w:val="left"/>
-    </w:lvl>
-    <w:lvl w:ilvl="3" w:tplc="0E68F71A">
-      <w:numFmt w:val="decimal"/>
-      <w:lvlText w:val=""/>
-      <w:lvlJc w:val="left"/>
-    </w:lvl>
-    <w:lvl w:ilvl="4" w:tplc="5BE4C13C">
-      <w:numFmt w:val="decimal"/>
-      <w:lvlText w:val=""/>
-      <w:lvlJc w:val="left"/>
-    </w:lvl>
-    <w:lvl w:ilvl="5" w:tplc="BA0E1FA2">
-      <w:numFmt w:val="decimal"/>
-      <w:lvlText w:val=""/>
-      <w:lvlJc w:val="left"/>
-    </w:lvl>
-    <w:lvl w:ilvl="6" w:tplc="07C462CC">
-      <w:numFmt w:val="decimal"/>
-      <w:lvlText w:val=""/>
-      <w:lvlJc w:val="left"/>
-    </w:lvl>
-    <w:lvl w:ilvl="7" w:tplc="B9E63E42">
-      <w:numFmt w:val="decimal"/>
-      <w:lvlText w:val=""/>
-      <w:lvlJc w:val="left"/>
-    </w:lvl>
-    <w:lvl w:ilvl="8" w:tplc="F4E6D0F8">
-      <w:numFmt w:val="decimal"/>
-      <w:lvlText w:val=""/>
-      <w:lvlJc w:val="left"/>
-    </w:lvl>
-  </w:abstractNum>
-  <w:abstractNum w:abstractNumId="11" w15:restartNumberingAfterBreak="0">
-    <w:nsid w:val="713848D5"/>
-    <w:multiLevelType w:val="hybridMultilevel"/>
-    <w:tmpl w:val="8F96DCE8"/>
-    <w:lvl w:ilvl="0" w:tplc="548AAA10">
-      <w:start w:val="1"/>
-      <w:numFmt w:val="bullet"/>
-      <w:lvlText w:val="•"/>
-      <w:lvlJc w:val="left"/>
-      <w:pPr>
-        <w:ind w:left="540" w:hanging="300"/>
-      </w:pPr>
-    </w:lvl>
-    <w:lvl w:ilvl="1" w:tplc="C5585AC4">
-      <w:numFmt w:val="decimal"/>
-      <w:lvlText w:val=""/>
-      <w:lvlJc w:val="left"/>
-    </w:lvl>
-    <w:lvl w:ilvl="2" w:tplc="84261AA6">
-      <w:numFmt w:val="decimal"/>
-      <w:lvlText w:val=""/>
-      <w:lvlJc w:val="left"/>
-    </w:lvl>
-    <w:lvl w:ilvl="3" w:tplc="C3D8E30A">
-      <w:numFmt w:val="decimal"/>
-      <w:lvlText w:val=""/>
-      <w:lvlJc w:val="left"/>
-    </w:lvl>
-    <w:lvl w:ilvl="4" w:tplc="73EC882C">
-      <w:numFmt w:val="decimal"/>
-      <w:lvlText w:val=""/>
-      <w:lvlJc w:val="left"/>
-    </w:lvl>
-    <w:lvl w:ilvl="5" w:tplc="A5426426">
-      <w:numFmt w:val="decimal"/>
-      <w:lvlText w:val=""/>
-      <w:lvlJc w:val="left"/>
-    </w:lvl>
-    <w:lvl w:ilvl="6" w:tplc="A13AB1BA">
-      <w:numFmt w:val="decimal"/>
-      <w:lvlText w:val=""/>
-      <w:lvlJc w:val="left"/>
-    </w:lvl>
-    <w:lvl w:ilvl="7" w:tplc="A0CE6F36">
-      <w:numFmt w:val="decimal"/>
-      <w:lvlText w:val=""/>
-      <w:lvlJc w:val="left"/>
-    </w:lvl>
-    <w:lvl w:ilvl="8" w:tplc="CDAE4112">
-      <w:numFmt w:val="decimal"/>
-      <w:lvlText w:val=""/>
-      <w:lvlJc w:val="left"/>
-    </w:lvl>
-  </w:abstractNum>
-  <w:abstractNum w:abstractNumId="12" w15:restartNumberingAfterBreak="0">
-    <w:nsid w:val="72B6774B"/>
-    <w:multiLevelType w:val="hybridMultilevel"/>
-    <w:tmpl w:val="AA92169A"/>
-    <w:lvl w:ilvl="0" w:tplc="6DC249DC">
-      <w:start w:val="1"/>
-      <w:numFmt w:val="decimal"/>
-      <w:lvlText w:val="%1."/>
-      <w:lvlJc w:val="left"/>
-      <w:pPr>
-        <w:ind w:left="540" w:hanging="360"/>
-      </w:pPr>
-    </w:lvl>
-    <w:lvl w:ilvl="1" w:tplc="DA58DC8E">
-      <w:numFmt w:val="decimal"/>
-      <w:lvlText w:val=""/>
-      <w:lvlJc w:val="left"/>
-    </w:lvl>
-    <w:lvl w:ilvl="2" w:tplc="DDBC18EC">
-      <w:numFmt w:val="decimal"/>
-      <w:lvlText w:val=""/>
-      <w:lvlJc w:val="left"/>
-    </w:lvl>
-    <w:lvl w:ilvl="3" w:tplc="5C5239AC">
-      <w:numFmt w:val="decimal"/>
-      <w:lvlText w:val=""/>
-      <w:lvlJc w:val="left"/>
-    </w:lvl>
-    <w:lvl w:ilvl="4" w:tplc="FF4A618E">
-      <w:numFmt w:val="decimal"/>
-      <w:lvlText w:val=""/>
-      <w:lvlJc w:val="left"/>
-    </w:lvl>
-    <w:lvl w:ilvl="5" w:tplc="0BE6C8CE">
-      <w:numFmt w:val="decimal"/>
-      <w:lvlText w:val=""/>
-      <w:lvlJc w:val="left"/>
-    </w:lvl>
-    <w:lvl w:ilvl="6" w:tplc="43D24DB0">
-      <w:numFmt w:val="decimal"/>
-      <w:lvlText w:val=""/>
-      <w:lvlJc w:val="left"/>
-    </w:lvl>
-    <w:lvl w:ilvl="7" w:tplc="D62C013A">
-      <w:numFmt w:val="decimal"/>
-      <w:lvlText w:val=""/>
-      <w:lvlJc w:val="left"/>
-    </w:lvl>
-    <w:lvl w:ilvl="8" w:tplc="80CCAC00">
-      <w:numFmt w:val="decimal"/>
-      <w:lvlText w:val=""/>
-      <w:lvlJc w:val="left"/>
-    </w:lvl>
-  </w:abstractNum>
-  <w:abstractNum w:abstractNumId="13" w15:restartNumberingAfterBreak="0">
-    <w:nsid w:val="7736176C"/>
-    <w:multiLevelType w:val="hybridMultilevel"/>
-    <w:tmpl w:val="8C38ADDC"/>
-    <w:lvl w:ilvl="0" w:tplc="59B042C2">
-      <w:start w:val="1"/>
-      <w:numFmt w:val="decimal"/>
-      <w:lvlText w:val="%1."/>
-      <w:lvlJc w:val="left"/>
-      <w:pPr>
-        <w:ind w:left="540" w:hanging="360"/>
-      </w:pPr>
-    </w:lvl>
-    <w:lvl w:ilvl="1" w:tplc="86528CE6">
-      <w:numFmt w:val="decimal"/>
-      <w:lvlText w:val=""/>
-      <w:lvlJc w:val="left"/>
-    </w:lvl>
-    <w:lvl w:ilvl="2" w:tplc="DF9611A0">
-      <w:numFmt w:val="decimal"/>
-      <w:lvlText w:val=""/>
-      <w:lvlJc w:val="left"/>
-    </w:lvl>
-    <w:lvl w:ilvl="3" w:tplc="98AEE6AC">
-      <w:numFmt w:val="decimal"/>
-      <w:lvlText w:val=""/>
-      <w:lvlJc w:val="left"/>
-    </w:lvl>
-    <w:lvl w:ilvl="4" w:tplc="FE4A0B90">
-      <w:numFmt w:val="decimal"/>
-      <w:lvlText w:val=""/>
-      <w:lvlJc w:val="left"/>
-    </w:lvl>
-    <w:lvl w:ilvl="5" w:tplc="FC0AC51C">
-      <w:numFmt w:val="decimal"/>
-      <w:lvlText w:val=""/>
-      <w:lvlJc w:val="left"/>
-    </w:lvl>
-    <w:lvl w:ilvl="6" w:tplc="42C04264">
-      <w:numFmt w:val="decimal"/>
-      <w:lvlText w:val=""/>
-      <w:lvlJc w:val="left"/>
-    </w:lvl>
-    <w:lvl w:ilvl="7" w:tplc="4B8213D0">
-      <w:numFmt w:val="decimal"/>
-      <w:lvlText w:val=""/>
-      <w:lvlJc w:val="left"/>
-    </w:lvl>
-    <w:lvl w:ilvl="8" w:tplc="999C8788">
-      <w:numFmt w:val="decimal"/>
-      <w:lvlText w:val=""/>
-      <w:lvlJc w:val="left"/>
-    </w:lvl>
-  </w:abstractNum>
-  <w:num w:numId="1" w16cid:durableId="1303580010">
-    <w:abstractNumId w:val="1"/>
+  <w:num w:numId="1" w16cid:durableId="1013187851">
+    <w:abstractNumId w:val="13"/>
     <w:lvlOverride w:ilvl="0">
       <w:startOverride w:val="1"/>
     </w:lvlOverride>
   </w:num>
-  <w:num w:numId="2" w16cid:durableId="1064177737">
-    <w:abstractNumId w:val="11"/>
+  <w:num w:numId="2" w16cid:durableId="1134762317">
+    <w:abstractNumId w:val="5"/>
     <w:lvlOverride w:ilvl="0">
       <w:startOverride w:val="1"/>
     </w:lvlOverride>
   </w:num>
-  <w:num w:numId="3" w16cid:durableId="1673751629">
-    <w:abstractNumId w:val="6"/>
+  <w:num w:numId="3" w16cid:durableId="2009559580">
+    <w:abstractNumId w:val="2"/>
     <w:lvlOverride w:ilvl="0">
       <w:startOverride w:val="1"/>
     </w:lvlOverride>
   </w:num>
-  <w:num w:numId="4" w16cid:durableId="447285299">
+  <w:num w:numId="4" w16cid:durableId="177044771">
     <w:abstractNumId w:val="0"/>
     <w:lvlOverride w:ilvl="0">
       <w:startOverride w:val="1"/>
     </w:lvlOverride>
   </w:num>
-  <w:num w:numId="5" w16cid:durableId="1801144062">
-    <w:abstractNumId w:val="12"/>
+  <w:num w:numId="5" w16cid:durableId="574583373">
+    <w:abstractNumId w:val="6"/>
     <w:lvlOverride w:ilvl="0">
       <w:startOverride w:val="1"/>
     </w:lvlOverride>
@@ -15946,7 +16016,7 @@
     <w:autoRedefine/>
     <w:uiPriority w:val="39"/>
     <w:unhideWhenUsed/>
-    <w:rsid w:val="00D444E2"/>
+    <w:rsid w:val="000B66D5"/>
   </w:style>
   <w:style w:type="paragraph" w:styleId="20">
     <w:name w:val="toc 2"/>
@@ -15955,7 +16025,7 @@
     <w:autoRedefine/>
     <w:uiPriority w:val="39"/>
     <w:unhideWhenUsed/>
-    <w:rsid w:val="00D444E2"/>
+    <w:rsid w:val="000B66D5"/>
     <w:pPr>
       <w:ind w:leftChars="100" w:left="200"/>
     </w:pPr>
@@ -15966,7 +16036,7 @@
     <w:link w:val="ad"/>
     <w:uiPriority w:val="99"/>
     <w:unhideWhenUsed/>
-    <w:rsid w:val="00D444E2"/>
+    <w:rsid w:val="000B66D5"/>
     <w:pPr>
       <w:tabs>
         <w:tab w:val="center" w:pos="4252"/>
@@ -15980,7 +16050,7 @@
     <w:basedOn w:val="a0"/>
     <w:link w:val="ac"/>
     <w:uiPriority w:val="99"/>
-    <w:rsid w:val="00D444E2"/>
+    <w:rsid w:val="000B66D5"/>
   </w:style>
   <w:style w:type="paragraph" w:styleId="ae">
     <w:name w:val="footer"/>
@@ -15988,7 +16058,7 @@
     <w:link w:val="af"/>
     <w:uiPriority w:val="99"/>
     <w:unhideWhenUsed/>
-    <w:rsid w:val="00D444E2"/>
+    <w:rsid w:val="000B66D5"/>
     <w:pPr>
       <w:tabs>
         <w:tab w:val="center" w:pos="4252"/>
@@ -16002,7 +16072,7 @@
     <w:basedOn w:val="a0"/>
     <w:link w:val="ae"/>
     <w:uiPriority w:val="99"/>
-    <w:rsid w:val="00D444E2"/>
+    <w:rsid w:val="000B66D5"/>
   </w:style>
 </w:styles>
 </file>

--- a/docs/遺伝子ミスセンス変異_統合評価レポート_要件定義と設計概要.docx
+++ b/docs/遺伝子ミスセンス変異_統合評価レポート_要件定義と設計概要.docx
@@ -329,7 +329,7 @@
     <w:sdt>
       <w:sdtPr>
         <w:alias w:val="目次"/>
-        <w:id w:val="-266773131"/>
+        <w:id w:val="-264000141"/>
       </w:sdtPr>
       <w:sdtEndPr/>
       <w:sdtContent>
@@ -357,7 +357,7 @@
           <w:r>
             <w:fldChar w:fldCharType="separate"/>
           </w:r>
-          <w:hyperlink w:anchor="_Toc239966338" w:history="1">
+          <w:hyperlink w:anchor="_Toc240014558" w:history="1">
             <w:r>
               <w:rPr>
                 <w:rStyle w:val="a5"/>
@@ -388,7 +388,7 @@
               <w:rPr>
                 <w:noProof/>
               </w:rPr>
-              <w:instrText xml:space="preserve"> PAGEREF _Toc239966338 \h </w:instrText>
+              <w:instrText xml:space="preserve"> PAGEREF _Toc240014558 \h </w:instrText>
             </w:r>
             <w:r>
               <w:rPr>
@@ -430,7 +430,7 @@
               <w14:ligatures w14:val="standardContextual"/>
             </w:rPr>
           </w:pPr>
-          <w:hyperlink w:anchor="_Toc239966339" w:history="1">
+          <w:hyperlink w:anchor="_Toc240014559" w:history="1">
             <w:r>
               <w:rPr>
                 <w:rStyle w:val="a5"/>
@@ -461,7 +461,7 @@
               <w:rPr>
                 <w:noProof/>
               </w:rPr>
-              <w:instrText xml:space="preserve"> PAGEREF _Toc239966339 \h </w:instrText>
+              <w:instrText xml:space="preserve"> PAGEREF _Toc240014559 \h </w:instrText>
             </w:r>
             <w:r>
               <w:rPr>
@@ -503,7 +503,7 @@
               <w14:ligatures w14:val="standardContextual"/>
             </w:rPr>
           </w:pPr>
-          <w:hyperlink w:anchor="_Toc239966340" w:history="1">
+          <w:hyperlink w:anchor="_Toc240014560" w:history="1">
             <w:r>
               <w:rPr>
                 <w:rStyle w:val="a5"/>
@@ -534,7 +534,7 @@
               <w:rPr>
                 <w:noProof/>
               </w:rPr>
-              <w:instrText xml:space="preserve"> PAGEREF _Toc239966340 \h </w:instrText>
+              <w:instrText xml:space="preserve"> PAGEREF _Toc240014560 \h </w:instrText>
             </w:r>
             <w:r>
               <w:rPr>
@@ -576,7 +576,7 @@
               <w14:ligatures w14:val="standardContextual"/>
             </w:rPr>
           </w:pPr>
-          <w:hyperlink w:anchor="_Toc239966341" w:history="1">
+          <w:hyperlink w:anchor="_Toc240014561" w:history="1">
             <w:r>
               <w:rPr>
                 <w:rStyle w:val="a5"/>
@@ -607,7 +607,7 @@
               <w:rPr>
                 <w:noProof/>
               </w:rPr>
-              <w:instrText xml:space="preserve"> PAGEREF _Toc239966341 \h </w:instrText>
+              <w:instrText xml:space="preserve"> PAGEREF _Toc240014561 \h </w:instrText>
             </w:r>
             <w:r>
               <w:rPr>
@@ -649,7 +649,7 @@
               <w14:ligatures w14:val="standardContextual"/>
             </w:rPr>
           </w:pPr>
-          <w:hyperlink w:anchor="_Toc239966342" w:history="1">
+          <w:hyperlink w:anchor="_Toc240014562" w:history="1">
             <w:r>
               <w:rPr>
                 <w:rStyle w:val="a5"/>
@@ -680,7 +680,7 @@
               <w:rPr>
                 <w:noProof/>
               </w:rPr>
-              <w:instrText xml:space="preserve"> PAGEREF _Toc239966342 \h </w:instrText>
+              <w:instrText xml:space="preserve"> PAGEREF _Toc240014562 \h </w:instrText>
             </w:r>
             <w:r>
               <w:rPr>
@@ -722,7 +722,7 @@
               <w14:ligatures w14:val="standardContextual"/>
             </w:rPr>
           </w:pPr>
-          <w:hyperlink w:anchor="_Toc239966343" w:history="1">
+          <w:hyperlink w:anchor="_Toc240014563" w:history="1">
             <w:r>
               <w:rPr>
                 <w:rStyle w:val="a5"/>
@@ -753,7 +753,7 @@
               <w:rPr>
                 <w:noProof/>
               </w:rPr>
-              <w:instrText xml:space="preserve"> PAGEREF _Toc239966343 \h </w:instrText>
+              <w:instrText xml:space="preserve"> PAGEREF _Toc240014563 \h </w:instrText>
             </w:r>
             <w:r>
               <w:rPr>
@@ -795,7 +795,7 @@
               <w14:ligatures w14:val="standardContextual"/>
             </w:rPr>
           </w:pPr>
-          <w:hyperlink w:anchor="_Toc239966344" w:history="1">
+          <w:hyperlink w:anchor="_Toc240014564" w:history="1">
             <w:r>
               <w:rPr>
                 <w:rStyle w:val="a5"/>
@@ -840,7 +840,7 @@
               <w:rPr>
                 <w:noProof/>
               </w:rPr>
-              <w:instrText xml:space="preserve"> PAGEREF _Toc239966344 \h </w:instrText>
+              <w:instrText xml:space="preserve"> PAGEREF _Toc240014564 \h </w:instrText>
             </w:r>
             <w:r>
               <w:rPr>
@@ -882,7 +882,7 @@
               <w14:ligatures w14:val="standardContextual"/>
             </w:rPr>
           </w:pPr>
-          <w:hyperlink w:anchor="_Toc239966345" w:history="1">
+          <w:hyperlink w:anchor="_Toc240014565" w:history="1">
             <w:r>
               <w:rPr>
                 <w:rStyle w:val="a5"/>
@@ -913,7 +913,7 @@
               <w:rPr>
                 <w:noProof/>
               </w:rPr>
-              <w:instrText xml:space="preserve"> PAGEREF _Toc239966345 \h </w:instrText>
+              <w:instrText xml:space="preserve"> PAGEREF _Toc240014565 \h </w:instrText>
             </w:r>
             <w:r>
               <w:rPr>
@@ -955,7 +955,7 @@
               <w14:ligatures w14:val="standardContextual"/>
             </w:rPr>
           </w:pPr>
-          <w:hyperlink w:anchor="_Toc239966346" w:history="1">
+          <w:hyperlink w:anchor="_Toc240014566" w:history="1">
             <w:r>
               <w:rPr>
                 <w:rStyle w:val="a5"/>
@@ -1000,7 +1000,7 @@
               <w:rPr>
                 <w:noProof/>
               </w:rPr>
-              <w:instrText xml:space="preserve"> PAGEREF _Toc239966346 \h </w:instrText>
+              <w:instrText xml:space="preserve"> PAGEREF _Toc240014566 \h </w:instrText>
             </w:r>
             <w:r>
               <w:rPr>
@@ -1042,7 +1042,7 @@
               <w14:ligatures w14:val="standardContextual"/>
             </w:rPr>
           </w:pPr>
-          <w:hyperlink w:anchor="_Toc239966347" w:history="1">
+          <w:hyperlink w:anchor="_Toc240014567" w:history="1">
             <w:r>
               <w:rPr>
                 <w:rStyle w:val="a5"/>
@@ -1087,7 +1087,7 @@
               <w:rPr>
                 <w:noProof/>
               </w:rPr>
-              <w:instrText xml:space="preserve"> PAGEREF _Toc239966347 \h </w:instrText>
+              <w:instrText xml:space="preserve"> PAGEREF _Toc240014567 \h </w:instrText>
             </w:r>
             <w:r>
               <w:rPr>
@@ -1129,7 +1129,7 @@
               <w14:ligatures w14:val="standardContextual"/>
             </w:rPr>
           </w:pPr>
-          <w:hyperlink w:anchor="_Toc239966348" w:history="1">
+          <w:hyperlink w:anchor="_Toc240014568" w:history="1">
             <w:r>
               <w:rPr>
                 <w:rStyle w:val="a5"/>
@@ -1174,7 +1174,7 @@
               <w:rPr>
                 <w:noProof/>
               </w:rPr>
-              <w:instrText xml:space="preserve"> PAGEREF _Toc239966348 \h </w:instrText>
+              <w:instrText xml:space="preserve"> PAGEREF _Toc240014568 \h </w:instrText>
             </w:r>
             <w:r>
               <w:rPr>
@@ -1216,7 +1216,7 @@
               <w14:ligatures w14:val="standardContextual"/>
             </w:rPr>
           </w:pPr>
-          <w:hyperlink w:anchor="_Toc239966349" w:history="1">
+          <w:hyperlink w:anchor="_Toc240014569" w:history="1">
             <w:r>
               <w:rPr>
                 <w:rStyle w:val="a5"/>
@@ -1247,7 +1247,7 @@
               <w:rPr>
                 <w:noProof/>
               </w:rPr>
-              <w:instrText xml:space="preserve"> PAGEREF _Toc239966349 \h </w:instrText>
+              <w:instrText xml:space="preserve"> PAGEREF _Toc240014569 \h </w:instrText>
             </w:r>
             <w:r>
               <w:rPr>
@@ -1289,7 +1289,7 @@
               <w14:ligatures w14:val="standardContextual"/>
             </w:rPr>
           </w:pPr>
-          <w:hyperlink w:anchor="_Toc239966350" w:history="1">
+          <w:hyperlink w:anchor="_Toc240014570" w:history="1">
             <w:r>
               <w:rPr>
                 <w:rStyle w:val="a5"/>
@@ -1320,7 +1320,7 @@
               <w:rPr>
                 <w:noProof/>
               </w:rPr>
-              <w:instrText xml:space="preserve"> PAGEREF _Toc239966350 \h </w:instrText>
+              <w:instrText xml:space="preserve"> PAGEREF _Toc240014570 \h </w:instrText>
             </w:r>
             <w:r>
               <w:rPr>
@@ -1362,7 +1362,7 @@
               <w14:ligatures w14:val="standardContextual"/>
             </w:rPr>
           </w:pPr>
-          <w:hyperlink w:anchor="_Toc239966351" w:history="1">
+          <w:hyperlink w:anchor="_Toc240014571" w:history="1">
             <w:r>
               <w:rPr>
                 <w:rStyle w:val="a5"/>
@@ -1393,7 +1393,7 @@
               <w:rPr>
                 <w:noProof/>
               </w:rPr>
-              <w:instrText xml:space="preserve"> PAGEREF _Toc239966351 \h </w:instrText>
+              <w:instrText xml:space="preserve"> PAGEREF _Toc240014571 \h </w:instrText>
             </w:r>
             <w:r>
               <w:rPr>
@@ -1435,7 +1435,7 @@
               <w14:ligatures w14:val="standardContextual"/>
             </w:rPr>
           </w:pPr>
-          <w:hyperlink w:anchor="_Toc239966352" w:history="1">
+          <w:hyperlink w:anchor="_Toc240014572" w:history="1">
             <w:r>
               <w:rPr>
                 <w:rStyle w:val="a5"/>
@@ -1466,7 +1466,7 @@
               <w:rPr>
                 <w:noProof/>
               </w:rPr>
-              <w:instrText xml:space="preserve"> PAGEREF _Toc239966352 \h </w:instrText>
+              <w:instrText xml:space="preserve"> PAGEREF _Toc240014572 \h </w:instrText>
             </w:r>
             <w:r>
               <w:rPr>
@@ -1508,7 +1508,7 @@
               <w14:ligatures w14:val="standardContextual"/>
             </w:rPr>
           </w:pPr>
-          <w:hyperlink w:anchor="_Toc239966353" w:history="1">
+          <w:hyperlink w:anchor="_Toc240014573" w:history="1">
             <w:r>
               <w:rPr>
                 <w:rStyle w:val="a5"/>
@@ -1539,7 +1539,7 @@
               <w:rPr>
                 <w:noProof/>
               </w:rPr>
-              <w:instrText xml:space="preserve"> PAGEREF _Toc239966353 \h </w:instrText>
+              <w:instrText xml:space="preserve"> PAGEREF _Toc240014573 \h </w:instrText>
             </w:r>
             <w:r>
               <w:rPr>
@@ -1581,7 +1581,7 @@
               <w14:ligatures w14:val="standardContextual"/>
             </w:rPr>
           </w:pPr>
-          <w:hyperlink w:anchor="_Toc239966354" w:history="1">
+          <w:hyperlink w:anchor="_Toc240014574" w:history="1">
             <w:r>
               <w:rPr>
                 <w:rStyle w:val="a5"/>
@@ -1612,7 +1612,7 @@
               <w:rPr>
                 <w:noProof/>
               </w:rPr>
-              <w:instrText xml:space="preserve"> PAGEREF _Toc239966354 \h </w:instrText>
+              <w:instrText xml:space="preserve"> PAGEREF _Toc240014574 \h </w:instrText>
             </w:r>
             <w:r>
               <w:rPr>
@@ -1654,7 +1654,7 @@
               <w14:ligatures w14:val="standardContextual"/>
             </w:rPr>
           </w:pPr>
-          <w:hyperlink w:anchor="_Toc239966355" w:history="1">
+          <w:hyperlink w:anchor="_Toc240014575" w:history="1">
             <w:r>
               <w:rPr>
                 <w:rStyle w:val="a5"/>
@@ -1706,7 +1706,7 @@
               <w:rPr>
                 <w:noProof/>
               </w:rPr>
-              <w:instrText xml:space="preserve"> PAGEREF _Toc239966355 \h </w:instrText>
+              <w:instrText xml:space="preserve"> PAGEREF _Toc240014575 \h </w:instrText>
             </w:r>
             <w:r>
               <w:rPr>
@@ -1748,7 +1748,7 @@
               <w14:ligatures w14:val="standardContextual"/>
             </w:rPr>
           </w:pPr>
-          <w:hyperlink w:anchor="_Toc239966356" w:history="1">
+          <w:hyperlink w:anchor="_Toc240014576" w:history="1">
             <w:r>
               <w:rPr>
                 <w:rStyle w:val="a5"/>
@@ -1786,7 +1786,7 @@
               <w:rPr>
                 <w:noProof/>
               </w:rPr>
-              <w:instrText xml:space="preserve"> PAGEREF _Toc239966356 \h </w:instrText>
+              <w:instrText xml:space="preserve"> PAGEREF _Toc240014576 \h </w:instrText>
             </w:r>
             <w:r>
               <w:rPr>
@@ -1828,7 +1828,7 @@
               <w14:ligatures w14:val="standardContextual"/>
             </w:rPr>
           </w:pPr>
-          <w:hyperlink w:anchor="_Toc239966357" w:history="1">
+          <w:hyperlink w:anchor="_Toc240014577" w:history="1">
             <w:r>
               <w:rPr>
                 <w:rStyle w:val="a5"/>
@@ -1866,7 +1866,7 @@
               <w:rPr>
                 <w:noProof/>
               </w:rPr>
-              <w:instrText xml:space="preserve"> PAGEREF _Toc239966357 \h </w:instrText>
+              <w:instrText xml:space="preserve"> PAGEREF _Toc240014577 \h </w:instrText>
             </w:r>
             <w:r>
               <w:rPr>
@@ -1908,7 +1908,7 @@
               <w14:ligatures w14:val="standardContextual"/>
             </w:rPr>
           </w:pPr>
-          <w:hyperlink w:anchor="_Toc239966358" w:history="1">
+          <w:hyperlink w:anchor="_Toc240014578" w:history="1">
             <w:r>
               <w:rPr>
                 <w:rStyle w:val="a5"/>
@@ -1960,7 +1960,7 @@
               <w:rPr>
                 <w:noProof/>
               </w:rPr>
-              <w:instrText xml:space="preserve"> PAGEREF _Toc239966358 \h </w:instrText>
+              <w:instrText xml:space="preserve"> PAGEREF _Toc240014578 \h </w:instrText>
             </w:r>
             <w:r>
               <w:rPr>
@@ -2003,7 +2003,7 @@
       <w:pPr>
         <w:pStyle w:val="1"/>
       </w:pPr>
-      <w:bookmarkStart w:id="0" w:name="_Toc239966338"/>
+      <w:bookmarkStart w:id="0" w:name="_Toc240014558"/>
       <w:r>
         <w:lastRenderedPageBreak/>
         <w:t xml:space="preserve">1. </w:t>
@@ -2075,7 +2075,7 @@
       <w:pPr>
         <w:pStyle w:val="1"/>
       </w:pPr>
-      <w:bookmarkStart w:id="1" w:name="_Toc239966339"/>
+      <w:bookmarkStart w:id="1" w:name="_Toc240014559"/>
       <w:r>
         <w:t xml:space="preserve">2. </w:t>
       </w:r>
@@ -2198,7 +2198,7 @@
       <w:pPr>
         <w:pStyle w:val="1"/>
       </w:pPr>
-      <w:bookmarkStart w:id="2" w:name="_Toc239966340"/>
+      <w:bookmarkStart w:id="2" w:name="_Toc240014560"/>
       <w:r>
         <w:t xml:space="preserve">3. </w:t>
       </w:r>
@@ -2335,7 +2335,7 @@
       <w:pPr>
         <w:pStyle w:val="1"/>
       </w:pPr>
-      <w:bookmarkStart w:id="3" w:name="_Toc239966341"/>
+      <w:bookmarkStart w:id="3" w:name="_Toc240014561"/>
       <w:r>
         <w:t xml:space="preserve">4. </w:t>
       </w:r>
@@ -2380,7 +2380,7 @@
           <w:left w:w="10" w:type="dxa"/>
           <w:right w:w="10" w:type="dxa"/>
         </w:tblCellMar>
-        <w:tblLook w:val="0000" w:firstRow="0" w:lastRow="0" w:firstColumn="0" w:lastColumn="0" w:noHBand="0" w:noVBand="0"/>
+        <w:tblLook w:val="04A0" w:firstRow="1" w:lastRow="0" w:firstColumn="1" w:lastColumn="0" w:noHBand="0" w:noVBand="1"/>
       </w:tblPr>
       <w:tblGrid>
         <w:gridCol w:w="3610"/>
@@ -2900,7 +2900,7 @@
           <w:left w:w="10" w:type="dxa"/>
           <w:right w:w="10" w:type="dxa"/>
         </w:tblCellMar>
-        <w:tblLook w:val="0000" w:firstRow="0" w:lastRow="0" w:firstColumn="0" w:lastColumn="0" w:noHBand="0" w:noVBand="0"/>
+        <w:tblLook w:val="04A0" w:firstRow="1" w:lastRow="0" w:firstColumn="1" w:lastColumn="0" w:noHBand="0" w:noVBand="1"/>
       </w:tblPr>
       <w:tblGrid>
         <w:gridCol w:w="4513"/>
@@ -3488,7 +3488,7 @@
       <w:pPr>
         <w:pStyle w:val="1"/>
       </w:pPr>
-      <w:bookmarkStart w:id="4" w:name="_Toc239966342"/>
+      <w:bookmarkStart w:id="4" w:name="_Toc240014562"/>
       <w:r>
         <w:t xml:space="preserve">5. </w:t>
       </w:r>
@@ -3501,7 +3501,7 @@
       <w:pPr>
         <w:pStyle w:val="2"/>
       </w:pPr>
-      <w:bookmarkStart w:id="5" w:name="_Toc239966343"/>
+      <w:bookmarkStart w:id="5" w:name="_Toc240014563"/>
       <w:r>
         <w:t xml:space="preserve">5.1 </w:t>
       </w:r>
@@ -3525,7 +3525,7 @@
           <w:left w:w="10" w:type="dxa"/>
           <w:right w:w="10" w:type="dxa"/>
         </w:tblCellMar>
-        <w:tblLook w:val="0000" w:firstRow="0" w:lastRow="0" w:firstColumn="0" w:lastColumn="0" w:noHBand="0" w:noVBand="0"/>
+        <w:tblLook w:val="04A0" w:firstRow="1" w:lastRow="0" w:firstColumn="1" w:lastColumn="0" w:noHBand="0" w:noVBand="1"/>
       </w:tblPr>
       <w:tblGrid>
         <w:gridCol w:w="3068"/>
@@ -4368,7 +4368,7 @@
       <w:pPr>
         <w:pStyle w:val="2"/>
       </w:pPr>
-      <w:bookmarkStart w:id="6" w:name="_Toc239966344"/>
+      <w:bookmarkStart w:id="6" w:name="_Toc240014564"/>
       <w:r>
         <w:t xml:space="preserve">5.2 </w:t>
       </w:r>
@@ -4398,7 +4398,7 @@
           <w:left w:w="10" w:type="dxa"/>
           <w:right w:w="10" w:type="dxa"/>
         </w:tblCellMar>
-        <w:tblLook w:val="0000" w:firstRow="0" w:lastRow="0" w:firstColumn="0" w:lastColumn="0" w:noHBand="0" w:noVBand="0"/>
+        <w:tblLook w:val="04A0" w:firstRow="1" w:lastRow="0" w:firstColumn="1" w:lastColumn="0" w:noHBand="0" w:noVBand="1"/>
       </w:tblPr>
       <w:tblGrid>
         <w:gridCol w:w="2347"/>
@@ -5645,7 +5645,7 @@
       <w:pPr>
         <w:pStyle w:val="1"/>
       </w:pPr>
-      <w:bookmarkStart w:id="7" w:name="_Toc239966345"/>
+      <w:bookmarkStart w:id="7" w:name="_Toc240014565"/>
       <w:r>
         <w:t xml:space="preserve">6. </w:t>
       </w:r>
@@ -5959,7 +5959,7 @@
       <w:pPr>
         <w:pStyle w:val="1"/>
       </w:pPr>
-      <w:bookmarkStart w:id="8" w:name="_Toc239966346"/>
+      <w:bookmarkStart w:id="8" w:name="_Toc240014566"/>
       <w:r>
         <w:t xml:space="preserve">7. </w:t>
       </w:r>
@@ -5989,7 +5989,7 @@
           <w:left w:w="10" w:type="dxa"/>
           <w:right w:w="10" w:type="dxa"/>
         </w:tblCellMar>
-        <w:tblLook w:val="0000" w:firstRow="0" w:lastRow="0" w:firstColumn="0" w:lastColumn="0" w:noHBand="0" w:noVBand="0"/>
+        <w:tblLook w:val="04A0" w:firstRow="1" w:lastRow="0" w:firstColumn="1" w:lastColumn="0" w:noHBand="0" w:noVBand="1"/>
       </w:tblPr>
       <w:tblGrid>
         <w:gridCol w:w="2167"/>
@@ -7669,7 +7669,7 @@
       <w:pPr>
         <w:pStyle w:val="2"/>
       </w:pPr>
-      <w:bookmarkStart w:id="9" w:name="_Toc239966347"/>
+      <w:bookmarkStart w:id="9" w:name="_Toc240014567"/>
       <w:r>
         <w:t xml:space="preserve">7.1 PP3/BP4 </w:t>
       </w:r>
@@ -7835,7 +7835,7 @@
           <w:left w:w="10" w:type="dxa"/>
           <w:right w:w="10" w:type="dxa"/>
         </w:tblCellMar>
-        <w:tblLook w:val="0000" w:firstRow="0" w:lastRow="0" w:firstColumn="0" w:lastColumn="0" w:noHBand="0" w:noVBand="0"/>
+        <w:tblLook w:val="04A0" w:firstRow="1" w:lastRow="0" w:firstColumn="1" w:lastColumn="0" w:noHBand="0" w:noVBand="1"/>
       </w:tblPr>
       <w:tblGrid>
         <w:gridCol w:w="2167"/>
@@ -8337,7 +8337,7 @@
       <w:pPr>
         <w:pStyle w:val="2"/>
       </w:pPr>
-      <w:bookmarkStart w:id="10" w:name="_Toc239966348"/>
+      <w:bookmarkStart w:id="10" w:name="_Toc240014568"/>
       <w:r>
         <w:t xml:space="preserve">7.2 </w:t>
       </w:r>
@@ -8367,7 +8367,7 @@
           <w:left w:w="10" w:type="dxa"/>
           <w:right w:w="10" w:type="dxa"/>
         </w:tblCellMar>
-        <w:tblLook w:val="0000" w:firstRow="0" w:lastRow="0" w:firstColumn="0" w:lastColumn="0" w:noHBand="0" w:noVBand="0"/>
+        <w:tblLook w:val="04A0" w:firstRow="1" w:lastRow="0" w:firstColumn="1" w:lastColumn="0" w:noHBand="0" w:noVBand="1"/>
       </w:tblPr>
       <w:tblGrid>
         <w:gridCol w:w="3069"/>
@@ -9089,7 +9089,7 @@
       <w:pPr>
         <w:pStyle w:val="1"/>
       </w:pPr>
-      <w:bookmarkStart w:id="11" w:name="_Toc239966349"/>
+      <w:bookmarkStart w:id="11" w:name="_Toc240014569"/>
       <w:r>
         <w:t xml:space="preserve">8. FuncVEP </w:t>
       </w:r>
@@ -9472,7 +9472,7 @@
       <w:pPr>
         <w:pStyle w:val="1"/>
       </w:pPr>
-      <w:bookmarkStart w:id="12" w:name="_Toc239966350"/>
+      <w:bookmarkStart w:id="12" w:name="_Toc240014570"/>
       <w:r>
         <w:t xml:space="preserve">9. </w:t>
       </w:r>
@@ -9663,7 +9663,7 @@
         <w:t>ClinVar</w:t>
       </w:r>
       <w:r>
-        <w:t>（同じアミノ酸位置に報告されている他の変異）</w:t>
+        <w:t>（同じアミノ酸位置に登録されている他の変異）</w:t>
       </w:r>
     </w:p>
     <w:p>
@@ -9750,7 +9750,7 @@
       <w:pPr>
         <w:pStyle w:val="1"/>
       </w:pPr>
-      <w:bookmarkStart w:id="13" w:name="_Toc239966351"/>
+      <w:bookmarkStart w:id="13" w:name="_Toc240014571"/>
       <w:r>
         <w:t xml:space="preserve">10. </w:t>
       </w:r>
@@ -9928,7 +9928,7 @@
           <w:left w:w="10" w:type="dxa"/>
           <w:right w:w="10" w:type="dxa"/>
         </w:tblCellMar>
-        <w:tblLook w:val="0000" w:firstRow="0" w:lastRow="0" w:firstColumn="0" w:lastColumn="0" w:noHBand="0" w:noVBand="0"/>
+        <w:tblLook w:val="04A0" w:firstRow="1" w:lastRow="0" w:firstColumn="1" w:lastColumn="0" w:noHBand="0" w:noVBand="1"/>
       </w:tblPr>
       <w:tblGrid>
         <w:gridCol w:w="3610"/>
@@ -10538,7 +10538,7 @@
           <w:left w:w="10" w:type="dxa"/>
           <w:right w:w="10" w:type="dxa"/>
         </w:tblCellMar>
-        <w:tblLook w:val="0000" w:firstRow="0" w:lastRow="0" w:firstColumn="0" w:lastColumn="0" w:noHBand="0" w:noVBand="0"/>
+        <w:tblLook w:val="04A0" w:firstRow="1" w:lastRow="0" w:firstColumn="1" w:lastColumn="0" w:noHBand="0" w:noVBand="1"/>
       </w:tblPr>
       <w:tblGrid>
         <w:gridCol w:w="2708"/>
@@ -11447,7 +11447,7 @@
       <w:pPr>
         <w:pStyle w:val="1"/>
       </w:pPr>
-      <w:bookmarkStart w:id="14" w:name="_Toc239966352"/>
+      <w:bookmarkStart w:id="14" w:name="_Toc240014572"/>
       <w:r>
         <w:t xml:space="preserve">11. </w:t>
       </w:r>
@@ -11644,7 +11644,7 @@
       <w:pPr>
         <w:pStyle w:val="1"/>
       </w:pPr>
-      <w:bookmarkStart w:id="15" w:name="_Toc239966353"/>
+      <w:bookmarkStart w:id="15" w:name="_Toc240014573"/>
       <w:r>
         <w:t xml:space="preserve">12. </w:t>
       </w:r>
@@ -11726,7 +11726,7 @@
       <w:pPr>
         <w:pStyle w:val="1"/>
       </w:pPr>
-      <w:bookmarkStart w:id="16" w:name="_Toc239966354"/>
+      <w:bookmarkStart w:id="16" w:name="_Toc240014574"/>
       <w:r>
         <w:t xml:space="preserve">13. </w:t>
       </w:r>
@@ -11794,7 +11794,7 @@
       <w:pPr>
         <w:pStyle w:val="1"/>
       </w:pPr>
-      <w:bookmarkStart w:id="17" w:name="_Toc239966355"/>
+      <w:bookmarkStart w:id="17" w:name="_Toc240014575"/>
       <w:r>
         <w:t>付録</w:t>
       </w:r>
@@ -11880,7 +11880,7 @@
           <w:left w:w="10" w:type="dxa"/>
           <w:right w:w="10" w:type="dxa"/>
         </w:tblCellMar>
-        <w:tblLook w:val="0000" w:firstRow="0" w:lastRow="0" w:firstColumn="0" w:lastColumn="0" w:noHBand="0" w:noVBand="0"/>
+        <w:tblLook w:val="04A0" w:firstRow="1" w:lastRow="0" w:firstColumn="1" w:lastColumn="0" w:noHBand="0" w:noVBand="1"/>
       </w:tblPr>
       <w:tblGrid>
         <w:gridCol w:w="1445"/>
@@ -13127,7 +13127,7 @@
       <w:pPr>
         <w:pStyle w:val="1"/>
       </w:pPr>
-      <w:bookmarkStart w:id="18" w:name="_Toc239966356"/>
+      <w:bookmarkStart w:id="18" w:name="_Toc240014576"/>
       <w:r>
         <w:t>付録</w:t>
       </w:r>
@@ -13154,7 +13154,7 @@
           <w:left w:w="10" w:type="dxa"/>
           <w:right w:w="10" w:type="dxa"/>
         </w:tblCellMar>
-        <w:tblLook w:val="0000" w:firstRow="0" w:lastRow="0" w:firstColumn="0" w:lastColumn="0" w:noHBand="0" w:noVBand="0"/>
+        <w:tblLook w:val="04A0" w:firstRow="1" w:lastRow="0" w:firstColumn="1" w:lastColumn="0" w:noHBand="0" w:noVBand="1"/>
       </w:tblPr>
       <w:tblGrid>
         <w:gridCol w:w="3203"/>
@@ -13995,7 +13995,7 @@
       <w:pPr>
         <w:pStyle w:val="1"/>
       </w:pPr>
-      <w:bookmarkStart w:id="19" w:name="_Toc239966357"/>
+      <w:bookmarkStart w:id="19" w:name="_Toc240014577"/>
       <w:r>
         <w:t>付録</w:t>
       </w:r>
@@ -14125,7 +14125,7 @@
       <w:pPr>
         <w:pStyle w:val="1"/>
       </w:pPr>
-      <w:bookmarkStart w:id="20" w:name="_Toc239966358"/>
+      <w:bookmarkStart w:id="20" w:name="_Toc240014578"/>
       <w:r>
         <w:t>付録</w:t>
       </w:r>
@@ -14593,10 +14593,10 @@
 <file path=word/numbering.xml><?xml version="1.0" encoding="utf-8"?>
 <w:numbering xmlns:wpc="http://schemas.microsoft.com/office/word/2010/wordprocessingCanvas" xmlns:cx="http://schemas.microsoft.com/office/drawing/2014/chartex" xmlns:cx1="http://schemas.microsoft.com/office/drawing/2015/9/8/chartex" xmlns:cx2="http://schemas.microsoft.com/office/drawing/2015/10/21/chartex" xmlns:cx3="http://schemas.microsoft.com/office/drawing/2016/5/9/chartex" xmlns:cx4="http://schemas.microsoft.com/office/drawing/2016/5/10/chartex" xmlns:cx5="http://schemas.microsoft.com/office/drawing/2016/5/11/chartex" xmlns:cx6="http://schemas.microsoft.com/office/drawing/2016/5/12/chartex" xmlns:cx7="http://schemas.microsoft.com/office/drawing/2016/5/13/chartex" xmlns:cx8="http://schemas.microsoft.com/office/drawing/2016/5/14/chartex" xmlns:mc="http://schemas.openxmlformats.org/markup-compatibility/2006" xmlns:aink="http://schemas.microsoft.com/office/drawing/2016/ink" xmlns:am3d="http://schemas.microsoft.com/office/drawing/2017/model3d" xmlns:o="urn:schemas-microsoft-com:office:office" xmlns:oel="http://schemas.microsoft.com/office/2019/extlst" xmlns:r="http://schemas.openxmlformats.org/officeDocument/2006/relationships" xmlns:m="http://schemas.openxmlformats.org/officeDocument/2006/math" xmlns:v="urn:schemas-microsoft-com:vml" xmlns:wp14="http://schemas.microsoft.com/office/word/2010/wordprocessingDrawing" xmlns:wp="http://schemas.openxmlformats.org/drawingml/2006/wordprocessingDrawing" xmlns:w10="urn:schemas-microsoft-com:office:word" xmlns:w="http://schemas.openxmlformats.org/wordprocessingml/2006/main" xmlns:w14="http://schemas.microsoft.com/office/word/2010/wordml" xmlns:w15="http://schemas.microsoft.com/office/word/2012/wordml" xmlns:w16cex="http://schemas.microsoft.com/office/word/2018/wordml/cex" xmlns:w16cid="http://schemas.microsoft.com/office/word/2016/wordml/cid" xmlns:w16="http://schemas.microsoft.com/office/word/2018/wordml" xmlns:w16du="http://schemas.microsoft.com/office/word/2023/wordml/word16du" xmlns:w16sdtdh="http://schemas.microsoft.com/office/word/2020/wordml/sdtdatahash" xmlns:w16sdtfl="http://schemas.microsoft.com/office/word/2024/wordml/sdtformatlock" xmlns:w16se="http://schemas.microsoft.com/office/word/2015/wordml/symex" xmlns:wpg="http://schemas.microsoft.com/office/word/2010/wordprocessingGroup" xmlns:wpi="http://schemas.microsoft.com/office/word/2010/wordprocessingInk" xmlns:wne="http://schemas.microsoft.com/office/word/2006/wordml" xmlns:wps="http://schemas.microsoft.com/office/word/2010/wordprocessingShape" mc:Ignorable="w14 w15 w16se w16cid w16 w16cex w16sdtdh w16sdtfl w16du wp14">
   <w:abstractNum w:abstractNumId="0" w15:restartNumberingAfterBreak="0">
-    <w:nsid w:val="01EB4198"/>
+    <w:nsid w:val="00CE200F"/>
     <w:multiLevelType w:val="hybridMultilevel"/>
-    <w:tmpl w:val="549C3EF0"/>
-    <w:lvl w:ilvl="0" w:tplc="F4667116">
+    <w:tmpl w:val="331285E8"/>
+    <w:lvl w:ilvl="0" w:tplc="AB346794">
       <w:start w:val="1"/>
       <w:numFmt w:val="decimal"/>
       <w:lvlText w:val="%1."/>
@@ -14605,52 +14605,52 @@
         <w:ind w:left="540" w:hanging="360"/>
       </w:pPr>
     </w:lvl>
-    <w:lvl w:ilvl="1" w:tplc="B880932A">
+    <w:lvl w:ilvl="1" w:tplc="FD72B2B4">
       <w:numFmt w:val="decimal"/>
       <w:lvlText w:val=""/>
       <w:lvlJc w:val="left"/>
     </w:lvl>
-    <w:lvl w:ilvl="2" w:tplc="197C21B6">
+    <w:lvl w:ilvl="2" w:tplc="1DC6B212">
       <w:numFmt w:val="decimal"/>
       <w:lvlText w:val=""/>
       <w:lvlJc w:val="left"/>
     </w:lvl>
-    <w:lvl w:ilvl="3" w:tplc="A5AAFBC8">
+    <w:lvl w:ilvl="3" w:tplc="D136A2A6">
       <w:numFmt w:val="decimal"/>
       <w:lvlText w:val=""/>
       <w:lvlJc w:val="left"/>
     </w:lvl>
-    <w:lvl w:ilvl="4" w:tplc="DACEBD2C">
+    <w:lvl w:ilvl="4" w:tplc="65A83578">
       <w:numFmt w:val="decimal"/>
       <w:lvlText w:val=""/>
       <w:lvlJc w:val="left"/>
     </w:lvl>
-    <w:lvl w:ilvl="5" w:tplc="F760A1C4">
+    <w:lvl w:ilvl="5" w:tplc="A2A87D56">
       <w:numFmt w:val="decimal"/>
       <w:lvlText w:val=""/>
       <w:lvlJc w:val="left"/>
     </w:lvl>
-    <w:lvl w:ilvl="6" w:tplc="758E6024">
+    <w:lvl w:ilvl="6" w:tplc="AB405300">
       <w:numFmt w:val="decimal"/>
       <w:lvlText w:val=""/>
       <w:lvlJc w:val="left"/>
     </w:lvl>
-    <w:lvl w:ilvl="7" w:tplc="BE6244BA">
+    <w:lvl w:ilvl="7" w:tplc="A9383314">
       <w:numFmt w:val="decimal"/>
       <w:lvlText w:val=""/>
       <w:lvlJc w:val="left"/>
     </w:lvl>
-    <w:lvl w:ilvl="8" w:tplc="0AC44ED8">
+    <w:lvl w:ilvl="8" w:tplc="FBF46550">
       <w:numFmt w:val="decimal"/>
       <w:lvlText w:val=""/>
       <w:lvlJc w:val="left"/>
     </w:lvl>
   </w:abstractNum>
   <w:abstractNum w:abstractNumId="1" w15:restartNumberingAfterBreak="0">
-    <w:nsid w:val="06E52EBF"/>
+    <w:nsid w:val="02BF1327"/>
     <w:multiLevelType w:val="hybridMultilevel"/>
-    <w:tmpl w:val="0570160E"/>
-    <w:lvl w:ilvl="0" w:tplc="69E2852E">
+    <w:tmpl w:val="C1742D98"/>
+    <w:lvl w:ilvl="0" w:tplc="98743360">
       <w:start w:val="1"/>
       <w:numFmt w:val="decimal"/>
       <w:lvlText w:val="%1."/>
@@ -14659,52 +14659,52 @@
         <w:ind w:left="540" w:hanging="360"/>
       </w:pPr>
     </w:lvl>
-    <w:lvl w:ilvl="1" w:tplc="C5025C22">
+    <w:lvl w:ilvl="1" w:tplc="7304BA3E">
       <w:numFmt w:val="decimal"/>
       <w:lvlText w:val=""/>
       <w:lvlJc w:val="left"/>
     </w:lvl>
-    <w:lvl w:ilvl="2" w:tplc="FC7490E6">
+    <w:lvl w:ilvl="2" w:tplc="6F2092E4">
       <w:numFmt w:val="decimal"/>
       <w:lvlText w:val=""/>
       <w:lvlJc w:val="left"/>
     </w:lvl>
-    <w:lvl w:ilvl="3" w:tplc="6DAA9B64">
+    <w:lvl w:ilvl="3" w:tplc="C570EC62">
       <w:numFmt w:val="decimal"/>
       <w:lvlText w:val=""/>
       <w:lvlJc w:val="left"/>
     </w:lvl>
-    <w:lvl w:ilvl="4" w:tplc="DA84BB9C">
+    <w:lvl w:ilvl="4" w:tplc="0B1EF6BC">
       <w:numFmt w:val="decimal"/>
       <w:lvlText w:val=""/>
       <w:lvlJc w:val="left"/>
     </w:lvl>
-    <w:lvl w:ilvl="5" w:tplc="081A31B4">
+    <w:lvl w:ilvl="5" w:tplc="3404CB54">
       <w:numFmt w:val="decimal"/>
       <w:lvlText w:val=""/>
       <w:lvlJc w:val="left"/>
     </w:lvl>
-    <w:lvl w:ilvl="6" w:tplc="4ACA9A8E">
+    <w:lvl w:ilvl="6" w:tplc="FAB80718">
       <w:numFmt w:val="decimal"/>
       <w:lvlText w:val=""/>
       <w:lvlJc w:val="left"/>
     </w:lvl>
-    <w:lvl w:ilvl="7" w:tplc="E7A8CF4A">
+    <w:lvl w:ilvl="7" w:tplc="A0D2331A">
       <w:numFmt w:val="decimal"/>
       <w:lvlText w:val=""/>
       <w:lvlJc w:val="left"/>
     </w:lvl>
-    <w:lvl w:ilvl="8" w:tplc="E57ED2FC">
+    <w:lvl w:ilvl="8" w:tplc="B5DE7518">
       <w:numFmt w:val="decimal"/>
       <w:lvlText w:val=""/>
       <w:lvlJc w:val="left"/>
     </w:lvl>
   </w:abstractNum>
   <w:abstractNum w:abstractNumId="2" w15:restartNumberingAfterBreak="0">
-    <w:nsid w:val="44C86624"/>
+    <w:nsid w:val="09331F5E"/>
     <w:multiLevelType w:val="hybridMultilevel"/>
-    <w:tmpl w:val="A3B26D1E"/>
-    <w:lvl w:ilvl="0" w:tplc="AE80FE2C">
+    <w:tmpl w:val="22465542"/>
+    <w:lvl w:ilvl="0" w:tplc="44085EE2">
       <w:start w:val="1"/>
       <w:numFmt w:val="decimal"/>
       <w:lvlText w:val="%1."/>
@@ -14713,52 +14713,52 @@
         <w:ind w:left="540" w:hanging="360"/>
       </w:pPr>
     </w:lvl>
-    <w:lvl w:ilvl="1" w:tplc="61162462">
+    <w:lvl w:ilvl="1" w:tplc="6CF692DC">
       <w:numFmt w:val="decimal"/>
       <w:lvlText w:val=""/>
       <w:lvlJc w:val="left"/>
     </w:lvl>
-    <w:lvl w:ilvl="2" w:tplc="37089A02">
+    <w:lvl w:ilvl="2" w:tplc="7F626E1E">
       <w:numFmt w:val="decimal"/>
       <w:lvlText w:val=""/>
       <w:lvlJc w:val="left"/>
     </w:lvl>
-    <w:lvl w:ilvl="3" w:tplc="BE741B0E">
+    <w:lvl w:ilvl="3" w:tplc="CEB0C564">
       <w:numFmt w:val="decimal"/>
       <w:lvlText w:val=""/>
       <w:lvlJc w:val="left"/>
     </w:lvl>
-    <w:lvl w:ilvl="4" w:tplc="3CE47394">
+    <w:lvl w:ilvl="4" w:tplc="2D64A032">
       <w:numFmt w:val="decimal"/>
       <w:lvlText w:val=""/>
       <w:lvlJc w:val="left"/>
     </w:lvl>
-    <w:lvl w:ilvl="5" w:tplc="76948D5A">
+    <w:lvl w:ilvl="5" w:tplc="3B8A80CE">
       <w:numFmt w:val="decimal"/>
       <w:lvlText w:val=""/>
       <w:lvlJc w:val="left"/>
     </w:lvl>
-    <w:lvl w:ilvl="6" w:tplc="457C2B0C">
+    <w:lvl w:ilvl="6" w:tplc="F72CF630">
       <w:numFmt w:val="decimal"/>
       <w:lvlText w:val=""/>
       <w:lvlJc w:val="left"/>
     </w:lvl>
-    <w:lvl w:ilvl="7" w:tplc="F0FCAFAE">
+    <w:lvl w:ilvl="7" w:tplc="54E06768">
       <w:numFmt w:val="decimal"/>
       <w:lvlText w:val=""/>
       <w:lvlJc w:val="left"/>
     </w:lvl>
-    <w:lvl w:ilvl="8" w:tplc="2E1EBF2C">
+    <w:lvl w:ilvl="8" w:tplc="8F02AB4E">
       <w:numFmt w:val="decimal"/>
       <w:lvlText w:val=""/>
       <w:lvlJc w:val="left"/>
     </w:lvl>
   </w:abstractNum>
   <w:abstractNum w:abstractNumId="3" w15:restartNumberingAfterBreak="0">
-    <w:nsid w:val="4BA70188"/>
+    <w:nsid w:val="0C605E1B"/>
     <w:multiLevelType w:val="hybridMultilevel"/>
-    <w:tmpl w:val="C86A0EBE"/>
-    <w:lvl w:ilvl="0" w:tplc="01D0EDB4">
+    <w:tmpl w:val="0F5A449C"/>
+    <w:lvl w:ilvl="0" w:tplc="6FD80A5A">
       <w:start w:val="1"/>
       <w:numFmt w:val="decimal"/>
       <w:lvlText w:val="%1."/>
@@ -14767,52 +14767,52 @@
         <w:ind w:left="540" w:hanging="360"/>
       </w:pPr>
     </w:lvl>
-    <w:lvl w:ilvl="1" w:tplc="BD54BA06">
+    <w:lvl w:ilvl="1" w:tplc="8368BDA4">
       <w:numFmt w:val="decimal"/>
       <w:lvlText w:val=""/>
       <w:lvlJc w:val="left"/>
     </w:lvl>
-    <w:lvl w:ilvl="2" w:tplc="036466D4">
+    <w:lvl w:ilvl="2" w:tplc="F1E0BD1A">
       <w:numFmt w:val="decimal"/>
       <w:lvlText w:val=""/>
       <w:lvlJc w:val="left"/>
     </w:lvl>
-    <w:lvl w:ilvl="3" w:tplc="5C3CF22E">
+    <w:lvl w:ilvl="3" w:tplc="342024EE">
       <w:numFmt w:val="decimal"/>
       <w:lvlText w:val=""/>
       <w:lvlJc w:val="left"/>
     </w:lvl>
-    <w:lvl w:ilvl="4" w:tplc="93B28A46">
+    <w:lvl w:ilvl="4" w:tplc="09BCB776">
       <w:numFmt w:val="decimal"/>
       <w:lvlText w:val=""/>
       <w:lvlJc w:val="left"/>
     </w:lvl>
-    <w:lvl w:ilvl="5" w:tplc="30569E94">
+    <w:lvl w:ilvl="5" w:tplc="C4044410">
       <w:numFmt w:val="decimal"/>
       <w:lvlText w:val=""/>
       <w:lvlJc w:val="left"/>
     </w:lvl>
-    <w:lvl w:ilvl="6" w:tplc="04AEBFF6">
+    <w:lvl w:ilvl="6" w:tplc="6820351E">
       <w:numFmt w:val="decimal"/>
       <w:lvlText w:val=""/>
       <w:lvlJc w:val="left"/>
     </w:lvl>
-    <w:lvl w:ilvl="7" w:tplc="BA644892">
+    <w:lvl w:ilvl="7" w:tplc="0FE62A24">
       <w:numFmt w:val="decimal"/>
       <w:lvlText w:val=""/>
       <w:lvlJc w:val="left"/>
     </w:lvl>
-    <w:lvl w:ilvl="8" w:tplc="564C0FE0">
+    <w:lvl w:ilvl="8" w:tplc="019E7EA0">
       <w:numFmt w:val="decimal"/>
       <w:lvlText w:val=""/>
       <w:lvlJc w:val="left"/>
     </w:lvl>
   </w:abstractNum>
   <w:abstractNum w:abstractNumId="4" w15:restartNumberingAfterBreak="0">
-    <w:nsid w:val="4BC45CD1"/>
+    <w:nsid w:val="15784ADA"/>
     <w:multiLevelType w:val="hybridMultilevel"/>
-    <w:tmpl w:val="2B8E4FC6"/>
-    <w:lvl w:ilvl="0" w:tplc="F2BCAA1A">
+    <w:tmpl w:val="A23205A0"/>
+    <w:lvl w:ilvl="0" w:tplc="2EC6EB04">
       <w:start w:val="1"/>
       <w:numFmt w:val="decimal"/>
       <w:lvlText w:val="%1."/>
@@ -14821,106 +14821,52 @@
         <w:ind w:left="540" w:hanging="360"/>
       </w:pPr>
     </w:lvl>
-    <w:lvl w:ilvl="1" w:tplc="53D8110A">
+    <w:lvl w:ilvl="1" w:tplc="808297E2">
       <w:numFmt w:val="decimal"/>
       <w:lvlText w:val=""/>
       <w:lvlJc w:val="left"/>
     </w:lvl>
-    <w:lvl w:ilvl="2" w:tplc="293E8CFA">
+    <w:lvl w:ilvl="2" w:tplc="319468CE">
       <w:numFmt w:val="decimal"/>
       <w:lvlText w:val=""/>
       <w:lvlJc w:val="left"/>
     </w:lvl>
-    <w:lvl w:ilvl="3" w:tplc="B8786FB6">
+    <w:lvl w:ilvl="3" w:tplc="1096BFD8">
       <w:numFmt w:val="decimal"/>
       <w:lvlText w:val=""/>
       <w:lvlJc w:val="left"/>
     </w:lvl>
-    <w:lvl w:ilvl="4" w:tplc="01E2AEAA">
+    <w:lvl w:ilvl="4" w:tplc="31DE8C48">
       <w:numFmt w:val="decimal"/>
       <w:lvlText w:val=""/>
       <w:lvlJc w:val="left"/>
     </w:lvl>
-    <w:lvl w:ilvl="5" w:tplc="647C444A">
+    <w:lvl w:ilvl="5" w:tplc="07EC2E28">
       <w:numFmt w:val="decimal"/>
       <w:lvlText w:val=""/>
       <w:lvlJc w:val="left"/>
     </w:lvl>
-    <w:lvl w:ilvl="6" w:tplc="58704490">
+    <w:lvl w:ilvl="6" w:tplc="0210621C">
       <w:numFmt w:val="decimal"/>
       <w:lvlText w:val=""/>
       <w:lvlJc w:val="left"/>
     </w:lvl>
-    <w:lvl w:ilvl="7" w:tplc="A0AEBA84">
+    <w:lvl w:ilvl="7" w:tplc="25105D94">
       <w:numFmt w:val="decimal"/>
       <w:lvlText w:val=""/>
       <w:lvlJc w:val="left"/>
     </w:lvl>
-    <w:lvl w:ilvl="8" w:tplc="122220AA">
+    <w:lvl w:ilvl="8" w:tplc="821870E0">
       <w:numFmt w:val="decimal"/>
       <w:lvlText w:val=""/>
       <w:lvlJc w:val="left"/>
     </w:lvl>
   </w:abstractNum>
   <w:abstractNum w:abstractNumId="5" w15:restartNumberingAfterBreak="0">
-    <w:nsid w:val="57884C93"/>
+    <w:nsid w:val="2BA809C1"/>
     <w:multiLevelType w:val="hybridMultilevel"/>
-    <w:tmpl w:val="DDC2E5F2"/>
-    <w:lvl w:ilvl="0" w:tplc="F20C5EE6">
-      <w:start w:val="1"/>
-      <w:numFmt w:val="bullet"/>
-      <w:lvlText w:val="•"/>
-      <w:lvlJc w:val="left"/>
-      <w:pPr>
-        <w:ind w:left="540" w:hanging="300"/>
-      </w:pPr>
-    </w:lvl>
-    <w:lvl w:ilvl="1" w:tplc="3692DC28">
-      <w:numFmt w:val="decimal"/>
-      <w:lvlText w:val=""/>
-      <w:lvlJc w:val="left"/>
-    </w:lvl>
-    <w:lvl w:ilvl="2" w:tplc="6652DE66">
-      <w:numFmt w:val="decimal"/>
-      <w:lvlText w:val=""/>
-      <w:lvlJc w:val="left"/>
-    </w:lvl>
-    <w:lvl w:ilvl="3" w:tplc="A58EE8DE">
-      <w:numFmt w:val="decimal"/>
-      <w:lvlText w:val=""/>
-      <w:lvlJc w:val="left"/>
-    </w:lvl>
-    <w:lvl w:ilvl="4" w:tplc="0FF23C74">
-      <w:numFmt w:val="decimal"/>
-      <w:lvlText w:val=""/>
-      <w:lvlJc w:val="left"/>
-    </w:lvl>
-    <w:lvl w:ilvl="5" w:tplc="A8A4508C">
-      <w:numFmt w:val="decimal"/>
-      <w:lvlText w:val=""/>
-      <w:lvlJc w:val="left"/>
-    </w:lvl>
-    <w:lvl w:ilvl="6" w:tplc="7DF0E714">
-      <w:numFmt w:val="decimal"/>
-      <w:lvlText w:val=""/>
-      <w:lvlJc w:val="left"/>
-    </w:lvl>
-    <w:lvl w:ilvl="7" w:tplc="82544B04">
-      <w:numFmt w:val="decimal"/>
-      <w:lvlText w:val=""/>
-      <w:lvlJc w:val="left"/>
-    </w:lvl>
-    <w:lvl w:ilvl="8" w:tplc="30A8E6D2">
-      <w:numFmt w:val="decimal"/>
-      <w:lvlText w:val=""/>
-      <w:lvlJc w:val="left"/>
-    </w:lvl>
-  </w:abstractNum>
-  <w:abstractNum w:abstractNumId="6" w15:restartNumberingAfterBreak="0">
-    <w:nsid w:val="57AE7CEE"/>
-    <w:multiLevelType w:val="hybridMultilevel"/>
-    <w:tmpl w:val="119E379E"/>
-    <w:lvl w:ilvl="0" w:tplc="1B5E62FA">
+    <w:tmpl w:val="A1026804"/>
+    <w:lvl w:ilvl="0" w:tplc="CC5A290E">
       <w:start w:val="1"/>
       <w:numFmt w:val="decimal"/>
       <w:lvlText w:val="%1."/>
@@ -14929,52 +14875,52 @@
         <w:ind w:left="540" w:hanging="360"/>
       </w:pPr>
     </w:lvl>
-    <w:lvl w:ilvl="1" w:tplc="9EBE5086">
+    <w:lvl w:ilvl="1" w:tplc="85348ADE">
       <w:numFmt w:val="decimal"/>
       <w:lvlText w:val=""/>
       <w:lvlJc w:val="left"/>
     </w:lvl>
-    <w:lvl w:ilvl="2" w:tplc="803C15EE">
+    <w:lvl w:ilvl="2" w:tplc="FD8ECB80">
       <w:numFmt w:val="decimal"/>
       <w:lvlText w:val=""/>
       <w:lvlJc w:val="left"/>
     </w:lvl>
-    <w:lvl w:ilvl="3" w:tplc="C39CD466">
+    <w:lvl w:ilvl="3" w:tplc="ACB06B10">
       <w:numFmt w:val="decimal"/>
       <w:lvlText w:val=""/>
       <w:lvlJc w:val="left"/>
     </w:lvl>
-    <w:lvl w:ilvl="4" w:tplc="EBDAA690">
+    <w:lvl w:ilvl="4" w:tplc="A6AA73C4">
       <w:numFmt w:val="decimal"/>
       <w:lvlText w:val=""/>
       <w:lvlJc w:val="left"/>
     </w:lvl>
-    <w:lvl w:ilvl="5" w:tplc="9500A640">
+    <w:lvl w:ilvl="5" w:tplc="B380CFB6">
       <w:numFmt w:val="decimal"/>
       <w:lvlText w:val=""/>
       <w:lvlJc w:val="left"/>
     </w:lvl>
-    <w:lvl w:ilvl="6" w:tplc="859AD794">
+    <w:lvl w:ilvl="6" w:tplc="FE021A42">
       <w:numFmt w:val="decimal"/>
       <w:lvlText w:val=""/>
       <w:lvlJc w:val="left"/>
     </w:lvl>
-    <w:lvl w:ilvl="7" w:tplc="EF3C7602">
+    <w:lvl w:ilvl="7" w:tplc="A854123A">
       <w:numFmt w:val="decimal"/>
       <w:lvlText w:val=""/>
       <w:lvlJc w:val="left"/>
     </w:lvl>
-    <w:lvl w:ilvl="8" w:tplc="909EA168">
+    <w:lvl w:ilvl="8" w:tplc="C004F09A">
       <w:numFmt w:val="decimal"/>
       <w:lvlText w:val=""/>
       <w:lvlJc w:val="left"/>
     </w:lvl>
   </w:abstractNum>
-  <w:abstractNum w:abstractNumId="7" w15:restartNumberingAfterBreak="0">
-    <w:nsid w:val="5F2316E6"/>
+  <w:abstractNum w:abstractNumId="6" w15:restartNumberingAfterBreak="0">
+    <w:nsid w:val="3E2A0A2D"/>
     <w:multiLevelType w:val="hybridMultilevel"/>
-    <w:tmpl w:val="689A54C0"/>
-    <w:lvl w:ilvl="0" w:tplc="DD3623D8">
+    <w:tmpl w:val="46E2B050"/>
+    <w:lvl w:ilvl="0" w:tplc="5E6E2158">
       <w:start w:val="1"/>
       <w:numFmt w:val="decimal"/>
       <w:lvlText w:val="%1."/>
@@ -14983,322 +14929,52 @@
         <w:ind w:left="540" w:hanging="360"/>
       </w:pPr>
     </w:lvl>
-    <w:lvl w:ilvl="1" w:tplc="887CA55A">
+    <w:lvl w:ilvl="1" w:tplc="97EA6266">
       <w:numFmt w:val="decimal"/>
       <w:lvlText w:val=""/>
       <w:lvlJc w:val="left"/>
     </w:lvl>
-    <w:lvl w:ilvl="2" w:tplc="ED4E7154">
+    <w:lvl w:ilvl="2" w:tplc="388E0AB4">
       <w:numFmt w:val="decimal"/>
       <w:lvlText w:val=""/>
       <w:lvlJc w:val="left"/>
     </w:lvl>
-    <w:lvl w:ilvl="3" w:tplc="45DA1824">
+    <w:lvl w:ilvl="3" w:tplc="E634F228">
       <w:numFmt w:val="decimal"/>
       <w:lvlText w:val=""/>
       <w:lvlJc w:val="left"/>
     </w:lvl>
-    <w:lvl w:ilvl="4" w:tplc="9244C4FC">
+    <w:lvl w:ilvl="4" w:tplc="765AE3BE">
       <w:numFmt w:val="decimal"/>
       <w:lvlText w:val=""/>
       <w:lvlJc w:val="left"/>
     </w:lvl>
-    <w:lvl w:ilvl="5" w:tplc="7EBC53AE">
+    <w:lvl w:ilvl="5" w:tplc="87B0EFBA">
       <w:numFmt w:val="decimal"/>
       <w:lvlText w:val=""/>
       <w:lvlJc w:val="left"/>
     </w:lvl>
-    <w:lvl w:ilvl="6" w:tplc="BF9E8E98">
+    <w:lvl w:ilvl="6" w:tplc="6E0EAFA0">
       <w:numFmt w:val="decimal"/>
       <w:lvlText w:val=""/>
       <w:lvlJc w:val="left"/>
     </w:lvl>
-    <w:lvl w:ilvl="7" w:tplc="C62617DA">
+    <w:lvl w:ilvl="7" w:tplc="0A44335A">
       <w:numFmt w:val="decimal"/>
       <w:lvlText w:val=""/>
       <w:lvlJc w:val="left"/>
     </w:lvl>
-    <w:lvl w:ilvl="8" w:tplc="79F64006">
+    <w:lvl w:ilvl="8" w:tplc="513832D2">
       <w:numFmt w:val="decimal"/>
       <w:lvlText w:val=""/>
       <w:lvlJc w:val="left"/>
     </w:lvl>
   </w:abstractNum>
-  <w:abstractNum w:abstractNumId="8" w15:restartNumberingAfterBreak="0">
-    <w:nsid w:val="65DE3829"/>
+  <w:abstractNum w:abstractNumId="7" w15:restartNumberingAfterBreak="0">
+    <w:nsid w:val="475009C9"/>
     <w:multiLevelType w:val="hybridMultilevel"/>
-    <w:tmpl w:val="547CB1B8"/>
-    <w:lvl w:ilvl="0" w:tplc="5F76CDB2">
-      <w:start w:val="1"/>
-      <w:numFmt w:val="decimal"/>
-      <w:lvlText w:val="%1."/>
-      <w:lvlJc w:val="left"/>
-      <w:pPr>
-        <w:ind w:left="540" w:hanging="360"/>
-      </w:pPr>
-    </w:lvl>
-    <w:lvl w:ilvl="1" w:tplc="D53C16F4">
-      <w:numFmt w:val="decimal"/>
-      <w:lvlText w:val=""/>
-      <w:lvlJc w:val="left"/>
-    </w:lvl>
-    <w:lvl w:ilvl="2" w:tplc="EDEE830C">
-      <w:numFmt w:val="decimal"/>
-      <w:lvlText w:val=""/>
-      <w:lvlJc w:val="left"/>
-    </w:lvl>
-    <w:lvl w:ilvl="3" w:tplc="08865CE8">
-      <w:numFmt w:val="decimal"/>
-      <w:lvlText w:val=""/>
-      <w:lvlJc w:val="left"/>
-    </w:lvl>
-    <w:lvl w:ilvl="4" w:tplc="ACA24CA2">
-      <w:numFmt w:val="decimal"/>
-      <w:lvlText w:val=""/>
-      <w:lvlJc w:val="left"/>
-    </w:lvl>
-    <w:lvl w:ilvl="5" w:tplc="325072C2">
-      <w:numFmt w:val="decimal"/>
-      <w:lvlText w:val=""/>
-      <w:lvlJc w:val="left"/>
-    </w:lvl>
-    <w:lvl w:ilvl="6" w:tplc="02D86424">
-      <w:numFmt w:val="decimal"/>
-      <w:lvlText w:val=""/>
-      <w:lvlJc w:val="left"/>
-    </w:lvl>
-    <w:lvl w:ilvl="7" w:tplc="15ACA900">
-      <w:numFmt w:val="decimal"/>
-      <w:lvlText w:val=""/>
-      <w:lvlJc w:val="left"/>
-    </w:lvl>
-    <w:lvl w:ilvl="8" w:tplc="0832BC42">
-      <w:numFmt w:val="decimal"/>
-      <w:lvlText w:val=""/>
-      <w:lvlJc w:val="left"/>
-    </w:lvl>
-  </w:abstractNum>
-  <w:abstractNum w:abstractNumId="9" w15:restartNumberingAfterBreak="0">
-    <w:nsid w:val="69E963E2"/>
-    <w:multiLevelType w:val="hybridMultilevel"/>
-    <w:tmpl w:val="31E0D440"/>
-    <w:lvl w:ilvl="0" w:tplc="5C4AE424">
-      <w:start w:val="1"/>
-      <w:numFmt w:val="decimal"/>
-      <w:lvlText w:val="%1."/>
-      <w:lvlJc w:val="left"/>
-      <w:pPr>
-        <w:ind w:left="540" w:hanging="360"/>
-      </w:pPr>
-    </w:lvl>
-    <w:lvl w:ilvl="1" w:tplc="BF0E288C">
-      <w:numFmt w:val="decimal"/>
-      <w:lvlText w:val=""/>
-      <w:lvlJc w:val="left"/>
-    </w:lvl>
-    <w:lvl w:ilvl="2" w:tplc="E8DCE5BC">
-      <w:numFmt w:val="decimal"/>
-      <w:lvlText w:val=""/>
-      <w:lvlJc w:val="left"/>
-    </w:lvl>
-    <w:lvl w:ilvl="3" w:tplc="FE9A120A">
-      <w:numFmt w:val="decimal"/>
-      <w:lvlText w:val=""/>
-      <w:lvlJc w:val="left"/>
-    </w:lvl>
-    <w:lvl w:ilvl="4" w:tplc="6C50D0EA">
-      <w:numFmt w:val="decimal"/>
-      <w:lvlText w:val=""/>
-      <w:lvlJc w:val="left"/>
-    </w:lvl>
-    <w:lvl w:ilvl="5" w:tplc="1AF8235A">
-      <w:numFmt w:val="decimal"/>
-      <w:lvlText w:val=""/>
-      <w:lvlJc w:val="left"/>
-    </w:lvl>
-    <w:lvl w:ilvl="6" w:tplc="935CD2F4">
-      <w:numFmt w:val="decimal"/>
-      <w:lvlText w:val=""/>
-      <w:lvlJc w:val="left"/>
-    </w:lvl>
-    <w:lvl w:ilvl="7" w:tplc="7A7ECB4A">
-      <w:numFmt w:val="decimal"/>
-      <w:lvlText w:val=""/>
-      <w:lvlJc w:val="left"/>
-    </w:lvl>
-    <w:lvl w:ilvl="8" w:tplc="86A28E28">
-      <w:numFmt w:val="decimal"/>
-      <w:lvlText w:val=""/>
-      <w:lvlJc w:val="left"/>
-    </w:lvl>
-  </w:abstractNum>
-  <w:abstractNum w:abstractNumId="10" w15:restartNumberingAfterBreak="0">
-    <w:nsid w:val="6E7971E5"/>
-    <w:multiLevelType w:val="hybridMultilevel"/>
-    <w:tmpl w:val="731A3C66"/>
-    <w:lvl w:ilvl="0" w:tplc="60B6925C">
-      <w:start w:val="1"/>
-      <w:numFmt w:val="decimal"/>
-      <w:lvlText w:val="%1."/>
-      <w:lvlJc w:val="left"/>
-      <w:pPr>
-        <w:ind w:left="540" w:hanging="360"/>
-      </w:pPr>
-    </w:lvl>
-    <w:lvl w:ilvl="1" w:tplc="69520968">
-      <w:numFmt w:val="decimal"/>
-      <w:lvlText w:val=""/>
-      <w:lvlJc w:val="left"/>
-    </w:lvl>
-    <w:lvl w:ilvl="2" w:tplc="4FF28FDA">
-      <w:numFmt w:val="decimal"/>
-      <w:lvlText w:val=""/>
-      <w:lvlJc w:val="left"/>
-    </w:lvl>
-    <w:lvl w:ilvl="3" w:tplc="49B0607C">
-      <w:numFmt w:val="decimal"/>
-      <w:lvlText w:val=""/>
-      <w:lvlJc w:val="left"/>
-    </w:lvl>
-    <w:lvl w:ilvl="4" w:tplc="14401B08">
-      <w:numFmt w:val="decimal"/>
-      <w:lvlText w:val=""/>
-      <w:lvlJc w:val="left"/>
-    </w:lvl>
-    <w:lvl w:ilvl="5" w:tplc="5AEA5E52">
-      <w:numFmt w:val="decimal"/>
-      <w:lvlText w:val=""/>
-      <w:lvlJc w:val="left"/>
-    </w:lvl>
-    <w:lvl w:ilvl="6" w:tplc="0304332A">
-      <w:numFmt w:val="decimal"/>
-      <w:lvlText w:val=""/>
-      <w:lvlJc w:val="left"/>
-    </w:lvl>
-    <w:lvl w:ilvl="7" w:tplc="27122B92">
-      <w:numFmt w:val="decimal"/>
-      <w:lvlText w:val=""/>
-      <w:lvlJc w:val="left"/>
-    </w:lvl>
-    <w:lvl w:ilvl="8" w:tplc="D1842B2E">
-      <w:numFmt w:val="decimal"/>
-      <w:lvlText w:val=""/>
-      <w:lvlJc w:val="left"/>
-    </w:lvl>
-  </w:abstractNum>
-  <w:abstractNum w:abstractNumId="11" w15:restartNumberingAfterBreak="0">
-    <w:nsid w:val="79C717DA"/>
-    <w:multiLevelType w:val="hybridMultilevel"/>
-    <w:tmpl w:val="7A963F68"/>
-    <w:lvl w:ilvl="0" w:tplc="DCCAB89C">
-      <w:start w:val="1"/>
-      <w:numFmt w:val="decimal"/>
-      <w:lvlText w:val="%1."/>
-      <w:lvlJc w:val="left"/>
-      <w:pPr>
-        <w:ind w:left="540" w:hanging="360"/>
-      </w:pPr>
-    </w:lvl>
-    <w:lvl w:ilvl="1" w:tplc="E8B29E96">
-      <w:numFmt w:val="decimal"/>
-      <w:lvlText w:val=""/>
-      <w:lvlJc w:val="left"/>
-    </w:lvl>
-    <w:lvl w:ilvl="2" w:tplc="46800E74">
-      <w:numFmt w:val="decimal"/>
-      <w:lvlText w:val=""/>
-      <w:lvlJc w:val="left"/>
-    </w:lvl>
-    <w:lvl w:ilvl="3" w:tplc="D1C4FC2A">
-      <w:numFmt w:val="decimal"/>
-      <w:lvlText w:val=""/>
-      <w:lvlJc w:val="left"/>
-    </w:lvl>
-    <w:lvl w:ilvl="4" w:tplc="8206B91E">
-      <w:numFmt w:val="decimal"/>
-      <w:lvlText w:val=""/>
-      <w:lvlJc w:val="left"/>
-    </w:lvl>
-    <w:lvl w:ilvl="5" w:tplc="64DE311C">
-      <w:numFmt w:val="decimal"/>
-      <w:lvlText w:val=""/>
-      <w:lvlJc w:val="left"/>
-    </w:lvl>
-    <w:lvl w:ilvl="6" w:tplc="4C0CCA24">
-      <w:numFmt w:val="decimal"/>
-      <w:lvlText w:val=""/>
-      <w:lvlJc w:val="left"/>
-    </w:lvl>
-    <w:lvl w:ilvl="7" w:tplc="81CE4586">
-      <w:numFmt w:val="decimal"/>
-      <w:lvlText w:val=""/>
-      <w:lvlJc w:val="left"/>
-    </w:lvl>
-    <w:lvl w:ilvl="8" w:tplc="777AF802">
-      <w:numFmt w:val="decimal"/>
-      <w:lvlText w:val=""/>
-      <w:lvlJc w:val="left"/>
-    </w:lvl>
-  </w:abstractNum>
-  <w:abstractNum w:abstractNumId="12" w15:restartNumberingAfterBreak="0">
-    <w:nsid w:val="7A432285"/>
-    <w:multiLevelType w:val="hybridMultilevel"/>
-    <w:tmpl w:val="EB44352C"/>
-    <w:lvl w:ilvl="0" w:tplc="508EE9EC">
-      <w:start w:val="1"/>
-      <w:numFmt w:val="decimal"/>
-      <w:lvlText w:val="%1."/>
-      <w:lvlJc w:val="left"/>
-      <w:pPr>
-        <w:ind w:left="540" w:hanging="360"/>
-      </w:pPr>
-    </w:lvl>
-    <w:lvl w:ilvl="1" w:tplc="BB08B4B2">
-      <w:numFmt w:val="decimal"/>
-      <w:lvlText w:val=""/>
-      <w:lvlJc w:val="left"/>
-    </w:lvl>
-    <w:lvl w:ilvl="2" w:tplc="BEE84966">
-      <w:numFmt w:val="decimal"/>
-      <w:lvlText w:val=""/>
-      <w:lvlJc w:val="left"/>
-    </w:lvl>
-    <w:lvl w:ilvl="3" w:tplc="29B2F706">
-      <w:numFmt w:val="decimal"/>
-      <w:lvlText w:val=""/>
-      <w:lvlJc w:val="left"/>
-    </w:lvl>
-    <w:lvl w:ilvl="4" w:tplc="5EDA422C">
-      <w:numFmt w:val="decimal"/>
-      <w:lvlText w:val=""/>
-      <w:lvlJc w:val="left"/>
-    </w:lvl>
-    <w:lvl w:ilvl="5" w:tplc="EBE2CFC8">
-      <w:numFmt w:val="decimal"/>
-      <w:lvlText w:val=""/>
-      <w:lvlJc w:val="left"/>
-    </w:lvl>
-    <w:lvl w:ilvl="6" w:tplc="B9928CD4">
-      <w:numFmt w:val="decimal"/>
-      <w:lvlText w:val=""/>
-      <w:lvlJc w:val="left"/>
-    </w:lvl>
-    <w:lvl w:ilvl="7" w:tplc="0E60D59A">
-      <w:numFmt w:val="decimal"/>
-      <w:lvlText w:val=""/>
-      <w:lvlJc w:val="left"/>
-    </w:lvl>
-    <w:lvl w:ilvl="8" w:tplc="0D2C972A">
-      <w:numFmt w:val="decimal"/>
-      <w:lvlText w:val=""/>
-      <w:lvlJc w:val="left"/>
-    </w:lvl>
-  </w:abstractNum>
-  <w:abstractNum w:abstractNumId="13" w15:restartNumberingAfterBreak="0">
-    <w:nsid w:val="7BB9332D"/>
-    <w:multiLevelType w:val="hybridMultilevel"/>
-    <w:tmpl w:val="3698ADA0"/>
-    <w:lvl w:ilvl="0" w:tplc="7F1E3458">
+    <w:tmpl w:val="927C26E2"/>
+    <w:lvl w:ilvl="0" w:tplc="F4282CB6">
       <w:start w:val="1"/>
       <w:numFmt w:val="bullet"/>
       <w:lvlText w:val="●"/>
@@ -15307,7 +14983,7 @@
         <w:ind w:left="720" w:hanging="360"/>
       </w:pPr>
     </w:lvl>
-    <w:lvl w:ilvl="1" w:tplc="A19C7D8E">
+    <w:lvl w:ilvl="1" w:tplc="8C1A4496">
       <w:start w:val="1"/>
       <w:numFmt w:val="bullet"/>
       <w:lvlText w:val="○"/>
@@ -15316,7 +14992,7 @@
         <w:ind w:left="1440" w:hanging="360"/>
       </w:pPr>
     </w:lvl>
-    <w:lvl w:ilvl="2" w:tplc="3998DA4C">
+    <w:lvl w:ilvl="2" w:tplc="9BF4852E">
       <w:start w:val="1"/>
       <w:numFmt w:val="bullet"/>
       <w:lvlText w:val="■"/>
@@ -15325,7 +15001,7 @@
         <w:ind w:left="2160" w:hanging="360"/>
       </w:pPr>
     </w:lvl>
-    <w:lvl w:ilvl="3" w:tplc="57CEFFF8">
+    <w:lvl w:ilvl="3" w:tplc="B4EEA422">
       <w:start w:val="1"/>
       <w:numFmt w:val="bullet"/>
       <w:lvlText w:val="●"/>
@@ -15334,7 +15010,7 @@
         <w:ind w:left="2880" w:hanging="360"/>
       </w:pPr>
     </w:lvl>
-    <w:lvl w:ilvl="4" w:tplc="6DD4E9E2">
+    <w:lvl w:ilvl="4" w:tplc="25686D4A">
       <w:start w:val="1"/>
       <w:numFmt w:val="bullet"/>
       <w:lvlText w:val="○"/>
@@ -15343,7 +15019,7 @@
         <w:ind w:left="3600" w:hanging="360"/>
       </w:pPr>
     </w:lvl>
-    <w:lvl w:ilvl="5" w:tplc="152E0DAE">
+    <w:lvl w:ilvl="5" w:tplc="0BE255D0">
       <w:start w:val="1"/>
       <w:numFmt w:val="bullet"/>
       <w:lvlText w:val="■"/>
@@ -15352,7 +15028,7 @@
         <w:ind w:left="4320" w:hanging="360"/>
       </w:pPr>
     </w:lvl>
-    <w:lvl w:ilvl="6" w:tplc="3C26E274">
+    <w:lvl w:ilvl="6" w:tplc="80E20770">
       <w:start w:val="1"/>
       <w:numFmt w:val="bullet"/>
       <w:lvlText w:val="●"/>
@@ -15361,7 +15037,7 @@
         <w:ind w:left="5040" w:hanging="360"/>
       </w:pPr>
     </w:lvl>
-    <w:lvl w:ilvl="7" w:tplc="309EA344">
+    <w:lvl w:ilvl="7" w:tplc="ABD6C9E0">
       <w:start w:val="1"/>
       <w:numFmt w:val="bullet"/>
       <w:lvlText w:val="●"/>
@@ -15370,7 +15046,7 @@
         <w:ind w:left="5760" w:hanging="360"/>
       </w:pPr>
     </w:lvl>
-    <w:lvl w:ilvl="8" w:tplc="105CD902">
+    <w:lvl w:ilvl="8" w:tplc="3F5ADDAC">
       <w:start w:val="1"/>
       <w:numFmt w:val="bullet"/>
       <w:lvlText w:val="●"/>
@@ -15380,32 +15056,356 @@
       </w:pPr>
     </w:lvl>
   </w:abstractNum>
-  <w:num w:numId="1" w16cid:durableId="1013187851">
-    <w:abstractNumId w:val="13"/>
+  <w:abstractNum w:abstractNumId="8" w15:restartNumberingAfterBreak="0">
+    <w:nsid w:val="4A475633"/>
+    <w:multiLevelType w:val="hybridMultilevel"/>
+    <w:tmpl w:val="3CB2C35C"/>
+    <w:lvl w:ilvl="0" w:tplc="1B8E79AA">
+      <w:start w:val="1"/>
+      <w:numFmt w:val="decimal"/>
+      <w:lvlText w:val="%1."/>
+      <w:lvlJc w:val="left"/>
+      <w:pPr>
+        <w:ind w:left="540" w:hanging="360"/>
+      </w:pPr>
+    </w:lvl>
+    <w:lvl w:ilvl="1" w:tplc="D17622DC">
+      <w:numFmt w:val="decimal"/>
+      <w:lvlText w:val=""/>
+      <w:lvlJc w:val="left"/>
+    </w:lvl>
+    <w:lvl w:ilvl="2" w:tplc="BE8EDE40">
+      <w:numFmt w:val="decimal"/>
+      <w:lvlText w:val=""/>
+      <w:lvlJc w:val="left"/>
+    </w:lvl>
+    <w:lvl w:ilvl="3" w:tplc="E6AAC67E">
+      <w:numFmt w:val="decimal"/>
+      <w:lvlText w:val=""/>
+      <w:lvlJc w:val="left"/>
+    </w:lvl>
+    <w:lvl w:ilvl="4" w:tplc="50960D56">
+      <w:numFmt w:val="decimal"/>
+      <w:lvlText w:val=""/>
+      <w:lvlJc w:val="left"/>
+    </w:lvl>
+    <w:lvl w:ilvl="5" w:tplc="0788295C">
+      <w:numFmt w:val="decimal"/>
+      <w:lvlText w:val=""/>
+      <w:lvlJc w:val="left"/>
+    </w:lvl>
+    <w:lvl w:ilvl="6" w:tplc="3B687AF8">
+      <w:numFmt w:val="decimal"/>
+      <w:lvlText w:val=""/>
+      <w:lvlJc w:val="left"/>
+    </w:lvl>
+    <w:lvl w:ilvl="7" w:tplc="1BDAD84C">
+      <w:numFmt w:val="decimal"/>
+      <w:lvlText w:val=""/>
+      <w:lvlJc w:val="left"/>
+    </w:lvl>
+    <w:lvl w:ilvl="8" w:tplc="66460D72">
+      <w:numFmt w:val="decimal"/>
+      <w:lvlText w:val=""/>
+      <w:lvlJc w:val="left"/>
+    </w:lvl>
+  </w:abstractNum>
+  <w:abstractNum w:abstractNumId="9" w15:restartNumberingAfterBreak="0">
+    <w:nsid w:val="4E142BC0"/>
+    <w:multiLevelType w:val="hybridMultilevel"/>
+    <w:tmpl w:val="2808FF2A"/>
+    <w:lvl w:ilvl="0" w:tplc="8F44A304">
+      <w:start w:val="1"/>
+      <w:numFmt w:val="decimal"/>
+      <w:lvlText w:val="%1."/>
+      <w:lvlJc w:val="left"/>
+      <w:pPr>
+        <w:ind w:left="540" w:hanging="360"/>
+      </w:pPr>
+    </w:lvl>
+    <w:lvl w:ilvl="1" w:tplc="6BE48F08">
+      <w:numFmt w:val="decimal"/>
+      <w:lvlText w:val=""/>
+      <w:lvlJc w:val="left"/>
+    </w:lvl>
+    <w:lvl w:ilvl="2" w:tplc="87FAEB68">
+      <w:numFmt w:val="decimal"/>
+      <w:lvlText w:val=""/>
+      <w:lvlJc w:val="left"/>
+    </w:lvl>
+    <w:lvl w:ilvl="3" w:tplc="7212AEDE">
+      <w:numFmt w:val="decimal"/>
+      <w:lvlText w:val=""/>
+      <w:lvlJc w:val="left"/>
+    </w:lvl>
+    <w:lvl w:ilvl="4" w:tplc="1BB8D7C0">
+      <w:numFmt w:val="decimal"/>
+      <w:lvlText w:val=""/>
+      <w:lvlJc w:val="left"/>
+    </w:lvl>
+    <w:lvl w:ilvl="5" w:tplc="87FAE70A">
+      <w:numFmt w:val="decimal"/>
+      <w:lvlText w:val=""/>
+      <w:lvlJc w:val="left"/>
+    </w:lvl>
+    <w:lvl w:ilvl="6" w:tplc="15027208">
+      <w:numFmt w:val="decimal"/>
+      <w:lvlText w:val=""/>
+      <w:lvlJc w:val="left"/>
+    </w:lvl>
+    <w:lvl w:ilvl="7" w:tplc="1F069430">
+      <w:numFmt w:val="decimal"/>
+      <w:lvlText w:val=""/>
+      <w:lvlJc w:val="left"/>
+    </w:lvl>
+    <w:lvl w:ilvl="8" w:tplc="80F0FA1C">
+      <w:numFmt w:val="decimal"/>
+      <w:lvlText w:val=""/>
+      <w:lvlJc w:val="left"/>
+    </w:lvl>
+  </w:abstractNum>
+  <w:abstractNum w:abstractNumId="10" w15:restartNumberingAfterBreak="0">
+    <w:nsid w:val="578C68A2"/>
+    <w:multiLevelType w:val="hybridMultilevel"/>
+    <w:tmpl w:val="AF3C1BE4"/>
+    <w:lvl w:ilvl="0" w:tplc="4CE8BB6E">
+      <w:start w:val="1"/>
+      <w:numFmt w:val="decimal"/>
+      <w:lvlText w:val="%1."/>
+      <w:lvlJc w:val="left"/>
+      <w:pPr>
+        <w:ind w:left="540" w:hanging="360"/>
+      </w:pPr>
+    </w:lvl>
+    <w:lvl w:ilvl="1" w:tplc="DF6A61D4">
+      <w:numFmt w:val="decimal"/>
+      <w:lvlText w:val=""/>
+      <w:lvlJc w:val="left"/>
+    </w:lvl>
+    <w:lvl w:ilvl="2" w:tplc="A0CC3F7C">
+      <w:numFmt w:val="decimal"/>
+      <w:lvlText w:val=""/>
+      <w:lvlJc w:val="left"/>
+    </w:lvl>
+    <w:lvl w:ilvl="3" w:tplc="FDCC18F6">
+      <w:numFmt w:val="decimal"/>
+      <w:lvlText w:val=""/>
+      <w:lvlJc w:val="left"/>
+    </w:lvl>
+    <w:lvl w:ilvl="4" w:tplc="F254480E">
+      <w:numFmt w:val="decimal"/>
+      <w:lvlText w:val=""/>
+      <w:lvlJc w:val="left"/>
+    </w:lvl>
+    <w:lvl w:ilvl="5" w:tplc="AFFCF2D2">
+      <w:numFmt w:val="decimal"/>
+      <w:lvlText w:val=""/>
+      <w:lvlJc w:val="left"/>
+    </w:lvl>
+    <w:lvl w:ilvl="6" w:tplc="FE4C4978">
+      <w:numFmt w:val="decimal"/>
+      <w:lvlText w:val=""/>
+      <w:lvlJc w:val="left"/>
+    </w:lvl>
+    <w:lvl w:ilvl="7" w:tplc="0B2CD9AE">
+      <w:numFmt w:val="decimal"/>
+      <w:lvlText w:val=""/>
+      <w:lvlJc w:val="left"/>
+    </w:lvl>
+    <w:lvl w:ilvl="8" w:tplc="62C0ED98">
+      <w:numFmt w:val="decimal"/>
+      <w:lvlText w:val=""/>
+      <w:lvlJc w:val="left"/>
+    </w:lvl>
+  </w:abstractNum>
+  <w:abstractNum w:abstractNumId="11" w15:restartNumberingAfterBreak="0">
+    <w:nsid w:val="5D1A7FB2"/>
+    <w:multiLevelType w:val="hybridMultilevel"/>
+    <w:tmpl w:val="3CA85D98"/>
+    <w:lvl w:ilvl="0" w:tplc="1C0656EA">
+      <w:start w:val="1"/>
+      <w:numFmt w:val="bullet"/>
+      <w:lvlText w:val="•"/>
+      <w:lvlJc w:val="left"/>
+      <w:pPr>
+        <w:ind w:left="540" w:hanging="300"/>
+      </w:pPr>
+    </w:lvl>
+    <w:lvl w:ilvl="1" w:tplc="BDE0D3F0">
+      <w:numFmt w:val="decimal"/>
+      <w:lvlText w:val=""/>
+      <w:lvlJc w:val="left"/>
+    </w:lvl>
+    <w:lvl w:ilvl="2" w:tplc="5448B14E">
+      <w:numFmt w:val="decimal"/>
+      <w:lvlText w:val=""/>
+      <w:lvlJc w:val="left"/>
+    </w:lvl>
+    <w:lvl w:ilvl="3" w:tplc="6C74F9EC">
+      <w:numFmt w:val="decimal"/>
+      <w:lvlText w:val=""/>
+      <w:lvlJc w:val="left"/>
+    </w:lvl>
+    <w:lvl w:ilvl="4" w:tplc="6E96E7AE">
+      <w:numFmt w:val="decimal"/>
+      <w:lvlText w:val=""/>
+      <w:lvlJc w:val="left"/>
+    </w:lvl>
+    <w:lvl w:ilvl="5" w:tplc="A092A358">
+      <w:numFmt w:val="decimal"/>
+      <w:lvlText w:val=""/>
+      <w:lvlJc w:val="left"/>
+    </w:lvl>
+    <w:lvl w:ilvl="6" w:tplc="F824287A">
+      <w:numFmt w:val="decimal"/>
+      <w:lvlText w:val=""/>
+      <w:lvlJc w:val="left"/>
+    </w:lvl>
+    <w:lvl w:ilvl="7" w:tplc="39F4D0E8">
+      <w:numFmt w:val="decimal"/>
+      <w:lvlText w:val=""/>
+      <w:lvlJc w:val="left"/>
+    </w:lvl>
+    <w:lvl w:ilvl="8" w:tplc="ECB8E10E">
+      <w:numFmt w:val="decimal"/>
+      <w:lvlText w:val=""/>
+      <w:lvlJc w:val="left"/>
+    </w:lvl>
+  </w:abstractNum>
+  <w:abstractNum w:abstractNumId="12" w15:restartNumberingAfterBreak="0">
+    <w:nsid w:val="71FC1717"/>
+    <w:multiLevelType w:val="hybridMultilevel"/>
+    <w:tmpl w:val="07CA4B1C"/>
+    <w:lvl w:ilvl="0" w:tplc="CCDCBD0C">
+      <w:start w:val="1"/>
+      <w:numFmt w:val="decimal"/>
+      <w:lvlText w:val="%1."/>
+      <w:lvlJc w:val="left"/>
+      <w:pPr>
+        <w:ind w:left="540" w:hanging="360"/>
+      </w:pPr>
+    </w:lvl>
+    <w:lvl w:ilvl="1" w:tplc="0C44D488">
+      <w:numFmt w:val="decimal"/>
+      <w:lvlText w:val=""/>
+      <w:lvlJc w:val="left"/>
+    </w:lvl>
+    <w:lvl w:ilvl="2" w:tplc="F4308EAE">
+      <w:numFmt w:val="decimal"/>
+      <w:lvlText w:val=""/>
+      <w:lvlJc w:val="left"/>
+    </w:lvl>
+    <w:lvl w:ilvl="3" w:tplc="49F0EE4E">
+      <w:numFmt w:val="decimal"/>
+      <w:lvlText w:val=""/>
+      <w:lvlJc w:val="left"/>
+    </w:lvl>
+    <w:lvl w:ilvl="4" w:tplc="EC8C7EB6">
+      <w:numFmt w:val="decimal"/>
+      <w:lvlText w:val=""/>
+      <w:lvlJc w:val="left"/>
+    </w:lvl>
+    <w:lvl w:ilvl="5" w:tplc="ABAECDBC">
+      <w:numFmt w:val="decimal"/>
+      <w:lvlText w:val=""/>
+      <w:lvlJc w:val="left"/>
+    </w:lvl>
+    <w:lvl w:ilvl="6" w:tplc="1E2E2FF2">
+      <w:numFmt w:val="decimal"/>
+      <w:lvlText w:val=""/>
+      <w:lvlJc w:val="left"/>
+    </w:lvl>
+    <w:lvl w:ilvl="7" w:tplc="9FC60F5E">
+      <w:numFmt w:val="decimal"/>
+      <w:lvlText w:val=""/>
+      <w:lvlJc w:val="left"/>
+    </w:lvl>
+    <w:lvl w:ilvl="8" w:tplc="DA8E175A">
+      <w:numFmt w:val="decimal"/>
+      <w:lvlText w:val=""/>
+      <w:lvlJc w:val="left"/>
+    </w:lvl>
+  </w:abstractNum>
+  <w:abstractNum w:abstractNumId="13" w15:restartNumberingAfterBreak="0">
+    <w:nsid w:val="754B0854"/>
+    <w:multiLevelType w:val="hybridMultilevel"/>
+    <w:tmpl w:val="4052F62A"/>
+    <w:lvl w:ilvl="0" w:tplc="4BAA2D26">
+      <w:start w:val="1"/>
+      <w:numFmt w:val="decimal"/>
+      <w:lvlText w:val="%1."/>
+      <w:lvlJc w:val="left"/>
+      <w:pPr>
+        <w:ind w:left="540" w:hanging="360"/>
+      </w:pPr>
+    </w:lvl>
+    <w:lvl w:ilvl="1" w:tplc="8CC287FC">
+      <w:numFmt w:val="decimal"/>
+      <w:lvlText w:val=""/>
+      <w:lvlJc w:val="left"/>
+    </w:lvl>
+    <w:lvl w:ilvl="2" w:tplc="563475C0">
+      <w:numFmt w:val="decimal"/>
+      <w:lvlText w:val=""/>
+      <w:lvlJc w:val="left"/>
+    </w:lvl>
+    <w:lvl w:ilvl="3" w:tplc="BD5CEE5E">
+      <w:numFmt w:val="decimal"/>
+      <w:lvlText w:val=""/>
+      <w:lvlJc w:val="left"/>
+    </w:lvl>
+    <w:lvl w:ilvl="4" w:tplc="2B9A29DA">
+      <w:numFmt w:val="decimal"/>
+      <w:lvlText w:val=""/>
+      <w:lvlJc w:val="left"/>
+    </w:lvl>
+    <w:lvl w:ilvl="5" w:tplc="FE942D7A">
+      <w:numFmt w:val="decimal"/>
+      <w:lvlText w:val=""/>
+      <w:lvlJc w:val="left"/>
+    </w:lvl>
+    <w:lvl w:ilvl="6" w:tplc="0DA8447C">
+      <w:numFmt w:val="decimal"/>
+      <w:lvlText w:val=""/>
+      <w:lvlJc w:val="left"/>
+    </w:lvl>
+    <w:lvl w:ilvl="7" w:tplc="ACD61F76">
+      <w:numFmt w:val="decimal"/>
+      <w:lvlText w:val=""/>
+      <w:lvlJc w:val="left"/>
+    </w:lvl>
+    <w:lvl w:ilvl="8" w:tplc="490CE716">
+      <w:numFmt w:val="decimal"/>
+      <w:lvlText w:val=""/>
+      <w:lvlJc w:val="left"/>
+    </w:lvl>
+  </w:abstractNum>
+  <w:num w:numId="1" w16cid:durableId="1635863937">
+    <w:abstractNumId w:val="7"/>
     <w:lvlOverride w:ilvl="0">
       <w:startOverride w:val="1"/>
     </w:lvlOverride>
   </w:num>
-  <w:num w:numId="2" w16cid:durableId="1134762317">
-    <w:abstractNumId w:val="5"/>
+  <w:num w:numId="2" w16cid:durableId="1627153499">
+    <w:abstractNumId w:val="11"/>
     <w:lvlOverride w:ilvl="0">
       <w:startOverride w:val="1"/>
     </w:lvlOverride>
   </w:num>
-  <w:num w:numId="3" w16cid:durableId="2009559580">
-    <w:abstractNumId w:val="2"/>
+  <w:num w:numId="3" w16cid:durableId="1142424966">
+    <w:abstractNumId w:val="6"/>
     <w:lvlOverride w:ilvl="0">
       <w:startOverride w:val="1"/>
     </w:lvlOverride>
   </w:num>
-  <w:num w:numId="4" w16cid:durableId="177044771">
+  <w:num w:numId="4" w16cid:durableId="2033260887">
     <w:abstractNumId w:val="0"/>
     <w:lvlOverride w:ilvl="0">
       <w:startOverride w:val="1"/>
     </w:lvlOverride>
   </w:num>
-  <w:num w:numId="5" w16cid:durableId="574583373">
-    <w:abstractNumId w:val="6"/>
+  <w:num w:numId="5" w16cid:durableId="2129349087">
+    <w:abstractNumId w:val="13"/>
     <w:lvlOverride w:ilvl="0">
       <w:startOverride w:val="1"/>
     </w:lvlOverride>
@@ -16016,7 +16016,7 @@
     <w:autoRedefine/>
     <w:uiPriority w:val="39"/>
     <w:unhideWhenUsed/>
-    <w:rsid w:val="000B66D5"/>
+    <w:rsid w:val="00C83E3A"/>
   </w:style>
   <w:style w:type="paragraph" w:styleId="20">
     <w:name w:val="toc 2"/>
@@ -16025,7 +16025,7 @@
     <w:autoRedefine/>
     <w:uiPriority w:val="39"/>
     <w:unhideWhenUsed/>
-    <w:rsid w:val="000B66D5"/>
+    <w:rsid w:val="00C83E3A"/>
     <w:pPr>
       <w:ind w:leftChars="100" w:left="200"/>
     </w:pPr>
@@ -16036,7 +16036,7 @@
     <w:link w:val="ad"/>
     <w:uiPriority w:val="99"/>
     <w:unhideWhenUsed/>
-    <w:rsid w:val="000B66D5"/>
+    <w:rsid w:val="00C83E3A"/>
     <w:pPr>
       <w:tabs>
         <w:tab w:val="center" w:pos="4252"/>
@@ -16050,7 +16050,7 @@
     <w:basedOn w:val="a0"/>
     <w:link w:val="ac"/>
     <w:uiPriority w:val="99"/>
-    <w:rsid w:val="000B66D5"/>
+    <w:rsid w:val="00C83E3A"/>
   </w:style>
   <w:style w:type="paragraph" w:styleId="ae">
     <w:name w:val="footer"/>
@@ -16058,7 +16058,7 @@
     <w:link w:val="af"/>
     <w:uiPriority w:val="99"/>
     <w:unhideWhenUsed/>
-    <w:rsid w:val="000B66D5"/>
+    <w:rsid w:val="00C83E3A"/>
     <w:pPr>
       <w:tabs>
         <w:tab w:val="center" w:pos="4252"/>
@@ -16072,7 +16072,7 @@
     <w:basedOn w:val="a0"/>
     <w:link w:val="ae"/>
     <w:uiPriority w:val="99"/>
-    <w:rsid w:val="000B66D5"/>
+    <w:rsid w:val="00C83E3A"/>
   </w:style>
 </w:styles>
 </file>

--- a/docs/遺伝子ミスセンス変異_統合評価レポート_要件定義と設計概要.docx
+++ b/docs/遺伝子ミスセンス変異_統合評価レポート_要件定義と設計概要.docx
@@ -329,7 +329,7 @@
     <w:sdt>
       <w:sdtPr>
         <w:alias w:val="目次"/>
-        <w:id w:val="-264000141"/>
+        <w:id w:val="-238563840"/>
       </w:sdtPr>
       <w:sdtEndPr/>
       <w:sdtContent>
@@ -357,7 +357,7 @@
           <w:r>
             <w:fldChar w:fldCharType="separate"/>
           </w:r>
-          <w:hyperlink w:anchor="_Toc240014558" w:history="1">
+          <w:hyperlink w:anchor="_Toc240015350" w:history="1">
             <w:r>
               <w:rPr>
                 <w:rStyle w:val="a5"/>
@@ -388,7 +388,7 @@
               <w:rPr>
                 <w:noProof/>
               </w:rPr>
-              <w:instrText xml:space="preserve"> PAGEREF _Toc240014558 \h </w:instrText>
+              <w:instrText xml:space="preserve"> PAGEREF _Toc240015350 \h </w:instrText>
             </w:r>
             <w:r>
               <w:rPr>
@@ -430,7 +430,7 @@
               <w14:ligatures w14:val="standardContextual"/>
             </w:rPr>
           </w:pPr>
-          <w:hyperlink w:anchor="_Toc240014559" w:history="1">
+          <w:hyperlink w:anchor="_Toc240015351" w:history="1">
             <w:r>
               <w:rPr>
                 <w:rStyle w:val="a5"/>
@@ -461,7 +461,7 @@
               <w:rPr>
                 <w:noProof/>
               </w:rPr>
-              <w:instrText xml:space="preserve"> PAGEREF _Toc240014559 \h </w:instrText>
+              <w:instrText xml:space="preserve"> PAGEREF _Toc240015351 \h </w:instrText>
             </w:r>
             <w:r>
               <w:rPr>
@@ -503,7 +503,7 @@
               <w14:ligatures w14:val="standardContextual"/>
             </w:rPr>
           </w:pPr>
-          <w:hyperlink w:anchor="_Toc240014560" w:history="1">
+          <w:hyperlink w:anchor="_Toc240015352" w:history="1">
             <w:r>
               <w:rPr>
                 <w:rStyle w:val="a5"/>
@@ -534,7 +534,7 @@
               <w:rPr>
                 <w:noProof/>
               </w:rPr>
-              <w:instrText xml:space="preserve"> PAGEREF _Toc240014560 \h </w:instrText>
+              <w:instrText xml:space="preserve"> PAGEREF _Toc240015352 \h </w:instrText>
             </w:r>
             <w:r>
               <w:rPr>
@@ -576,7 +576,7 @@
               <w14:ligatures w14:val="standardContextual"/>
             </w:rPr>
           </w:pPr>
-          <w:hyperlink w:anchor="_Toc240014561" w:history="1">
+          <w:hyperlink w:anchor="_Toc240015353" w:history="1">
             <w:r>
               <w:rPr>
                 <w:rStyle w:val="a5"/>
@@ -607,7 +607,7 @@
               <w:rPr>
                 <w:noProof/>
               </w:rPr>
-              <w:instrText xml:space="preserve"> PAGEREF _Toc240014561 \h </w:instrText>
+              <w:instrText xml:space="preserve"> PAGEREF _Toc240015353 \h </w:instrText>
             </w:r>
             <w:r>
               <w:rPr>
@@ -649,7 +649,7 @@
               <w14:ligatures w14:val="standardContextual"/>
             </w:rPr>
           </w:pPr>
-          <w:hyperlink w:anchor="_Toc240014562" w:history="1">
+          <w:hyperlink w:anchor="_Toc240015354" w:history="1">
             <w:r>
               <w:rPr>
                 <w:rStyle w:val="a5"/>
@@ -680,7 +680,7 @@
               <w:rPr>
                 <w:noProof/>
               </w:rPr>
-              <w:instrText xml:space="preserve"> PAGEREF _Toc240014562 \h </w:instrText>
+              <w:instrText xml:space="preserve"> PAGEREF _Toc240015354 \h </w:instrText>
             </w:r>
             <w:r>
               <w:rPr>
@@ -722,7 +722,7 @@
               <w14:ligatures w14:val="standardContextual"/>
             </w:rPr>
           </w:pPr>
-          <w:hyperlink w:anchor="_Toc240014563" w:history="1">
+          <w:hyperlink w:anchor="_Toc240015355" w:history="1">
             <w:r>
               <w:rPr>
                 <w:rStyle w:val="a5"/>
@@ -753,7 +753,7 @@
               <w:rPr>
                 <w:noProof/>
               </w:rPr>
-              <w:instrText xml:space="preserve"> PAGEREF _Toc240014563 \h </w:instrText>
+              <w:instrText xml:space="preserve"> PAGEREF _Toc240015355 \h </w:instrText>
             </w:r>
             <w:r>
               <w:rPr>
@@ -795,7 +795,7 @@
               <w14:ligatures w14:val="standardContextual"/>
             </w:rPr>
           </w:pPr>
-          <w:hyperlink w:anchor="_Toc240014564" w:history="1">
+          <w:hyperlink w:anchor="_Toc240015356" w:history="1">
             <w:r>
               <w:rPr>
                 <w:rStyle w:val="a5"/>
@@ -840,7 +840,7 @@
               <w:rPr>
                 <w:noProof/>
               </w:rPr>
-              <w:instrText xml:space="preserve"> PAGEREF _Toc240014564 \h </w:instrText>
+              <w:instrText xml:space="preserve"> PAGEREF _Toc240015356 \h </w:instrText>
             </w:r>
             <w:r>
               <w:rPr>
@@ -882,7 +882,7 @@
               <w14:ligatures w14:val="standardContextual"/>
             </w:rPr>
           </w:pPr>
-          <w:hyperlink w:anchor="_Toc240014565" w:history="1">
+          <w:hyperlink w:anchor="_Toc240015357" w:history="1">
             <w:r>
               <w:rPr>
                 <w:rStyle w:val="a5"/>
@@ -913,7 +913,7 @@
               <w:rPr>
                 <w:noProof/>
               </w:rPr>
-              <w:instrText xml:space="preserve"> PAGEREF _Toc240014565 \h </w:instrText>
+              <w:instrText xml:space="preserve"> PAGEREF _Toc240015357 \h </w:instrText>
             </w:r>
             <w:r>
               <w:rPr>
@@ -955,7 +955,7 @@
               <w14:ligatures w14:val="standardContextual"/>
             </w:rPr>
           </w:pPr>
-          <w:hyperlink w:anchor="_Toc240014566" w:history="1">
+          <w:hyperlink w:anchor="_Toc240015358" w:history="1">
             <w:r>
               <w:rPr>
                 <w:rStyle w:val="a5"/>
@@ -1000,7 +1000,7 @@
               <w:rPr>
                 <w:noProof/>
               </w:rPr>
-              <w:instrText xml:space="preserve"> PAGEREF _Toc240014566 \h </w:instrText>
+              <w:instrText xml:space="preserve"> PAGEREF _Toc240015358 \h </w:instrText>
             </w:r>
             <w:r>
               <w:rPr>
@@ -1042,7 +1042,7 @@
               <w14:ligatures w14:val="standardContextual"/>
             </w:rPr>
           </w:pPr>
-          <w:hyperlink w:anchor="_Toc240014567" w:history="1">
+          <w:hyperlink w:anchor="_Toc240015359" w:history="1">
             <w:r>
               <w:rPr>
                 <w:rStyle w:val="a5"/>
@@ -1087,7 +1087,7 @@
               <w:rPr>
                 <w:noProof/>
               </w:rPr>
-              <w:instrText xml:space="preserve"> PAGEREF _Toc240014567 \h </w:instrText>
+              <w:instrText xml:space="preserve"> PAGEREF _Toc240015359 \h </w:instrText>
             </w:r>
             <w:r>
               <w:rPr>
@@ -1129,7 +1129,7 @@
               <w14:ligatures w14:val="standardContextual"/>
             </w:rPr>
           </w:pPr>
-          <w:hyperlink w:anchor="_Toc240014568" w:history="1">
+          <w:hyperlink w:anchor="_Toc240015360" w:history="1">
             <w:r>
               <w:rPr>
                 <w:rStyle w:val="a5"/>
@@ -1174,7 +1174,7 @@
               <w:rPr>
                 <w:noProof/>
               </w:rPr>
-              <w:instrText xml:space="preserve"> PAGEREF _Toc240014568 \h </w:instrText>
+              <w:instrText xml:space="preserve"> PAGEREF _Toc240015360 \h </w:instrText>
             </w:r>
             <w:r>
               <w:rPr>
@@ -1216,7 +1216,7 @@
               <w14:ligatures w14:val="standardContextual"/>
             </w:rPr>
           </w:pPr>
-          <w:hyperlink w:anchor="_Toc240014569" w:history="1">
+          <w:hyperlink w:anchor="_Toc240015361" w:history="1">
             <w:r>
               <w:rPr>
                 <w:rStyle w:val="a5"/>
@@ -1247,7 +1247,7 @@
               <w:rPr>
                 <w:noProof/>
               </w:rPr>
-              <w:instrText xml:space="preserve"> PAGEREF _Toc240014569 \h </w:instrText>
+              <w:instrText xml:space="preserve"> PAGEREF _Toc240015361 \h </w:instrText>
             </w:r>
             <w:r>
               <w:rPr>
@@ -1289,7 +1289,7 @@
               <w14:ligatures w14:val="standardContextual"/>
             </w:rPr>
           </w:pPr>
-          <w:hyperlink w:anchor="_Toc240014570" w:history="1">
+          <w:hyperlink w:anchor="_Toc240015362" w:history="1">
             <w:r>
               <w:rPr>
                 <w:rStyle w:val="a5"/>
@@ -1320,7 +1320,7 @@
               <w:rPr>
                 <w:noProof/>
               </w:rPr>
-              <w:instrText xml:space="preserve"> PAGEREF _Toc240014570 \h </w:instrText>
+              <w:instrText xml:space="preserve"> PAGEREF _Toc240015362 \h </w:instrText>
             </w:r>
             <w:r>
               <w:rPr>
@@ -1362,7 +1362,7 @@
               <w14:ligatures w14:val="standardContextual"/>
             </w:rPr>
           </w:pPr>
-          <w:hyperlink w:anchor="_Toc240014571" w:history="1">
+          <w:hyperlink w:anchor="_Toc240015363" w:history="1">
             <w:r>
               <w:rPr>
                 <w:rStyle w:val="a5"/>
@@ -1393,7 +1393,7 @@
               <w:rPr>
                 <w:noProof/>
               </w:rPr>
-              <w:instrText xml:space="preserve"> PAGEREF _Toc240014571 \h </w:instrText>
+              <w:instrText xml:space="preserve"> PAGEREF _Toc240015363 \h </w:instrText>
             </w:r>
             <w:r>
               <w:rPr>
@@ -1435,7 +1435,7 @@
               <w14:ligatures w14:val="standardContextual"/>
             </w:rPr>
           </w:pPr>
-          <w:hyperlink w:anchor="_Toc240014572" w:history="1">
+          <w:hyperlink w:anchor="_Toc240015364" w:history="1">
             <w:r>
               <w:rPr>
                 <w:rStyle w:val="a5"/>
@@ -1466,7 +1466,7 @@
               <w:rPr>
                 <w:noProof/>
               </w:rPr>
-              <w:instrText xml:space="preserve"> PAGEREF _Toc240014572 \h </w:instrText>
+              <w:instrText xml:space="preserve"> PAGEREF _Toc240015364 \h </w:instrText>
             </w:r>
             <w:r>
               <w:rPr>
@@ -1508,7 +1508,7 @@
               <w14:ligatures w14:val="standardContextual"/>
             </w:rPr>
           </w:pPr>
-          <w:hyperlink w:anchor="_Toc240014573" w:history="1">
+          <w:hyperlink w:anchor="_Toc240015365" w:history="1">
             <w:r>
               <w:rPr>
                 <w:rStyle w:val="a5"/>
@@ -1539,7 +1539,7 @@
               <w:rPr>
                 <w:noProof/>
               </w:rPr>
-              <w:instrText xml:space="preserve"> PAGEREF _Toc240014573 \h </w:instrText>
+              <w:instrText xml:space="preserve"> PAGEREF _Toc240015365 \h </w:instrText>
             </w:r>
             <w:r>
               <w:rPr>
@@ -1581,7 +1581,7 @@
               <w14:ligatures w14:val="standardContextual"/>
             </w:rPr>
           </w:pPr>
-          <w:hyperlink w:anchor="_Toc240014574" w:history="1">
+          <w:hyperlink w:anchor="_Toc240015366" w:history="1">
             <w:r>
               <w:rPr>
                 <w:rStyle w:val="a5"/>
@@ -1612,7 +1612,7 @@
               <w:rPr>
                 <w:noProof/>
               </w:rPr>
-              <w:instrText xml:space="preserve"> PAGEREF _Toc240014574 \h </w:instrText>
+              <w:instrText xml:space="preserve"> PAGEREF _Toc240015366 \h </w:instrText>
             </w:r>
             <w:r>
               <w:rPr>
@@ -1654,7 +1654,7 @@
               <w14:ligatures w14:val="standardContextual"/>
             </w:rPr>
           </w:pPr>
-          <w:hyperlink w:anchor="_Toc240014575" w:history="1">
+          <w:hyperlink w:anchor="_Toc240015367" w:history="1">
             <w:r>
               <w:rPr>
                 <w:rStyle w:val="a5"/>
@@ -1706,7 +1706,7 @@
               <w:rPr>
                 <w:noProof/>
               </w:rPr>
-              <w:instrText xml:space="preserve"> PAGEREF _Toc240014575 \h </w:instrText>
+              <w:instrText xml:space="preserve"> PAGEREF _Toc240015367 \h </w:instrText>
             </w:r>
             <w:r>
               <w:rPr>
@@ -1748,7 +1748,7 @@
               <w14:ligatures w14:val="standardContextual"/>
             </w:rPr>
           </w:pPr>
-          <w:hyperlink w:anchor="_Toc240014576" w:history="1">
+          <w:hyperlink w:anchor="_Toc240015368" w:history="1">
             <w:r>
               <w:rPr>
                 <w:rStyle w:val="a5"/>
@@ -1786,7 +1786,7 @@
               <w:rPr>
                 <w:noProof/>
               </w:rPr>
-              <w:instrText xml:space="preserve"> PAGEREF _Toc240014576 \h </w:instrText>
+              <w:instrText xml:space="preserve"> PAGEREF _Toc240015368 \h </w:instrText>
             </w:r>
             <w:r>
               <w:rPr>
@@ -1828,7 +1828,7 @@
               <w14:ligatures w14:val="standardContextual"/>
             </w:rPr>
           </w:pPr>
-          <w:hyperlink w:anchor="_Toc240014577" w:history="1">
+          <w:hyperlink w:anchor="_Toc240015369" w:history="1">
             <w:r>
               <w:rPr>
                 <w:rStyle w:val="a5"/>
@@ -1866,7 +1866,7 @@
               <w:rPr>
                 <w:noProof/>
               </w:rPr>
-              <w:instrText xml:space="preserve"> PAGEREF _Toc240014577 \h </w:instrText>
+              <w:instrText xml:space="preserve"> PAGEREF _Toc240015369 \h </w:instrText>
             </w:r>
             <w:r>
               <w:rPr>
@@ -1908,7 +1908,7 @@
               <w14:ligatures w14:val="standardContextual"/>
             </w:rPr>
           </w:pPr>
-          <w:hyperlink w:anchor="_Toc240014578" w:history="1">
+          <w:hyperlink w:anchor="_Toc240015370" w:history="1">
             <w:r>
               <w:rPr>
                 <w:rStyle w:val="a5"/>
@@ -1960,7 +1960,7 @@
               <w:rPr>
                 <w:noProof/>
               </w:rPr>
-              <w:instrText xml:space="preserve"> PAGEREF _Toc240014578 \h </w:instrText>
+              <w:instrText xml:space="preserve"> PAGEREF _Toc240015370 \h </w:instrText>
             </w:r>
             <w:r>
               <w:rPr>
@@ -2003,7 +2003,7 @@
       <w:pPr>
         <w:pStyle w:val="1"/>
       </w:pPr>
-      <w:bookmarkStart w:id="0" w:name="_Toc240014558"/>
+      <w:bookmarkStart w:id="0" w:name="_Toc240015350"/>
       <w:r>
         <w:lastRenderedPageBreak/>
         <w:t xml:space="preserve">1. </w:t>
@@ -2075,7 +2075,7 @@
       <w:pPr>
         <w:pStyle w:val="1"/>
       </w:pPr>
-      <w:bookmarkStart w:id="1" w:name="_Toc240014559"/>
+      <w:bookmarkStart w:id="1" w:name="_Toc240015351"/>
       <w:r>
         <w:t xml:space="preserve">2. </w:t>
       </w:r>
@@ -2198,7 +2198,7 @@
       <w:pPr>
         <w:pStyle w:val="1"/>
       </w:pPr>
-      <w:bookmarkStart w:id="2" w:name="_Toc240014560"/>
+      <w:bookmarkStart w:id="2" w:name="_Toc240015352"/>
       <w:r>
         <w:t xml:space="preserve">3. </w:t>
       </w:r>
@@ -2266,13 +2266,13 @@
         <w:t xml:space="preserve"> Web </w:t>
       </w:r>
       <w:r>
-        <w:t>アプリで、ブラウザから操作します。参照データの索引は</w:t>
-      </w:r>
-      <w:r>
-        <w:t xml:space="preserve"> D: </w:t>
-      </w:r>
-      <w:r>
-        <w:t>ドライブに置きます。</w:t>
+        <w:t>アプリで、ブラウザから操作します。参照データの索引は院内</w:t>
+      </w:r>
+      <w:r>
+        <w:t xml:space="preserve"> PC </w:t>
+      </w:r>
+      <w:r>
+        <w:t>のローカルドライブに置きます。</w:t>
       </w:r>
     </w:p>
     <w:p>
@@ -2335,7 +2335,7 @@
       <w:pPr>
         <w:pStyle w:val="1"/>
       </w:pPr>
-      <w:bookmarkStart w:id="3" w:name="_Toc240014561"/>
+      <w:bookmarkStart w:id="3" w:name="_Toc240015353"/>
       <w:r>
         <w:t xml:space="preserve">4. </w:t>
       </w:r>
@@ -3488,7 +3488,7 @@
       <w:pPr>
         <w:pStyle w:val="1"/>
       </w:pPr>
-      <w:bookmarkStart w:id="4" w:name="_Toc240014562"/>
+      <w:bookmarkStart w:id="4" w:name="_Toc240015354"/>
       <w:r>
         <w:t xml:space="preserve">5. </w:t>
       </w:r>
@@ -3501,7 +3501,7 @@
       <w:pPr>
         <w:pStyle w:val="2"/>
       </w:pPr>
-      <w:bookmarkStart w:id="5" w:name="_Toc240014563"/>
+      <w:bookmarkStart w:id="5" w:name="_Toc240015355"/>
       <w:r>
         <w:t xml:space="preserve">5.1 </w:t>
       </w:r>
@@ -4368,7 +4368,7 @@
       <w:pPr>
         <w:pStyle w:val="2"/>
       </w:pPr>
-      <w:bookmarkStart w:id="6" w:name="_Toc240014564"/>
+      <w:bookmarkStart w:id="6" w:name="_Toc240015356"/>
       <w:r>
         <w:t xml:space="preserve">5.2 </w:t>
       </w:r>
@@ -5645,7 +5645,7 @@
       <w:pPr>
         <w:pStyle w:val="1"/>
       </w:pPr>
-      <w:bookmarkStart w:id="7" w:name="_Toc240014565"/>
+      <w:bookmarkStart w:id="7" w:name="_Toc240015357"/>
       <w:r>
         <w:t xml:space="preserve">6. </w:t>
       </w:r>
@@ -5682,7 +5682,7 @@
         <w:t xml:space="preserve">p. </w:t>
       </w:r>
       <w:r>
-        <w:t>表記を決める（</w:t>
+        <w:t>表記を決めます（</w:t>
       </w:r>
       <w:r>
         <w:t xml:space="preserve">4 </w:t>
@@ -5737,13 +5737,13 @@
         <w:t xml:space="preserve"> CDS </w:t>
       </w:r>
       <w:r>
-        <w:t>配列で翻訳する。併記の</w:t>
+        <w:t>配列で翻訳します。併記の</w:t>
       </w:r>
       <w:r>
         <w:t xml:space="preserve"> p. </w:t>
       </w:r>
       <w:r>
-        <w:t>と食い違えば止める。</w:t>
+        <w:t>と食い違えば止めます。</w:t>
       </w:r>
     </w:p>
     <w:p>
@@ -5768,7 +5768,7 @@
         <w:t xml:space="preserve"> chr-pos-ref-alt </w:t>
       </w:r>
       <w:r>
-        <w:t>を求める。</w:t>
+        <w:t>を求めます。</w:t>
       </w:r>
       <w:r>
         <w:t xml:space="preserve">c. </w:t>
@@ -5780,7 +5780,7 @@
         <w:t xml:space="preserve">p. </w:t>
       </w:r>
       <w:r>
-        <w:t>表記だけなら同じアミノ酸置換を生じる塩基置換をすべて候補にする。転写産物</w:t>
+        <w:t>表記だけなら同じアミノ酸置換を生じる塩基置換をすべて候補にします。転写産物</w:t>
       </w:r>
       <w:r>
         <w:t xml:space="preserve"> ID </w:t>
@@ -5792,7 +5792,7 @@
         <w:t xml:space="preserve">4 </w:t>
       </w:r>
       <w:r>
-        <w:t>節）で吸収する。</w:t>
+        <w:t>節）で吸収します。</w:t>
       </w:r>
     </w:p>
     <w:p>
@@ -5835,13 +5835,13 @@
         <w:t xml:space="preserve"> MANE </w:t>
       </w:r>
       <w:r>
-        <w:t>の情報を引く。同じアミノ酸位置の他の</w:t>
+        <w:t>の情報を引きます。同じアミノ酸位置の他の</w:t>
       </w:r>
       <w:r>
         <w:t xml:space="preserve"> ClinVar </w:t>
       </w:r>
       <w:r>
-        <w:t>変異も集める。</w:t>
+        <w:t>変異も集めます。</w:t>
       </w:r>
     </w:p>
     <w:p>
@@ -5890,7 +5890,7 @@
         <w:t xml:space="preserve">ClinVar </w:t>
       </w:r>
       <w:r>
-        <w:t>疾患別件数を取得する（オフラインなら省く）。</w:t>
+        <w:t>疾患別件数を取得します（オフラインなら省きます）。</w:t>
       </w:r>
     </w:p>
     <w:p>
@@ -5909,13 +5909,13 @@
         <w:t xml:space="preserve">: ACMG </w:t>
       </w:r>
       <w:r>
-        <w:t>の基準に対応づける（</w:t>
+        <w:t>の基準に対応づけます（</w:t>
       </w:r>
       <w:r>
         <w:t xml:space="preserve">7 </w:t>
       </w:r>
       <w:r>
-        <w:t>節）。予測ツールの判定をまとめる。</w:t>
+        <w:t>節）。予測ツールの判定をまとめます。</w:t>
       </w:r>
     </w:p>
     <w:p>
@@ -5946,20 +5946,20 @@
         <w:t>A4</w:t>
       </w:r>
       <w:r>
-        <w:t>、発行元とページ番号入り）を生成する。末尾に、参照データの版・閾値の版・コードの版・取得日時・転写産物の解決経路・</w:t>
+        <w:t>、発行元とページ番号入り）を生成します。末尾に、参照データの版・閾値の版・コードの版・取得日時・転写産物の解決経路・</w:t>
       </w:r>
       <w:r>
         <w:t xml:space="preserve">PP3/BP4 </w:t>
       </w:r>
       <w:r>
-        <w:t>の採用モデルを記録する。</w:t>
+        <w:t>の採用モデルを記録します。</w:t>
       </w:r>
     </w:p>
     <w:p>
       <w:pPr>
         <w:pStyle w:val="1"/>
       </w:pPr>
-      <w:bookmarkStart w:id="8" w:name="_Toc240014566"/>
+      <w:bookmarkStart w:id="8" w:name="_Toc240015358"/>
       <w:r>
         <w:t xml:space="preserve">7. </w:t>
       </w:r>
@@ -7669,7 +7669,7 @@
       <w:pPr>
         <w:pStyle w:val="2"/>
       </w:pPr>
-      <w:bookmarkStart w:id="9" w:name="_Toc240014567"/>
+      <w:bookmarkStart w:id="9" w:name="_Toc240015359"/>
       <w:r>
         <w:t xml:space="preserve">7.1 PP3/BP4 </w:t>
       </w:r>
@@ -8337,7 +8337,7 @@
       <w:pPr>
         <w:pStyle w:val="2"/>
       </w:pPr>
-      <w:bookmarkStart w:id="10" w:name="_Toc240014568"/>
+      <w:bookmarkStart w:id="10" w:name="_Toc240015360"/>
       <w:r>
         <w:t xml:space="preserve">7.2 </w:t>
       </w:r>
@@ -9089,7 +9089,7 @@
       <w:pPr>
         <w:pStyle w:val="1"/>
       </w:pPr>
-      <w:bookmarkStart w:id="11" w:name="_Toc240014569"/>
+      <w:bookmarkStart w:id="11" w:name="_Toc240015361"/>
       <w:r>
         <w:t xml:space="preserve">8. FuncVEP </w:t>
       </w:r>
@@ -9122,7 +9122,7 @@
         <w:t xml:space="preserve">: </w:t>
       </w:r>
       <w:r>
-        <w:t>公開されている学習セットとの照合で、一部のモデルの学習データに含まれていたことが確認できた変異。該当モデルのスコアは公開されない（著者確認済み、</w:t>
+        <w:t>公開されている学習セットとの照合で、一部のモデルの学習データに含まれていたことが確認できた変異です。該当モデルのスコアは公開されません（著者確認済み、</w:t>
       </w:r>
       <w:r>
         <w:t>2026-09-05</w:t>
@@ -9153,7 +9153,7 @@
         <w:t xml:space="preserve">: </w:t>
       </w:r>
       <w:r>
-        <w:t>各モデルの推論から除外され、統合表に現れない（著者確認済み、</w:t>
+        <w:t>各モデルの推論から除外され、統合表に現れません（著者確認済み、</w:t>
       </w:r>
       <w:r>
         <w:t>2026-09-05</w:t>
@@ -9178,13 +9178,13 @@
         <w:t xml:space="preserve">: </w:t>
       </w:r>
       <w:r>
-        <w:t>原因は手元では確認できない。著者の照合（</w:t>
+        <w:t>原因は手元では確認できません。著者の照合（</w:t>
       </w:r>
       <w:r>
         <w:t>2026-09-07</w:t>
       </w:r>
       <w:r>
-        <w:t>）では、この種の未収録に元データに無い・注釈の違いによる除外・処理の抜けが原因のものがあると説明されたが、個々の変異について確定したものではない。報告書もそのように書く。</w:t>
+        <w:t>）では、この種の未収録に元データに無い・注釈の違いによる除外・処理の抜けが原因のものがあると説明されましたが、個々の変異について確定したものではありません。報告書もそのように書きます。</w:t>
       </w:r>
     </w:p>
     <w:p>
@@ -9215,7 +9215,7 @@
         <w:t xml:space="preserve">ClinVar </w:t>
       </w:r>
       <w:r>
-        <w:t>で判断するよう案内する。どのモデルの学習に使われたかは、公開されている学習セットとの照合で表示する。</w:t>
+        <w:t>で判断するよう案内します。どのモデルの学習に使われたかは、公開されている学習セットとの照合で表示します。</w:t>
       </w:r>
     </w:p>
     <w:p>
@@ -9472,7 +9472,7 @@
       <w:pPr>
         <w:pStyle w:val="1"/>
       </w:pPr>
-      <w:bookmarkStart w:id="12" w:name="_Toc240014570"/>
+      <w:bookmarkStart w:id="12" w:name="_Toc240015362"/>
       <w:r>
         <w:t xml:space="preserve">9. </w:t>
       </w:r>
@@ -9541,13 +9541,13 @@
         <w:t xml:space="preserve">SpliceAI </w:t>
       </w:r>
       <w:r>
-        <w:t>の警告）。該当が無ければ出ない。転写産物の当てはめは「評価対象の変異」の欄に添え、</w:t>
+        <w:t>の警告）。該当が無ければ出ません。転写産物の当てはめは「評価対象の変異」の欄に添え、</w:t>
       </w:r>
       <w:r>
         <w:t xml:space="preserve">p. </w:t>
       </w:r>
       <w:r>
-        <w:t>の食い違いは評価を止める</w:t>
+        <w:t>の食い違いは評価を止めます</w:t>
       </w:r>
     </w:p>
     <w:p>
@@ -9750,7 +9750,7 @@
       <w:pPr>
         <w:pStyle w:val="1"/>
       </w:pPr>
-      <w:bookmarkStart w:id="13" w:name="_Toc240014571"/>
+      <w:bookmarkStart w:id="13" w:name="_Toc240015363"/>
       <w:r>
         <w:t xml:space="preserve">10. </w:t>
       </w:r>
@@ -9824,13 +9824,13 @@
         <w:t xml:space="preserve">: </w:t>
       </w:r>
       <w:r>
-        <w:t>既知の</w:t>
+        <w:t>既知の入力</w:t>
       </w:r>
       <w:r>
         <w:t xml:space="preserve"> 25 </w:t>
       </w:r>
       <w:r>
-        <w:t>変異（</w:t>
+        <w:t>件（</w:t>
       </w:r>
       <w:r>
         <w:t xml:space="preserve">HGVS </w:t>
@@ -9854,7 +9854,7 @@
         <w:t xml:space="preserve"> 6 </w:t>
       </w:r>
       <w:r>
-        <w:t>件は学習データによるスコア欠落で、いずれも説明が付く。</w:t>
+        <w:t>件は学習データによるスコア欠落で、いずれも説明が付きます。</w:t>
       </w:r>
     </w:p>
     <w:p>
@@ -11447,7 +11447,7 @@
       <w:pPr>
         <w:pStyle w:val="1"/>
       </w:pPr>
-      <w:bookmarkStart w:id="14" w:name="_Toc240014572"/>
+      <w:bookmarkStart w:id="14" w:name="_Toc240015364"/>
       <w:r>
         <w:t xml:space="preserve">11. </w:t>
       </w:r>
@@ -11644,7 +11644,7 @@
       <w:pPr>
         <w:pStyle w:val="1"/>
       </w:pPr>
-      <w:bookmarkStart w:id="15" w:name="_Toc240014573"/>
+      <w:bookmarkStart w:id="15" w:name="_Toc240015365"/>
       <w:r>
         <w:t xml:space="preserve">12. </w:t>
       </w:r>
@@ -11726,7 +11726,7 @@
       <w:pPr>
         <w:pStyle w:val="1"/>
       </w:pPr>
-      <w:bookmarkStart w:id="16" w:name="_Toc240014574"/>
+      <w:bookmarkStart w:id="16" w:name="_Toc240015366"/>
       <w:r>
         <w:t xml:space="preserve">13. </w:t>
       </w:r>
@@ -11794,7 +11794,7 @@
       <w:pPr>
         <w:pStyle w:val="1"/>
       </w:pPr>
-      <w:bookmarkStart w:id="17" w:name="_Toc240014575"/>
+      <w:bookmarkStart w:id="17" w:name="_Toc240015367"/>
       <w:r>
         <w:t>付録</w:t>
       </w:r>
@@ -13127,7 +13127,7 @@
       <w:pPr>
         <w:pStyle w:val="1"/>
       </w:pPr>
-      <w:bookmarkStart w:id="18" w:name="_Toc240014576"/>
+      <w:bookmarkStart w:id="18" w:name="_Toc240015368"/>
       <w:r>
         <w:t>付録</w:t>
       </w:r>
@@ -13995,7 +13995,7 @@
       <w:pPr>
         <w:pStyle w:val="1"/>
       </w:pPr>
-      <w:bookmarkStart w:id="19" w:name="_Toc240014577"/>
+      <w:bookmarkStart w:id="19" w:name="_Toc240015369"/>
       <w:r>
         <w:t>付録</w:t>
       </w:r>
@@ -14125,7 +14125,7 @@
       <w:pPr>
         <w:pStyle w:val="1"/>
       </w:pPr>
-      <w:bookmarkStart w:id="20" w:name="_Toc240014578"/>
+      <w:bookmarkStart w:id="20" w:name="_Toc240015370"/>
       <w:r>
         <w:t>付録</w:t>
       </w:r>
@@ -14156,7 +14156,7 @@
         <w:t xml:space="preserve">c. </w:t>
       </w:r>
       <w:r>
-        <w:t>表記の入力では、入力した塩基置換と一致する候補だけを評価する（</w:t>
+        <w:t>表記の入力では、入力した塩基置換と一致する候補だけを評価します（</w:t>
       </w:r>
       <w:r>
         <w:t xml:space="preserve">4 </w:t>
@@ -14184,7 +14184,7 @@
         <w:t xml:space="preserve"> p. </w:t>
       </w:r>
       <w:r>
-        <w:t>の食い違い、遺伝子と転写産物の食い違いは評価を止める。版だけが違う転写産物は解決して注記する（</w:t>
+        <w:t>の食い違い、遺伝子と転写産物の食い違いは評価を止めます。版だけが違う転写産物は解決して注記します（</w:t>
       </w:r>
       <w:r>
         <w:t xml:space="preserve">4 </w:t>
@@ -14206,13 +14206,13 @@
         <w:t xml:space="preserve">BA1 </w:t>
       </w:r>
       <w:r>
-        <w:t>は「候補」に留め、集団別の最大頻度を示す。</w:t>
+        <w:t>は「候補」に留め、集団別の最大頻度を示します。</w:t>
       </w:r>
       <w:r>
         <w:t xml:space="preserve">BS2 </w:t>
       </w:r>
       <w:r>
-        <w:t>の前提を注記する（</w:t>
+        <w:t>の前提を注記します（</w:t>
       </w:r>
       <w:r>
         <w:t xml:space="preserve">7 </w:t>
@@ -14234,7 +14234,7 @@
         <w:t xml:space="preserve">PP3/BP4 </w:t>
       </w:r>
       <w:r>
-        <w:t>の採用モデルを固定し、代替の順序を明記する（</w:t>
+        <w:t>の採用モデルを固定し、代替の順序を明記します（</w:t>
       </w:r>
       <w:r>
         <w:t xml:space="preserve">7.1 </w:t>
@@ -14268,7 +14268,7 @@
         <w:t xml:space="preserve"> BP4 </w:t>
       </w:r>
       <w:r>
-        <w:t>を保留し、まとめの箱を橙にする。未取得は未評価と明記する（</w:t>
+        <w:t>を保留し、まとめの箱を橙にします。未取得は未評価と明記します（</w:t>
       </w:r>
       <w:r>
         <w:t xml:space="preserve">7.1 </w:t>
@@ -14290,13 +14290,13 @@
         <w:t xml:space="preserve">MaveDB </w:t>
       </w:r>
       <w:r>
-        <w:t>は塩基で照合し、アミノ酸置換だけの照合と区別する。</w:t>
+        <w:t>は塩基で照合し、アミノ酸置換だけの照合と区別します。</w:t>
       </w:r>
       <w:r>
         <w:t xml:space="preserve">PS3/BS3 </w:t>
       </w:r>
       <w:r>
-        <w:t>の適用に確認が必要と明記する（</w:t>
+        <w:t>の適用に確認が必要と明記します（</w:t>
       </w:r>
       <w:r>
         <w:t xml:space="preserve">7 </w:t>
@@ -14336,7 +14336,7 @@
         <w:t xml:space="preserve">1 </w:t>
       </w:r>
       <w:r>
-        <w:t>星以下の弱い候補（</w:t>
+        <w:t>星以下の弱い候補を明記します（</w:t>
       </w:r>
       <w:r>
         <w:t xml:space="preserve">7 </w:t>
@@ -14361,7 +14361,7 @@
         <w:spacing w:after="80" w:line="280" w:lineRule="auto"/>
       </w:pPr>
       <w:r>
-        <w:t>未収録の原因を断定せず、確認状態を分けて書く。実測の数値を再集計し、分母と重複の扱いを明記する（</w:t>
+        <w:t>未収録の原因を断定せず、確認状態を分けて書きます。実測の数値を再集計し、分母と重複の扱いを明記します（</w:t>
       </w:r>
       <w:r>
         <w:t xml:space="preserve">8 </w:t>
@@ -14386,7 +14386,7 @@
         <w:t xml:space="preserve"> PM2 </w:t>
       </w:r>
       <w:r>
-        <w:t>の候補にしない。取得状態の一覧（</w:t>
+        <w:t>の候補にしません。取得状態を一覧にします（</w:t>
       </w:r>
       <w:r>
         <w:t xml:space="preserve">7.2 </w:t>
@@ -14405,7 +14405,7 @@
         <w:spacing w:after="80" w:line="280" w:lineRule="auto"/>
       </w:pPr>
       <w:r>
-        <w:t>報告書末尾に「データの版と解決経路」の節を設け、参照データの版を索引フォルダーに記録する（</w:t>
+        <w:t>報告書末尾に「データの版と解決経路」の節を設け、参照データの版を索引フォルダーに記録します（</w:t>
       </w:r>
       <w:r>
         <w:t xml:space="preserve">9 </w:t>
@@ -14417,7 +14417,7 @@
         <w:t xml:space="preserve"> 6 </w:t>
       </w:r>
       <w:r>
-        <w:t>ケースをテストに追加した（</w:t>
+        <w:t>ケースをテストに追加しました（</w:t>
       </w:r>
       <w:r>
         <w:t xml:space="preserve">10 </w:t>
@@ -14593,10 +14593,10 @@
 <file path=word/numbering.xml><?xml version="1.0" encoding="utf-8"?>
 <w:numbering xmlns:wpc="http://schemas.microsoft.com/office/word/2010/wordprocessingCanvas" xmlns:cx="http://schemas.microsoft.com/office/drawing/2014/chartex" xmlns:cx1="http://schemas.microsoft.com/office/drawing/2015/9/8/chartex" xmlns:cx2="http://schemas.microsoft.com/office/drawing/2015/10/21/chartex" xmlns:cx3="http://schemas.microsoft.com/office/drawing/2016/5/9/chartex" xmlns:cx4="http://schemas.microsoft.com/office/drawing/2016/5/10/chartex" xmlns:cx5="http://schemas.microsoft.com/office/drawing/2016/5/11/chartex" xmlns:cx6="http://schemas.microsoft.com/office/drawing/2016/5/12/chartex" xmlns:cx7="http://schemas.microsoft.com/office/drawing/2016/5/13/chartex" xmlns:cx8="http://schemas.microsoft.com/office/drawing/2016/5/14/chartex" xmlns:mc="http://schemas.openxmlformats.org/markup-compatibility/2006" xmlns:aink="http://schemas.microsoft.com/office/drawing/2016/ink" xmlns:am3d="http://schemas.microsoft.com/office/drawing/2017/model3d" xmlns:o="urn:schemas-microsoft-com:office:office" xmlns:oel="http://schemas.microsoft.com/office/2019/extlst" xmlns:r="http://schemas.openxmlformats.org/officeDocument/2006/relationships" xmlns:m="http://schemas.openxmlformats.org/officeDocument/2006/math" xmlns:v="urn:schemas-microsoft-com:vml" xmlns:wp14="http://schemas.microsoft.com/office/word/2010/wordprocessingDrawing" xmlns:wp="http://schemas.openxmlformats.org/drawingml/2006/wordprocessingDrawing" xmlns:w10="urn:schemas-microsoft-com:office:word" xmlns:w="http://schemas.openxmlformats.org/wordprocessingml/2006/main" xmlns:w14="http://schemas.microsoft.com/office/word/2010/wordml" xmlns:w15="http://schemas.microsoft.com/office/word/2012/wordml" xmlns:w16cex="http://schemas.microsoft.com/office/word/2018/wordml/cex" xmlns:w16cid="http://schemas.microsoft.com/office/word/2016/wordml/cid" xmlns:w16="http://schemas.microsoft.com/office/word/2018/wordml" xmlns:w16du="http://schemas.microsoft.com/office/word/2023/wordml/word16du" xmlns:w16sdtdh="http://schemas.microsoft.com/office/word/2020/wordml/sdtdatahash" xmlns:w16sdtfl="http://schemas.microsoft.com/office/word/2024/wordml/sdtformatlock" xmlns:w16se="http://schemas.microsoft.com/office/word/2015/wordml/symex" xmlns:wpg="http://schemas.microsoft.com/office/word/2010/wordprocessingGroup" xmlns:wpi="http://schemas.microsoft.com/office/word/2010/wordprocessingInk" xmlns:wne="http://schemas.microsoft.com/office/word/2006/wordml" xmlns:wps="http://schemas.microsoft.com/office/word/2010/wordprocessingShape" mc:Ignorable="w14 w15 w16se w16cid w16 w16cex w16sdtdh w16sdtfl w16du wp14">
   <w:abstractNum w:abstractNumId="0" w15:restartNumberingAfterBreak="0">
-    <w:nsid w:val="00CE200F"/>
+    <w:nsid w:val="0F22441D"/>
     <w:multiLevelType w:val="hybridMultilevel"/>
-    <w:tmpl w:val="331285E8"/>
-    <w:lvl w:ilvl="0" w:tplc="AB346794">
+    <w:tmpl w:val="9C6C80EE"/>
+    <w:lvl w:ilvl="0" w:tplc="8D80D5F8">
       <w:start w:val="1"/>
       <w:numFmt w:val="decimal"/>
       <w:lvlText w:val="%1."/>
@@ -14605,52 +14605,52 @@
         <w:ind w:left="540" w:hanging="360"/>
       </w:pPr>
     </w:lvl>
-    <w:lvl w:ilvl="1" w:tplc="FD72B2B4">
+    <w:lvl w:ilvl="1" w:tplc="2486777E">
       <w:numFmt w:val="decimal"/>
       <w:lvlText w:val=""/>
       <w:lvlJc w:val="left"/>
     </w:lvl>
-    <w:lvl w:ilvl="2" w:tplc="1DC6B212">
+    <w:lvl w:ilvl="2" w:tplc="BC9668E2">
       <w:numFmt w:val="decimal"/>
       <w:lvlText w:val=""/>
       <w:lvlJc w:val="left"/>
     </w:lvl>
-    <w:lvl w:ilvl="3" w:tplc="D136A2A6">
+    <w:lvl w:ilvl="3" w:tplc="1E1EB688">
       <w:numFmt w:val="decimal"/>
       <w:lvlText w:val=""/>
       <w:lvlJc w:val="left"/>
     </w:lvl>
-    <w:lvl w:ilvl="4" w:tplc="65A83578">
+    <w:lvl w:ilvl="4" w:tplc="33C8D1BC">
       <w:numFmt w:val="decimal"/>
       <w:lvlText w:val=""/>
       <w:lvlJc w:val="left"/>
     </w:lvl>
-    <w:lvl w:ilvl="5" w:tplc="A2A87D56">
+    <w:lvl w:ilvl="5" w:tplc="B6AA2DCC">
       <w:numFmt w:val="decimal"/>
       <w:lvlText w:val=""/>
       <w:lvlJc w:val="left"/>
     </w:lvl>
-    <w:lvl w:ilvl="6" w:tplc="AB405300">
+    <w:lvl w:ilvl="6" w:tplc="510CADEC">
       <w:numFmt w:val="decimal"/>
       <w:lvlText w:val=""/>
       <w:lvlJc w:val="left"/>
     </w:lvl>
-    <w:lvl w:ilvl="7" w:tplc="A9383314">
+    <w:lvl w:ilvl="7" w:tplc="BE6853F0">
       <w:numFmt w:val="decimal"/>
       <w:lvlText w:val=""/>
       <w:lvlJc w:val="left"/>
     </w:lvl>
-    <w:lvl w:ilvl="8" w:tplc="FBF46550">
+    <w:lvl w:ilvl="8" w:tplc="766EEC2C">
       <w:numFmt w:val="decimal"/>
       <w:lvlText w:val=""/>
       <w:lvlJc w:val="left"/>
     </w:lvl>
   </w:abstractNum>
   <w:abstractNum w:abstractNumId="1" w15:restartNumberingAfterBreak="0">
-    <w:nsid w:val="02BF1327"/>
+    <w:nsid w:val="0F41657B"/>
     <w:multiLevelType w:val="hybridMultilevel"/>
-    <w:tmpl w:val="C1742D98"/>
-    <w:lvl w:ilvl="0" w:tplc="98743360">
+    <w:tmpl w:val="EDC2D8C6"/>
+    <w:lvl w:ilvl="0" w:tplc="B2C0211E">
       <w:start w:val="1"/>
       <w:numFmt w:val="decimal"/>
       <w:lvlText w:val="%1."/>
@@ -14659,52 +14659,52 @@
         <w:ind w:left="540" w:hanging="360"/>
       </w:pPr>
     </w:lvl>
-    <w:lvl w:ilvl="1" w:tplc="7304BA3E">
+    <w:lvl w:ilvl="1" w:tplc="D38C5304">
       <w:numFmt w:val="decimal"/>
       <w:lvlText w:val=""/>
       <w:lvlJc w:val="left"/>
     </w:lvl>
-    <w:lvl w:ilvl="2" w:tplc="6F2092E4">
+    <w:lvl w:ilvl="2" w:tplc="206C4050">
       <w:numFmt w:val="decimal"/>
       <w:lvlText w:val=""/>
       <w:lvlJc w:val="left"/>
     </w:lvl>
-    <w:lvl w:ilvl="3" w:tplc="C570EC62">
+    <w:lvl w:ilvl="3" w:tplc="9D86A9CC">
       <w:numFmt w:val="decimal"/>
       <w:lvlText w:val=""/>
       <w:lvlJc w:val="left"/>
     </w:lvl>
-    <w:lvl w:ilvl="4" w:tplc="0B1EF6BC">
+    <w:lvl w:ilvl="4" w:tplc="76921BD0">
       <w:numFmt w:val="decimal"/>
       <w:lvlText w:val=""/>
       <w:lvlJc w:val="left"/>
     </w:lvl>
-    <w:lvl w:ilvl="5" w:tplc="3404CB54">
+    <w:lvl w:ilvl="5" w:tplc="7F0EA5C8">
       <w:numFmt w:val="decimal"/>
       <w:lvlText w:val=""/>
       <w:lvlJc w:val="left"/>
     </w:lvl>
-    <w:lvl w:ilvl="6" w:tplc="FAB80718">
+    <w:lvl w:ilvl="6" w:tplc="67E2BA10">
       <w:numFmt w:val="decimal"/>
       <w:lvlText w:val=""/>
       <w:lvlJc w:val="left"/>
     </w:lvl>
-    <w:lvl w:ilvl="7" w:tplc="A0D2331A">
+    <w:lvl w:ilvl="7" w:tplc="695EA152">
       <w:numFmt w:val="decimal"/>
       <w:lvlText w:val=""/>
       <w:lvlJc w:val="left"/>
     </w:lvl>
-    <w:lvl w:ilvl="8" w:tplc="B5DE7518">
+    <w:lvl w:ilvl="8" w:tplc="63147A38">
       <w:numFmt w:val="decimal"/>
       <w:lvlText w:val=""/>
       <w:lvlJc w:val="left"/>
     </w:lvl>
   </w:abstractNum>
   <w:abstractNum w:abstractNumId="2" w15:restartNumberingAfterBreak="0">
-    <w:nsid w:val="09331F5E"/>
+    <w:nsid w:val="0F5B588D"/>
     <w:multiLevelType w:val="hybridMultilevel"/>
-    <w:tmpl w:val="22465542"/>
-    <w:lvl w:ilvl="0" w:tplc="44085EE2">
+    <w:tmpl w:val="B4D2872C"/>
+    <w:lvl w:ilvl="0" w:tplc="1034197C">
       <w:start w:val="1"/>
       <w:numFmt w:val="decimal"/>
       <w:lvlText w:val="%1."/>
@@ -14713,268 +14713,52 @@
         <w:ind w:left="540" w:hanging="360"/>
       </w:pPr>
     </w:lvl>
-    <w:lvl w:ilvl="1" w:tplc="6CF692DC">
+    <w:lvl w:ilvl="1" w:tplc="0372A084">
       <w:numFmt w:val="decimal"/>
       <w:lvlText w:val=""/>
       <w:lvlJc w:val="left"/>
     </w:lvl>
-    <w:lvl w:ilvl="2" w:tplc="7F626E1E">
+    <w:lvl w:ilvl="2" w:tplc="817E4B56">
       <w:numFmt w:val="decimal"/>
       <w:lvlText w:val=""/>
       <w:lvlJc w:val="left"/>
     </w:lvl>
-    <w:lvl w:ilvl="3" w:tplc="CEB0C564">
+    <w:lvl w:ilvl="3" w:tplc="B1A82DD4">
       <w:numFmt w:val="decimal"/>
       <w:lvlText w:val=""/>
       <w:lvlJc w:val="left"/>
     </w:lvl>
-    <w:lvl w:ilvl="4" w:tplc="2D64A032">
+    <w:lvl w:ilvl="4" w:tplc="9D844446">
       <w:numFmt w:val="decimal"/>
       <w:lvlText w:val=""/>
       <w:lvlJc w:val="left"/>
     </w:lvl>
-    <w:lvl w:ilvl="5" w:tplc="3B8A80CE">
+    <w:lvl w:ilvl="5" w:tplc="B4FCB1BC">
       <w:numFmt w:val="decimal"/>
       <w:lvlText w:val=""/>
       <w:lvlJc w:val="left"/>
     </w:lvl>
-    <w:lvl w:ilvl="6" w:tplc="F72CF630">
+    <w:lvl w:ilvl="6" w:tplc="1EEA80DA">
       <w:numFmt w:val="decimal"/>
       <w:lvlText w:val=""/>
       <w:lvlJc w:val="left"/>
     </w:lvl>
-    <w:lvl w:ilvl="7" w:tplc="54E06768">
+    <w:lvl w:ilvl="7" w:tplc="A42EEB5E">
       <w:numFmt w:val="decimal"/>
       <w:lvlText w:val=""/>
       <w:lvlJc w:val="left"/>
     </w:lvl>
-    <w:lvl w:ilvl="8" w:tplc="8F02AB4E">
+    <w:lvl w:ilvl="8" w:tplc="31DC3618">
       <w:numFmt w:val="decimal"/>
       <w:lvlText w:val=""/>
       <w:lvlJc w:val="left"/>
     </w:lvl>
   </w:abstractNum>
   <w:abstractNum w:abstractNumId="3" w15:restartNumberingAfterBreak="0">
-    <w:nsid w:val="0C605E1B"/>
+    <w:nsid w:val="0FEC0F05"/>
     <w:multiLevelType w:val="hybridMultilevel"/>
-    <w:tmpl w:val="0F5A449C"/>
-    <w:lvl w:ilvl="0" w:tplc="6FD80A5A">
-      <w:start w:val="1"/>
-      <w:numFmt w:val="decimal"/>
-      <w:lvlText w:val="%1."/>
-      <w:lvlJc w:val="left"/>
-      <w:pPr>
-        <w:ind w:left="540" w:hanging="360"/>
-      </w:pPr>
-    </w:lvl>
-    <w:lvl w:ilvl="1" w:tplc="8368BDA4">
-      <w:numFmt w:val="decimal"/>
-      <w:lvlText w:val=""/>
-      <w:lvlJc w:val="left"/>
-    </w:lvl>
-    <w:lvl w:ilvl="2" w:tplc="F1E0BD1A">
-      <w:numFmt w:val="decimal"/>
-      <w:lvlText w:val=""/>
-      <w:lvlJc w:val="left"/>
-    </w:lvl>
-    <w:lvl w:ilvl="3" w:tplc="342024EE">
-      <w:numFmt w:val="decimal"/>
-      <w:lvlText w:val=""/>
-      <w:lvlJc w:val="left"/>
-    </w:lvl>
-    <w:lvl w:ilvl="4" w:tplc="09BCB776">
-      <w:numFmt w:val="decimal"/>
-      <w:lvlText w:val=""/>
-      <w:lvlJc w:val="left"/>
-    </w:lvl>
-    <w:lvl w:ilvl="5" w:tplc="C4044410">
-      <w:numFmt w:val="decimal"/>
-      <w:lvlText w:val=""/>
-      <w:lvlJc w:val="left"/>
-    </w:lvl>
-    <w:lvl w:ilvl="6" w:tplc="6820351E">
-      <w:numFmt w:val="decimal"/>
-      <w:lvlText w:val=""/>
-      <w:lvlJc w:val="left"/>
-    </w:lvl>
-    <w:lvl w:ilvl="7" w:tplc="0FE62A24">
-      <w:numFmt w:val="decimal"/>
-      <w:lvlText w:val=""/>
-      <w:lvlJc w:val="left"/>
-    </w:lvl>
-    <w:lvl w:ilvl="8" w:tplc="019E7EA0">
-      <w:numFmt w:val="decimal"/>
-      <w:lvlText w:val=""/>
-      <w:lvlJc w:val="left"/>
-    </w:lvl>
-  </w:abstractNum>
-  <w:abstractNum w:abstractNumId="4" w15:restartNumberingAfterBreak="0">
-    <w:nsid w:val="15784ADA"/>
-    <w:multiLevelType w:val="hybridMultilevel"/>
-    <w:tmpl w:val="A23205A0"/>
-    <w:lvl w:ilvl="0" w:tplc="2EC6EB04">
-      <w:start w:val="1"/>
-      <w:numFmt w:val="decimal"/>
-      <w:lvlText w:val="%1."/>
-      <w:lvlJc w:val="left"/>
-      <w:pPr>
-        <w:ind w:left="540" w:hanging="360"/>
-      </w:pPr>
-    </w:lvl>
-    <w:lvl w:ilvl="1" w:tplc="808297E2">
-      <w:numFmt w:val="decimal"/>
-      <w:lvlText w:val=""/>
-      <w:lvlJc w:val="left"/>
-    </w:lvl>
-    <w:lvl w:ilvl="2" w:tplc="319468CE">
-      <w:numFmt w:val="decimal"/>
-      <w:lvlText w:val=""/>
-      <w:lvlJc w:val="left"/>
-    </w:lvl>
-    <w:lvl w:ilvl="3" w:tplc="1096BFD8">
-      <w:numFmt w:val="decimal"/>
-      <w:lvlText w:val=""/>
-      <w:lvlJc w:val="left"/>
-    </w:lvl>
-    <w:lvl w:ilvl="4" w:tplc="31DE8C48">
-      <w:numFmt w:val="decimal"/>
-      <w:lvlText w:val=""/>
-      <w:lvlJc w:val="left"/>
-    </w:lvl>
-    <w:lvl w:ilvl="5" w:tplc="07EC2E28">
-      <w:numFmt w:val="decimal"/>
-      <w:lvlText w:val=""/>
-      <w:lvlJc w:val="left"/>
-    </w:lvl>
-    <w:lvl w:ilvl="6" w:tplc="0210621C">
-      <w:numFmt w:val="decimal"/>
-      <w:lvlText w:val=""/>
-      <w:lvlJc w:val="left"/>
-    </w:lvl>
-    <w:lvl w:ilvl="7" w:tplc="25105D94">
-      <w:numFmt w:val="decimal"/>
-      <w:lvlText w:val=""/>
-      <w:lvlJc w:val="left"/>
-    </w:lvl>
-    <w:lvl w:ilvl="8" w:tplc="821870E0">
-      <w:numFmt w:val="decimal"/>
-      <w:lvlText w:val=""/>
-      <w:lvlJc w:val="left"/>
-    </w:lvl>
-  </w:abstractNum>
-  <w:abstractNum w:abstractNumId="5" w15:restartNumberingAfterBreak="0">
-    <w:nsid w:val="2BA809C1"/>
-    <w:multiLevelType w:val="hybridMultilevel"/>
-    <w:tmpl w:val="A1026804"/>
-    <w:lvl w:ilvl="0" w:tplc="CC5A290E">
-      <w:start w:val="1"/>
-      <w:numFmt w:val="decimal"/>
-      <w:lvlText w:val="%1."/>
-      <w:lvlJc w:val="left"/>
-      <w:pPr>
-        <w:ind w:left="540" w:hanging="360"/>
-      </w:pPr>
-    </w:lvl>
-    <w:lvl w:ilvl="1" w:tplc="85348ADE">
-      <w:numFmt w:val="decimal"/>
-      <w:lvlText w:val=""/>
-      <w:lvlJc w:val="left"/>
-    </w:lvl>
-    <w:lvl w:ilvl="2" w:tplc="FD8ECB80">
-      <w:numFmt w:val="decimal"/>
-      <w:lvlText w:val=""/>
-      <w:lvlJc w:val="left"/>
-    </w:lvl>
-    <w:lvl w:ilvl="3" w:tplc="ACB06B10">
-      <w:numFmt w:val="decimal"/>
-      <w:lvlText w:val=""/>
-      <w:lvlJc w:val="left"/>
-    </w:lvl>
-    <w:lvl w:ilvl="4" w:tplc="A6AA73C4">
-      <w:numFmt w:val="decimal"/>
-      <w:lvlText w:val=""/>
-      <w:lvlJc w:val="left"/>
-    </w:lvl>
-    <w:lvl w:ilvl="5" w:tplc="B380CFB6">
-      <w:numFmt w:val="decimal"/>
-      <w:lvlText w:val=""/>
-      <w:lvlJc w:val="left"/>
-    </w:lvl>
-    <w:lvl w:ilvl="6" w:tplc="FE021A42">
-      <w:numFmt w:val="decimal"/>
-      <w:lvlText w:val=""/>
-      <w:lvlJc w:val="left"/>
-    </w:lvl>
-    <w:lvl w:ilvl="7" w:tplc="A854123A">
-      <w:numFmt w:val="decimal"/>
-      <w:lvlText w:val=""/>
-      <w:lvlJc w:val="left"/>
-    </w:lvl>
-    <w:lvl w:ilvl="8" w:tplc="C004F09A">
-      <w:numFmt w:val="decimal"/>
-      <w:lvlText w:val=""/>
-      <w:lvlJc w:val="left"/>
-    </w:lvl>
-  </w:abstractNum>
-  <w:abstractNum w:abstractNumId="6" w15:restartNumberingAfterBreak="0">
-    <w:nsid w:val="3E2A0A2D"/>
-    <w:multiLevelType w:val="hybridMultilevel"/>
-    <w:tmpl w:val="46E2B050"/>
-    <w:lvl w:ilvl="0" w:tplc="5E6E2158">
-      <w:start w:val="1"/>
-      <w:numFmt w:val="decimal"/>
-      <w:lvlText w:val="%1."/>
-      <w:lvlJc w:val="left"/>
-      <w:pPr>
-        <w:ind w:left="540" w:hanging="360"/>
-      </w:pPr>
-    </w:lvl>
-    <w:lvl w:ilvl="1" w:tplc="97EA6266">
-      <w:numFmt w:val="decimal"/>
-      <w:lvlText w:val=""/>
-      <w:lvlJc w:val="left"/>
-    </w:lvl>
-    <w:lvl w:ilvl="2" w:tplc="388E0AB4">
-      <w:numFmt w:val="decimal"/>
-      <w:lvlText w:val=""/>
-      <w:lvlJc w:val="left"/>
-    </w:lvl>
-    <w:lvl w:ilvl="3" w:tplc="E634F228">
-      <w:numFmt w:val="decimal"/>
-      <w:lvlText w:val=""/>
-      <w:lvlJc w:val="left"/>
-    </w:lvl>
-    <w:lvl w:ilvl="4" w:tplc="765AE3BE">
-      <w:numFmt w:val="decimal"/>
-      <w:lvlText w:val=""/>
-      <w:lvlJc w:val="left"/>
-    </w:lvl>
-    <w:lvl w:ilvl="5" w:tplc="87B0EFBA">
-      <w:numFmt w:val="decimal"/>
-      <w:lvlText w:val=""/>
-      <w:lvlJc w:val="left"/>
-    </w:lvl>
-    <w:lvl w:ilvl="6" w:tplc="6E0EAFA0">
-      <w:numFmt w:val="decimal"/>
-      <w:lvlText w:val=""/>
-      <w:lvlJc w:val="left"/>
-    </w:lvl>
-    <w:lvl w:ilvl="7" w:tplc="0A44335A">
-      <w:numFmt w:val="decimal"/>
-      <w:lvlText w:val=""/>
-      <w:lvlJc w:val="left"/>
-    </w:lvl>
-    <w:lvl w:ilvl="8" w:tplc="513832D2">
-      <w:numFmt w:val="decimal"/>
-      <w:lvlText w:val=""/>
-      <w:lvlJc w:val="left"/>
-    </w:lvl>
-  </w:abstractNum>
-  <w:abstractNum w:abstractNumId="7" w15:restartNumberingAfterBreak="0">
-    <w:nsid w:val="475009C9"/>
-    <w:multiLevelType w:val="hybridMultilevel"/>
-    <w:tmpl w:val="927C26E2"/>
-    <w:lvl w:ilvl="0" w:tplc="F4282CB6">
+    <w:tmpl w:val="D312DCE4"/>
+    <w:lvl w:ilvl="0" w:tplc="B0B0BDD0">
       <w:start w:val="1"/>
       <w:numFmt w:val="bullet"/>
       <w:lvlText w:val="●"/>
@@ -14983,7 +14767,7 @@
         <w:ind w:left="720" w:hanging="360"/>
       </w:pPr>
     </w:lvl>
-    <w:lvl w:ilvl="1" w:tplc="8C1A4496">
+    <w:lvl w:ilvl="1" w:tplc="442A7D60">
       <w:start w:val="1"/>
       <w:numFmt w:val="bullet"/>
       <w:lvlText w:val="○"/>
@@ -14992,7 +14776,7 @@
         <w:ind w:left="1440" w:hanging="360"/>
       </w:pPr>
     </w:lvl>
-    <w:lvl w:ilvl="2" w:tplc="9BF4852E">
+    <w:lvl w:ilvl="2" w:tplc="3EC2E356">
       <w:start w:val="1"/>
       <w:numFmt w:val="bullet"/>
       <w:lvlText w:val="■"/>
@@ -15001,7 +14785,7 @@
         <w:ind w:left="2160" w:hanging="360"/>
       </w:pPr>
     </w:lvl>
-    <w:lvl w:ilvl="3" w:tplc="B4EEA422">
+    <w:lvl w:ilvl="3" w:tplc="18B07A3C">
       <w:start w:val="1"/>
       <w:numFmt w:val="bullet"/>
       <w:lvlText w:val="●"/>
@@ -15010,7 +14794,7 @@
         <w:ind w:left="2880" w:hanging="360"/>
       </w:pPr>
     </w:lvl>
-    <w:lvl w:ilvl="4" w:tplc="25686D4A">
+    <w:lvl w:ilvl="4" w:tplc="DFF4208C">
       <w:start w:val="1"/>
       <w:numFmt w:val="bullet"/>
       <w:lvlText w:val="○"/>
@@ -15019,7 +14803,7 @@
         <w:ind w:left="3600" w:hanging="360"/>
       </w:pPr>
     </w:lvl>
-    <w:lvl w:ilvl="5" w:tplc="0BE255D0">
+    <w:lvl w:ilvl="5" w:tplc="E326A57C">
       <w:start w:val="1"/>
       <w:numFmt w:val="bullet"/>
       <w:lvlText w:val="■"/>
@@ -15028,7 +14812,7 @@
         <w:ind w:left="4320" w:hanging="360"/>
       </w:pPr>
     </w:lvl>
-    <w:lvl w:ilvl="6" w:tplc="80E20770">
+    <w:lvl w:ilvl="6" w:tplc="EEA0031A">
       <w:start w:val="1"/>
       <w:numFmt w:val="bullet"/>
       <w:lvlText w:val="●"/>
@@ -15037,7 +14821,7 @@
         <w:ind w:left="5040" w:hanging="360"/>
       </w:pPr>
     </w:lvl>
-    <w:lvl w:ilvl="7" w:tplc="ABD6C9E0">
+    <w:lvl w:ilvl="7" w:tplc="4EC40F76">
       <w:start w:val="1"/>
       <w:numFmt w:val="bullet"/>
       <w:lvlText w:val="●"/>
@@ -15046,7 +14830,7 @@
         <w:ind w:left="5760" w:hanging="360"/>
       </w:pPr>
     </w:lvl>
-    <w:lvl w:ilvl="8" w:tplc="3F5ADDAC">
+    <w:lvl w:ilvl="8" w:tplc="7EAA9CAC">
       <w:start w:val="1"/>
       <w:numFmt w:val="bullet"/>
       <w:lvlText w:val="●"/>
@@ -15056,11 +14840,11 @@
       </w:pPr>
     </w:lvl>
   </w:abstractNum>
-  <w:abstractNum w:abstractNumId="8" w15:restartNumberingAfterBreak="0">
-    <w:nsid w:val="4A475633"/>
+  <w:abstractNum w:abstractNumId="4" w15:restartNumberingAfterBreak="0">
+    <w:nsid w:val="1F344B1F"/>
     <w:multiLevelType w:val="hybridMultilevel"/>
-    <w:tmpl w:val="3CB2C35C"/>
-    <w:lvl w:ilvl="0" w:tplc="1B8E79AA">
+    <w:tmpl w:val="6A06CD4A"/>
+    <w:lvl w:ilvl="0" w:tplc="298AFDBC">
       <w:start w:val="1"/>
       <w:numFmt w:val="decimal"/>
       <w:lvlText w:val="%1."/>
@@ -15069,52 +14853,52 @@
         <w:ind w:left="540" w:hanging="360"/>
       </w:pPr>
     </w:lvl>
-    <w:lvl w:ilvl="1" w:tplc="D17622DC">
+    <w:lvl w:ilvl="1" w:tplc="D74873AC">
       <w:numFmt w:val="decimal"/>
       <w:lvlText w:val=""/>
       <w:lvlJc w:val="left"/>
     </w:lvl>
-    <w:lvl w:ilvl="2" w:tplc="BE8EDE40">
+    <w:lvl w:ilvl="2" w:tplc="1DF6C224">
       <w:numFmt w:val="decimal"/>
       <w:lvlText w:val=""/>
       <w:lvlJc w:val="left"/>
     </w:lvl>
-    <w:lvl w:ilvl="3" w:tplc="E6AAC67E">
+    <w:lvl w:ilvl="3" w:tplc="5E2C5B60">
       <w:numFmt w:val="decimal"/>
       <w:lvlText w:val=""/>
       <w:lvlJc w:val="left"/>
     </w:lvl>
-    <w:lvl w:ilvl="4" w:tplc="50960D56">
+    <w:lvl w:ilvl="4" w:tplc="D3527D7A">
       <w:numFmt w:val="decimal"/>
       <w:lvlText w:val=""/>
       <w:lvlJc w:val="left"/>
     </w:lvl>
-    <w:lvl w:ilvl="5" w:tplc="0788295C">
+    <w:lvl w:ilvl="5" w:tplc="28188314">
       <w:numFmt w:val="decimal"/>
       <w:lvlText w:val=""/>
       <w:lvlJc w:val="left"/>
     </w:lvl>
-    <w:lvl w:ilvl="6" w:tplc="3B687AF8">
+    <w:lvl w:ilvl="6" w:tplc="F8B4A59E">
       <w:numFmt w:val="decimal"/>
       <w:lvlText w:val=""/>
       <w:lvlJc w:val="left"/>
     </w:lvl>
-    <w:lvl w:ilvl="7" w:tplc="1BDAD84C">
+    <w:lvl w:ilvl="7" w:tplc="1F12404E">
       <w:numFmt w:val="decimal"/>
       <w:lvlText w:val=""/>
       <w:lvlJc w:val="left"/>
     </w:lvl>
-    <w:lvl w:ilvl="8" w:tplc="66460D72">
+    <w:lvl w:ilvl="8" w:tplc="4E88403A">
       <w:numFmt w:val="decimal"/>
       <w:lvlText w:val=""/>
       <w:lvlJc w:val="left"/>
     </w:lvl>
   </w:abstractNum>
-  <w:abstractNum w:abstractNumId="9" w15:restartNumberingAfterBreak="0">
-    <w:nsid w:val="4E142BC0"/>
+  <w:abstractNum w:abstractNumId="5" w15:restartNumberingAfterBreak="0">
+    <w:nsid w:val="2D4A31C9"/>
     <w:multiLevelType w:val="hybridMultilevel"/>
-    <w:tmpl w:val="2808FF2A"/>
-    <w:lvl w:ilvl="0" w:tplc="8F44A304">
+    <w:tmpl w:val="66B2339C"/>
+    <w:lvl w:ilvl="0" w:tplc="4A0E6AC8">
       <w:start w:val="1"/>
       <w:numFmt w:val="decimal"/>
       <w:lvlText w:val="%1."/>
@@ -15123,52 +14907,52 @@
         <w:ind w:left="540" w:hanging="360"/>
       </w:pPr>
     </w:lvl>
-    <w:lvl w:ilvl="1" w:tplc="6BE48F08">
+    <w:lvl w:ilvl="1" w:tplc="EA58F09C">
       <w:numFmt w:val="decimal"/>
       <w:lvlText w:val=""/>
       <w:lvlJc w:val="left"/>
     </w:lvl>
-    <w:lvl w:ilvl="2" w:tplc="87FAEB68">
+    <w:lvl w:ilvl="2" w:tplc="2EB6499A">
       <w:numFmt w:val="decimal"/>
       <w:lvlText w:val=""/>
       <w:lvlJc w:val="left"/>
     </w:lvl>
-    <w:lvl w:ilvl="3" w:tplc="7212AEDE">
+    <w:lvl w:ilvl="3" w:tplc="2AC08294">
       <w:numFmt w:val="decimal"/>
       <w:lvlText w:val=""/>
       <w:lvlJc w:val="left"/>
     </w:lvl>
-    <w:lvl w:ilvl="4" w:tplc="1BB8D7C0">
+    <w:lvl w:ilvl="4" w:tplc="FA9617E6">
       <w:numFmt w:val="decimal"/>
       <w:lvlText w:val=""/>
       <w:lvlJc w:val="left"/>
     </w:lvl>
-    <w:lvl w:ilvl="5" w:tplc="87FAE70A">
+    <w:lvl w:ilvl="5" w:tplc="437AFF1A">
       <w:numFmt w:val="decimal"/>
       <w:lvlText w:val=""/>
       <w:lvlJc w:val="left"/>
     </w:lvl>
-    <w:lvl w:ilvl="6" w:tplc="15027208">
+    <w:lvl w:ilvl="6" w:tplc="50CC25EA">
       <w:numFmt w:val="decimal"/>
       <w:lvlText w:val=""/>
       <w:lvlJc w:val="left"/>
     </w:lvl>
-    <w:lvl w:ilvl="7" w:tplc="1F069430">
+    <w:lvl w:ilvl="7" w:tplc="C9F8AEF6">
       <w:numFmt w:val="decimal"/>
       <w:lvlText w:val=""/>
       <w:lvlJc w:val="left"/>
     </w:lvl>
-    <w:lvl w:ilvl="8" w:tplc="80F0FA1C">
+    <w:lvl w:ilvl="8" w:tplc="B8F078EE">
       <w:numFmt w:val="decimal"/>
       <w:lvlText w:val=""/>
       <w:lvlJc w:val="left"/>
     </w:lvl>
   </w:abstractNum>
-  <w:abstractNum w:abstractNumId="10" w15:restartNumberingAfterBreak="0">
-    <w:nsid w:val="578C68A2"/>
+  <w:abstractNum w:abstractNumId="6" w15:restartNumberingAfterBreak="0">
+    <w:nsid w:val="334756F0"/>
     <w:multiLevelType w:val="hybridMultilevel"/>
-    <w:tmpl w:val="AF3C1BE4"/>
-    <w:lvl w:ilvl="0" w:tplc="4CE8BB6E">
+    <w:tmpl w:val="D7685D88"/>
+    <w:lvl w:ilvl="0" w:tplc="97CACDA4">
       <w:start w:val="1"/>
       <w:numFmt w:val="decimal"/>
       <w:lvlText w:val="%1."/>
@@ -15177,52 +14961,268 @@
         <w:ind w:left="540" w:hanging="360"/>
       </w:pPr>
     </w:lvl>
-    <w:lvl w:ilvl="1" w:tplc="DF6A61D4">
+    <w:lvl w:ilvl="1" w:tplc="CBF4E71A">
       <w:numFmt w:val="decimal"/>
       <w:lvlText w:val=""/>
       <w:lvlJc w:val="left"/>
     </w:lvl>
-    <w:lvl w:ilvl="2" w:tplc="A0CC3F7C">
+    <w:lvl w:ilvl="2" w:tplc="89A60FF4">
       <w:numFmt w:val="decimal"/>
       <w:lvlText w:val=""/>
       <w:lvlJc w:val="left"/>
     </w:lvl>
-    <w:lvl w:ilvl="3" w:tplc="FDCC18F6">
+    <w:lvl w:ilvl="3" w:tplc="86BC508E">
       <w:numFmt w:val="decimal"/>
       <w:lvlText w:val=""/>
       <w:lvlJc w:val="left"/>
     </w:lvl>
-    <w:lvl w:ilvl="4" w:tplc="F254480E">
+    <w:lvl w:ilvl="4" w:tplc="E2E4F390">
       <w:numFmt w:val="decimal"/>
       <w:lvlText w:val=""/>
       <w:lvlJc w:val="left"/>
     </w:lvl>
-    <w:lvl w:ilvl="5" w:tplc="AFFCF2D2">
+    <w:lvl w:ilvl="5" w:tplc="89CAA518">
       <w:numFmt w:val="decimal"/>
       <w:lvlText w:val=""/>
       <w:lvlJc w:val="left"/>
     </w:lvl>
-    <w:lvl w:ilvl="6" w:tplc="FE4C4978">
+    <w:lvl w:ilvl="6" w:tplc="1CF4249C">
       <w:numFmt w:val="decimal"/>
       <w:lvlText w:val=""/>
       <w:lvlJc w:val="left"/>
     </w:lvl>
-    <w:lvl w:ilvl="7" w:tplc="0B2CD9AE">
+    <w:lvl w:ilvl="7" w:tplc="F978F858">
       <w:numFmt w:val="decimal"/>
       <w:lvlText w:val=""/>
       <w:lvlJc w:val="left"/>
     </w:lvl>
-    <w:lvl w:ilvl="8" w:tplc="62C0ED98">
+    <w:lvl w:ilvl="8" w:tplc="0082C87A">
+      <w:numFmt w:val="decimal"/>
+      <w:lvlText w:val=""/>
+      <w:lvlJc w:val="left"/>
+    </w:lvl>
+  </w:abstractNum>
+  <w:abstractNum w:abstractNumId="7" w15:restartNumberingAfterBreak="0">
+    <w:nsid w:val="3A3139B8"/>
+    <w:multiLevelType w:val="hybridMultilevel"/>
+    <w:tmpl w:val="322662CE"/>
+    <w:lvl w:ilvl="0" w:tplc="177EB27E">
+      <w:start w:val="1"/>
+      <w:numFmt w:val="decimal"/>
+      <w:lvlText w:val="%1."/>
+      <w:lvlJc w:val="left"/>
+      <w:pPr>
+        <w:ind w:left="540" w:hanging="360"/>
+      </w:pPr>
+    </w:lvl>
+    <w:lvl w:ilvl="1" w:tplc="134CCD86">
+      <w:numFmt w:val="decimal"/>
+      <w:lvlText w:val=""/>
+      <w:lvlJc w:val="left"/>
+    </w:lvl>
+    <w:lvl w:ilvl="2" w:tplc="1ED2AD9E">
+      <w:numFmt w:val="decimal"/>
+      <w:lvlText w:val=""/>
+      <w:lvlJc w:val="left"/>
+    </w:lvl>
+    <w:lvl w:ilvl="3" w:tplc="27AAFE64">
+      <w:numFmt w:val="decimal"/>
+      <w:lvlText w:val=""/>
+      <w:lvlJc w:val="left"/>
+    </w:lvl>
+    <w:lvl w:ilvl="4" w:tplc="E87C8766">
+      <w:numFmt w:val="decimal"/>
+      <w:lvlText w:val=""/>
+      <w:lvlJc w:val="left"/>
+    </w:lvl>
+    <w:lvl w:ilvl="5" w:tplc="D0E0B472">
+      <w:numFmt w:val="decimal"/>
+      <w:lvlText w:val=""/>
+      <w:lvlJc w:val="left"/>
+    </w:lvl>
+    <w:lvl w:ilvl="6" w:tplc="14288292">
+      <w:numFmt w:val="decimal"/>
+      <w:lvlText w:val=""/>
+      <w:lvlJc w:val="left"/>
+    </w:lvl>
+    <w:lvl w:ilvl="7" w:tplc="BA0C13F4">
+      <w:numFmt w:val="decimal"/>
+      <w:lvlText w:val=""/>
+      <w:lvlJc w:val="left"/>
+    </w:lvl>
+    <w:lvl w:ilvl="8" w:tplc="B3DA61B8">
+      <w:numFmt w:val="decimal"/>
+      <w:lvlText w:val=""/>
+      <w:lvlJc w:val="left"/>
+    </w:lvl>
+  </w:abstractNum>
+  <w:abstractNum w:abstractNumId="8" w15:restartNumberingAfterBreak="0">
+    <w:nsid w:val="492C65C3"/>
+    <w:multiLevelType w:val="hybridMultilevel"/>
+    <w:tmpl w:val="8B20D358"/>
+    <w:lvl w:ilvl="0" w:tplc="67465C88">
+      <w:start w:val="1"/>
+      <w:numFmt w:val="decimal"/>
+      <w:lvlText w:val="%1."/>
+      <w:lvlJc w:val="left"/>
+      <w:pPr>
+        <w:ind w:left="540" w:hanging="360"/>
+      </w:pPr>
+    </w:lvl>
+    <w:lvl w:ilvl="1" w:tplc="338CD748">
+      <w:numFmt w:val="decimal"/>
+      <w:lvlText w:val=""/>
+      <w:lvlJc w:val="left"/>
+    </w:lvl>
+    <w:lvl w:ilvl="2" w:tplc="7C2643EC">
+      <w:numFmt w:val="decimal"/>
+      <w:lvlText w:val=""/>
+      <w:lvlJc w:val="left"/>
+    </w:lvl>
+    <w:lvl w:ilvl="3" w:tplc="FF7CCE5E">
+      <w:numFmt w:val="decimal"/>
+      <w:lvlText w:val=""/>
+      <w:lvlJc w:val="left"/>
+    </w:lvl>
+    <w:lvl w:ilvl="4" w:tplc="70527C7E">
+      <w:numFmt w:val="decimal"/>
+      <w:lvlText w:val=""/>
+      <w:lvlJc w:val="left"/>
+    </w:lvl>
+    <w:lvl w:ilvl="5" w:tplc="7200F432">
+      <w:numFmt w:val="decimal"/>
+      <w:lvlText w:val=""/>
+      <w:lvlJc w:val="left"/>
+    </w:lvl>
+    <w:lvl w:ilvl="6" w:tplc="CCB4D21E">
+      <w:numFmt w:val="decimal"/>
+      <w:lvlText w:val=""/>
+      <w:lvlJc w:val="left"/>
+    </w:lvl>
+    <w:lvl w:ilvl="7" w:tplc="403EFD86">
+      <w:numFmt w:val="decimal"/>
+      <w:lvlText w:val=""/>
+      <w:lvlJc w:val="left"/>
+    </w:lvl>
+    <w:lvl w:ilvl="8" w:tplc="86B44620">
+      <w:numFmt w:val="decimal"/>
+      <w:lvlText w:val=""/>
+      <w:lvlJc w:val="left"/>
+    </w:lvl>
+  </w:abstractNum>
+  <w:abstractNum w:abstractNumId="9" w15:restartNumberingAfterBreak="0">
+    <w:nsid w:val="4D697316"/>
+    <w:multiLevelType w:val="hybridMultilevel"/>
+    <w:tmpl w:val="AAFAC510"/>
+    <w:lvl w:ilvl="0" w:tplc="A5B49906">
+      <w:start w:val="1"/>
+      <w:numFmt w:val="decimal"/>
+      <w:lvlText w:val="%1."/>
+      <w:lvlJc w:val="left"/>
+      <w:pPr>
+        <w:ind w:left="540" w:hanging="360"/>
+      </w:pPr>
+    </w:lvl>
+    <w:lvl w:ilvl="1" w:tplc="1DAA73D8">
+      <w:numFmt w:val="decimal"/>
+      <w:lvlText w:val=""/>
+      <w:lvlJc w:val="left"/>
+    </w:lvl>
+    <w:lvl w:ilvl="2" w:tplc="C91CB116">
+      <w:numFmt w:val="decimal"/>
+      <w:lvlText w:val=""/>
+      <w:lvlJc w:val="left"/>
+    </w:lvl>
+    <w:lvl w:ilvl="3" w:tplc="449EEA54">
+      <w:numFmt w:val="decimal"/>
+      <w:lvlText w:val=""/>
+      <w:lvlJc w:val="left"/>
+    </w:lvl>
+    <w:lvl w:ilvl="4" w:tplc="19924CB2">
+      <w:numFmt w:val="decimal"/>
+      <w:lvlText w:val=""/>
+      <w:lvlJc w:val="left"/>
+    </w:lvl>
+    <w:lvl w:ilvl="5" w:tplc="BCAC9520">
+      <w:numFmt w:val="decimal"/>
+      <w:lvlText w:val=""/>
+      <w:lvlJc w:val="left"/>
+    </w:lvl>
+    <w:lvl w:ilvl="6" w:tplc="5AAA8A64">
+      <w:numFmt w:val="decimal"/>
+      <w:lvlText w:val=""/>
+      <w:lvlJc w:val="left"/>
+    </w:lvl>
+    <w:lvl w:ilvl="7" w:tplc="9D460A0C">
+      <w:numFmt w:val="decimal"/>
+      <w:lvlText w:val=""/>
+      <w:lvlJc w:val="left"/>
+    </w:lvl>
+    <w:lvl w:ilvl="8" w:tplc="E2E28520">
+      <w:numFmt w:val="decimal"/>
+      <w:lvlText w:val=""/>
+      <w:lvlJc w:val="left"/>
+    </w:lvl>
+  </w:abstractNum>
+  <w:abstractNum w:abstractNumId="10" w15:restartNumberingAfterBreak="0">
+    <w:nsid w:val="61611C0A"/>
+    <w:multiLevelType w:val="hybridMultilevel"/>
+    <w:tmpl w:val="D97E7766"/>
+    <w:lvl w:ilvl="0" w:tplc="256E3294">
+      <w:start w:val="1"/>
+      <w:numFmt w:val="decimal"/>
+      <w:lvlText w:val="%1."/>
+      <w:lvlJc w:val="left"/>
+      <w:pPr>
+        <w:ind w:left="540" w:hanging="360"/>
+      </w:pPr>
+    </w:lvl>
+    <w:lvl w:ilvl="1" w:tplc="E3F23BCA">
+      <w:numFmt w:val="decimal"/>
+      <w:lvlText w:val=""/>
+      <w:lvlJc w:val="left"/>
+    </w:lvl>
+    <w:lvl w:ilvl="2" w:tplc="43CEB6E8">
+      <w:numFmt w:val="decimal"/>
+      <w:lvlText w:val=""/>
+      <w:lvlJc w:val="left"/>
+    </w:lvl>
+    <w:lvl w:ilvl="3" w:tplc="94CE1560">
+      <w:numFmt w:val="decimal"/>
+      <w:lvlText w:val=""/>
+      <w:lvlJc w:val="left"/>
+    </w:lvl>
+    <w:lvl w:ilvl="4" w:tplc="777C6A36">
+      <w:numFmt w:val="decimal"/>
+      <w:lvlText w:val=""/>
+      <w:lvlJc w:val="left"/>
+    </w:lvl>
+    <w:lvl w:ilvl="5" w:tplc="242AAB9E">
+      <w:numFmt w:val="decimal"/>
+      <w:lvlText w:val=""/>
+      <w:lvlJc w:val="left"/>
+    </w:lvl>
+    <w:lvl w:ilvl="6" w:tplc="55400F72">
+      <w:numFmt w:val="decimal"/>
+      <w:lvlText w:val=""/>
+      <w:lvlJc w:val="left"/>
+    </w:lvl>
+    <w:lvl w:ilvl="7" w:tplc="F328E5CA">
+      <w:numFmt w:val="decimal"/>
+      <w:lvlText w:val=""/>
+      <w:lvlJc w:val="left"/>
+    </w:lvl>
+    <w:lvl w:ilvl="8" w:tplc="09F4106A">
       <w:numFmt w:val="decimal"/>
       <w:lvlText w:val=""/>
       <w:lvlJc w:val="left"/>
     </w:lvl>
   </w:abstractNum>
   <w:abstractNum w:abstractNumId="11" w15:restartNumberingAfterBreak="0">
-    <w:nsid w:val="5D1A7FB2"/>
+    <w:nsid w:val="65036494"/>
     <w:multiLevelType w:val="hybridMultilevel"/>
-    <w:tmpl w:val="3CA85D98"/>
-    <w:lvl w:ilvl="0" w:tplc="1C0656EA">
+    <w:tmpl w:val="B2E45D16"/>
+    <w:lvl w:ilvl="0" w:tplc="8BA26CAA">
       <w:start w:val="1"/>
       <w:numFmt w:val="bullet"/>
       <w:lvlText w:val="•"/>
@@ -15231,52 +15231,52 @@
         <w:ind w:left="540" w:hanging="300"/>
       </w:pPr>
     </w:lvl>
-    <w:lvl w:ilvl="1" w:tplc="BDE0D3F0">
+    <w:lvl w:ilvl="1" w:tplc="1C32F0D6">
       <w:numFmt w:val="decimal"/>
       <w:lvlText w:val=""/>
       <w:lvlJc w:val="left"/>
     </w:lvl>
-    <w:lvl w:ilvl="2" w:tplc="5448B14E">
+    <w:lvl w:ilvl="2" w:tplc="D84676E6">
       <w:numFmt w:val="decimal"/>
       <w:lvlText w:val=""/>
       <w:lvlJc w:val="left"/>
     </w:lvl>
-    <w:lvl w:ilvl="3" w:tplc="6C74F9EC">
+    <w:lvl w:ilvl="3" w:tplc="FB7680FE">
       <w:numFmt w:val="decimal"/>
       <w:lvlText w:val=""/>
       <w:lvlJc w:val="left"/>
     </w:lvl>
-    <w:lvl w:ilvl="4" w:tplc="6E96E7AE">
+    <w:lvl w:ilvl="4" w:tplc="0E9607C0">
       <w:numFmt w:val="decimal"/>
       <w:lvlText w:val=""/>
       <w:lvlJc w:val="left"/>
     </w:lvl>
-    <w:lvl w:ilvl="5" w:tplc="A092A358">
+    <w:lvl w:ilvl="5" w:tplc="C21AEA3C">
       <w:numFmt w:val="decimal"/>
       <w:lvlText w:val=""/>
       <w:lvlJc w:val="left"/>
     </w:lvl>
-    <w:lvl w:ilvl="6" w:tplc="F824287A">
+    <w:lvl w:ilvl="6" w:tplc="A9ACDBE0">
       <w:numFmt w:val="decimal"/>
       <w:lvlText w:val=""/>
       <w:lvlJc w:val="left"/>
     </w:lvl>
-    <w:lvl w:ilvl="7" w:tplc="39F4D0E8">
+    <w:lvl w:ilvl="7" w:tplc="E370E408">
       <w:numFmt w:val="decimal"/>
       <w:lvlText w:val=""/>
       <w:lvlJc w:val="left"/>
     </w:lvl>
-    <w:lvl w:ilvl="8" w:tplc="ECB8E10E">
+    <w:lvl w:ilvl="8" w:tplc="B9AA2164">
       <w:numFmt w:val="decimal"/>
       <w:lvlText w:val=""/>
       <w:lvlJc w:val="left"/>
     </w:lvl>
   </w:abstractNum>
   <w:abstractNum w:abstractNumId="12" w15:restartNumberingAfterBreak="0">
-    <w:nsid w:val="71FC1717"/>
+    <w:nsid w:val="790C062F"/>
     <w:multiLevelType w:val="hybridMultilevel"/>
-    <w:tmpl w:val="07CA4B1C"/>
-    <w:lvl w:ilvl="0" w:tplc="CCDCBD0C">
+    <w:tmpl w:val="C1E629F4"/>
+    <w:lvl w:ilvl="0" w:tplc="D4205D10">
       <w:start w:val="1"/>
       <w:numFmt w:val="decimal"/>
       <w:lvlText w:val="%1."/>
@@ -15285,52 +15285,52 @@
         <w:ind w:left="540" w:hanging="360"/>
       </w:pPr>
     </w:lvl>
-    <w:lvl w:ilvl="1" w:tplc="0C44D488">
+    <w:lvl w:ilvl="1" w:tplc="C324E2AC">
       <w:numFmt w:val="decimal"/>
       <w:lvlText w:val=""/>
       <w:lvlJc w:val="left"/>
     </w:lvl>
-    <w:lvl w:ilvl="2" w:tplc="F4308EAE">
+    <w:lvl w:ilvl="2" w:tplc="A4B67E3C">
       <w:numFmt w:val="decimal"/>
       <w:lvlText w:val=""/>
       <w:lvlJc w:val="left"/>
     </w:lvl>
-    <w:lvl w:ilvl="3" w:tplc="49F0EE4E">
+    <w:lvl w:ilvl="3" w:tplc="26829D7E">
       <w:numFmt w:val="decimal"/>
       <w:lvlText w:val=""/>
       <w:lvlJc w:val="left"/>
     </w:lvl>
-    <w:lvl w:ilvl="4" w:tplc="EC8C7EB6">
+    <w:lvl w:ilvl="4" w:tplc="8A6E2DDA">
       <w:numFmt w:val="decimal"/>
       <w:lvlText w:val=""/>
       <w:lvlJc w:val="left"/>
     </w:lvl>
-    <w:lvl w:ilvl="5" w:tplc="ABAECDBC">
+    <w:lvl w:ilvl="5" w:tplc="50F2D5E4">
       <w:numFmt w:val="decimal"/>
       <w:lvlText w:val=""/>
       <w:lvlJc w:val="left"/>
     </w:lvl>
-    <w:lvl w:ilvl="6" w:tplc="1E2E2FF2">
+    <w:lvl w:ilvl="6" w:tplc="3E4075D8">
       <w:numFmt w:val="decimal"/>
       <w:lvlText w:val=""/>
       <w:lvlJc w:val="left"/>
     </w:lvl>
-    <w:lvl w:ilvl="7" w:tplc="9FC60F5E">
+    <w:lvl w:ilvl="7" w:tplc="718C9FBA">
       <w:numFmt w:val="decimal"/>
       <w:lvlText w:val=""/>
       <w:lvlJc w:val="left"/>
     </w:lvl>
-    <w:lvl w:ilvl="8" w:tplc="DA8E175A">
+    <w:lvl w:ilvl="8" w:tplc="1D62A54C">
       <w:numFmt w:val="decimal"/>
       <w:lvlText w:val=""/>
       <w:lvlJc w:val="left"/>
     </w:lvl>
   </w:abstractNum>
   <w:abstractNum w:abstractNumId="13" w15:restartNumberingAfterBreak="0">
-    <w:nsid w:val="754B0854"/>
+    <w:nsid w:val="791A3F8B"/>
     <w:multiLevelType w:val="hybridMultilevel"/>
-    <w:tmpl w:val="4052F62A"/>
-    <w:lvl w:ilvl="0" w:tplc="4BAA2D26">
+    <w:tmpl w:val="D5BC3A70"/>
+    <w:lvl w:ilvl="0" w:tplc="2E90D31C">
       <w:start w:val="1"/>
       <w:numFmt w:val="decimal"/>
       <w:lvlText w:val="%1."/>
@@ -15339,73 +15339,73 @@
         <w:ind w:left="540" w:hanging="360"/>
       </w:pPr>
     </w:lvl>
-    <w:lvl w:ilvl="1" w:tplc="8CC287FC">
+    <w:lvl w:ilvl="1" w:tplc="5ACA70E2">
       <w:numFmt w:val="decimal"/>
       <w:lvlText w:val=""/>
       <w:lvlJc w:val="left"/>
     </w:lvl>
-    <w:lvl w:ilvl="2" w:tplc="563475C0">
+    <w:lvl w:ilvl="2" w:tplc="2DC2C43A">
       <w:numFmt w:val="decimal"/>
       <w:lvlText w:val=""/>
       <w:lvlJc w:val="left"/>
     </w:lvl>
-    <w:lvl w:ilvl="3" w:tplc="BD5CEE5E">
+    <w:lvl w:ilvl="3" w:tplc="876264E0">
       <w:numFmt w:val="decimal"/>
       <w:lvlText w:val=""/>
       <w:lvlJc w:val="left"/>
     </w:lvl>
-    <w:lvl w:ilvl="4" w:tplc="2B9A29DA">
+    <w:lvl w:ilvl="4" w:tplc="40F0C144">
       <w:numFmt w:val="decimal"/>
       <w:lvlText w:val=""/>
       <w:lvlJc w:val="left"/>
     </w:lvl>
-    <w:lvl w:ilvl="5" w:tplc="FE942D7A">
+    <w:lvl w:ilvl="5" w:tplc="FCB691DE">
       <w:numFmt w:val="decimal"/>
       <w:lvlText w:val=""/>
       <w:lvlJc w:val="left"/>
     </w:lvl>
-    <w:lvl w:ilvl="6" w:tplc="0DA8447C">
+    <w:lvl w:ilvl="6" w:tplc="62446922">
       <w:numFmt w:val="decimal"/>
       <w:lvlText w:val=""/>
       <w:lvlJc w:val="left"/>
     </w:lvl>
-    <w:lvl w:ilvl="7" w:tplc="ACD61F76">
+    <w:lvl w:ilvl="7" w:tplc="C4D812A2">
       <w:numFmt w:val="decimal"/>
       <w:lvlText w:val=""/>
       <w:lvlJc w:val="left"/>
     </w:lvl>
-    <w:lvl w:ilvl="8" w:tplc="490CE716">
+    <w:lvl w:ilvl="8" w:tplc="429A7A8A">
       <w:numFmt w:val="decimal"/>
       <w:lvlText w:val=""/>
       <w:lvlJc w:val="left"/>
     </w:lvl>
   </w:abstractNum>
-  <w:num w:numId="1" w16cid:durableId="1635863937">
-    <w:abstractNumId w:val="7"/>
+  <w:num w:numId="1" w16cid:durableId="1564607967">
+    <w:abstractNumId w:val="3"/>
     <w:lvlOverride w:ilvl="0">
       <w:startOverride w:val="1"/>
     </w:lvlOverride>
   </w:num>
-  <w:num w:numId="2" w16cid:durableId="1627153499">
+  <w:num w:numId="2" w16cid:durableId="799615180">
     <w:abstractNumId w:val="11"/>
     <w:lvlOverride w:ilvl="0">
       <w:startOverride w:val="1"/>
     </w:lvlOverride>
   </w:num>
-  <w:num w:numId="3" w16cid:durableId="1142424966">
-    <w:abstractNumId w:val="6"/>
+  <w:num w:numId="3" w16cid:durableId="1679037171">
+    <w:abstractNumId w:val="5"/>
     <w:lvlOverride w:ilvl="0">
       <w:startOverride w:val="1"/>
     </w:lvlOverride>
   </w:num>
-  <w:num w:numId="4" w16cid:durableId="2033260887">
-    <w:abstractNumId w:val="0"/>
+  <w:num w:numId="4" w16cid:durableId="1293319283">
+    <w:abstractNumId w:val="4"/>
     <w:lvlOverride w:ilvl="0">
       <w:startOverride w:val="1"/>
     </w:lvlOverride>
   </w:num>
-  <w:num w:numId="5" w16cid:durableId="2129349087">
-    <w:abstractNumId w:val="13"/>
+  <w:num w:numId="5" w16cid:durableId="1664046169">
+    <w:abstractNumId w:val="9"/>
     <w:lvlOverride w:ilvl="0">
       <w:startOverride w:val="1"/>
     </w:lvlOverride>
@@ -16016,7 +16016,7 @@
     <w:autoRedefine/>
     <w:uiPriority w:val="39"/>
     <w:unhideWhenUsed/>
-    <w:rsid w:val="00C83E3A"/>
+    <w:rsid w:val="00D42098"/>
   </w:style>
   <w:style w:type="paragraph" w:styleId="20">
     <w:name w:val="toc 2"/>
@@ -16025,7 +16025,7 @@
     <w:autoRedefine/>
     <w:uiPriority w:val="39"/>
     <w:unhideWhenUsed/>
-    <w:rsid w:val="00C83E3A"/>
+    <w:rsid w:val="00D42098"/>
     <w:pPr>
       <w:ind w:leftChars="100" w:left="200"/>
     </w:pPr>
@@ -16036,7 +16036,7 @@
     <w:link w:val="ad"/>
     <w:uiPriority w:val="99"/>
     <w:unhideWhenUsed/>
-    <w:rsid w:val="00C83E3A"/>
+    <w:rsid w:val="00D42098"/>
     <w:pPr>
       <w:tabs>
         <w:tab w:val="center" w:pos="4252"/>
@@ -16050,7 +16050,7 @@
     <w:basedOn w:val="a0"/>
     <w:link w:val="ac"/>
     <w:uiPriority w:val="99"/>
-    <w:rsid w:val="00C83E3A"/>
+    <w:rsid w:val="00D42098"/>
   </w:style>
   <w:style w:type="paragraph" w:styleId="ae">
     <w:name w:val="footer"/>
@@ -16058,7 +16058,7 @@
     <w:link w:val="af"/>
     <w:uiPriority w:val="99"/>
     <w:unhideWhenUsed/>
-    <w:rsid w:val="00C83E3A"/>
+    <w:rsid w:val="00D42098"/>
     <w:pPr>
       <w:tabs>
         <w:tab w:val="center" w:pos="4252"/>
@@ -16072,7 +16072,7 @@
     <w:basedOn w:val="a0"/>
     <w:link w:val="ae"/>
     <w:uiPriority w:val="99"/>
-    <w:rsid w:val="00C83E3A"/>
+    <w:rsid w:val="00D42098"/>
   </w:style>
 </w:styles>
 </file>
